--- a/Duplicate_handle.docx
+++ b/Duplicate_handle.docx
@@ -11,8 +11,6 @@
           <w:b/>
           <w:bCs/>
           <w:kern w:val="36"/>
-          <w:sz w:val="24"/>
-          <w:szCs w:val="24"/>
           <w:lang w:eastAsia="en-IN"/>
         </w:rPr>
       </w:pPr>
@@ -22,8 +20,6 @@
           <w:b/>
           <w:bCs/>
           <w:kern w:val="36"/>
-          <w:sz w:val="24"/>
-          <w:szCs w:val="24"/>
           <w:lang w:eastAsia="en-IN"/>
         </w:rPr>
         <w:t>What Are Duplicates?</w:t>
@@ -34,16 +30,12 @@
         <w:spacing w:before="100" w:beforeAutospacing="1" w:after="100" w:afterAutospacing="1" w:line="240" w:lineRule="auto"/>
         <w:rPr>
           <w:rFonts w:eastAsia="Times New Roman" w:cstheme="minorHAnsi"/>
-          <w:sz w:val="24"/>
-          <w:szCs w:val="24"/>
-          <w:lang w:eastAsia="en-IN"/>
-        </w:rPr>
-      </w:pPr>
-      <w:r>
-        <w:rPr>
-          <w:rFonts w:eastAsia="Times New Roman" w:cstheme="minorHAnsi"/>
-          <w:sz w:val="24"/>
-          <w:szCs w:val="24"/>
+          <w:lang w:eastAsia="en-IN"/>
+        </w:rPr>
+      </w:pPr>
+      <w:r>
+        <w:rPr>
+          <w:rFonts w:eastAsia="Times New Roman" w:cstheme="minorHAnsi"/>
           <w:lang w:eastAsia="en-IN"/>
         </w:rPr>
         <w:t>Duplicates mean:</w:t>
@@ -58,16 +50,12 @@
         <w:spacing w:before="100" w:beforeAutospacing="1" w:after="100" w:afterAutospacing="1" w:line="240" w:lineRule="auto"/>
         <w:rPr>
           <w:rFonts w:eastAsia="Times New Roman" w:cstheme="minorHAnsi"/>
-          <w:sz w:val="24"/>
-          <w:szCs w:val="24"/>
-          <w:lang w:eastAsia="en-IN"/>
-        </w:rPr>
-      </w:pPr>
-      <w:r>
-        <w:rPr>
-          <w:rFonts w:eastAsia="Times New Roman" w:cstheme="minorHAnsi"/>
-          <w:sz w:val="24"/>
-          <w:szCs w:val="24"/>
+          <w:lang w:eastAsia="en-IN"/>
+        </w:rPr>
+      </w:pPr>
+      <w:r>
+        <w:rPr>
+          <w:rFonts w:eastAsia="Times New Roman" w:cstheme="minorHAnsi"/>
           <w:lang w:eastAsia="en-IN"/>
         </w:rPr>
         <w:t xml:space="preserve">Same logical record appears </w:t>
@@ -77,8 +65,6 @@
           <w:rFonts w:eastAsia="Times New Roman" w:cstheme="minorHAnsi"/>
           <w:b/>
           <w:bCs/>
-          <w:sz w:val="24"/>
-          <w:szCs w:val="24"/>
           <w:lang w:eastAsia="en-IN"/>
         </w:rPr>
         <w:t>more than once</w:t>
@@ -93,16 +79,12 @@
         <w:spacing w:before="100" w:beforeAutospacing="1" w:after="100" w:afterAutospacing="1" w:line="240" w:lineRule="auto"/>
         <w:rPr>
           <w:rFonts w:eastAsia="Times New Roman" w:cstheme="minorHAnsi"/>
-          <w:sz w:val="24"/>
-          <w:szCs w:val="24"/>
-          <w:lang w:eastAsia="en-IN"/>
-        </w:rPr>
-      </w:pPr>
-      <w:r>
-        <w:rPr>
-          <w:rFonts w:eastAsia="Times New Roman" w:cstheme="minorHAnsi"/>
-          <w:sz w:val="24"/>
-          <w:szCs w:val="24"/>
+          <w:lang w:eastAsia="en-IN"/>
+        </w:rPr>
+      </w:pPr>
+      <w:r>
+        <w:rPr>
+          <w:rFonts w:eastAsia="Times New Roman" w:cstheme="minorHAnsi"/>
           <w:lang w:eastAsia="en-IN"/>
         </w:rPr>
         <w:t>Can be based on:</w:t>
@@ -118,17 +100,13 @@
         <w:rPr>
           <w:rFonts w:eastAsia="Times New Roman" w:cstheme="minorHAnsi"/>
           <w:noProof/>
-          <w:sz w:val="24"/>
-          <w:szCs w:val="24"/>
-          <w:lang w:eastAsia="en-IN"/>
-        </w:rPr>
-      </w:pPr>
-      <w:r>
-        <w:rPr>
-          <w:rFonts w:eastAsia="Times New Roman" w:cstheme="minorHAnsi"/>
-          <w:noProof/>
-          <w:sz w:val="24"/>
-          <w:szCs w:val="24"/>
+          <w:lang w:eastAsia="en-IN"/>
+        </w:rPr>
+      </w:pPr>
+      <w:r>
+        <w:rPr>
+          <w:rFonts w:eastAsia="Times New Roman" w:cstheme="minorHAnsi"/>
+          <w:noProof/>
           <w:lang w:eastAsia="en-IN"/>
         </w:rPr>
         <w:t>One column (email, customer_id)</w:t>
@@ -144,17 +122,13 @@
         <w:rPr>
           <w:rFonts w:eastAsia="Times New Roman" w:cstheme="minorHAnsi"/>
           <w:noProof/>
-          <w:sz w:val="24"/>
-          <w:szCs w:val="24"/>
-          <w:lang w:eastAsia="en-IN"/>
-        </w:rPr>
-      </w:pPr>
-      <w:r>
-        <w:rPr>
-          <w:rFonts w:eastAsia="Times New Roman" w:cstheme="minorHAnsi"/>
-          <w:noProof/>
-          <w:sz w:val="24"/>
-          <w:szCs w:val="24"/>
+          <w:lang w:eastAsia="en-IN"/>
+        </w:rPr>
+      </w:pPr>
+      <w:r>
+        <w:rPr>
+          <w:rFonts w:eastAsia="Times New Roman" w:cstheme="minorHAnsi"/>
+          <w:noProof/>
           <w:lang w:eastAsia="en-IN"/>
         </w:rPr>
         <w:t>Multiple columns (name + phone)</w:t>
@@ -166,17 +140,13 @@
         <w:rPr>
           <w:rFonts w:eastAsia="Times New Roman" w:cstheme="minorHAnsi"/>
           <w:noProof/>
-          <w:sz w:val="24"/>
-          <w:szCs w:val="24"/>
-          <w:lang w:eastAsia="en-IN"/>
-        </w:rPr>
-      </w:pPr>
-      <w:r>
-        <w:rPr>
-          <w:rFonts w:eastAsia="Times New Roman" w:cstheme="minorHAnsi"/>
-          <w:noProof/>
-          <w:sz w:val="24"/>
-          <w:szCs w:val="24"/>
+          <w:lang w:eastAsia="en-IN"/>
+        </w:rPr>
+      </w:pPr>
+      <w:r>
+        <w:rPr>
+          <w:rFonts w:eastAsia="Times New Roman" w:cstheme="minorHAnsi"/>
+          <w:noProof/>
           <w:lang w:eastAsia="en-IN"/>
         </w:rPr>
         <w:t>Example table:</w:t>
@@ -206,17 +176,13 @@
         <w:rPr>
           <w:rFonts w:eastAsia="Times New Roman" w:cstheme="minorHAnsi"/>
           <w:noProof/>
-          <w:sz w:val="24"/>
-          <w:szCs w:val="24"/>
-          <w:lang w:eastAsia="en-IN"/>
-        </w:rPr>
-      </w:pPr>
-      <w:r>
-        <w:rPr>
-          <w:rFonts w:eastAsia="Times New Roman" w:cstheme="minorHAnsi"/>
-          <w:noProof/>
-          <w:sz w:val="24"/>
-          <w:szCs w:val="24"/>
+          <w:lang w:eastAsia="en-IN"/>
+        </w:rPr>
+      </w:pPr>
+      <w:r>
+        <w:rPr>
+          <w:rFonts w:eastAsia="Times New Roman" w:cstheme="minorHAnsi"/>
+          <w:noProof/>
           <w:lang w:eastAsia="en-IN"/>
         </w:rPr>
         <w:t>employees</w:t>
@@ -245,16 +211,12 @@
         <w:spacing w:after="0" w:line="240" w:lineRule="auto"/>
         <w:rPr>
           <w:rFonts w:eastAsia="Times New Roman" w:cstheme="minorHAnsi"/>
-          <w:sz w:val="24"/>
-          <w:szCs w:val="24"/>
-          <w:lang w:eastAsia="en-IN"/>
-        </w:rPr>
-      </w:pPr>
-      <w:r>
-        <w:rPr>
-          <w:rFonts w:eastAsia="Times New Roman" w:cstheme="minorHAnsi"/>
-          <w:sz w:val="24"/>
-          <w:szCs w:val="24"/>
+          <w:lang w:eastAsia="en-IN"/>
+        </w:rPr>
+      </w:pPr>
+      <w:r>
+        <w:rPr>
+          <w:rFonts w:eastAsia="Times New Roman" w:cstheme="minorHAnsi"/>
           <w:lang w:eastAsia="en-IN"/>
         </w:rPr>
         <w:t>--------------------------</w:t>
@@ -284,17 +246,13 @@
         <w:rPr>
           <w:rFonts w:eastAsia="Times New Roman" w:cstheme="minorHAnsi"/>
           <w:noProof/>
-          <w:sz w:val="24"/>
-          <w:szCs w:val="24"/>
-          <w:lang w:eastAsia="en-IN"/>
-        </w:rPr>
-      </w:pPr>
-      <w:r>
-        <w:rPr>
-          <w:rFonts w:eastAsia="Times New Roman" w:cstheme="minorHAnsi"/>
-          <w:noProof/>
-          <w:sz w:val="24"/>
-          <w:szCs w:val="24"/>
+          <w:lang w:eastAsia="en-IN"/>
+        </w:rPr>
+      </w:pPr>
+      <w:r>
+        <w:rPr>
+          <w:rFonts w:eastAsia="Times New Roman" w:cstheme="minorHAnsi"/>
+          <w:noProof/>
           <w:lang w:eastAsia="en-IN"/>
         </w:rPr>
         <w:t>emp_id | name | email | salary</w:t>
@@ -324,8 +282,6 @@
         <w:rPr>
           <w:rFonts w:eastAsia="Times New Roman" w:cstheme="minorHAnsi"/>
           <w:noProof/>
-          <w:sz w:val="24"/>
-          <w:szCs w:val="24"/>
           <w:lang w:eastAsia="en-IN"/>
         </w:rPr>
       </w:pPr>
@@ -337,10 +293,10 @@
         <w:tblLook w:val="04A0" w:firstRow="1" w:lastRow="0" w:firstColumn="1" w:lastColumn="0" w:noHBand="0" w:noVBand="1"/>
       </w:tblPr>
       <w:tblGrid>
-        <w:gridCol w:w="1197"/>
-        <w:gridCol w:w="964"/>
-        <w:gridCol w:w="1797"/>
-        <w:gridCol w:w="1019"/>
+        <w:gridCol w:w="1199"/>
+        <w:gridCol w:w="969"/>
+        <w:gridCol w:w="1786"/>
+        <w:gridCol w:w="1023"/>
       </w:tblGrid>
       <w:tr>
         <w:trPr>
@@ -359,8 +315,6 @@
                 <w:b/>
                 <w:bCs/>
                 <w:noProof/>
-                <w:sz w:val="24"/>
-                <w:szCs w:val="24"/>
                 <w:lang w:eastAsia="en-IN"/>
               </w:rPr>
             </w:pPr>
@@ -370,8 +324,6 @@
                 <w:b/>
                 <w:bCs/>
                 <w:noProof/>
-                <w:sz w:val="24"/>
-                <w:szCs w:val="24"/>
                 <w:lang w:eastAsia="en-IN"/>
               </w:rPr>
               <w:t>emp_id</w:t>
@@ -391,8 +343,6 @@
                 <w:b/>
                 <w:bCs/>
                 <w:noProof/>
-                <w:sz w:val="24"/>
-                <w:szCs w:val="24"/>
                 <w:lang w:eastAsia="en-IN"/>
               </w:rPr>
             </w:pPr>
@@ -402,8 +352,6 @@
                 <w:b/>
                 <w:bCs/>
                 <w:noProof/>
-                <w:sz w:val="24"/>
-                <w:szCs w:val="24"/>
                 <w:lang w:eastAsia="en-IN"/>
               </w:rPr>
               <w:t>name</w:t>
@@ -423,8 +371,6 @@
                 <w:b/>
                 <w:bCs/>
                 <w:noProof/>
-                <w:sz w:val="24"/>
-                <w:szCs w:val="24"/>
                 <w:lang w:eastAsia="en-IN"/>
               </w:rPr>
             </w:pPr>
@@ -434,8 +380,6 @@
                 <w:b/>
                 <w:bCs/>
                 <w:noProof/>
-                <w:sz w:val="24"/>
-                <w:szCs w:val="24"/>
                 <w:lang w:eastAsia="en-IN"/>
               </w:rPr>
               <w:t>email</w:t>
@@ -455,8 +399,6 @@
                 <w:b/>
                 <w:bCs/>
                 <w:noProof/>
-                <w:sz w:val="24"/>
-                <w:szCs w:val="24"/>
                 <w:lang w:eastAsia="en-IN"/>
               </w:rPr>
             </w:pPr>
@@ -466,8 +408,6 @@
                 <w:b/>
                 <w:bCs/>
                 <w:noProof/>
-                <w:sz w:val="24"/>
-                <w:szCs w:val="24"/>
                 <w:lang w:eastAsia="en-IN"/>
               </w:rPr>
               <w:t>salary</w:t>
@@ -488,16 +428,12 @@
             <w:pPr>
               <w:rPr>
                 <w:rFonts w:eastAsia="Times New Roman" w:cstheme="minorHAnsi"/>
-                <w:sz w:val="24"/>
-                <w:szCs w:val="24"/>
                 <w:lang w:eastAsia="en-IN"/>
               </w:rPr>
             </w:pPr>
             <w:r>
               <w:rPr>
                 <w:rFonts w:eastAsia="Times New Roman" w:cstheme="minorHAnsi"/>
-                <w:sz w:val="24"/>
-                <w:szCs w:val="24"/>
                 <w:lang w:eastAsia="en-IN"/>
               </w:rPr>
               <w:t>1</w:t>
@@ -513,16 +449,12 @@
             <w:pPr>
               <w:rPr>
                 <w:rFonts w:eastAsia="Times New Roman" w:cstheme="minorHAnsi"/>
-                <w:sz w:val="24"/>
-                <w:szCs w:val="24"/>
                 <w:lang w:eastAsia="en-IN"/>
               </w:rPr>
             </w:pPr>
             <w:r>
               <w:rPr>
                 <w:rFonts w:eastAsia="Times New Roman" w:cstheme="minorHAnsi"/>
-                <w:sz w:val="24"/>
-                <w:szCs w:val="24"/>
                 <w:lang w:eastAsia="en-IN"/>
               </w:rPr>
               <w:t>A</w:t>
@@ -538,16 +470,12 @@
             <w:pPr>
               <w:rPr>
                 <w:rFonts w:eastAsia="Times New Roman" w:cstheme="minorHAnsi"/>
-                <w:sz w:val="24"/>
-                <w:szCs w:val="24"/>
                 <w:lang w:eastAsia="en-IN"/>
               </w:rPr>
             </w:pPr>
             <w:r>
               <w:rPr>
                 <w:rFonts w:eastAsia="Times New Roman" w:cstheme="minorHAnsi"/>
-                <w:sz w:val="24"/>
-                <w:szCs w:val="24"/>
                 <w:lang w:eastAsia="en-IN"/>
               </w:rPr>
               <w:t>a@mail.com</w:t>
@@ -563,16 +491,12 @@
             <w:pPr>
               <w:rPr>
                 <w:rFonts w:eastAsia="Times New Roman" w:cstheme="minorHAnsi"/>
-                <w:sz w:val="24"/>
-                <w:szCs w:val="24"/>
                 <w:lang w:eastAsia="en-IN"/>
               </w:rPr>
             </w:pPr>
             <w:r>
               <w:rPr>
                 <w:rFonts w:eastAsia="Times New Roman" w:cstheme="minorHAnsi"/>
-                <w:sz w:val="24"/>
-                <w:szCs w:val="24"/>
                 <w:lang w:eastAsia="en-IN"/>
               </w:rPr>
               <w:t>50000</w:t>
@@ -593,16 +517,12 @@
             <w:pPr>
               <w:rPr>
                 <w:rFonts w:eastAsia="Times New Roman" w:cstheme="minorHAnsi"/>
-                <w:sz w:val="24"/>
-                <w:szCs w:val="24"/>
                 <w:lang w:eastAsia="en-IN"/>
               </w:rPr>
             </w:pPr>
             <w:r>
               <w:rPr>
                 <w:rFonts w:eastAsia="Times New Roman" w:cstheme="minorHAnsi"/>
-                <w:sz w:val="24"/>
-                <w:szCs w:val="24"/>
                 <w:lang w:eastAsia="en-IN"/>
               </w:rPr>
               <w:t>2</w:t>
@@ -618,16 +538,12 @@
             <w:pPr>
               <w:rPr>
                 <w:rFonts w:eastAsia="Times New Roman" w:cstheme="minorHAnsi"/>
-                <w:sz w:val="24"/>
-                <w:szCs w:val="24"/>
                 <w:lang w:eastAsia="en-IN"/>
               </w:rPr>
             </w:pPr>
             <w:r>
               <w:rPr>
                 <w:rFonts w:eastAsia="Times New Roman" w:cstheme="minorHAnsi"/>
-                <w:sz w:val="24"/>
-                <w:szCs w:val="24"/>
                 <w:lang w:eastAsia="en-IN"/>
               </w:rPr>
               <w:t>A</w:t>
@@ -643,16 +559,12 @@
             <w:pPr>
               <w:rPr>
                 <w:rFonts w:eastAsia="Times New Roman" w:cstheme="minorHAnsi"/>
-                <w:sz w:val="24"/>
-                <w:szCs w:val="24"/>
                 <w:lang w:eastAsia="en-IN"/>
               </w:rPr>
             </w:pPr>
             <w:r>
               <w:rPr>
                 <w:rFonts w:eastAsia="Times New Roman" w:cstheme="minorHAnsi"/>
-                <w:sz w:val="24"/>
-                <w:szCs w:val="24"/>
                 <w:lang w:eastAsia="en-IN"/>
               </w:rPr>
               <w:t>a@mail.com</w:t>
@@ -668,16 +580,12 @@
             <w:pPr>
               <w:rPr>
                 <w:rFonts w:eastAsia="Times New Roman" w:cstheme="minorHAnsi"/>
-                <w:sz w:val="24"/>
-                <w:szCs w:val="24"/>
                 <w:lang w:eastAsia="en-IN"/>
               </w:rPr>
             </w:pPr>
             <w:r>
               <w:rPr>
                 <w:rFonts w:eastAsia="Times New Roman" w:cstheme="minorHAnsi"/>
-                <w:sz w:val="24"/>
-                <w:szCs w:val="24"/>
                 <w:lang w:eastAsia="en-IN"/>
               </w:rPr>
               <w:t>50000</w:t>
@@ -698,16 +606,12 @@
             <w:pPr>
               <w:rPr>
                 <w:rFonts w:eastAsia="Times New Roman" w:cstheme="minorHAnsi"/>
-                <w:sz w:val="24"/>
-                <w:szCs w:val="24"/>
                 <w:lang w:eastAsia="en-IN"/>
               </w:rPr>
             </w:pPr>
             <w:r>
               <w:rPr>
                 <w:rFonts w:eastAsia="Times New Roman" w:cstheme="minorHAnsi"/>
-                <w:sz w:val="24"/>
-                <w:szCs w:val="24"/>
                 <w:lang w:eastAsia="en-IN"/>
               </w:rPr>
               <w:t>3</w:t>
@@ -723,16 +627,12 @@
             <w:pPr>
               <w:rPr>
                 <w:rFonts w:eastAsia="Times New Roman" w:cstheme="minorHAnsi"/>
-                <w:sz w:val="24"/>
-                <w:szCs w:val="24"/>
                 <w:lang w:eastAsia="en-IN"/>
               </w:rPr>
             </w:pPr>
             <w:r>
               <w:rPr>
                 <w:rFonts w:eastAsia="Times New Roman" w:cstheme="minorHAnsi"/>
-                <w:sz w:val="24"/>
-                <w:szCs w:val="24"/>
                 <w:lang w:eastAsia="en-IN"/>
               </w:rPr>
               <w:t>B</w:t>
@@ -748,16 +648,12 @@
             <w:pPr>
               <w:rPr>
                 <w:rFonts w:eastAsia="Times New Roman" w:cstheme="minorHAnsi"/>
-                <w:sz w:val="24"/>
-                <w:szCs w:val="24"/>
                 <w:lang w:eastAsia="en-IN"/>
               </w:rPr>
             </w:pPr>
             <w:r>
               <w:rPr>
                 <w:rFonts w:eastAsia="Times New Roman" w:cstheme="minorHAnsi"/>
-                <w:sz w:val="24"/>
-                <w:szCs w:val="24"/>
                 <w:lang w:eastAsia="en-IN"/>
               </w:rPr>
               <w:t>b@mail.com</w:t>
@@ -773,16 +669,12 @@
             <w:pPr>
               <w:rPr>
                 <w:rFonts w:eastAsia="Times New Roman" w:cstheme="minorHAnsi"/>
-                <w:sz w:val="24"/>
-                <w:szCs w:val="24"/>
                 <w:lang w:eastAsia="en-IN"/>
               </w:rPr>
             </w:pPr>
             <w:r>
               <w:rPr>
                 <w:rFonts w:eastAsia="Times New Roman" w:cstheme="minorHAnsi"/>
-                <w:sz w:val="24"/>
-                <w:szCs w:val="24"/>
                 <w:lang w:eastAsia="en-IN"/>
               </w:rPr>
               <w:t>60000</w:t>
@@ -796,16 +688,12 @@
         <w:spacing w:before="100" w:beforeAutospacing="1" w:after="100" w:afterAutospacing="1" w:line="240" w:lineRule="auto"/>
         <w:rPr>
           <w:rFonts w:eastAsia="Times New Roman" w:cstheme="minorHAnsi"/>
-          <w:sz w:val="24"/>
-          <w:szCs w:val="24"/>
-          <w:lang w:eastAsia="en-IN"/>
-        </w:rPr>
-      </w:pPr>
-      <w:r>
-        <w:rPr>
-          <w:rFonts w:eastAsia="Times New Roman" w:cstheme="minorHAnsi"/>
-          <w:sz w:val="24"/>
-          <w:szCs w:val="24"/>
+          <w:lang w:eastAsia="en-IN"/>
+        </w:rPr>
+      </w:pPr>
+      <w:r>
+        <w:rPr>
+          <w:rFonts w:eastAsia="Times New Roman" w:cstheme="minorHAnsi"/>
           <w:lang w:eastAsia="en-IN"/>
         </w:rPr>
         <w:t>Row 1 and 2 are duplicates.</w:t>
@@ -816,16 +704,12 @@
         <w:spacing w:after="0" w:line="240" w:lineRule="auto"/>
         <w:rPr>
           <w:rFonts w:eastAsia="Times New Roman" w:cstheme="minorHAnsi"/>
-          <w:sz w:val="24"/>
-          <w:szCs w:val="24"/>
-          <w:lang w:eastAsia="en-IN"/>
-        </w:rPr>
-      </w:pPr>
-      <w:r>
-        <w:rPr>
-          <w:rFonts w:eastAsia="Times New Roman" w:cstheme="minorHAnsi"/>
-          <w:sz w:val="24"/>
-          <w:szCs w:val="24"/>
+          <w:lang w:eastAsia="en-IN"/>
+        </w:rPr>
+      </w:pPr>
+      <w:r>
+        <w:rPr>
+          <w:rFonts w:eastAsia="Times New Roman" w:cstheme="minorHAnsi"/>
           <w:lang w:eastAsia="en-IN"/>
         </w:rPr>
         <w:pict>
@@ -842,8 +726,6 @@
           <w:b/>
           <w:bCs/>
           <w:kern w:val="36"/>
-          <w:sz w:val="24"/>
-          <w:szCs w:val="24"/>
           <w:lang w:eastAsia="en-IN"/>
         </w:rPr>
       </w:pPr>
@@ -853,8 +735,6 @@
           <w:b/>
           <w:bCs/>
           <w:kern w:val="36"/>
-          <w:sz w:val="24"/>
-          <w:szCs w:val="24"/>
           <w:lang w:eastAsia="en-IN"/>
         </w:rPr>
         <w:t>Step 1: Find Duplicates</w:t>
@@ -868,8 +748,6 @@
           <w:rFonts w:eastAsia="Times New Roman" w:cstheme="minorHAnsi"/>
           <w:b/>
           <w:bCs/>
-          <w:sz w:val="24"/>
-          <w:szCs w:val="24"/>
           <w:lang w:eastAsia="en-IN"/>
         </w:rPr>
       </w:pPr>
@@ -878,8 +756,6 @@
           <w:rFonts w:eastAsia="Times New Roman" w:cstheme="minorHAnsi"/>
           <w:b/>
           <w:bCs/>
-          <w:sz w:val="24"/>
-          <w:szCs w:val="24"/>
           <w:lang w:eastAsia="en-IN"/>
         </w:rPr>
         <w:t>Using GROUP BY + HAVING</w:t>
@@ -890,16 +766,12 @@
         <w:spacing w:before="100" w:beforeAutospacing="1" w:after="100" w:afterAutospacing="1" w:line="240" w:lineRule="auto"/>
         <w:rPr>
           <w:rFonts w:eastAsia="Times New Roman" w:cstheme="minorHAnsi"/>
-          <w:sz w:val="24"/>
-          <w:szCs w:val="24"/>
-          <w:lang w:eastAsia="en-IN"/>
-        </w:rPr>
-      </w:pPr>
-      <w:r>
-        <w:rPr>
-          <w:rFonts w:eastAsia="Times New Roman" w:cstheme="minorHAnsi"/>
-          <w:sz w:val="24"/>
-          <w:szCs w:val="24"/>
+          <w:lang w:eastAsia="en-IN"/>
+        </w:rPr>
+      </w:pPr>
+      <w:r>
+        <w:rPr>
+          <w:rFonts w:eastAsia="Times New Roman" w:cstheme="minorHAnsi"/>
           <w:lang w:eastAsia="en-IN"/>
         </w:rPr>
         <w:t>Find duplicate emails:</w:t>
@@ -929,17 +801,13 @@
         <w:rPr>
           <w:rFonts w:eastAsia="Times New Roman" w:cstheme="minorHAnsi"/>
           <w:noProof/>
-          <w:sz w:val="24"/>
-          <w:szCs w:val="24"/>
-          <w:lang w:eastAsia="en-IN"/>
-        </w:rPr>
-      </w:pPr>
-      <w:r>
-        <w:rPr>
-          <w:rFonts w:eastAsia="Times New Roman" w:cstheme="minorHAnsi"/>
-          <w:noProof/>
-          <w:sz w:val="24"/>
-          <w:szCs w:val="24"/>
+          <w:lang w:eastAsia="en-IN"/>
+        </w:rPr>
+      </w:pPr>
+      <w:r>
+        <w:rPr>
+          <w:rFonts w:eastAsia="Times New Roman" w:cstheme="minorHAnsi"/>
+          <w:noProof/>
           <w:lang w:eastAsia="en-IN"/>
         </w:rPr>
         <w:t>SELECT email, COUNT(*)</w:t>
@@ -969,17 +837,13 @@
         <w:rPr>
           <w:rFonts w:eastAsia="Times New Roman" w:cstheme="minorHAnsi"/>
           <w:noProof/>
-          <w:sz w:val="24"/>
-          <w:szCs w:val="24"/>
-          <w:lang w:eastAsia="en-IN"/>
-        </w:rPr>
-      </w:pPr>
-      <w:r>
-        <w:rPr>
-          <w:rFonts w:eastAsia="Times New Roman" w:cstheme="minorHAnsi"/>
-          <w:noProof/>
-          <w:sz w:val="24"/>
-          <w:szCs w:val="24"/>
+          <w:lang w:eastAsia="en-IN"/>
+        </w:rPr>
+      </w:pPr>
+      <w:r>
+        <w:rPr>
+          <w:rFonts w:eastAsia="Times New Roman" w:cstheme="minorHAnsi"/>
+          <w:noProof/>
           <w:lang w:eastAsia="en-IN"/>
         </w:rPr>
         <w:t>FROM employees</w:t>
@@ -1009,17 +873,13 @@
         <w:rPr>
           <w:rFonts w:eastAsia="Times New Roman" w:cstheme="minorHAnsi"/>
           <w:noProof/>
-          <w:sz w:val="24"/>
-          <w:szCs w:val="24"/>
-          <w:lang w:eastAsia="en-IN"/>
-        </w:rPr>
-      </w:pPr>
-      <w:r>
-        <w:rPr>
-          <w:rFonts w:eastAsia="Times New Roman" w:cstheme="minorHAnsi"/>
-          <w:noProof/>
-          <w:sz w:val="24"/>
-          <w:szCs w:val="24"/>
+          <w:lang w:eastAsia="en-IN"/>
+        </w:rPr>
+      </w:pPr>
+      <w:r>
+        <w:rPr>
+          <w:rFonts w:eastAsia="Times New Roman" w:cstheme="minorHAnsi"/>
+          <w:noProof/>
           <w:lang w:eastAsia="en-IN"/>
         </w:rPr>
         <w:t>GROUP BY email</w:t>
@@ -1049,17 +909,13 @@
         <w:rPr>
           <w:rFonts w:eastAsia="Times New Roman" w:cstheme="minorHAnsi"/>
           <w:noProof/>
-          <w:sz w:val="24"/>
-          <w:szCs w:val="24"/>
-          <w:lang w:eastAsia="en-IN"/>
-        </w:rPr>
-      </w:pPr>
-      <w:r>
-        <w:rPr>
-          <w:rFonts w:eastAsia="Times New Roman" w:cstheme="minorHAnsi"/>
-          <w:noProof/>
-          <w:sz w:val="24"/>
-          <w:szCs w:val="24"/>
+          <w:lang w:eastAsia="en-IN"/>
+        </w:rPr>
+      </w:pPr>
+      <w:r>
+        <w:rPr>
+          <w:rFonts w:eastAsia="Times New Roman" w:cstheme="minorHAnsi"/>
+          <w:noProof/>
           <w:lang w:eastAsia="en-IN"/>
         </w:rPr>
         <w:t>HAVING COUNT(*) &gt; 1;</w:t>
@@ -1070,16 +926,12 @@
         <w:spacing w:before="100" w:beforeAutospacing="1" w:after="100" w:afterAutospacing="1" w:line="240" w:lineRule="auto"/>
         <w:rPr>
           <w:rFonts w:eastAsia="Times New Roman" w:cstheme="minorHAnsi"/>
-          <w:sz w:val="24"/>
-          <w:szCs w:val="24"/>
-          <w:lang w:eastAsia="en-IN"/>
-        </w:rPr>
-      </w:pPr>
-      <w:r>
-        <w:rPr>
-          <w:rFonts w:eastAsia="Times New Roman" w:cstheme="minorHAnsi"/>
-          <w:sz w:val="24"/>
-          <w:szCs w:val="24"/>
+          <w:lang w:eastAsia="en-IN"/>
+        </w:rPr>
+      </w:pPr>
+      <w:r>
+        <w:rPr>
+          <w:rFonts w:eastAsia="Times New Roman" w:cstheme="minorHAnsi"/>
           <w:lang w:eastAsia="en-IN"/>
         </w:rPr>
         <w:t xml:space="preserve">This tells </w:t>
@@ -1089,8 +941,6 @@
           <w:rFonts w:eastAsia="Times New Roman" w:cstheme="minorHAnsi"/>
           <w:b/>
           <w:bCs/>
-          <w:sz w:val="24"/>
-          <w:szCs w:val="24"/>
           <w:lang w:eastAsia="en-IN"/>
         </w:rPr>
         <w:t>which values are duplicated</w:t>
@@ -1098,8 +948,6 @@
       <w:r>
         <w:rPr>
           <w:rFonts w:eastAsia="Times New Roman" w:cstheme="minorHAnsi"/>
-          <w:sz w:val="24"/>
-          <w:szCs w:val="24"/>
           <w:lang w:eastAsia="en-IN"/>
         </w:rPr>
         <w:t>.</w:t>
@@ -1110,16 +958,12 @@
         <w:spacing w:after="0" w:line="240" w:lineRule="auto"/>
         <w:rPr>
           <w:rFonts w:eastAsia="Times New Roman" w:cstheme="minorHAnsi"/>
-          <w:sz w:val="24"/>
-          <w:szCs w:val="24"/>
-          <w:lang w:eastAsia="en-IN"/>
-        </w:rPr>
-      </w:pPr>
-      <w:r>
-        <w:rPr>
-          <w:rFonts w:eastAsia="Times New Roman" w:cstheme="minorHAnsi"/>
-          <w:sz w:val="24"/>
-          <w:szCs w:val="24"/>
+          <w:lang w:eastAsia="en-IN"/>
+        </w:rPr>
+      </w:pPr>
+      <w:r>
+        <w:rPr>
+          <w:rFonts w:eastAsia="Times New Roman" w:cstheme="minorHAnsi"/>
           <w:lang w:eastAsia="en-IN"/>
         </w:rPr>
         <w:pict>
@@ -1136,8 +980,6 @@
           <w:b/>
           <w:bCs/>
           <w:kern w:val="36"/>
-          <w:sz w:val="24"/>
-          <w:szCs w:val="24"/>
           <w:lang w:eastAsia="en-IN"/>
         </w:rPr>
       </w:pPr>
@@ -1147,8 +989,6 @@
           <w:b/>
           <w:bCs/>
           <w:kern w:val="36"/>
-          <w:sz w:val="24"/>
-          <w:szCs w:val="24"/>
           <w:lang w:eastAsia="en-IN"/>
         </w:rPr>
         <w:t>Step 2: View Full Duplicate Records</w:t>
@@ -1162,8 +1002,6 @@
           <w:rFonts w:eastAsia="Times New Roman" w:cstheme="minorHAnsi"/>
           <w:b/>
           <w:bCs/>
-          <w:sz w:val="24"/>
-          <w:szCs w:val="24"/>
           <w:lang w:eastAsia="en-IN"/>
         </w:rPr>
       </w:pPr>
@@ -1172,8 +1010,6 @@
           <w:rFonts w:eastAsia="Times New Roman" w:cstheme="minorHAnsi"/>
           <w:b/>
           <w:bCs/>
-          <w:sz w:val="24"/>
-          <w:szCs w:val="24"/>
           <w:lang w:eastAsia="en-IN"/>
         </w:rPr>
         <w:t>Using IN</w:t>
@@ -1202,16 +1038,12 @@
         <w:spacing w:after="0" w:line="240" w:lineRule="auto"/>
         <w:rPr>
           <w:rFonts w:eastAsia="Times New Roman" w:cstheme="minorHAnsi"/>
-          <w:sz w:val="24"/>
-          <w:szCs w:val="24"/>
-          <w:lang w:eastAsia="en-IN"/>
-        </w:rPr>
-      </w:pPr>
-      <w:r>
-        <w:rPr>
-          <w:rFonts w:eastAsia="Times New Roman" w:cstheme="minorHAnsi"/>
-          <w:sz w:val="24"/>
-          <w:szCs w:val="24"/>
+          <w:lang w:eastAsia="en-IN"/>
+        </w:rPr>
+      </w:pPr>
+      <w:r>
+        <w:rPr>
+          <w:rFonts w:eastAsia="Times New Roman" w:cstheme="minorHAnsi"/>
           <w:lang w:eastAsia="en-IN"/>
         </w:rPr>
         <w:t>SELECT *</w:t>
@@ -1240,95 +1072,83 @@
         <w:spacing w:after="0" w:line="240" w:lineRule="auto"/>
         <w:rPr>
           <w:rFonts w:eastAsia="Times New Roman" w:cstheme="minorHAnsi"/>
-          <w:sz w:val="24"/>
-          <w:szCs w:val="24"/>
-          <w:lang w:eastAsia="en-IN"/>
-        </w:rPr>
-      </w:pPr>
-      <w:r>
-        <w:rPr>
-          <w:rFonts w:eastAsia="Times New Roman" w:cstheme="minorHAnsi"/>
-          <w:sz w:val="24"/>
-          <w:szCs w:val="24"/>
+          <w:lang w:eastAsia="en-IN"/>
+        </w:rPr>
+      </w:pPr>
+      <w:r>
+        <w:rPr>
+          <w:rFonts w:eastAsia="Times New Roman" w:cstheme="minorHAnsi"/>
+          <w:lang w:eastAsia="en-IN"/>
+        </w:rPr>
+        <w:t>FROM employees</w:t>
+      </w:r>
+    </w:p>
+    <w:p>
+      <w:pPr>
+        <w:tabs>
+          <w:tab w:val="left" w:pos="916"/>
+          <w:tab w:val="left" w:pos="1832"/>
+          <w:tab w:val="left" w:pos="2748"/>
+          <w:tab w:val="left" w:pos="3664"/>
+          <w:tab w:val="left" w:pos="4580"/>
+          <w:tab w:val="left" w:pos="5496"/>
+          <w:tab w:val="left" w:pos="6412"/>
+          <w:tab w:val="left" w:pos="7328"/>
+          <w:tab w:val="left" w:pos="8244"/>
+          <w:tab w:val="left" w:pos="9160"/>
+          <w:tab w:val="left" w:pos="10076"/>
+          <w:tab w:val="left" w:pos="10992"/>
+          <w:tab w:val="left" w:pos="11908"/>
+          <w:tab w:val="left" w:pos="12824"/>
+          <w:tab w:val="left" w:pos="13740"/>
+          <w:tab w:val="left" w:pos="14656"/>
+        </w:tabs>
+        <w:spacing w:after="0" w:line="240" w:lineRule="auto"/>
+        <w:rPr>
+          <w:rFonts w:eastAsia="Times New Roman" w:cstheme="minorHAnsi"/>
+          <w:lang w:eastAsia="en-IN"/>
+        </w:rPr>
+      </w:pPr>
+      <w:r>
+        <w:rPr>
+          <w:rFonts w:eastAsia="Times New Roman" w:cstheme="minorHAnsi"/>
+          <w:lang w:eastAsia="en-IN"/>
+        </w:rPr>
+        <w:t>WHERE email IN (</w:t>
+      </w:r>
+    </w:p>
+    <w:p>
+      <w:pPr>
+        <w:tabs>
+          <w:tab w:val="left" w:pos="916"/>
+          <w:tab w:val="left" w:pos="1832"/>
+          <w:tab w:val="left" w:pos="2748"/>
+          <w:tab w:val="left" w:pos="3664"/>
+          <w:tab w:val="left" w:pos="4580"/>
+          <w:tab w:val="left" w:pos="5496"/>
+          <w:tab w:val="left" w:pos="6412"/>
+          <w:tab w:val="left" w:pos="7328"/>
+          <w:tab w:val="left" w:pos="8244"/>
+          <w:tab w:val="left" w:pos="9160"/>
+          <w:tab w:val="left" w:pos="10076"/>
+          <w:tab w:val="left" w:pos="10992"/>
+          <w:tab w:val="left" w:pos="11908"/>
+          <w:tab w:val="left" w:pos="12824"/>
+          <w:tab w:val="left" w:pos="13740"/>
+          <w:tab w:val="left" w:pos="14656"/>
+        </w:tabs>
+        <w:spacing w:after="0" w:line="240" w:lineRule="auto"/>
+        <w:rPr>
+          <w:rFonts w:eastAsia="Times New Roman" w:cstheme="minorHAnsi"/>
+          <w:lang w:eastAsia="en-IN"/>
+        </w:rPr>
+      </w:pPr>
+      <w:r>
+        <w:rPr>
+          <w:rFonts w:eastAsia="Times New Roman" w:cstheme="minorHAnsi"/>
           <w:lang w:eastAsia="en-IN"/>
         </w:rPr>
         <w:lastRenderedPageBreak/>
-        <w:t>FROM employees</w:t>
-      </w:r>
-    </w:p>
-    <w:p>
-      <w:pPr>
-        <w:tabs>
-          <w:tab w:val="left" w:pos="916"/>
-          <w:tab w:val="left" w:pos="1832"/>
-          <w:tab w:val="left" w:pos="2748"/>
-          <w:tab w:val="left" w:pos="3664"/>
-          <w:tab w:val="left" w:pos="4580"/>
-          <w:tab w:val="left" w:pos="5496"/>
-          <w:tab w:val="left" w:pos="6412"/>
-          <w:tab w:val="left" w:pos="7328"/>
-          <w:tab w:val="left" w:pos="8244"/>
-          <w:tab w:val="left" w:pos="9160"/>
-          <w:tab w:val="left" w:pos="10076"/>
-          <w:tab w:val="left" w:pos="10992"/>
-          <w:tab w:val="left" w:pos="11908"/>
-          <w:tab w:val="left" w:pos="12824"/>
-          <w:tab w:val="left" w:pos="13740"/>
-          <w:tab w:val="left" w:pos="14656"/>
-        </w:tabs>
-        <w:spacing w:after="0" w:line="240" w:lineRule="auto"/>
-        <w:rPr>
-          <w:rFonts w:eastAsia="Times New Roman" w:cstheme="minorHAnsi"/>
-          <w:sz w:val="24"/>
-          <w:szCs w:val="24"/>
-          <w:lang w:eastAsia="en-IN"/>
-        </w:rPr>
-      </w:pPr>
-      <w:r>
-        <w:rPr>
-          <w:rFonts w:eastAsia="Times New Roman" w:cstheme="minorHAnsi"/>
-          <w:sz w:val="24"/>
-          <w:szCs w:val="24"/>
-          <w:lang w:eastAsia="en-IN"/>
-        </w:rPr>
-        <w:t>WHERE email IN (</w:t>
-      </w:r>
-    </w:p>
-    <w:p>
-      <w:pPr>
-        <w:tabs>
-          <w:tab w:val="left" w:pos="916"/>
-          <w:tab w:val="left" w:pos="1832"/>
-          <w:tab w:val="left" w:pos="2748"/>
-          <w:tab w:val="left" w:pos="3664"/>
-          <w:tab w:val="left" w:pos="4580"/>
-          <w:tab w:val="left" w:pos="5496"/>
-          <w:tab w:val="left" w:pos="6412"/>
-          <w:tab w:val="left" w:pos="7328"/>
-          <w:tab w:val="left" w:pos="8244"/>
-          <w:tab w:val="left" w:pos="9160"/>
-          <w:tab w:val="left" w:pos="10076"/>
-          <w:tab w:val="left" w:pos="10992"/>
-          <w:tab w:val="left" w:pos="11908"/>
-          <w:tab w:val="left" w:pos="12824"/>
-          <w:tab w:val="left" w:pos="13740"/>
-          <w:tab w:val="left" w:pos="14656"/>
-        </w:tabs>
-        <w:spacing w:after="0" w:line="240" w:lineRule="auto"/>
-        <w:rPr>
-          <w:rFonts w:eastAsia="Times New Roman" w:cstheme="minorHAnsi"/>
-          <w:sz w:val="24"/>
-          <w:szCs w:val="24"/>
-          <w:lang w:eastAsia="en-IN"/>
-        </w:rPr>
-      </w:pPr>
-      <w:r>
-        <w:rPr>
-          <w:rFonts w:eastAsia="Times New Roman" w:cstheme="minorHAnsi"/>
-          <w:sz w:val="24"/>
-          <w:szCs w:val="24"/>
-          <w:lang w:eastAsia="en-IN"/>
-        </w:rPr>
         <w:t xml:space="preserve">    SELECT email</w:t>
       </w:r>
     </w:p>
@@ -1355,16 +1175,12 @@
         <w:spacing w:after="0" w:line="240" w:lineRule="auto"/>
         <w:rPr>
           <w:rFonts w:eastAsia="Times New Roman" w:cstheme="minorHAnsi"/>
-          <w:sz w:val="24"/>
-          <w:szCs w:val="24"/>
-          <w:lang w:eastAsia="en-IN"/>
-        </w:rPr>
-      </w:pPr>
-      <w:r>
-        <w:rPr>
-          <w:rFonts w:eastAsia="Times New Roman" w:cstheme="minorHAnsi"/>
-          <w:sz w:val="24"/>
-          <w:szCs w:val="24"/>
+          <w:lang w:eastAsia="en-IN"/>
+        </w:rPr>
+      </w:pPr>
+      <w:r>
+        <w:rPr>
+          <w:rFonts w:eastAsia="Times New Roman" w:cstheme="minorHAnsi"/>
           <w:lang w:eastAsia="en-IN"/>
         </w:rPr>
         <w:t xml:space="preserve">    FROM employees</w:t>
@@ -1394,17 +1210,13 @@
         <w:rPr>
           <w:rFonts w:eastAsia="Times New Roman" w:cstheme="minorHAnsi"/>
           <w:noProof/>
-          <w:sz w:val="24"/>
-          <w:szCs w:val="24"/>
-          <w:lang w:eastAsia="en-IN"/>
-        </w:rPr>
-      </w:pPr>
-      <w:r>
-        <w:rPr>
-          <w:rFonts w:eastAsia="Times New Roman" w:cstheme="minorHAnsi"/>
-          <w:noProof/>
-          <w:sz w:val="24"/>
-          <w:szCs w:val="24"/>
+          <w:lang w:eastAsia="en-IN"/>
+        </w:rPr>
+      </w:pPr>
+      <w:r>
+        <w:rPr>
+          <w:rFonts w:eastAsia="Times New Roman" w:cstheme="minorHAnsi"/>
+          <w:noProof/>
           <w:lang w:eastAsia="en-IN"/>
         </w:rPr>
         <w:t xml:space="preserve">    GROUP BY email</w:t>
@@ -1434,57 +1246,47 @@
         <w:rPr>
           <w:rFonts w:eastAsia="Times New Roman" w:cstheme="minorHAnsi"/>
           <w:noProof/>
-          <w:sz w:val="24"/>
-          <w:szCs w:val="24"/>
-          <w:lang w:eastAsia="en-IN"/>
-        </w:rPr>
-      </w:pPr>
-      <w:r>
-        <w:rPr>
-          <w:rFonts w:eastAsia="Times New Roman" w:cstheme="minorHAnsi"/>
-          <w:noProof/>
-          <w:sz w:val="24"/>
-          <w:szCs w:val="24"/>
+          <w:lang w:eastAsia="en-IN"/>
+        </w:rPr>
+      </w:pPr>
+      <w:r>
+        <w:rPr>
+          <w:rFonts w:eastAsia="Times New Roman" w:cstheme="minorHAnsi"/>
+          <w:noProof/>
           <w:lang w:eastAsia="en-IN"/>
         </w:rPr>
         <w:t xml:space="preserve">    HAVING COUNT(*) &gt; 1</w:t>
       </w:r>
-      <w:bookmarkStart w:id="0" w:name="_GoBack"/>
-      <w:bookmarkEnd w:id="0"/>
-    </w:p>
-    <w:p>
-      <w:pPr>
-        <w:tabs>
-          <w:tab w:val="left" w:pos="916"/>
-          <w:tab w:val="left" w:pos="1832"/>
-          <w:tab w:val="left" w:pos="2748"/>
-          <w:tab w:val="left" w:pos="3664"/>
-          <w:tab w:val="left" w:pos="4580"/>
-          <w:tab w:val="left" w:pos="5496"/>
-          <w:tab w:val="left" w:pos="6412"/>
-          <w:tab w:val="left" w:pos="7328"/>
-          <w:tab w:val="left" w:pos="8244"/>
-          <w:tab w:val="left" w:pos="9160"/>
-          <w:tab w:val="left" w:pos="10076"/>
-          <w:tab w:val="left" w:pos="10992"/>
-          <w:tab w:val="left" w:pos="11908"/>
-          <w:tab w:val="left" w:pos="12824"/>
-          <w:tab w:val="left" w:pos="13740"/>
-          <w:tab w:val="left" w:pos="14656"/>
-        </w:tabs>
-        <w:spacing w:after="0" w:line="240" w:lineRule="auto"/>
-        <w:rPr>
-          <w:rFonts w:eastAsia="Times New Roman" w:cstheme="minorHAnsi"/>
-          <w:sz w:val="24"/>
-          <w:szCs w:val="24"/>
-          <w:lang w:eastAsia="en-IN"/>
-        </w:rPr>
-      </w:pPr>
-      <w:r>
-        <w:rPr>
-          <w:rFonts w:eastAsia="Times New Roman" w:cstheme="minorHAnsi"/>
-          <w:sz w:val="24"/>
-          <w:szCs w:val="24"/>
+    </w:p>
+    <w:p>
+      <w:pPr>
+        <w:tabs>
+          <w:tab w:val="left" w:pos="916"/>
+          <w:tab w:val="left" w:pos="1832"/>
+          <w:tab w:val="left" w:pos="2748"/>
+          <w:tab w:val="left" w:pos="3664"/>
+          <w:tab w:val="left" w:pos="4580"/>
+          <w:tab w:val="left" w:pos="5496"/>
+          <w:tab w:val="left" w:pos="6412"/>
+          <w:tab w:val="left" w:pos="7328"/>
+          <w:tab w:val="left" w:pos="8244"/>
+          <w:tab w:val="left" w:pos="9160"/>
+          <w:tab w:val="left" w:pos="10076"/>
+          <w:tab w:val="left" w:pos="10992"/>
+          <w:tab w:val="left" w:pos="11908"/>
+          <w:tab w:val="left" w:pos="12824"/>
+          <w:tab w:val="left" w:pos="13740"/>
+          <w:tab w:val="left" w:pos="14656"/>
+        </w:tabs>
+        <w:spacing w:after="0" w:line="240" w:lineRule="auto"/>
+        <w:rPr>
+          <w:rFonts w:eastAsia="Times New Roman" w:cstheme="minorHAnsi"/>
+          <w:lang w:eastAsia="en-IN"/>
+        </w:rPr>
+      </w:pPr>
+      <w:r>
+        <w:rPr>
+          <w:rFonts w:eastAsia="Times New Roman" w:cstheme="minorHAnsi"/>
           <w:lang w:eastAsia="en-IN"/>
         </w:rPr>
         <w:t>);</w:t>
@@ -1495,16 +1297,12 @@
         <w:spacing w:after="0" w:line="240" w:lineRule="auto"/>
         <w:rPr>
           <w:rFonts w:eastAsia="Times New Roman" w:cstheme="minorHAnsi"/>
-          <w:sz w:val="24"/>
-          <w:szCs w:val="24"/>
-          <w:lang w:eastAsia="en-IN"/>
-        </w:rPr>
-      </w:pPr>
-      <w:r>
-        <w:rPr>
-          <w:rFonts w:eastAsia="Times New Roman" w:cstheme="minorHAnsi"/>
-          <w:sz w:val="24"/>
-          <w:szCs w:val="24"/>
+          <w:lang w:eastAsia="en-IN"/>
+        </w:rPr>
+      </w:pPr>
+      <w:r>
+        <w:rPr>
+          <w:rFonts w:eastAsia="Times New Roman" w:cstheme="minorHAnsi"/>
           <w:lang w:eastAsia="en-IN"/>
         </w:rPr>
         <w:pict>
@@ -1521,8 +1319,6 @@
           <w:b/>
           <w:bCs/>
           <w:kern w:val="36"/>
-          <w:sz w:val="24"/>
-          <w:szCs w:val="24"/>
           <w:lang w:eastAsia="en-IN"/>
         </w:rPr>
       </w:pPr>
@@ -1532,8 +1328,6 @@
           <w:b/>
           <w:bCs/>
           <w:kern w:val="36"/>
-          <w:sz w:val="24"/>
-          <w:szCs w:val="24"/>
           <w:lang w:eastAsia="en-IN"/>
         </w:rPr>
         <w:t>Step 3: Remove Duplicates (Most Common Methods)</w:t>
@@ -1544,16 +1338,12 @@
         <w:spacing w:after="0" w:line="240" w:lineRule="auto"/>
         <w:rPr>
           <w:rFonts w:eastAsia="Times New Roman" w:cstheme="minorHAnsi"/>
-          <w:sz w:val="24"/>
-          <w:szCs w:val="24"/>
-          <w:lang w:eastAsia="en-IN"/>
-        </w:rPr>
-      </w:pPr>
-      <w:r>
-        <w:rPr>
-          <w:rFonts w:eastAsia="Times New Roman" w:cstheme="minorHAnsi"/>
-          <w:sz w:val="24"/>
-          <w:szCs w:val="24"/>
+          <w:lang w:eastAsia="en-IN"/>
+        </w:rPr>
+      </w:pPr>
+      <w:r>
+        <w:rPr>
+          <w:rFonts w:eastAsia="Times New Roman" w:cstheme="minorHAnsi"/>
           <w:lang w:eastAsia="en-IN"/>
         </w:rPr>
         <w:pict>
@@ -1569,8 +1359,6 @@
           <w:rFonts w:eastAsia="Times New Roman" w:cstheme="minorHAnsi"/>
           <w:b/>
           <w:bCs/>
-          <w:sz w:val="24"/>
-          <w:szCs w:val="24"/>
           <w:lang w:eastAsia="en-IN"/>
         </w:rPr>
       </w:pPr>
@@ -1579,8 +1367,6 @@
           <w:rFonts w:eastAsia="Times New Roman" w:cstheme="minorHAnsi"/>
           <w:b/>
           <w:bCs/>
-          <w:sz w:val="24"/>
-          <w:szCs w:val="24"/>
           <w:lang w:eastAsia="en-IN"/>
         </w:rPr>
         <w:t>Method 1: Using ROW_NUMBER (Recommended)</w:t>
@@ -1594,8 +1380,6 @@
           <w:rFonts w:eastAsia="Times New Roman" w:cstheme="minorHAnsi"/>
           <w:b/>
           <w:bCs/>
-          <w:sz w:val="24"/>
-          <w:szCs w:val="24"/>
           <w:lang w:eastAsia="en-IN"/>
         </w:rPr>
       </w:pPr>
@@ -1604,8 +1388,6 @@
           <w:rFonts w:eastAsia="Times New Roman" w:cstheme="minorHAnsi"/>
           <w:b/>
           <w:bCs/>
-          <w:sz w:val="24"/>
-          <w:szCs w:val="24"/>
           <w:lang w:eastAsia="en-IN"/>
         </w:rPr>
         <w:t>Keep one record, delete others</w:t>
@@ -1635,13 +1417,15 @@
         <w:rPr>
           <w:rFonts w:eastAsia="Times New Roman" w:cstheme="minorHAnsi"/>
           <w:noProof/>
-          <w:lang w:eastAsia="en-IN"/>
-        </w:rPr>
-      </w:pPr>
-      <w:r>
-        <w:rPr>
-          <w:rFonts w:eastAsia="Times New Roman" w:cstheme="minorHAnsi"/>
-          <w:noProof/>
+          <w:highlight w:val="lightGray"/>
+          <w:lang w:eastAsia="en-IN"/>
+        </w:rPr>
+      </w:pPr>
+      <w:r>
+        <w:rPr>
+          <w:rFonts w:eastAsia="Times New Roman" w:cstheme="minorHAnsi"/>
+          <w:noProof/>
+          <w:highlight w:val="lightGray"/>
           <w:lang w:eastAsia="en-IN"/>
         </w:rPr>
         <w:t>DELETE FROM employees</w:t>
@@ -1671,13 +1455,15 @@
         <w:rPr>
           <w:rFonts w:eastAsia="Times New Roman" w:cstheme="minorHAnsi"/>
           <w:noProof/>
-          <w:lang w:eastAsia="en-IN"/>
-        </w:rPr>
-      </w:pPr>
-      <w:r>
-        <w:rPr>
-          <w:rFonts w:eastAsia="Times New Roman" w:cstheme="minorHAnsi"/>
-          <w:noProof/>
+          <w:highlight w:val="lightGray"/>
+          <w:lang w:eastAsia="en-IN"/>
+        </w:rPr>
+      </w:pPr>
+      <w:r>
+        <w:rPr>
+          <w:rFonts w:eastAsia="Times New Roman" w:cstheme="minorHAnsi"/>
+          <w:noProof/>
+          <w:highlight w:val="lightGray"/>
           <w:lang w:eastAsia="en-IN"/>
         </w:rPr>
         <w:t>WHERE emp_id IN (</w:t>
@@ -1707,13 +1493,15 @@
         <w:rPr>
           <w:rFonts w:eastAsia="Times New Roman" w:cstheme="minorHAnsi"/>
           <w:noProof/>
-          <w:lang w:eastAsia="en-IN"/>
-        </w:rPr>
-      </w:pPr>
-      <w:r>
-        <w:rPr>
-          <w:rFonts w:eastAsia="Times New Roman" w:cstheme="minorHAnsi"/>
-          <w:noProof/>
+          <w:highlight w:val="lightGray"/>
+          <w:lang w:eastAsia="en-IN"/>
+        </w:rPr>
+      </w:pPr>
+      <w:r>
+        <w:rPr>
+          <w:rFonts w:eastAsia="Times New Roman" w:cstheme="minorHAnsi"/>
+          <w:noProof/>
+          <w:highlight w:val="lightGray"/>
           <w:lang w:eastAsia="en-IN"/>
         </w:rPr>
         <w:t xml:space="preserve">    SELECT emp_id</w:t>
@@ -1743,13 +1531,15 @@
         <w:rPr>
           <w:rFonts w:eastAsia="Times New Roman" w:cstheme="minorHAnsi"/>
           <w:noProof/>
-          <w:lang w:eastAsia="en-IN"/>
-        </w:rPr>
-      </w:pPr>
-      <w:r>
-        <w:rPr>
-          <w:rFonts w:eastAsia="Times New Roman" w:cstheme="minorHAnsi"/>
-          <w:noProof/>
+          <w:highlight w:val="lightGray"/>
+          <w:lang w:eastAsia="en-IN"/>
+        </w:rPr>
+      </w:pPr>
+      <w:r>
+        <w:rPr>
+          <w:rFonts w:eastAsia="Times New Roman" w:cstheme="minorHAnsi"/>
+          <w:noProof/>
+          <w:highlight w:val="lightGray"/>
           <w:lang w:eastAsia="en-IN"/>
         </w:rPr>
         <w:t xml:space="preserve">    FROM (</w:t>
@@ -1779,13 +1569,15 @@
         <w:rPr>
           <w:rFonts w:eastAsia="Times New Roman" w:cstheme="minorHAnsi"/>
           <w:noProof/>
-          <w:lang w:eastAsia="en-IN"/>
-        </w:rPr>
-      </w:pPr>
-      <w:r>
-        <w:rPr>
-          <w:rFonts w:eastAsia="Times New Roman" w:cstheme="minorHAnsi"/>
-          <w:noProof/>
+          <w:highlight w:val="lightGray"/>
+          <w:lang w:eastAsia="en-IN"/>
+        </w:rPr>
+      </w:pPr>
+      <w:r>
+        <w:rPr>
+          <w:rFonts w:eastAsia="Times New Roman" w:cstheme="minorHAnsi"/>
+          <w:noProof/>
+          <w:highlight w:val="lightGray"/>
           <w:lang w:eastAsia="en-IN"/>
         </w:rPr>
         <w:t xml:space="preserve">        SELECT emp_id,</w:t>
@@ -1815,13 +1607,15 @@
         <w:rPr>
           <w:rFonts w:eastAsia="Times New Roman" w:cstheme="minorHAnsi"/>
           <w:noProof/>
-          <w:lang w:eastAsia="en-IN"/>
-        </w:rPr>
-      </w:pPr>
-      <w:r>
-        <w:rPr>
-          <w:rFonts w:eastAsia="Times New Roman" w:cstheme="minorHAnsi"/>
-          <w:noProof/>
+          <w:highlight w:val="lightGray"/>
+          <w:lang w:eastAsia="en-IN"/>
+        </w:rPr>
+      </w:pPr>
+      <w:r>
+        <w:rPr>
+          <w:rFonts w:eastAsia="Times New Roman" w:cstheme="minorHAnsi"/>
+          <w:noProof/>
+          <w:highlight w:val="lightGray"/>
           <w:lang w:eastAsia="en-IN"/>
         </w:rPr>
         <w:t xml:space="preserve">               ROW_NUMBER() OVER (</w:t>
@@ -1851,13 +1645,15 @@
         <w:rPr>
           <w:rFonts w:eastAsia="Times New Roman" w:cstheme="minorHAnsi"/>
           <w:noProof/>
-          <w:lang w:eastAsia="en-IN"/>
-        </w:rPr>
-      </w:pPr>
-      <w:r>
-        <w:rPr>
-          <w:rFonts w:eastAsia="Times New Roman" w:cstheme="minorHAnsi"/>
-          <w:noProof/>
+          <w:highlight w:val="lightGray"/>
+          <w:lang w:eastAsia="en-IN"/>
+        </w:rPr>
+      </w:pPr>
+      <w:r>
+        <w:rPr>
+          <w:rFonts w:eastAsia="Times New Roman" w:cstheme="minorHAnsi"/>
+          <w:noProof/>
+          <w:highlight w:val="lightGray"/>
           <w:lang w:eastAsia="en-IN"/>
         </w:rPr>
         <w:t xml:space="preserve">                   PARTITION BY email</w:t>
@@ -1887,13 +1683,15 @@
         <w:rPr>
           <w:rFonts w:eastAsia="Times New Roman" w:cstheme="minorHAnsi"/>
           <w:noProof/>
-          <w:lang w:eastAsia="en-IN"/>
-        </w:rPr>
-      </w:pPr>
-      <w:r>
-        <w:rPr>
-          <w:rFonts w:eastAsia="Times New Roman" w:cstheme="minorHAnsi"/>
-          <w:noProof/>
+          <w:highlight w:val="lightGray"/>
+          <w:lang w:eastAsia="en-IN"/>
+        </w:rPr>
+      </w:pPr>
+      <w:r>
+        <w:rPr>
+          <w:rFonts w:eastAsia="Times New Roman" w:cstheme="minorHAnsi"/>
+          <w:noProof/>
+          <w:highlight w:val="lightGray"/>
           <w:lang w:eastAsia="en-IN"/>
         </w:rPr>
         <w:t xml:space="preserve">                   ORDER BY emp_id</w:t>
@@ -1923,13 +1721,15 @@
         <w:rPr>
           <w:rFonts w:eastAsia="Times New Roman" w:cstheme="minorHAnsi"/>
           <w:noProof/>
-          <w:lang w:eastAsia="en-IN"/>
-        </w:rPr>
-      </w:pPr>
-      <w:r>
-        <w:rPr>
-          <w:rFonts w:eastAsia="Times New Roman" w:cstheme="minorHAnsi"/>
-          <w:noProof/>
+          <w:highlight w:val="lightGray"/>
+          <w:lang w:eastAsia="en-IN"/>
+        </w:rPr>
+      </w:pPr>
+      <w:r>
+        <w:rPr>
+          <w:rFonts w:eastAsia="Times New Roman" w:cstheme="minorHAnsi"/>
+          <w:noProof/>
+          <w:highlight w:val="lightGray"/>
           <w:lang w:eastAsia="en-IN"/>
         </w:rPr>
         <w:t xml:space="preserve">               ) AS rn</w:t>
@@ -1959,13 +1759,15 @@
         <w:rPr>
           <w:rFonts w:eastAsia="Times New Roman" w:cstheme="minorHAnsi"/>
           <w:noProof/>
-          <w:lang w:eastAsia="en-IN"/>
-        </w:rPr>
-      </w:pPr>
-      <w:r>
-        <w:rPr>
-          <w:rFonts w:eastAsia="Times New Roman" w:cstheme="minorHAnsi"/>
-          <w:noProof/>
+          <w:highlight w:val="lightGray"/>
+          <w:lang w:eastAsia="en-IN"/>
+        </w:rPr>
+      </w:pPr>
+      <w:r>
+        <w:rPr>
+          <w:rFonts w:eastAsia="Times New Roman" w:cstheme="minorHAnsi"/>
+          <w:noProof/>
+          <w:highlight w:val="lightGray"/>
           <w:lang w:eastAsia="en-IN"/>
         </w:rPr>
         <w:t xml:space="preserve">        FROM employees</w:t>
@@ -1995,13 +1797,15 @@
         <w:rPr>
           <w:rFonts w:eastAsia="Times New Roman" w:cstheme="minorHAnsi"/>
           <w:noProof/>
-          <w:lang w:eastAsia="en-IN"/>
-        </w:rPr>
-      </w:pPr>
-      <w:r>
-        <w:rPr>
-          <w:rFonts w:eastAsia="Times New Roman" w:cstheme="minorHAnsi"/>
-          <w:noProof/>
+          <w:highlight w:val="lightGray"/>
+          <w:lang w:eastAsia="en-IN"/>
+        </w:rPr>
+      </w:pPr>
+      <w:r>
+        <w:rPr>
+          <w:rFonts w:eastAsia="Times New Roman" w:cstheme="minorHAnsi"/>
+          <w:noProof/>
+          <w:highlight w:val="lightGray"/>
           <w:lang w:eastAsia="en-IN"/>
         </w:rPr>
         <w:t xml:space="preserve">    ) t</w:t>
@@ -2031,13 +1835,15 @@
         <w:rPr>
           <w:rFonts w:eastAsia="Times New Roman" w:cstheme="minorHAnsi"/>
           <w:noProof/>
-          <w:lang w:eastAsia="en-IN"/>
-        </w:rPr>
-      </w:pPr>
-      <w:r>
-        <w:rPr>
-          <w:rFonts w:eastAsia="Times New Roman" w:cstheme="minorHAnsi"/>
-          <w:noProof/>
+          <w:highlight w:val="lightGray"/>
+          <w:lang w:eastAsia="en-IN"/>
+        </w:rPr>
+      </w:pPr>
+      <w:r>
+        <w:rPr>
+          <w:rFonts w:eastAsia="Times New Roman" w:cstheme="minorHAnsi"/>
+          <w:noProof/>
+          <w:highlight w:val="lightGray"/>
           <w:lang w:eastAsia="en-IN"/>
         </w:rPr>
         <w:t xml:space="preserve">    WHERE rn &gt; 1</w:t>
@@ -2074,6 +1880,7 @@
         <w:rPr>
           <w:rFonts w:eastAsia="Times New Roman" w:cstheme="minorHAnsi"/>
           <w:noProof/>
+          <w:highlight w:val="lightGray"/>
           <w:lang w:eastAsia="en-IN"/>
         </w:rPr>
         <w:t>);</w:t>
@@ -2084,16 +1891,12 @@
         <w:spacing w:before="100" w:beforeAutospacing="1" w:after="100" w:afterAutospacing="1" w:line="240" w:lineRule="auto"/>
         <w:rPr>
           <w:rFonts w:eastAsia="Times New Roman" w:cstheme="minorHAnsi"/>
-          <w:sz w:val="24"/>
-          <w:szCs w:val="24"/>
-          <w:lang w:eastAsia="en-IN"/>
-        </w:rPr>
-      </w:pPr>
-      <w:r>
-        <w:rPr>
-          <w:rFonts w:eastAsia="Times New Roman" w:cstheme="minorHAnsi"/>
-          <w:sz w:val="24"/>
-          <w:szCs w:val="24"/>
+          <w:lang w:eastAsia="en-IN"/>
+        </w:rPr>
+      </w:pPr>
+      <w:r>
+        <w:rPr>
+          <w:rFonts w:eastAsia="Times New Roman" w:cstheme="minorHAnsi"/>
           <w:lang w:eastAsia="en-IN"/>
         </w:rPr>
         <w:t>Explanation:</w:t>
@@ -2108,16 +1911,12 @@
         <w:spacing w:before="100" w:beforeAutospacing="1" w:after="100" w:afterAutospacing="1" w:line="240" w:lineRule="auto"/>
         <w:rPr>
           <w:rFonts w:eastAsia="Times New Roman" w:cstheme="minorHAnsi"/>
-          <w:sz w:val="24"/>
-          <w:szCs w:val="24"/>
-          <w:lang w:eastAsia="en-IN"/>
-        </w:rPr>
-      </w:pPr>
-      <w:r>
-        <w:rPr>
-          <w:rFonts w:eastAsia="Times New Roman" w:cstheme="minorHAnsi"/>
-          <w:sz w:val="24"/>
-          <w:szCs w:val="24"/>
+          <w:lang w:eastAsia="en-IN"/>
+        </w:rPr>
+      </w:pPr>
+      <w:r>
+        <w:rPr>
+          <w:rFonts w:eastAsia="Times New Roman" w:cstheme="minorHAnsi"/>
           <w:lang w:eastAsia="en-IN"/>
         </w:rPr>
         <w:t>PARTITION BY email → groups duplicates</w:t>
@@ -2132,16 +1931,12 @@
         <w:spacing w:before="100" w:beforeAutospacing="1" w:after="100" w:afterAutospacing="1" w:line="240" w:lineRule="auto"/>
         <w:rPr>
           <w:rFonts w:eastAsia="Times New Roman" w:cstheme="minorHAnsi"/>
-          <w:sz w:val="24"/>
-          <w:szCs w:val="24"/>
-          <w:lang w:eastAsia="en-IN"/>
-        </w:rPr>
-      </w:pPr>
-      <w:r>
-        <w:rPr>
-          <w:rFonts w:eastAsia="Times New Roman" w:cstheme="minorHAnsi"/>
-          <w:sz w:val="24"/>
-          <w:szCs w:val="24"/>
+          <w:lang w:eastAsia="en-IN"/>
+        </w:rPr>
+      </w:pPr>
+      <w:r>
+        <w:rPr>
+          <w:rFonts w:eastAsia="Times New Roman" w:cstheme="minorHAnsi"/>
           <w:lang w:eastAsia="en-IN"/>
         </w:rPr>
         <w:t>ROW_NUMBER() → gives unique number</w:t>
@@ -2156,56 +1951,36 @@
         <w:spacing w:before="100" w:beforeAutospacing="1" w:after="100" w:afterAutospacing="1" w:line="240" w:lineRule="auto"/>
         <w:rPr>
           <w:rFonts w:eastAsia="Times New Roman" w:cstheme="minorHAnsi"/>
-          <w:sz w:val="24"/>
-          <w:szCs w:val="24"/>
-          <w:lang w:eastAsia="en-IN"/>
-        </w:rPr>
-      </w:pPr>
-      <w:r>
-        <w:rPr>
-          <w:rFonts w:eastAsia="Times New Roman" w:cstheme="minorHAnsi"/>
-          <w:sz w:val="24"/>
-          <w:szCs w:val="24"/>
-          <w:lang w:eastAsia="en-IN"/>
-        </w:rPr>
-        <w:t xml:space="preserve">Keep </w:t>
-      </w:r>
-      <w:proofErr w:type="spellStart"/>
-      <w:r>
-        <w:rPr>
-          <w:rFonts w:eastAsia="Times New Roman" w:cstheme="minorHAnsi"/>
-          <w:sz w:val="24"/>
-          <w:szCs w:val="24"/>
-          <w:lang w:eastAsia="en-IN"/>
-        </w:rPr>
-        <w:t>rn</w:t>
-      </w:r>
-      <w:proofErr w:type="spellEnd"/>
-      <w:r>
-        <w:rPr>
-          <w:rFonts w:eastAsia="Times New Roman" w:cstheme="minorHAnsi"/>
-          <w:sz w:val="24"/>
-          <w:szCs w:val="24"/>
-          <w:lang w:eastAsia="en-IN"/>
-        </w:rPr>
-        <w:t xml:space="preserve"> = 1, delete others</w:t>
-      </w:r>
-    </w:p>
-    <w:p>
-      <w:pPr>
-        <w:spacing w:after="0" w:line="240" w:lineRule="auto"/>
-        <w:rPr>
-          <w:rFonts w:eastAsia="Times New Roman" w:cstheme="minorHAnsi"/>
-          <w:sz w:val="24"/>
-          <w:szCs w:val="24"/>
-          <w:lang w:eastAsia="en-IN"/>
-        </w:rPr>
-      </w:pPr>
-      <w:r>
-        <w:rPr>
-          <w:rFonts w:eastAsia="Times New Roman" w:cstheme="minorHAnsi"/>
-          <w:sz w:val="24"/>
-          <w:szCs w:val="24"/>
+          <w:lang w:eastAsia="en-IN"/>
+        </w:rPr>
+      </w:pPr>
+      <w:r>
+        <w:rPr>
+          <w:rFonts w:eastAsia="Times New Roman" w:cstheme="minorHAnsi"/>
+          <w:noProof/>
+          <w:lang w:eastAsia="en-IN"/>
+        </w:rPr>
+        <w:t>Keep rn = 1</w:t>
+      </w:r>
+      <w:r>
+        <w:rPr>
+          <w:rFonts w:eastAsia="Times New Roman" w:cstheme="minorHAnsi"/>
+          <w:lang w:eastAsia="en-IN"/>
+        </w:rPr>
+        <w:t>, delete others</w:t>
+      </w:r>
+    </w:p>
+    <w:p>
+      <w:pPr>
+        <w:spacing w:after="0" w:line="240" w:lineRule="auto"/>
+        <w:rPr>
+          <w:rFonts w:eastAsia="Times New Roman" w:cstheme="minorHAnsi"/>
+          <w:lang w:eastAsia="en-IN"/>
+        </w:rPr>
+      </w:pPr>
+      <w:r>
+        <w:rPr>
+          <w:rFonts w:eastAsia="Times New Roman" w:cstheme="minorHAnsi"/>
           <w:lang w:eastAsia="en-IN"/>
         </w:rPr>
         <w:pict>
@@ -2221,8 +1996,6 @@
           <w:rFonts w:eastAsia="Times New Roman" w:cstheme="minorHAnsi"/>
           <w:b/>
           <w:bCs/>
-          <w:sz w:val="24"/>
-          <w:szCs w:val="24"/>
           <w:lang w:eastAsia="en-IN"/>
         </w:rPr>
       </w:pPr>
@@ -2231,8 +2004,6 @@
           <w:rFonts w:eastAsia="Times New Roman" w:cstheme="minorHAnsi"/>
           <w:b/>
           <w:bCs/>
-          <w:sz w:val="24"/>
-          <w:szCs w:val="24"/>
           <w:lang w:eastAsia="en-IN"/>
         </w:rPr>
         <w:t>Method 2: Using DISTINCT + New Table</w:t>
@@ -2243,16 +2014,12 @@
         <w:spacing w:before="100" w:beforeAutospacing="1" w:after="100" w:afterAutospacing="1" w:line="240" w:lineRule="auto"/>
         <w:rPr>
           <w:rFonts w:eastAsia="Times New Roman" w:cstheme="minorHAnsi"/>
-          <w:sz w:val="24"/>
-          <w:szCs w:val="24"/>
-          <w:lang w:eastAsia="en-IN"/>
-        </w:rPr>
-      </w:pPr>
-      <w:r>
-        <w:rPr>
-          <w:rFonts w:eastAsia="Times New Roman" w:cstheme="minorHAnsi"/>
-          <w:sz w:val="24"/>
-          <w:szCs w:val="24"/>
+          <w:lang w:eastAsia="en-IN"/>
+        </w:rPr>
+      </w:pPr>
+      <w:r>
+        <w:rPr>
+          <w:rFonts w:eastAsia="Times New Roman" w:cstheme="minorHAnsi"/>
           <w:lang w:eastAsia="en-IN"/>
         </w:rPr>
         <w:t xml:space="preserve">Used when you want </w:t>
@@ -2262,8 +2029,6 @@
           <w:rFonts w:eastAsia="Times New Roman" w:cstheme="minorHAnsi"/>
           <w:b/>
           <w:bCs/>
-          <w:sz w:val="24"/>
-          <w:szCs w:val="24"/>
           <w:lang w:eastAsia="en-IN"/>
         </w:rPr>
         <w:t>clean data first</w:t>
@@ -2271,8 +2036,6 @@
       <w:r>
         <w:rPr>
           <w:rFonts w:eastAsia="Times New Roman" w:cstheme="minorHAnsi"/>
-          <w:sz w:val="24"/>
-          <w:szCs w:val="24"/>
           <w:lang w:eastAsia="en-IN"/>
         </w:rPr>
         <w:t>.</w:t>
@@ -2301,74 +2064,50 @@
         <w:spacing w:after="0" w:line="240" w:lineRule="auto"/>
         <w:rPr>
           <w:rFonts w:eastAsia="Times New Roman" w:cstheme="minorHAnsi"/>
-          <w:sz w:val="24"/>
-          <w:szCs w:val="24"/>
-          <w:lang w:eastAsia="en-IN"/>
-        </w:rPr>
-      </w:pPr>
-      <w:r>
-        <w:rPr>
-          <w:rFonts w:eastAsia="Times New Roman" w:cstheme="minorHAnsi"/>
-          <w:sz w:val="24"/>
-          <w:szCs w:val="24"/>
-          <w:lang w:eastAsia="en-IN"/>
-        </w:rPr>
-        <w:t xml:space="preserve">CREATE TABLE </w:t>
-      </w:r>
-      <w:proofErr w:type="spellStart"/>
-      <w:r>
-        <w:rPr>
-          <w:rFonts w:eastAsia="Times New Roman" w:cstheme="minorHAnsi"/>
-          <w:sz w:val="24"/>
-          <w:szCs w:val="24"/>
-          <w:lang w:eastAsia="en-IN"/>
-        </w:rPr>
-        <w:t>employees_clean</w:t>
-      </w:r>
-      <w:proofErr w:type="spellEnd"/>
-      <w:r>
-        <w:rPr>
-          <w:rFonts w:eastAsia="Times New Roman" w:cstheme="minorHAnsi"/>
-          <w:sz w:val="24"/>
-          <w:szCs w:val="24"/>
-          <w:lang w:eastAsia="en-IN"/>
-        </w:rPr>
-        <w:t xml:space="preserve"> AS</w:t>
-      </w:r>
-    </w:p>
-    <w:p>
-      <w:pPr>
-        <w:tabs>
-          <w:tab w:val="left" w:pos="916"/>
-          <w:tab w:val="left" w:pos="1832"/>
-          <w:tab w:val="left" w:pos="2748"/>
-          <w:tab w:val="left" w:pos="3664"/>
-          <w:tab w:val="left" w:pos="4580"/>
-          <w:tab w:val="left" w:pos="5496"/>
-          <w:tab w:val="left" w:pos="6412"/>
-          <w:tab w:val="left" w:pos="7328"/>
-          <w:tab w:val="left" w:pos="8244"/>
-          <w:tab w:val="left" w:pos="9160"/>
-          <w:tab w:val="left" w:pos="10076"/>
-          <w:tab w:val="left" w:pos="10992"/>
-          <w:tab w:val="left" w:pos="11908"/>
-          <w:tab w:val="left" w:pos="12824"/>
-          <w:tab w:val="left" w:pos="13740"/>
-          <w:tab w:val="left" w:pos="14656"/>
-        </w:tabs>
-        <w:spacing w:after="0" w:line="240" w:lineRule="auto"/>
-        <w:rPr>
-          <w:rFonts w:eastAsia="Times New Roman" w:cstheme="minorHAnsi"/>
-          <w:sz w:val="24"/>
-          <w:szCs w:val="24"/>
-          <w:lang w:eastAsia="en-IN"/>
-        </w:rPr>
-      </w:pPr>
-      <w:r>
-        <w:rPr>
-          <w:rFonts w:eastAsia="Times New Roman" w:cstheme="minorHAnsi"/>
-          <w:sz w:val="24"/>
-          <w:szCs w:val="24"/>
+          <w:highlight w:val="magenta"/>
+          <w:lang w:eastAsia="en-IN"/>
+        </w:rPr>
+      </w:pPr>
+      <w:r>
+        <w:rPr>
+          <w:rFonts w:eastAsia="Times New Roman" w:cstheme="minorHAnsi"/>
+          <w:highlight w:val="magenta"/>
+          <w:lang w:eastAsia="en-IN"/>
+        </w:rPr>
+        <w:t>CREATE TABLE employees_clean AS</w:t>
+      </w:r>
+    </w:p>
+    <w:p>
+      <w:pPr>
+        <w:tabs>
+          <w:tab w:val="left" w:pos="916"/>
+          <w:tab w:val="left" w:pos="1832"/>
+          <w:tab w:val="left" w:pos="2748"/>
+          <w:tab w:val="left" w:pos="3664"/>
+          <w:tab w:val="left" w:pos="4580"/>
+          <w:tab w:val="left" w:pos="5496"/>
+          <w:tab w:val="left" w:pos="6412"/>
+          <w:tab w:val="left" w:pos="7328"/>
+          <w:tab w:val="left" w:pos="8244"/>
+          <w:tab w:val="left" w:pos="9160"/>
+          <w:tab w:val="left" w:pos="10076"/>
+          <w:tab w:val="left" w:pos="10992"/>
+          <w:tab w:val="left" w:pos="11908"/>
+          <w:tab w:val="left" w:pos="12824"/>
+          <w:tab w:val="left" w:pos="13740"/>
+          <w:tab w:val="left" w:pos="14656"/>
+        </w:tabs>
+        <w:spacing w:after="0" w:line="240" w:lineRule="auto"/>
+        <w:rPr>
+          <w:rFonts w:eastAsia="Times New Roman" w:cstheme="minorHAnsi"/>
+          <w:highlight w:val="magenta"/>
+          <w:lang w:eastAsia="en-IN"/>
+        </w:rPr>
+      </w:pPr>
+      <w:r>
+        <w:rPr>
+          <w:rFonts w:eastAsia="Times New Roman" w:cstheme="minorHAnsi"/>
+          <w:highlight w:val="magenta"/>
           <w:lang w:eastAsia="en-IN"/>
         </w:rPr>
         <w:t>SELECT DISTINCT *</w:t>
@@ -2397,16 +2136,13 @@
         <w:spacing w:after="0" w:line="240" w:lineRule="auto"/>
         <w:rPr>
           <w:rFonts w:eastAsia="Times New Roman" w:cstheme="minorHAnsi"/>
-          <w:sz w:val="24"/>
-          <w:szCs w:val="24"/>
-          <w:lang w:eastAsia="en-IN"/>
-        </w:rPr>
-      </w:pPr>
-      <w:r>
-        <w:rPr>
-          <w:rFonts w:eastAsia="Times New Roman" w:cstheme="minorHAnsi"/>
-          <w:sz w:val="24"/>
-          <w:szCs w:val="24"/>
+          <w:lang w:eastAsia="en-IN"/>
+        </w:rPr>
+      </w:pPr>
+      <w:r>
+        <w:rPr>
+          <w:rFonts w:eastAsia="Times New Roman" w:cstheme="minorHAnsi"/>
+          <w:highlight w:val="magenta"/>
           <w:lang w:eastAsia="en-IN"/>
         </w:rPr>
         <w:t>FROM employees;</w:t>
@@ -2417,16 +2153,12 @@
         <w:spacing w:before="100" w:beforeAutospacing="1" w:after="100" w:afterAutospacing="1" w:line="240" w:lineRule="auto"/>
         <w:rPr>
           <w:rFonts w:eastAsia="Times New Roman" w:cstheme="minorHAnsi"/>
-          <w:sz w:val="24"/>
-          <w:szCs w:val="24"/>
-          <w:lang w:eastAsia="en-IN"/>
-        </w:rPr>
-      </w:pPr>
-      <w:r>
-        <w:rPr>
-          <w:rFonts w:eastAsia="Times New Roman" w:cstheme="minorHAnsi"/>
-          <w:sz w:val="24"/>
-          <w:szCs w:val="24"/>
+          <w:lang w:eastAsia="en-IN"/>
+        </w:rPr>
+      </w:pPr>
+      <w:r>
+        <w:rPr>
+          <w:rFonts w:eastAsia="Times New Roman" w:cstheme="minorHAnsi"/>
           <w:lang w:eastAsia="en-IN"/>
         </w:rPr>
         <w:t>Then:</w:t>
@@ -2441,19 +2173,14 @@
         <w:spacing w:before="100" w:beforeAutospacing="1" w:after="100" w:afterAutospacing="1" w:line="240" w:lineRule="auto"/>
         <w:rPr>
           <w:rFonts w:eastAsia="Times New Roman" w:cstheme="minorHAnsi"/>
-          <w:sz w:val="24"/>
-          <w:szCs w:val="24"/>
-          <w:lang w:eastAsia="en-IN"/>
-        </w:rPr>
-      </w:pPr>
-      <w:r>
-        <w:rPr>
-          <w:rFonts w:eastAsia="Times New Roman" w:cstheme="minorHAnsi"/>
-          <w:sz w:val="24"/>
-          <w:szCs w:val="24"/>
-          <w:lang w:eastAsia="en-IN"/>
-        </w:rPr>
-        <w:lastRenderedPageBreak/>
+          <w:lang w:eastAsia="en-IN"/>
+        </w:rPr>
+      </w:pPr>
+      <w:r>
+        <w:rPr>
+          <w:rFonts w:eastAsia="Times New Roman" w:cstheme="minorHAnsi"/>
+          <w:lang w:eastAsia="en-IN"/>
+        </w:rPr>
         <w:t>Drop old table</w:t>
       </w:r>
     </w:p>
@@ -2466,16 +2193,12 @@
         <w:spacing w:before="100" w:beforeAutospacing="1" w:after="100" w:afterAutospacing="1" w:line="240" w:lineRule="auto"/>
         <w:rPr>
           <w:rFonts w:eastAsia="Times New Roman" w:cstheme="minorHAnsi"/>
-          <w:sz w:val="24"/>
-          <w:szCs w:val="24"/>
-          <w:lang w:eastAsia="en-IN"/>
-        </w:rPr>
-      </w:pPr>
-      <w:r>
-        <w:rPr>
-          <w:rFonts w:eastAsia="Times New Roman" w:cstheme="minorHAnsi"/>
-          <w:sz w:val="24"/>
-          <w:szCs w:val="24"/>
+          <w:lang w:eastAsia="en-IN"/>
+        </w:rPr>
+      </w:pPr>
+      <w:r>
+        <w:rPr>
+          <w:rFonts w:eastAsia="Times New Roman" w:cstheme="minorHAnsi"/>
           <w:lang w:eastAsia="en-IN"/>
         </w:rPr>
         <w:t>Rename new table</w:t>
@@ -2486,16 +2209,12 @@
         <w:spacing w:after="0" w:line="240" w:lineRule="auto"/>
         <w:rPr>
           <w:rFonts w:eastAsia="Times New Roman" w:cstheme="minorHAnsi"/>
-          <w:sz w:val="24"/>
-          <w:szCs w:val="24"/>
-          <w:lang w:eastAsia="en-IN"/>
-        </w:rPr>
-      </w:pPr>
-      <w:r>
-        <w:rPr>
-          <w:rFonts w:eastAsia="Times New Roman" w:cstheme="minorHAnsi"/>
-          <w:sz w:val="24"/>
-          <w:szCs w:val="24"/>
+          <w:lang w:eastAsia="en-IN"/>
+        </w:rPr>
+      </w:pPr>
+      <w:r>
+        <w:rPr>
+          <w:rFonts w:eastAsia="Times New Roman" w:cstheme="minorHAnsi"/>
           <w:lang w:eastAsia="en-IN"/>
         </w:rPr>
         <w:pict>
@@ -2511,8 +2230,6 @@
           <w:rFonts w:eastAsia="Times New Roman" w:cstheme="minorHAnsi"/>
           <w:b/>
           <w:bCs/>
-          <w:sz w:val="24"/>
-          <w:szCs w:val="24"/>
           <w:lang w:eastAsia="en-IN"/>
         </w:rPr>
       </w:pPr>
@@ -2521,10 +2238,9 @@
           <w:rFonts w:eastAsia="Times New Roman" w:cstheme="minorHAnsi"/>
           <w:b/>
           <w:bCs/>
-          <w:sz w:val="24"/>
-          <w:szCs w:val="24"/>
-          <w:lang w:eastAsia="en-IN"/>
-        </w:rPr>
+          <w:lang w:eastAsia="en-IN"/>
+        </w:rPr>
+        <w:lastRenderedPageBreak/>
         <w:t>Method 3: Using GROUP BY</w:t>
       </w:r>
     </w:p>
@@ -2533,16 +2249,12 @@
         <w:spacing w:before="100" w:beforeAutospacing="1" w:after="100" w:afterAutospacing="1" w:line="240" w:lineRule="auto"/>
         <w:rPr>
           <w:rFonts w:eastAsia="Times New Roman" w:cstheme="minorHAnsi"/>
-          <w:sz w:val="24"/>
-          <w:szCs w:val="24"/>
-          <w:lang w:eastAsia="en-IN"/>
-        </w:rPr>
-      </w:pPr>
-      <w:r>
-        <w:rPr>
-          <w:rFonts w:eastAsia="Times New Roman" w:cstheme="minorHAnsi"/>
-          <w:sz w:val="24"/>
-          <w:szCs w:val="24"/>
+          <w:lang w:eastAsia="en-IN"/>
+        </w:rPr>
+      </w:pPr>
+      <w:r>
+        <w:rPr>
+          <w:rFonts w:eastAsia="Times New Roman" w:cstheme="minorHAnsi"/>
           <w:lang w:eastAsia="en-IN"/>
         </w:rPr>
         <w:t xml:space="preserve">Only works if you know </w:t>
@@ -2552,8 +2264,6 @@
           <w:rFonts w:eastAsia="Times New Roman" w:cstheme="minorHAnsi"/>
           <w:b/>
           <w:bCs/>
-          <w:sz w:val="24"/>
-          <w:szCs w:val="24"/>
           <w:lang w:eastAsia="en-IN"/>
         </w:rPr>
         <w:t>which record to keep</w:t>
@@ -2561,8 +2271,6 @@
       <w:r>
         <w:rPr>
           <w:rFonts w:eastAsia="Times New Roman" w:cstheme="minorHAnsi"/>
-          <w:sz w:val="24"/>
-          <w:szCs w:val="24"/>
           <w:lang w:eastAsia="en-IN"/>
         </w:rPr>
         <w:t>.</w:t>
@@ -2591,96 +2299,55 @@
         <w:spacing w:after="0" w:line="240" w:lineRule="auto"/>
         <w:rPr>
           <w:rFonts w:eastAsia="Times New Roman" w:cstheme="minorHAnsi"/>
-          <w:sz w:val="24"/>
-          <w:szCs w:val="24"/>
-          <w:lang w:eastAsia="en-IN"/>
-        </w:rPr>
-      </w:pPr>
-      <w:r>
-        <w:rPr>
-          <w:rFonts w:eastAsia="Times New Roman" w:cstheme="minorHAnsi"/>
-          <w:sz w:val="24"/>
-          <w:szCs w:val="24"/>
+          <w:noProof/>
+          <w:lang w:eastAsia="en-IN"/>
+        </w:rPr>
+      </w:pPr>
+      <w:r>
+        <w:rPr>
+          <w:rFonts w:eastAsia="Times New Roman" w:cstheme="minorHAnsi"/>
           <w:lang w:eastAsia="en-IN"/>
         </w:rPr>
         <w:t xml:space="preserve">SELECT email, </w:t>
       </w:r>
-      <w:proofErr w:type="gramStart"/>
-      <w:r>
-        <w:rPr>
-          <w:rFonts w:eastAsia="Times New Roman" w:cstheme="minorHAnsi"/>
-          <w:sz w:val="24"/>
-          <w:szCs w:val="24"/>
-          <w:lang w:eastAsia="en-IN"/>
-        </w:rPr>
-        <w:t>MAX(</w:t>
-      </w:r>
-      <w:proofErr w:type="spellStart"/>
-      <w:proofErr w:type="gramEnd"/>
-      <w:r>
-        <w:rPr>
-          <w:rFonts w:eastAsia="Times New Roman" w:cstheme="minorHAnsi"/>
-          <w:sz w:val="24"/>
-          <w:szCs w:val="24"/>
-          <w:lang w:eastAsia="en-IN"/>
-        </w:rPr>
-        <w:t>emp_id</w:t>
-      </w:r>
-      <w:proofErr w:type="spellEnd"/>
-      <w:r>
-        <w:rPr>
-          <w:rFonts w:eastAsia="Times New Roman" w:cstheme="minorHAnsi"/>
-          <w:sz w:val="24"/>
-          <w:szCs w:val="24"/>
-          <w:lang w:eastAsia="en-IN"/>
-        </w:rPr>
-        <w:t xml:space="preserve">) AS </w:t>
-      </w:r>
-      <w:proofErr w:type="spellStart"/>
-      <w:r>
-        <w:rPr>
-          <w:rFonts w:eastAsia="Times New Roman" w:cstheme="minorHAnsi"/>
-          <w:sz w:val="24"/>
-          <w:szCs w:val="24"/>
-          <w:lang w:eastAsia="en-IN"/>
-        </w:rPr>
-        <w:t>emp_id</w:t>
-      </w:r>
-      <w:proofErr w:type="spellEnd"/>
-    </w:p>
-    <w:p>
-      <w:pPr>
-        <w:tabs>
-          <w:tab w:val="left" w:pos="916"/>
-          <w:tab w:val="left" w:pos="1832"/>
-          <w:tab w:val="left" w:pos="2748"/>
-          <w:tab w:val="left" w:pos="3664"/>
-          <w:tab w:val="left" w:pos="4580"/>
-          <w:tab w:val="left" w:pos="5496"/>
-          <w:tab w:val="left" w:pos="6412"/>
-          <w:tab w:val="left" w:pos="7328"/>
-          <w:tab w:val="left" w:pos="8244"/>
-          <w:tab w:val="left" w:pos="9160"/>
-          <w:tab w:val="left" w:pos="10076"/>
-          <w:tab w:val="left" w:pos="10992"/>
-          <w:tab w:val="left" w:pos="11908"/>
-          <w:tab w:val="left" w:pos="12824"/>
-          <w:tab w:val="left" w:pos="13740"/>
-          <w:tab w:val="left" w:pos="14656"/>
-        </w:tabs>
-        <w:spacing w:after="0" w:line="240" w:lineRule="auto"/>
-        <w:rPr>
-          <w:rFonts w:eastAsia="Times New Roman" w:cstheme="minorHAnsi"/>
-          <w:sz w:val="24"/>
-          <w:szCs w:val="24"/>
-          <w:lang w:eastAsia="en-IN"/>
-        </w:rPr>
-      </w:pPr>
-      <w:r>
-        <w:rPr>
-          <w:rFonts w:eastAsia="Times New Roman" w:cstheme="minorHAnsi"/>
-          <w:sz w:val="24"/>
-          <w:szCs w:val="24"/>
+      <w:r>
+        <w:rPr>
+          <w:rFonts w:eastAsia="Times New Roman" w:cstheme="minorHAnsi"/>
+          <w:noProof/>
+          <w:lang w:eastAsia="en-IN"/>
+        </w:rPr>
+        <w:t>MAX(emp_id) AS emp_id</w:t>
+      </w:r>
+    </w:p>
+    <w:p>
+      <w:pPr>
+        <w:tabs>
+          <w:tab w:val="left" w:pos="916"/>
+          <w:tab w:val="left" w:pos="1832"/>
+          <w:tab w:val="left" w:pos="2748"/>
+          <w:tab w:val="left" w:pos="3664"/>
+          <w:tab w:val="left" w:pos="4580"/>
+          <w:tab w:val="left" w:pos="5496"/>
+          <w:tab w:val="left" w:pos="6412"/>
+          <w:tab w:val="left" w:pos="7328"/>
+          <w:tab w:val="left" w:pos="8244"/>
+          <w:tab w:val="left" w:pos="9160"/>
+          <w:tab w:val="left" w:pos="10076"/>
+          <w:tab w:val="left" w:pos="10992"/>
+          <w:tab w:val="left" w:pos="11908"/>
+          <w:tab w:val="left" w:pos="12824"/>
+          <w:tab w:val="left" w:pos="13740"/>
+          <w:tab w:val="left" w:pos="14656"/>
+        </w:tabs>
+        <w:spacing w:after="0" w:line="240" w:lineRule="auto"/>
+        <w:rPr>
+          <w:rFonts w:eastAsia="Times New Roman" w:cstheme="minorHAnsi"/>
+          <w:lang w:eastAsia="en-IN"/>
+        </w:rPr>
+      </w:pPr>
+      <w:r>
+        <w:rPr>
+          <w:rFonts w:eastAsia="Times New Roman" w:cstheme="minorHAnsi"/>
           <w:lang w:eastAsia="en-IN"/>
         </w:rPr>
         <w:t>FROM employees</w:t>
@@ -2709,16 +2376,12 @@
         <w:spacing w:after="0" w:line="240" w:lineRule="auto"/>
         <w:rPr>
           <w:rFonts w:eastAsia="Times New Roman" w:cstheme="minorHAnsi"/>
-          <w:sz w:val="24"/>
-          <w:szCs w:val="24"/>
-          <w:lang w:eastAsia="en-IN"/>
-        </w:rPr>
-      </w:pPr>
-      <w:r>
-        <w:rPr>
-          <w:rFonts w:eastAsia="Times New Roman" w:cstheme="minorHAnsi"/>
-          <w:sz w:val="24"/>
-          <w:szCs w:val="24"/>
+          <w:lang w:eastAsia="en-IN"/>
+        </w:rPr>
+      </w:pPr>
+      <w:r>
+        <w:rPr>
+          <w:rFonts w:eastAsia="Times New Roman" w:cstheme="minorHAnsi"/>
           <w:lang w:eastAsia="en-IN"/>
         </w:rPr>
         <w:t>GROUP BY email;</w:t>
@@ -2729,16 +2392,12 @@
         <w:spacing w:after="0" w:line="240" w:lineRule="auto"/>
         <w:rPr>
           <w:rFonts w:eastAsia="Times New Roman" w:cstheme="minorHAnsi"/>
-          <w:sz w:val="24"/>
-          <w:szCs w:val="24"/>
-          <w:lang w:eastAsia="en-IN"/>
-        </w:rPr>
-      </w:pPr>
-      <w:r>
-        <w:rPr>
-          <w:rFonts w:eastAsia="Times New Roman" w:cstheme="minorHAnsi"/>
-          <w:sz w:val="24"/>
-          <w:szCs w:val="24"/>
+          <w:lang w:eastAsia="en-IN"/>
+        </w:rPr>
+      </w:pPr>
+      <w:r>
+        <w:rPr>
+          <w:rFonts w:eastAsia="Times New Roman" w:cstheme="minorHAnsi"/>
           <w:lang w:eastAsia="en-IN"/>
         </w:rPr>
         <w:pict>
@@ -2755,8 +2414,6 @@
           <w:b/>
           <w:bCs/>
           <w:kern w:val="36"/>
-          <w:sz w:val="24"/>
-          <w:szCs w:val="24"/>
           <w:lang w:eastAsia="en-IN"/>
         </w:rPr>
       </w:pPr>
@@ -2766,8 +2423,6 @@
           <w:b/>
           <w:bCs/>
           <w:kern w:val="36"/>
-          <w:sz w:val="24"/>
-          <w:szCs w:val="24"/>
           <w:lang w:eastAsia="en-IN"/>
         </w:rPr>
         <w:t>Step 4: Prevent Duplicates in Future</w:t>
@@ -2781,8 +2436,6 @@
           <w:rFonts w:eastAsia="Times New Roman" w:cstheme="minorHAnsi"/>
           <w:b/>
           <w:bCs/>
-          <w:sz w:val="24"/>
-          <w:szCs w:val="24"/>
           <w:lang w:eastAsia="en-IN"/>
         </w:rPr>
       </w:pPr>
@@ -2791,8 +2444,6 @@
           <w:rFonts w:eastAsia="Times New Roman" w:cstheme="minorHAnsi"/>
           <w:b/>
           <w:bCs/>
-          <w:sz w:val="24"/>
-          <w:szCs w:val="24"/>
           <w:lang w:eastAsia="en-IN"/>
         </w:rPr>
         <w:t>Use UNIQUE Constraint</w:t>
@@ -2821,16 +2472,12 @@
         <w:spacing w:after="0" w:line="240" w:lineRule="auto"/>
         <w:rPr>
           <w:rFonts w:eastAsia="Times New Roman" w:cstheme="minorHAnsi"/>
-          <w:sz w:val="24"/>
-          <w:szCs w:val="24"/>
-          <w:lang w:eastAsia="en-IN"/>
-        </w:rPr>
-      </w:pPr>
-      <w:r>
-        <w:rPr>
-          <w:rFonts w:eastAsia="Times New Roman" w:cstheme="minorHAnsi"/>
-          <w:sz w:val="24"/>
-          <w:szCs w:val="24"/>
+          <w:lang w:eastAsia="en-IN"/>
+        </w:rPr>
+      </w:pPr>
+      <w:r>
+        <w:rPr>
+          <w:rFonts w:eastAsia="Times New Roman" w:cstheme="minorHAnsi"/>
           <w:lang w:eastAsia="en-IN"/>
         </w:rPr>
         <w:t>ALTER TABLE employees</w:t>
@@ -2859,36 +2506,27 @@
         <w:spacing w:after="0" w:line="240" w:lineRule="auto"/>
         <w:rPr>
           <w:rFonts w:eastAsia="Times New Roman" w:cstheme="minorHAnsi"/>
-          <w:sz w:val="24"/>
-          <w:szCs w:val="24"/>
-          <w:lang w:eastAsia="en-IN"/>
-        </w:rPr>
-      </w:pPr>
-      <w:r>
-        <w:rPr>
-          <w:rFonts w:eastAsia="Times New Roman" w:cstheme="minorHAnsi"/>
-          <w:sz w:val="24"/>
-          <w:szCs w:val="24"/>
+          <w:lang w:eastAsia="en-IN"/>
+        </w:rPr>
+      </w:pPr>
+      <w:r>
+        <w:rPr>
+          <w:rFonts w:eastAsia="Times New Roman" w:cstheme="minorHAnsi"/>
           <w:lang w:eastAsia="en-IN"/>
         </w:rPr>
         <w:t xml:space="preserve">ADD CONSTRAINT </w:t>
       </w:r>
-      <w:proofErr w:type="spellStart"/>
-      <w:r>
-        <w:rPr>
-          <w:rFonts w:eastAsia="Times New Roman" w:cstheme="minorHAnsi"/>
-          <w:sz w:val="24"/>
-          <w:szCs w:val="24"/>
+      <w:r>
+        <w:rPr>
+          <w:rFonts w:eastAsia="Times New Roman" w:cstheme="minorHAnsi"/>
+          <w:noProof/>
           <w:lang w:eastAsia="en-IN"/>
         </w:rPr>
         <w:t>uq_email</w:t>
       </w:r>
-      <w:proofErr w:type="spellEnd"/>
-      <w:r>
-        <w:rPr>
-          <w:rFonts w:eastAsia="Times New Roman" w:cstheme="minorHAnsi"/>
-          <w:sz w:val="24"/>
-          <w:szCs w:val="24"/>
+      <w:r>
+        <w:rPr>
+          <w:rFonts w:eastAsia="Times New Roman" w:cstheme="minorHAnsi"/>
           <w:lang w:eastAsia="en-IN"/>
         </w:rPr>
         <w:t xml:space="preserve"> UNIQUE (email);</w:t>
@@ -2899,16 +2537,12 @@
         <w:spacing w:before="100" w:beforeAutospacing="1" w:after="100" w:afterAutospacing="1" w:line="240" w:lineRule="auto"/>
         <w:rPr>
           <w:rFonts w:eastAsia="Times New Roman" w:cstheme="minorHAnsi"/>
-          <w:sz w:val="24"/>
-          <w:szCs w:val="24"/>
-          <w:lang w:eastAsia="en-IN"/>
-        </w:rPr>
-      </w:pPr>
-      <w:r>
-        <w:rPr>
-          <w:rFonts w:eastAsia="Times New Roman" w:cstheme="minorHAnsi"/>
-          <w:sz w:val="24"/>
-          <w:szCs w:val="24"/>
+          <w:lang w:eastAsia="en-IN"/>
+        </w:rPr>
+      </w:pPr>
+      <w:r>
+        <w:rPr>
+          <w:rFonts w:eastAsia="Times New Roman" w:cstheme="minorHAnsi"/>
           <w:lang w:eastAsia="en-IN"/>
         </w:rPr>
         <w:t xml:space="preserve">Now duplicate emails </w:t>
@@ -2918,8 +2552,6 @@
           <w:rFonts w:eastAsia="Times New Roman" w:cstheme="minorHAnsi"/>
           <w:b/>
           <w:bCs/>
-          <w:sz w:val="24"/>
-          <w:szCs w:val="24"/>
           <w:lang w:eastAsia="en-IN"/>
         </w:rPr>
         <w:t>cannot be inserted</w:t>
@@ -2927,8 +2559,6 @@
       <w:r>
         <w:rPr>
           <w:rFonts w:eastAsia="Times New Roman" w:cstheme="minorHAnsi"/>
-          <w:sz w:val="24"/>
-          <w:szCs w:val="24"/>
           <w:lang w:eastAsia="en-IN"/>
         </w:rPr>
         <w:t>.</w:t>
@@ -2939,16 +2569,12 @@
         <w:spacing w:after="0" w:line="240" w:lineRule="auto"/>
         <w:rPr>
           <w:rFonts w:eastAsia="Times New Roman" w:cstheme="minorHAnsi"/>
-          <w:sz w:val="24"/>
-          <w:szCs w:val="24"/>
-          <w:lang w:eastAsia="en-IN"/>
-        </w:rPr>
-      </w:pPr>
-      <w:r>
-        <w:rPr>
-          <w:rFonts w:eastAsia="Times New Roman" w:cstheme="minorHAnsi"/>
-          <w:sz w:val="24"/>
-          <w:szCs w:val="24"/>
+          <w:lang w:eastAsia="en-IN"/>
+        </w:rPr>
+      </w:pPr>
+      <w:r>
+        <w:rPr>
+          <w:rFonts w:eastAsia="Times New Roman" w:cstheme="minorHAnsi"/>
           <w:lang w:eastAsia="en-IN"/>
         </w:rPr>
         <w:pict>
@@ -2965,8 +2591,6 @@
           <w:b/>
           <w:bCs/>
           <w:kern w:val="36"/>
-          <w:sz w:val="24"/>
-          <w:szCs w:val="24"/>
           <w:lang w:eastAsia="en-IN"/>
         </w:rPr>
       </w:pPr>
@@ -2976,8 +2600,6 @@
           <w:b/>
           <w:bCs/>
           <w:kern w:val="36"/>
-          <w:sz w:val="24"/>
-          <w:szCs w:val="24"/>
           <w:lang w:eastAsia="en-IN"/>
         </w:rPr>
         <w:t>Handling Duplicates in SELECT Queries</w:t>
@@ -2991,8 +2613,6 @@
           <w:rFonts w:eastAsia="Times New Roman" w:cstheme="minorHAnsi"/>
           <w:b/>
           <w:bCs/>
-          <w:sz w:val="24"/>
-          <w:szCs w:val="24"/>
           <w:lang w:eastAsia="en-IN"/>
         </w:rPr>
       </w:pPr>
@@ -3001,8 +2621,6 @@
           <w:rFonts w:eastAsia="Times New Roman" w:cstheme="minorHAnsi"/>
           <w:b/>
           <w:bCs/>
-          <w:sz w:val="24"/>
-          <w:szCs w:val="24"/>
           <w:lang w:eastAsia="en-IN"/>
         </w:rPr>
         <w:t>Remove duplicates in result</w:t>
@@ -3031,16 +2649,12 @@
         <w:spacing w:after="0" w:line="240" w:lineRule="auto"/>
         <w:rPr>
           <w:rFonts w:eastAsia="Times New Roman" w:cstheme="minorHAnsi"/>
-          <w:sz w:val="24"/>
-          <w:szCs w:val="24"/>
-          <w:lang w:eastAsia="en-IN"/>
-        </w:rPr>
-      </w:pPr>
-      <w:r>
-        <w:rPr>
-          <w:rFonts w:eastAsia="Times New Roman" w:cstheme="minorHAnsi"/>
-          <w:sz w:val="24"/>
-          <w:szCs w:val="24"/>
+          <w:lang w:eastAsia="en-IN"/>
+        </w:rPr>
+      </w:pPr>
+      <w:r>
+        <w:rPr>
+          <w:rFonts w:eastAsia="Times New Roman" w:cstheme="minorHAnsi"/>
           <w:lang w:eastAsia="en-IN"/>
         </w:rPr>
         <w:t>SELECT DISTINCT email</w:t>
@@ -3069,16 +2683,12 @@
         <w:spacing w:after="0" w:line="240" w:lineRule="auto"/>
         <w:rPr>
           <w:rFonts w:eastAsia="Times New Roman" w:cstheme="minorHAnsi"/>
-          <w:sz w:val="24"/>
-          <w:szCs w:val="24"/>
-          <w:lang w:eastAsia="en-IN"/>
-        </w:rPr>
-      </w:pPr>
-      <w:r>
-        <w:rPr>
-          <w:rFonts w:eastAsia="Times New Roman" w:cstheme="minorHAnsi"/>
-          <w:sz w:val="24"/>
-          <w:szCs w:val="24"/>
+          <w:lang w:eastAsia="en-IN"/>
+        </w:rPr>
+      </w:pPr>
+      <w:r>
+        <w:rPr>
+          <w:rFonts w:eastAsia="Times New Roman" w:cstheme="minorHAnsi"/>
           <w:lang w:eastAsia="en-IN"/>
         </w:rPr>
         <w:t>FROM employees;</w:t>
@@ -3089,16 +2699,12 @@
         <w:spacing w:after="0" w:line="240" w:lineRule="auto"/>
         <w:rPr>
           <w:rFonts w:eastAsia="Times New Roman" w:cstheme="minorHAnsi"/>
-          <w:sz w:val="24"/>
-          <w:szCs w:val="24"/>
-          <w:lang w:eastAsia="en-IN"/>
-        </w:rPr>
-      </w:pPr>
-      <w:r>
-        <w:rPr>
-          <w:rFonts w:eastAsia="Times New Roman" w:cstheme="minorHAnsi"/>
-          <w:sz w:val="24"/>
-          <w:szCs w:val="24"/>
+          <w:lang w:eastAsia="en-IN"/>
+        </w:rPr>
+      </w:pPr>
+      <w:r>
+        <w:rPr>
+          <w:rFonts w:eastAsia="Times New Roman" w:cstheme="minorHAnsi"/>
           <w:lang w:eastAsia="en-IN"/>
         </w:rPr>
         <w:pict>
@@ -3115,8 +2721,6 @@
           <w:b/>
           <w:bCs/>
           <w:kern w:val="36"/>
-          <w:sz w:val="24"/>
-          <w:szCs w:val="24"/>
           <w:lang w:eastAsia="en-IN"/>
         </w:rPr>
       </w:pPr>
@@ -3126,8 +2730,6 @@
           <w:b/>
           <w:bCs/>
           <w:kern w:val="36"/>
-          <w:sz w:val="24"/>
-          <w:szCs w:val="24"/>
           <w:lang w:eastAsia="en-IN"/>
         </w:rPr>
         <w:t>Duplicates Based on Multiple Columns</w:t>
@@ -3138,16 +2740,12 @@
         <w:spacing w:before="100" w:beforeAutospacing="1" w:after="100" w:afterAutospacing="1" w:line="240" w:lineRule="auto"/>
         <w:rPr>
           <w:rFonts w:eastAsia="Times New Roman" w:cstheme="minorHAnsi"/>
-          <w:sz w:val="24"/>
-          <w:szCs w:val="24"/>
-          <w:lang w:eastAsia="en-IN"/>
-        </w:rPr>
-      </w:pPr>
-      <w:r>
-        <w:rPr>
-          <w:rFonts w:eastAsia="Times New Roman" w:cstheme="minorHAnsi"/>
-          <w:sz w:val="24"/>
-          <w:szCs w:val="24"/>
+          <w:lang w:eastAsia="en-IN"/>
+        </w:rPr>
+      </w:pPr>
+      <w:r>
+        <w:rPr>
+          <w:rFonts w:eastAsia="Times New Roman" w:cstheme="minorHAnsi"/>
           <w:lang w:eastAsia="en-IN"/>
         </w:rPr>
         <w:t>Example: Duplicate based on name + email</w:t>
@@ -3176,74 +2774,50 @@
         <w:spacing w:after="0" w:line="240" w:lineRule="auto"/>
         <w:rPr>
           <w:rFonts w:eastAsia="Times New Roman" w:cstheme="minorHAnsi"/>
-          <w:sz w:val="24"/>
-          <w:szCs w:val="24"/>
-          <w:lang w:eastAsia="en-IN"/>
-        </w:rPr>
-      </w:pPr>
-      <w:r>
-        <w:rPr>
-          <w:rFonts w:eastAsia="Times New Roman" w:cstheme="minorHAnsi"/>
-          <w:sz w:val="24"/>
-          <w:szCs w:val="24"/>
-          <w:lang w:eastAsia="en-IN"/>
-        </w:rPr>
-        <w:t>ROW_</w:t>
-      </w:r>
-      <w:proofErr w:type="gramStart"/>
-      <w:r>
-        <w:rPr>
-          <w:rFonts w:eastAsia="Times New Roman" w:cstheme="minorHAnsi"/>
-          <w:sz w:val="24"/>
-          <w:szCs w:val="24"/>
-          <w:lang w:eastAsia="en-IN"/>
-        </w:rPr>
-        <w:t>NUMBER(</w:t>
-      </w:r>
-      <w:proofErr w:type="gramEnd"/>
-      <w:r>
-        <w:rPr>
-          <w:rFonts w:eastAsia="Times New Roman" w:cstheme="minorHAnsi"/>
-          <w:sz w:val="24"/>
-          <w:szCs w:val="24"/>
-          <w:lang w:eastAsia="en-IN"/>
-        </w:rPr>
-        <w:t>) OVER (</w:t>
-      </w:r>
-    </w:p>
-    <w:p>
-      <w:pPr>
-        <w:tabs>
-          <w:tab w:val="left" w:pos="916"/>
-          <w:tab w:val="left" w:pos="1832"/>
-          <w:tab w:val="left" w:pos="2748"/>
-          <w:tab w:val="left" w:pos="3664"/>
-          <w:tab w:val="left" w:pos="4580"/>
-          <w:tab w:val="left" w:pos="5496"/>
-          <w:tab w:val="left" w:pos="6412"/>
-          <w:tab w:val="left" w:pos="7328"/>
-          <w:tab w:val="left" w:pos="8244"/>
-          <w:tab w:val="left" w:pos="9160"/>
-          <w:tab w:val="left" w:pos="10076"/>
-          <w:tab w:val="left" w:pos="10992"/>
-          <w:tab w:val="left" w:pos="11908"/>
-          <w:tab w:val="left" w:pos="12824"/>
-          <w:tab w:val="left" w:pos="13740"/>
-          <w:tab w:val="left" w:pos="14656"/>
-        </w:tabs>
-        <w:spacing w:after="0" w:line="240" w:lineRule="auto"/>
-        <w:rPr>
-          <w:rFonts w:eastAsia="Times New Roman" w:cstheme="minorHAnsi"/>
-          <w:sz w:val="24"/>
-          <w:szCs w:val="24"/>
-          <w:lang w:eastAsia="en-IN"/>
-        </w:rPr>
-      </w:pPr>
-      <w:r>
-        <w:rPr>
-          <w:rFonts w:eastAsia="Times New Roman" w:cstheme="minorHAnsi"/>
-          <w:sz w:val="24"/>
-          <w:szCs w:val="24"/>
+          <w:noProof/>
+          <w:lang w:eastAsia="en-IN"/>
+        </w:rPr>
+      </w:pPr>
+      <w:r>
+        <w:rPr>
+          <w:rFonts w:eastAsia="Times New Roman" w:cstheme="minorHAnsi"/>
+          <w:noProof/>
+          <w:lang w:eastAsia="en-IN"/>
+        </w:rPr>
+        <w:t>ROW_NUMBER() OVER (</w:t>
+      </w:r>
+    </w:p>
+    <w:p>
+      <w:pPr>
+        <w:tabs>
+          <w:tab w:val="left" w:pos="916"/>
+          <w:tab w:val="left" w:pos="1832"/>
+          <w:tab w:val="left" w:pos="2748"/>
+          <w:tab w:val="left" w:pos="3664"/>
+          <w:tab w:val="left" w:pos="4580"/>
+          <w:tab w:val="left" w:pos="5496"/>
+          <w:tab w:val="left" w:pos="6412"/>
+          <w:tab w:val="left" w:pos="7328"/>
+          <w:tab w:val="left" w:pos="8244"/>
+          <w:tab w:val="left" w:pos="9160"/>
+          <w:tab w:val="left" w:pos="10076"/>
+          <w:tab w:val="left" w:pos="10992"/>
+          <w:tab w:val="left" w:pos="11908"/>
+          <w:tab w:val="left" w:pos="12824"/>
+          <w:tab w:val="left" w:pos="13740"/>
+          <w:tab w:val="left" w:pos="14656"/>
+        </w:tabs>
+        <w:spacing w:after="0" w:line="240" w:lineRule="auto"/>
+        <w:rPr>
+          <w:rFonts w:eastAsia="Times New Roman" w:cstheme="minorHAnsi"/>
+          <w:noProof/>
+          <w:lang w:eastAsia="en-IN"/>
+        </w:rPr>
+      </w:pPr>
+      <w:r>
+        <w:rPr>
+          <w:rFonts w:eastAsia="Times New Roman" w:cstheme="minorHAnsi"/>
+          <w:noProof/>
           <w:lang w:eastAsia="en-IN"/>
         </w:rPr>
         <w:t xml:space="preserve">    PARTITION BY name, email</w:t>
@@ -3272,65 +2846,48 @@
         <w:spacing w:after="0" w:line="240" w:lineRule="auto"/>
         <w:rPr>
           <w:rFonts w:eastAsia="Times New Roman" w:cstheme="minorHAnsi"/>
-          <w:sz w:val="24"/>
-          <w:szCs w:val="24"/>
-          <w:lang w:eastAsia="en-IN"/>
-        </w:rPr>
-      </w:pPr>
-      <w:r>
-        <w:rPr>
-          <w:rFonts w:eastAsia="Times New Roman" w:cstheme="minorHAnsi"/>
-          <w:sz w:val="24"/>
-          <w:szCs w:val="24"/>
-          <w:lang w:eastAsia="en-IN"/>
-        </w:rPr>
-        <w:t xml:space="preserve">    ORDER BY </w:t>
-      </w:r>
-      <w:proofErr w:type="spellStart"/>
-      <w:r>
-        <w:rPr>
-          <w:rFonts w:eastAsia="Times New Roman" w:cstheme="minorHAnsi"/>
-          <w:sz w:val="24"/>
-          <w:szCs w:val="24"/>
-          <w:lang w:eastAsia="en-IN"/>
-        </w:rPr>
-        <w:t>emp_id</w:t>
-      </w:r>
-      <w:proofErr w:type="spellEnd"/>
-    </w:p>
-    <w:p>
-      <w:pPr>
-        <w:tabs>
-          <w:tab w:val="left" w:pos="916"/>
-          <w:tab w:val="left" w:pos="1832"/>
-          <w:tab w:val="left" w:pos="2748"/>
-          <w:tab w:val="left" w:pos="3664"/>
-          <w:tab w:val="left" w:pos="4580"/>
-          <w:tab w:val="left" w:pos="5496"/>
-          <w:tab w:val="left" w:pos="6412"/>
-          <w:tab w:val="left" w:pos="7328"/>
-          <w:tab w:val="left" w:pos="8244"/>
-          <w:tab w:val="left" w:pos="9160"/>
-          <w:tab w:val="left" w:pos="10076"/>
-          <w:tab w:val="left" w:pos="10992"/>
-          <w:tab w:val="left" w:pos="11908"/>
-          <w:tab w:val="left" w:pos="12824"/>
-          <w:tab w:val="left" w:pos="13740"/>
-          <w:tab w:val="left" w:pos="14656"/>
-        </w:tabs>
-        <w:spacing w:after="0" w:line="240" w:lineRule="auto"/>
-        <w:rPr>
-          <w:rFonts w:eastAsia="Times New Roman" w:cstheme="minorHAnsi"/>
-          <w:sz w:val="24"/>
-          <w:szCs w:val="24"/>
-          <w:lang w:eastAsia="en-IN"/>
-        </w:rPr>
-      </w:pPr>
-      <w:r>
-        <w:rPr>
-          <w:rFonts w:eastAsia="Times New Roman" w:cstheme="minorHAnsi"/>
-          <w:sz w:val="24"/>
-          <w:szCs w:val="24"/>
+          <w:noProof/>
+          <w:lang w:eastAsia="en-IN"/>
+        </w:rPr>
+      </w:pPr>
+      <w:r>
+        <w:rPr>
+          <w:rFonts w:eastAsia="Times New Roman" w:cstheme="minorHAnsi"/>
+          <w:noProof/>
+          <w:lang w:eastAsia="en-IN"/>
+        </w:rPr>
+        <w:t xml:space="preserve">    ORDER BY emp_id</w:t>
+      </w:r>
+    </w:p>
+    <w:p>
+      <w:pPr>
+        <w:tabs>
+          <w:tab w:val="left" w:pos="916"/>
+          <w:tab w:val="left" w:pos="1832"/>
+          <w:tab w:val="left" w:pos="2748"/>
+          <w:tab w:val="left" w:pos="3664"/>
+          <w:tab w:val="left" w:pos="4580"/>
+          <w:tab w:val="left" w:pos="5496"/>
+          <w:tab w:val="left" w:pos="6412"/>
+          <w:tab w:val="left" w:pos="7328"/>
+          <w:tab w:val="left" w:pos="8244"/>
+          <w:tab w:val="left" w:pos="9160"/>
+          <w:tab w:val="left" w:pos="10076"/>
+          <w:tab w:val="left" w:pos="10992"/>
+          <w:tab w:val="left" w:pos="11908"/>
+          <w:tab w:val="left" w:pos="12824"/>
+          <w:tab w:val="left" w:pos="13740"/>
+          <w:tab w:val="left" w:pos="14656"/>
+        </w:tabs>
+        <w:spacing w:after="0" w:line="240" w:lineRule="auto"/>
+        <w:rPr>
+          <w:rFonts w:eastAsia="Times New Roman" w:cstheme="minorHAnsi"/>
+          <w:lang w:eastAsia="en-IN"/>
+        </w:rPr>
+      </w:pPr>
+      <w:r>
+        <w:rPr>
+          <w:rFonts w:eastAsia="Times New Roman" w:cstheme="minorHAnsi"/>
           <w:lang w:eastAsia="en-IN"/>
         </w:rPr>
         <w:t>)</w:t>
@@ -3341,16 +2898,12 @@
         <w:spacing w:after="0" w:line="240" w:lineRule="auto"/>
         <w:rPr>
           <w:rFonts w:eastAsia="Times New Roman" w:cstheme="minorHAnsi"/>
-          <w:sz w:val="24"/>
-          <w:szCs w:val="24"/>
-          <w:lang w:eastAsia="en-IN"/>
-        </w:rPr>
-      </w:pPr>
-      <w:r>
-        <w:rPr>
-          <w:rFonts w:eastAsia="Times New Roman" w:cstheme="minorHAnsi"/>
-          <w:sz w:val="24"/>
-          <w:szCs w:val="24"/>
+          <w:lang w:eastAsia="en-IN"/>
+        </w:rPr>
+      </w:pPr>
+      <w:r>
+        <w:rPr>
+          <w:rFonts w:eastAsia="Times New Roman" w:cstheme="minorHAnsi"/>
           <w:lang w:eastAsia="en-IN"/>
         </w:rPr>
         <w:pict>
@@ -3367,8 +2920,6 @@
           <w:b/>
           <w:bCs/>
           <w:kern w:val="36"/>
-          <w:sz w:val="24"/>
-          <w:szCs w:val="24"/>
           <w:lang w:eastAsia="en-IN"/>
         </w:rPr>
       </w:pPr>
@@ -3378,8 +2929,6 @@
           <w:b/>
           <w:bCs/>
           <w:kern w:val="36"/>
-          <w:sz w:val="24"/>
-          <w:szCs w:val="24"/>
           <w:lang w:eastAsia="en-IN"/>
         </w:rPr>
         <w:t>Common Beginner Mistakes</w:t>
@@ -3394,16 +2943,12 @@
         <w:spacing w:before="100" w:beforeAutospacing="1" w:after="100" w:afterAutospacing="1" w:line="240" w:lineRule="auto"/>
         <w:rPr>
           <w:rFonts w:eastAsia="Times New Roman" w:cstheme="minorHAnsi"/>
-          <w:sz w:val="24"/>
-          <w:szCs w:val="24"/>
-          <w:lang w:eastAsia="en-IN"/>
-        </w:rPr>
-      </w:pPr>
-      <w:r>
-        <w:rPr>
-          <w:rFonts w:eastAsia="Times New Roman" w:cstheme="minorHAnsi"/>
-          <w:sz w:val="24"/>
-          <w:szCs w:val="24"/>
+          <w:lang w:eastAsia="en-IN"/>
+        </w:rPr>
+      </w:pPr>
+      <w:r>
+        <w:rPr>
+          <w:rFonts w:eastAsia="Times New Roman" w:cstheme="minorHAnsi"/>
           <w:lang w:eastAsia="en-IN"/>
         </w:rPr>
         <w:t>Using DISTINCT blindly</w:t>
@@ -3418,16 +2963,12 @@
         <w:spacing w:before="100" w:beforeAutospacing="1" w:after="100" w:afterAutospacing="1" w:line="240" w:lineRule="auto"/>
         <w:rPr>
           <w:rFonts w:eastAsia="Times New Roman" w:cstheme="minorHAnsi"/>
-          <w:sz w:val="24"/>
-          <w:szCs w:val="24"/>
-          <w:lang w:eastAsia="en-IN"/>
-        </w:rPr>
-      </w:pPr>
-      <w:r>
-        <w:rPr>
-          <w:rFonts w:eastAsia="Times New Roman" w:cstheme="minorHAnsi"/>
-          <w:sz w:val="24"/>
-          <w:szCs w:val="24"/>
+          <w:lang w:eastAsia="en-IN"/>
+        </w:rPr>
+      </w:pPr>
+      <w:r>
+        <w:rPr>
+          <w:rFonts w:eastAsia="Times New Roman" w:cstheme="minorHAnsi"/>
           <w:lang w:eastAsia="en-IN"/>
         </w:rPr>
         <w:t>Deleting without checking duplicates</w:t>
@@ -3442,16 +2983,12 @@
         <w:spacing w:before="100" w:beforeAutospacing="1" w:after="100" w:afterAutospacing="1" w:line="240" w:lineRule="auto"/>
         <w:rPr>
           <w:rFonts w:eastAsia="Times New Roman" w:cstheme="minorHAnsi"/>
-          <w:sz w:val="24"/>
-          <w:szCs w:val="24"/>
-          <w:lang w:eastAsia="en-IN"/>
-        </w:rPr>
-      </w:pPr>
-      <w:r>
-        <w:rPr>
-          <w:rFonts w:eastAsia="Times New Roman" w:cstheme="minorHAnsi"/>
-          <w:sz w:val="24"/>
-          <w:szCs w:val="24"/>
+          <w:lang w:eastAsia="en-IN"/>
+        </w:rPr>
+      </w:pPr>
+      <w:r>
+        <w:rPr>
+          <w:rFonts w:eastAsia="Times New Roman" w:cstheme="minorHAnsi"/>
           <w:lang w:eastAsia="en-IN"/>
         </w:rPr>
         <w:t>Forgetting ORDER BY in ROW_NUMBER</w:t>
@@ -3466,48 +3003,36 @@
         <w:spacing w:before="100" w:beforeAutospacing="1" w:after="100" w:afterAutospacing="1" w:line="240" w:lineRule="auto"/>
         <w:rPr>
           <w:rFonts w:eastAsia="Times New Roman" w:cstheme="minorHAnsi"/>
-          <w:sz w:val="24"/>
-          <w:szCs w:val="24"/>
-          <w:lang w:eastAsia="en-IN"/>
-        </w:rPr>
-      </w:pPr>
-      <w:r>
-        <w:rPr>
-          <w:rFonts w:eastAsia="Times New Roman" w:cstheme="minorHAnsi"/>
-          <w:sz w:val="24"/>
-          <w:szCs w:val="24"/>
-          <w:lang w:eastAsia="en-IN"/>
-        </w:rPr>
-        <w:lastRenderedPageBreak/>
-        <w:t xml:space="preserve">Not adding constraints after </w:t>
-      </w:r>
-      <w:proofErr w:type="spellStart"/>
-      <w:r>
-        <w:rPr>
-          <w:rFonts w:eastAsia="Times New Roman" w:cstheme="minorHAnsi"/>
-          <w:sz w:val="24"/>
-          <w:szCs w:val="24"/>
-          <w:lang w:eastAsia="en-IN"/>
-        </w:rPr>
-        <w:t>cleanup</w:t>
-      </w:r>
-      <w:proofErr w:type="spellEnd"/>
-    </w:p>
-    <w:p>
-      <w:pPr>
-        <w:spacing w:after="0" w:line="240" w:lineRule="auto"/>
-        <w:rPr>
-          <w:rFonts w:eastAsia="Times New Roman" w:cstheme="minorHAnsi"/>
-          <w:sz w:val="24"/>
-          <w:szCs w:val="24"/>
-          <w:lang w:eastAsia="en-IN"/>
-        </w:rPr>
-      </w:pPr>
-      <w:r>
-        <w:rPr>
-          <w:rFonts w:eastAsia="Times New Roman" w:cstheme="minorHAnsi"/>
-          <w:sz w:val="24"/>
-          <w:szCs w:val="24"/>
+          <w:lang w:eastAsia="en-IN"/>
+        </w:rPr>
+      </w:pPr>
+      <w:r>
+        <w:rPr>
+          <w:rFonts w:eastAsia="Times New Roman" w:cstheme="minorHAnsi"/>
+          <w:lang w:eastAsia="en-IN"/>
+        </w:rPr>
+        <w:t xml:space="preserve">Not adding </w:t>
+      </w:r>
+      <w:r>
+        <w:rPr>
+          <w:rFonts w:eastAsia="Times New Roman" w:cstheme="minorHAnsi"/>
+          <w:noProof/>
+          <w:lang w:eastAsia="en-IN"/>
+        </w:rPr>
+        <w:t>constraints after cleanup</w:t>
+      </w:r>
+    </w:p>
+    <w:p>
+      <w:pPr>
+        <w:spacing w:after="0" w:line="240" w:lineRule="auto"/>
+        <w:rPr>
+          <w:rFonts w:eastAsia="Times New Roman" w:cstheme="minorHAnsi"/>
+          <w:lang w:eastAsia="en-IN"/>
+        </w:rPr>
+      </w:pPr>
+      <w:r>
+        <w:rPr>
+          <w:rFonts w:eastAsia="Times New Roman" w:cstheme="minorHAnsi"/>
           <w:lang w:eastAsia="en-IN"/>
         </w:rPr>
         <w:pict>
@@ -3524,8 +3049,6 @@
           <w:b/>
           <w:bCs/>
           <w:kern w:val="36"/>
-          <w:sz w:val="24"/>
-          <w:szCs w:val="24"/>
           <w:lang w:eastAsia="en-IN"/>
         </w:rPr>
       </w:pPr>
@@ -3535,8 +3058,6 @@
           <w:b/>
           <w:bCs/>
           <w:kern w:val="36"/>
-          <w:sz w:val="24"/>
-          <w:szCs w:val="24"/>
           <w:lang w:eastAsia="en-IN"/>
         </w:rPr>
         <w:t>Interview One-Line Answer</w:t>
@@ -3547,16 +3068,12 @@
         <w:spacing w:before="100" w:beforeAutospacing="1" w:after="100" w:afterAutospacing="1" w:line="240" w:lineRule="auto"/>
         <w:rPr>
           <w:rFonts w:eastAsia="Times New Roman" w:cstheme="minorHAnsi"/>
-          <w:sz w:val="24"/>
-          <w:szCs w:val="24"/>
-          <w:lang w:eastAsia="en-IN"/>
-        </w:rPr>
-      </w:pPr>
-      <w:r>
-        <w:rPr>
-          <w:rFonts w:eastAsia="Times New Roman" w:cstheme="minorHAnsi"/>
-          <w:sz w:val="24"/>
-          <w:szCs w:val="24"/>
+          <w:lang w:eastAsia="en-IN"/>
+        </w:rPr>
+      </w:pPr>
+      <w:r>
+        <w:rPr>
+          <w:rFonts w:eastAsia="Times New Roman" w:cstheme="minorHAnsi"/>
           <w:lang w:eastAsia="en-IN"/>
         </w:rPr>
         <w:t>Duplicates are handled by identifying them using GROUP BY or window functions, removing extra rows using ROW_NUMBER, and preventing them using UNIQUE constraints.</w:t>
@@ -3567,18 +3084,15 @@
         <w:spacing w:after="0" w:line="240" w:lineRule="auto"/>
         <w:rPr>
           <w:rFonts w:eastAsia="Times New Roman" w:cstheme="minorHAnsi"/>
-          <w:sz w:val="24"/>
-          <w:szCs w:val="24"/>
-          <w:lang w:eastAsia="en-IN"/>
-        </w:rPr>
-      </w:pPr>
-      <w:r>
-        <w:rPr>
-          <w:rFonts w:eastAsia="Times New Roman" w:cstheme="minorHAnsi"/>
-          <w:sz w:val="24"/>
-          <w:szCs w:val="24"/>
-          <w:lang w:eastAsia="en-IN"/>
-        </w:rPr>
+          <w:lang w:eastAsia="en-IN"/>
+        </w:rPr>
+      </w:pPr>
+      <w:r>
+        <w:rPr>
+          <w:rFonts w:eastAsia="Times New Roman" w:cstheme="minorHAnsi"/>
+          <w:lang w:eastAsia="en-IN"/>
+        </w:rPr>
+        <w:lastRenderedPageBreak/>
         <w:pict>
           <v:rect id="_x0000_i1036" style="width:0;height:1.5pt" o:hralign="center" o:hrstd="t" o:hr="t" fillcolor="#a0a0a0" stroked="f"/>
         </w:pict>
@@ -3593,8 +3107,6 @@
           <w:b/>
           <w:bCs/>
           <w:kern w:val="36"/>
-          <w:sz w:val="24"/>
-          <w:szCs w:val="24"/>
           <w:lang w:eastAsia="en-IN"/>
         </w:rPr>
       </w:pPr>
@@ -3604,8 +3116,6 @@
           <w:b/>
           <w:bCs/>
           <w:kern w:val="36"/>
-          <w:sz w:val="24"/>
-          <w:szCs w:val="24"/>
           <w:lang w:eastAsia="en-IN"/>
         </w:rPr>
         <w:t>When to Use What</w:t>
@@ -3613,41 +3123,30 @@
     </w:p>
     <w:tbl>
       <w:tblPr>
-        <w:tblW w:w="0" w:type="auto"/>
-        <w:tblCellSpacing w:w="15" w:type="dxa"/>
-        <w:tblCellMar>
-          <w:top w:w="15" w:type="dxa"/>
-          <w:left w:w="15" w:type="dxa"/>
-          <w:bottom w:w="15" w:type="dxa"/>
-          <w:right w:w="15" w:type="dxa"/>
-        </w:tblCellMar>
+        <w:tblStyle w:val="TableGrid"/>
+        <w:tblW w:w="4659" w:type="dxa"/>
         <w:tblLook w:val="04A0" w:firstRow="1" w:lastRow="0" w:firstColumn="1" w:lastColumn="0" w:noHBand="0" w:noVBand="1"/>
       </w:tblPr>
       <w:tblGrid>
-        <w:gridCol w:w="2187"/>
-        <w:gridCol w:w="2115"/>
+        <w:gridCol w:w="2366"/>
+        <w:gridCol w:w="2293"/>
       </w:tblGrid>
       <w:tr>
         <w:trPr>
-          <w:tblHeader/>
-          <w:tblCellSpacing w:w="15" w:type="dxa"/>
+          <w:trHeight w:val="374"/>
         </w:trPr>
         <w:tc>
           <w:tcPr>
             <w:tcW w:w="0" w:type="auto"/>
-            <w:vAlign w:val="center"/>
             <w:hideMark/>
           </w:tcPr>
           <w:p>
             <w:pPr>
-              <w:spacing w:after="0" w:line="240" w:lineRule="auto"/>
               <w:jc w:val="center"/>
               <w:rPr>
                 <w:rFonts w:eastAsia="Times New Roman" w:cstheme="minorHAnsi"/>
                 <w:b/>
                 <w:bCs/>
-                <w:sz w:val="24"/>
-                <w:szCs w:val="24"/>
                 <w:lang w:eastAsia="en-IN"/>
               </w:rPr>
             </w:pPr>
@@ -3656,8 +3155,6 @@
                 <w:rFonts w:eastAsia="Times New Roman" w:cstheme="minorHAnsi"/>
                 <w:b/>
                 <w:bCs/>
-                <w:sz w:val="24"/>
-                <w:szCs w:val="24"/>
                 <w:lang w:eastAsia="en-IN"/>
               </w:rPr>
               <w:t>Scenario</w:t>
@@ -3667,19 +3164,15 @@
         <w:tc>
           <w:tcPr>
             <w:tcW w:w="0" w:type="auto"/>
-            <w:vAlign w:val="center"/>
             <w:hideMark/>
           </w:tcPr>
           <w:p>
             <w:pPr>
-              <w:spacing w:after="0" w:line="240" w:lineRule="auto"/>
               <w:jc w:val="center"/>
               <w:rPr>
                 <w:rFonts w:eastAsia="Times New Roman" w:cstheme="minorHAnsi"/>
                 <w:b/>
                 <w:bCs/>
-                <w:sz w:val="24"/>
-                <w:szCs w:val="24"/>
                 <w:lang w:eastAsia="en-IN"/>
               </w:rPr>
             </w:pPr>
@@ -3688,8 +3181,6 @@
                 <w:rFonts w:eastAsia="Times New Roman" w:cstheme="minorHAnsi"/>
                 <w:b/>
                 <w:bCs/>
-                <w:sz w:val="24"/>
-                <w:szCs w:val="24"/>
                 <w:lang w:eastAsia="en-IN"/>
               </w:rPr>
               <w:t>Best Approach</w:t>
@@ -3699,29 +3190,23 @@
       </w:tr>
       <w:tr>
         <w:trPr>
-          <w:tblCellSpacing w:w="15" w:type="dxa"/>
+          <w:trHeight w:val="390"/>
         </w:trPr>
         <w:tc>
           <w:tcPr>
             <w:tcW w:w="0" w:type="auto"/>
-            <w:vAlign w:val="center"/>
             <w:hideMark/>
           </w:tcPr>
           <w:p>
             <w:pPr>
-              <w:spacing w:after="0" w:line="240" w:lineRule="auto"/>
               <w:rPr>
                 <w:rFonts w:eastAsia="Times New Roman" w:cstheme="minorHAnsi"/>
-                <w:sz w:val="24"/>
-                <w:szCs w:val="24"/>
                 <w:lang w:eastAsia="en-IN"/>
               </w:rPr>
             </w:pPr>
             <w:r>
               <w:rPr>
                 <w:rFonts w:eastAsia="Times New Roman" w:cstheme="minorHAnsi"/>
-                <w:sz w:val="24"/>
-                <w:szCs w:val="24"/>
                 <w:lang w:eastAsia="en-IN"/>
               </w:rPr>
               <w:t>Just detect duplicates</w:t>
@@ -3731,24 +3216,18 @@
         <w:tc>
           <w:tcPr>
             <w:tcW w:w="0" w:type="auto"/>
-            <w:vAlign w:val="center"/>
             <w:hideMark/>
           </w:tcPr>
           <w:p>
             <w:pPr>
-              <w:spacing w:after="0" w:line="240" w:lineRule="auto"/>
               <w:rPr>
                 <w:rFonts w:eastAsia="Times New Roman" w:cstheme="minorHAnsi"/>
-                <w:sz w:val="24"/>
-                <w:szCs w:val="24"/>
                 <w:lang w:eastAsia="en-IN"/>
               </w:rPr>
             </w:pPr>
             <w:r>
               <w:rPr>
                 <w:rFonts w:eastAsia="Times New Roman" w:cstheme="minorHAnsi"/>
-                <w:sz w:val="24"/>
-                <w:szCs w:val="24"/>
                 <w:lang w:eastAsia="en-IN"/>
               </w:rPr>
               <w:t>GROUP BY + HAVING</w:t>
@@ -3758,29 +3237,23 @@
       </w:tr>
       <w:tr>
         <w:trPr>
-          <w:tblCellSpacing w:w="15" w:type="dxa"/>
+          <w:trHeight w:val="374"/>
         </w:trPr>
         <w:tc>
           <w:tcPr>
             <w:tcW w:w="0" w:type="auto"/>
-            <w:vAlign w:val="center"/>
             <w:hideMark/>
           </w:tcPr>
           <w:p>
             <w:pPr>
-              <w:spacing w:after="0" w:line="240" w:lineRule="auto"/>
               <w:rPr>
                 <w:rFonts w:eastAsia="Times New Roman" w:cstheme="minorHAnsi"/>
-                <w:sz w:val="24"/>
-                <w:szCs w:val="24"/>
                 <w:lang w:eastAsia="en-IN"/>
               </w:rPr>
             </w:pPr>
             <w:r>
               <w:rPr>
                 <w:rFonts w:eastAsia="Times New Roman" w:cstheme="minorHAnsi"/>
-                <w:sz w:val="24"/>
-                <w:szCs w:val="24"/>
                 <w:lang w:eastAsia="en-IN"/>
               </w:rPr>
               <w:t>Delete duplicates</w:t>
@@ -3790,24 +3263,18 @@
         <w:tc>
           <w:tcPr>
             <w:tcW w:w="0" w:type="auto"/>
-            <w:vAlign w:val="center"/>
             <w:hideMark/>
           </w:tcPr>
           <w:p>
             <w:pPr>
-              <w:spacing w:after="0" w:line="240" w:lineRule="auto"/>
               <w:rPr>
                 <w:rFonts w:eastAsia="Times New Roman" w:cstheme="minorHAnsi"/>
-                <w:sz w:val="24"/>
-                <w:szCs w:val="24"/>
                 <w:lang w:eastAsia="en-IN"/>
               </w:rPr>
             </w:pPr>
             <w:r>
               <w:rPr>
                 <w:rFonts w:eastAsia="Times New Roman" w:cstheme="minorHAnsi"/>
-                <w:sz w:val="24"/>
-                <w:szCs w:val="24"/>
                 <w:lang w:eastAsia="en-IN"/>
               </w:rPr>
               <w:t>ROW_NUMBER</w:t>
@@ -3817,29 +3284,23 @@
       </w:tr>
       <w:tr>
         <w:trPr>
-          <w:tblCellSpacing w:w="15" w:type="dxa"/>
+          <w:trHeight w:val="374"/>
         </w:trPr>
         <w:tc>
           <w:tcPr>
             <w:tcW w:w="0" w:type="auto"/>
-            <w:vAlign w:val="center"/>
             <w:hideMark/>
           </w:tcPr>
           <w:p>
             <w:pPr>
-              <w:spacing w:after="0" w:line="240" w:lineRule="auto"/>
               <w:rPr>
                 <w:rFonts w:eastAsia="Times New Roman" w:cstheme="minorHAnsi"/>
-                <w:sz w:val="24"/>
-                <w:szCs w:val="24"/>
                 <w:lang w:eastAsia="en-IN"/>
               </w:rPr>
             </w:pPr>
             <w:r>
               <w:rPr>
                 <w:rFonts w:eastAsia="Times New Roman" w:cstheme="minorHAnsi"/>
-                <w:sz w:val="24"/>
-                <w:szCs w:val="24"/>
                 <w:lang w:eastAsia="en-IN"/>
               </w:rPr>
               <w:t>Avoid duplicates</w:t>
@@ -3849,24 +3310,18 @@
         <w:tc>
           <w:tcPr>
             <w:tcW w:w="0" w:type="auto"/>
-            <w:vAlign w:val="center"/>
             <w:hideMark/>
           </w:tcPr>
           <w:p>
             <w:pPr>
-              <w:spacing w:after="0" w:line="240" w:lineRule="auto"/>
               <w:rPr>
                 <w:rFonts w:eastAsia="Times New Roman" w:cstheme="minorHAnsi"/>
-                <w:sz w:val="24"/>
-                <w:szCs w:val="24"/>
                 <w:lang w:eastAsia="en-IN"/>
               </w:rPr>
             </w:pPr>
             <w:r>
               <w:rPr>
                 <w:rFonts w:eastAsia="Times New Roman" w:cstheme="minorHAnsi"/>
-                <w:sz w:val="24"/>
-                <w:szCs w:val="24"/>
                 <w:lang w:eastAsia="en-IN"/>
               </w:rPr>
               <w:t>UNIQUE constraint</w:t>
@@ -3876,29 +3331,23 @@
       </w:tr>
       <w:tr>
         <w:trPr>
-          <w:tblCellSpacing w:w="15" w:type="dxa"/>
+          <w:trHeight w:val="390"/>
         </w:trPr>
         <w:tc>
           <w:tcPr>
             <w:tcW w:w="0" w:type="auto"/>
-            <w:vAlign w:val="center"/>
             <w:hideMark/>
           </w:tcPr>
           <w:p>
             <w:pPr>
-              <w:spacing w:after="0" w:line="240" w:lineRule="auto"/>
               <w:rPr>
                 <w:rFonts w:eastAsia="Times New Roman" w:cstheme="minorHAnsi"/>
-                <w:sz w:val="24"/>
-                <w:szCs w:val="24"/>
                 <w:lang w:eastAsia="en-IN"/>
               </w:rPr>
             </w:pPr>
             <w:r>
               <w:rPr>
                 <w:rFonts w:eastAsia="Times New Roman" w:cstheme="minorHAnsi"/>
-                <w:sz w:val="24"/>
-                <w:szCs w:val="24"/>
                 <w:lang w:eastAsia="en-IN"/>
               </w:rPr>
               <w:t>Clean output</w:t>
@@ -3908,24 +3357,18 @@
         <w:tc>
           <w:tcPr>
             <w:tcW w:w="0" w:type="auto"/>
-            <w:vAlign w:val="center"/>
             <w:hideMark/>
           </w:tcPr>
           <w:p>
             <w:pPr>
-              <w:spacing w:after="0" w:line="240" w:lineRule="auto"/>
               <w:rPr>
                 <w:rFonts w:eastAsia="Times New Roman" w:cstheme="minorHAnsi"/>
-                <w:sz w:val="24"/>
-                <w:szCs w:val="24"/>
                 <w:lang w:eastAsia="en-IN"/>
               </w:rPr>
             </w:pPr>
             <w:r>
               <w:rPr>
                 <w:rFonts w:eastAsia="Times New Roman" w:cstheme="minorHAnsi"/>
-                <w:sz w:val="24"/>
-                <w:szCs w:val="24"/>
                 <w:lang w:eastAsia="en-IN"/>
               </w:rPr>
               <w:t>DISTINCT</w:t>
@@ -3938,8 +3381,5187 @@
       <w:pPr>
         <w:rPr>
           <w:rFonts w:cstheme="minorHAnsi"/>
-          <w:sz w:val="24"/>
-          <w:szCs w:val="24"/>
+        </w:rPr>
+      </w:pPr>
+    </w:p>
+    <w:p>
+      <w:pPr>
+        <w:rPr>
+          <w:rFonts w:cstheme="minorHAnsi"/>
+        </w:rPr>
+      </w:pPr>
+    </w:p>
+    <w:p>
+      <w:pPr>
+        <w:rPr>
+          <w:rFonts w:cstheme="minorHAnsi"/>
+        </w:rPr>
+      </w:pPr>
+      <w:r>
+        <w:rPr>
+          <w:rFonts w:cstheme="minorHAnsi"/>
+        </w:rPr>
+        <w:t>+++++++++++++++++++++++++++++++++++++++++++++++++++++++++++++++++++++++++++++++++++++++++++++++++++++++++++++++++++++++++++++++++++++++++++++++++++++++++++++++++</w:t>
+      </w:r>
+    </w:p>
+    <w:p>
+      <w:pPr>
+        <w:rPr>
+          <w:rFonts w:cstheme="minorHAnsi"/>
+        </w:rPr>
+      </w:pPr>
+    </w:p>
+    <w:p>
+      <w:pPr>
+        <w:rPr>
+          <w:rFonts w:cstheme="minorHAnsi"/>
+        </w:rPr>
+      </w:pPr>
+    </w:p>
+    <w:p>
+      <w:pPr>
+        <w:spacing w:before="100" w:beforeAutospacing="1" w:after="100" w:afterAutospacing="1" w:line="240" w:lineRule="auto"/>
+        <w:outlineLvl w:val="0"/>
+        <w:rPr>
+          <w:rFonts w:eastAsia="Times New Roman" w:cstheme="minorHAnsi"/>
+          <w:b/>
+          <w:bCs/>
+          <w:kern w:val="36"/>
+          <w:lang w:eastAsia="en-IN"/>
+        </w:rPr>
+      </w:pPr>
+      <w:r>
+        <w:rPr>
+          <w:rFonts w:eastAsia="Times New Roman" w:cstheme="minorHAnsi"/>
+          <w:b/>
+          <w:bCs/>
+          <w:kern w:val="36"/>
+          <w:lang w:eastAsia="en-IN"/>
+        </w:rPr>
+        <w:t>Correct DELETE Query for Your Table (Recommended)</w:t>
+      </w:r>
+    </w:p>
+    <w:p>
+      <w:pPr>
+        <w:tabs>
+          <w:tab w:val="left" w:pos="916"/>
+          <w:tab w:val="left" w:pos="1832"/>
+          <w:tab w:val="left" w:pos="2748"/>
+          <w:tab w:val="left" w:pos="3664"/>
+          <w:tab w:val="left" w:pos="4580"/>
+          <w:tab w:val="left" w:pos="5496"/>
+          <w:tab w:val="left" w:pos="6412"/>
+          <w:tab w:val="left" w:pos="7328"/>
+          <w:tab w:val="left" w:pos="8244"/>
+          <w:tab w:val="left" w:pos="9160"/>
+          <w:tab w:val="left" w:pos="10076"/>
+          <w:tab w:val="left" w:pos="10992"/>
+          <w:tab w:val="left" w:pos="11908"/>
+          <w:tab w:val="left" w:pos="12824"/>
+          <w:tab w:val="left" w:pos="13740"/>
+          <w:tab w:val="left" w:pos="14656"/>
+        </w:tabs>
+        <w:spacing w:after="0" w:line="240" w:lineRule="auto"/>
+        <w:rPr>
+          <w:rFonts w:eastAsia="Times New Roman" w:cstheme="minorHAnsi"/>
+          <w:lang w:eastAsia="en-IN"/>
+        </w:rPr>
+      </w:pPr>
+      <w:r>
+        <w:rPr>
+          <w:rFonts w:eastAsia="Times New Roman" w:cstheme="minorHAnsi"/>
+          <w:lang w:eastAsia="en-IN"/>
+        </w:rPr>
+        <w:t>DELETE FROM employees</w:t>
+      </w:r>
+    </w:p>
+    <w:p>
+      <w:pPr>
+        <w:tabs>
+          <w:tab w:val="left" w:pos="916"/>
+          <w:tab w:val="left" w:pos="1832"/>
+          <w:tab w:val="left" w:pos="2748"/>
+          <w:tab w:val="left" w:pos="3664"/>
+          <w:tab w:val="left" w:pos="4580"/>
+          <w:tab w:val="left" w:pos="5496"/>
+          <w:tab w:val="left" w:pos="6412"/>
+          <w:tab w:val="left" w:pos="7328"/>
+          <w:tab w:val="left" w:pos="8244"/>
+          <w:tab w:val="left" w:pos="9160"/>
+          <w:tab w:val="left" w:pos="10076"/>
+          <w:tab w:val="left" w:pos="10992"/>
+          <w:tab w:val="left" w:pos="11908"/>
+          <w:tab w:val="left" w:pos="12824"/>
+          <w:tab w:val="left" w:pos="13740"/>
+          <w:tab w:val="left" w:pos="14656"/>
+        </w:tabs>
+        <w:spacing w:after="0" w:line="240" w:lineRule="auto"/>
+        <w:rPr>
+          <w:rFonts w:eastAsia="Times New Roman" w:cstheme="minorHAnsi"/>
+          <w:noProof/>
+          <w:lang w:eastAsia="en-IN"/>
+        </w:rPr>
+      </w:pPr>
+      <w:r>
+        <w:rPr>
+          <w:rFonts w:eastAsia="Times New Roman" w:cstheme="minorHAnsi"/>
+          <w:noProof/>
+          <w:lang w:eastAsia="en-IN"/>
+        </w:rPr>
+        <w:t>WHERE emp_id IN (</w:t>
+      </w:r>
+    </w:p>
+    <w:p>
+      <w:pPr>
+        <w:tabs>
+          <w:tab w:val="left" w:pos="916"/>
+          <w:tab w:val="left" w:pos="1832"/>
+          <w:tab w:val="left" w:pos="2748"/>
+          <w:tab w:val="left" w:pos="3664"/>
+          <w:tab w:val="left" w:pos="4580"/>
+          <w:tab w:val="left" w:pos="5496"/>
+          <w:tab w:val="left" w:pos="6412"/>
+          <w:tab w:val="left" w:pos="7328"/>
+          <w:tab w:val="left" w:pos="8244"/>
+          <w:tab w:val="left" w:pos="9160"/>
+          <w:tab w:val="left" w:pos="10076"/>
+          <w:tab w:val="left" w:pos="10992"/>
+          <w:tab w:val="left" w:pos="11908"/>
+          <w:tab w:val="left" w:pos="12824"/>
+          <w:tab w:val="left" w:pos="13740"/>
+          <w:tab w:val="left" w:pos="14656"/>
+        </w:tabs>
+        <w:spacing w:after="0" w:line="240" w:lineRule="auto"/>
+        <w:rPr>
+          <w:rFonts w:eastAsia="Times New Roman" w:cstheme="minorHAnsi"/>
+          <w:noProof/>
+          <w:lang w:eastAsia="en-IN"/>
+        </w:rPr>
+      </w:pPr>
+      <w:r>
+        <w:rPr>
+          <w:rFonts w:eastAsia="Times New Roman" w:cstheme="minorHAnsi"/>
+          <w:noProof/>
+          <w:lang w:eastAsia="en-IN"/>
+        </w:rPr>
+        <w:t xml:space="preserve">    SELECT emp_id</w:t>
+      </w:r>
+    </w:p>
+    <w:p>
+      <w:pPr>
+        <w:tabs>
+          <w:tab w:val="left" w:pos="916"/>
+          <w:tab w:val="left" w:pos="1832"/>
+          <w:tab w:val="left" w:pos="2748"/>
+          <w:tab w:val="left" w:pos="3664"/>
+          <w:tab w:val="left" w:pos="4580"/>
+          <w:tab w:val="left" w:pos="5496"/>
+          <w:tab w:val="left" w:pos="6412"/>
+          <w:tab w:val="left" w:pos="7328"/>
+          <w:tab w:val="left" w:pos="8244"/>
+          <w:tab w:val="left" w:pos="9160"/>
+          <w:tab w:val="left" w:pos="10076"/>
+          <w:tab w:val="left" w:pos="10992"/>
+          <w:tab w:val="left" w:pos="11908"/>
+          <w:tab w:val="left" w:pos="12824"/>
+          <w:tab w:val="left" w:pos="13740"/>
+          <w:tab w:val="left" w:pos="14656"/>
+        </w:tabs>
+        <w:spacing w:after="0" w:line="240" w:lineRule="auto"/>
+        <w:rPr>
+          <w:rFonts w:eastAsia="Times New Roman" w:cstheme="minorHAnsi"/>
+          <w:noProof/>
+          <w:highlight w:val="cyan"/>
+          <w:lang w:eastAsia="en-IN"/>
+        </w:rPr>
+      </w:pPr>
+      <w:r>
+        <w:rPr>
+          <w:rFonts w:eastAsia="Times New Roman" w:cstheme="minorHAnsi"/>
+          <w:noProof/>
+          <w:lang w:eastAsia="en-IN"/>
+        </w:rPr>
+        <w:t xml:space="preserve">    FROM </w:t>
+      </w:r>
+      <w:r>
+        <w:rPr>
+          <w:rFonts w:eastAsia="Times New Roman" w:cstheme="minorHAnsi"/>
+          <w:noProof/>
+          <w:highlight w:val="cyan"/>
+          <w:lang w:eastAsia="en-IN"/>
+        </w:rPr>
+        <w:t>(</w:t>
+      </w:r>
+    </w:p>
+    <w:p>
+      <w:pPr>
+        <w:tabs>
+          <w:tab w:val="left" w:pos="916"/>
+          <w:tab w:val="left" w:pos="1832"/>
+          <w:tab w:val="left" w:pos="2748"/>
+          <w:tab w:val="left" w:pos="3664"/>
+          <w:tab w:val="left" w:pos="4580"/>
+          <w:tab w:val="left" w:pos="5496"/>
+          <w:tab w:val="left" w:pos="6412"/>
+          <w:tab w:val="left" w:pos="7328"/>
+          <w:tab w:val="left" w:pos="8244"/>
+          <w:tab w:val="left" w:pos="9160"/>
+          <w:tab w:val="left" w:pos="10076"/>
+          <w:tab w:val="left" w:pos="10992"/>
+          <w:tab w:val="left" w:pos="11908"/>
+          <w:tab w:val="left" w:pos="12824"/>
+          <w:tab w:val="left" w:pos="13740"/>
+          <w:tab w:val="left" w:pos="14656"/>
+        </w:tabs>
+        <w:spacing w:after="0" w:line="240" w:lineRule="auto"/>
+        <w:rPr>
+          <w:rFonts w:eastAsia="Times New Roman" w:cstheme="minorHAnsi"/>
+          <w:noProof/>
+          <w:highlight w:val="cyan"/>
+          <w:lang w:eastAsia="en-IN"/>
+        </w:rPr>
+      </w:pPr>
+      <w:r>
+        <w:rPr>
+          <w:rFonts w:eastAsia="Times New Roman" w:cstheme="minorHAnsi"/>
+          <w:noProof/>
+          <w:highlight w:val="cyan"/>
+          <w:lang w:eastAsia="en-IN"/>
+        </w:rPr>
+        <w:t xml:space="preserve">        SELECT emp_id,</w:t>
+      </w:r>
+    </w:p>
+    <w:p>
+      <w:pPr>
+        <w:tabs>
+          <w:tab w:val="left" w:pos="916"/>
+          <w:tab w:val="left" w:pos="1832"/>
+          <w:tab w:val="left" w:pos="2748"/>
+          <w:tab w:val="left" w:pos="3664"/>
+          <w:tab w:val="left" w:pos="4580"/>
+          <w:tab w:val="left" w:pos="5496"/>
+          <w:tab w:val="left" w:pos="6412"/>
+          <w:tab w:val="left" w:pos="7328"/>
+          <w:tab w:val="left" w:pos="8244"/>
+          <w:tab w:val="left" w:pos="9160"/>
+          <w:tab w:val="left" w:pos="10076"/>
+          <w:tab w:val="left" w:pos="10992"/>
+          <w:tab w:val="left" w:pos="11908"/>
+          <w:tab w:val="left" w:pos="12824"/>
+          <w:tab w:val="left" w:pos="13740"/>
+          <w:tab w:val="left" w:pos="14656"/>
+        </w:tabs>
+        <w:spacing w:after="0" w:line="240" w:lineRule="auto"/>
+        <w:rPr>
+          <w:rFonts w:eastAsia="Times New Roman" w:cstheme="minorHAnsi"/>
+          <w:noProof/>
+          <w:highlight w:val="cyan"/>
+          <w:lang w:eastAsia="en-IN"/>
+        </w:rPr>
+      </w:pPr>
+      <w:r>
+        <w:rPr>
+          <w:rFonts w:eastAsia="Times New Roman" w:cstheme="minorHAnsi"/>
+          <w:noProof/>
+          <w:highlight w:val="cyan"/>
+          <w:lang w:eastAsia="en-IN"/>
+        </w:rPr>
+        <w:t xml:space="preserve">               ROW_NUMBER() OVER (</w:t>
+      </w:r>
+    </w:p>
+    <w:p>
+      <w:pPr>
+        <w:tabs>
+          <w:tab w:val="left" w:pos="916"/>
+          <w:tab w:val="left" w:pos="1832"/>
+          <w:tab w:val="left" w:pos="2748"/>
+          <w:tab w:val="left" w:pos="3664"/>
+          <w:tab w:val="left" w:pos="4580"/>
+          <w:tab w:val="left" w:pos="5496"/>
+          <w:tab w:val="left" w:pos="6412"/>
+          <w:tab w:val="left" w:pos="7328"/>
+          <w:tab w:val="left" w:pos="8244"/>
+          <w:tab w:val="left" w:pos="9160"/>
+          <w:tab w:val="left" w:pos="10076"/>
+          <w:tab w:val="left" w:pos="10992"/>
+          <w:tab w:val="left" w:pos="11908"/>
+          <w:tab w:val="left" w:pos="12824"/>
+          <w:tab w:val="left" w:pos="13740"/>
+          <w:tab w:val="left" w:pos="14656"/>
+        </w:tabs>
+        <w:spacing w:after="0" w:line="240" w:lineRule="auto"/>
+        <w:rPr>
+          <w:rFonts w:eastAsia="Times New Roman" w:cstheme="minorHAnsi"/>
+          <w:noProof/>
+          <w:highlight w:val="cyan"/>
+          <w:lang w:eastAsia="en-IN"/>
+        </w:rPr>
+      </w:pPr>
+      <w:r>
+        <w:rPr>
+          <w:rFonts w:eastAsia="Times New Roman" w:cstheme="minorHAnsi"/>
+          <w:noProof/>
+          <w:highlight w:val="cyan"/>
+          <w:lang w:eastAsia="en-IN"/>
+        </w:rPr>
+        <w:t xml:space="preserve">                   PARTITION BY name, department</w:t>
+      </w:r>
+    </w:p>
+    <w:p>
+      <w:pPr>
+        <w:tabs>
+          <w:tab w:val="left" w:pos="916"/>
+          <w:tab w:val="left" w:pos="1832"/>
+          <w:tab w:val="left" w:pos="2748"/>
+          <w:tab w:val="left" w:pos="3664"/>
+          <w:tab w:val="left" w:pos="4580"/>
+          <w:tab w:val="left" w:pos="5496"/>
+          <w:tab w:val="left" w:pos="6412"/>
+          <w:tab w:val="left" w:pos="7328"/>
+          <w:tab w:val="left" w:pos="8244"/>
+          <w:tab w:val="left" w:pos="9160"/>
+          <w:tab w:val="left" w:pos="10076"/>
+          <w:tab w:val="left" w:pos="10992"/>
+          <w:tab w:val="left" w:pos="11908"/>
+          <w:tab w:val="left" w:pos="12824"/>
+          <w:tab w:val="left" w:pos="13740"/>
+          <w:tab w:val="left" w:pos="14656"/>
+        </w:tabs>
+        <w:spacing w:after="0" w:line="240" w:lineRule="auto"/>
+        <w:rPr>
+          <w:rFonts w:eastAsia="Times New Roman" w:cstheme="minorHAnsi"/>
+          <w:noProof/>
+          <w:highlight w:val="cyan"/>
+          <w:lang w:eastAsia="en-IN"/>
+        </w:rPr>
+      </w:pPr>
+      <w:r>
+        <w:rPr>
+          <w:rFonts w:eastAsia="Times New Roman" w:cstheme="minorHAnsi"/>
+          <w:noProof/>
+          <w:highlight w:val="cyan"/>
+          <w:lang w:eastAsia="en-IN"/>
+        </w:rPr>
+        <w:t xml:space="preserve">                   ORDER BY join_date</w:t>
+      </w:r>
+    </w:p>
+    <w:p>
+      <w:pPr>
+        <w:tabs>
+          <w:tab w:val="left" w:pos="916"/>
+          <w:tab w:val="left" w:pos="1832"/>
+          <w:tab w:val="left" w:pos="2748"/>
+          <w:tab w:val="left" w:pos="3664"/>
+          <w:tab w:val="left" w:pos="4580"/>
+          <w:tab w:val="left" w:pos="5496"/>
+          <w:tab w:val="left" w:pos="6412"/>
+          <w:tab w:val="left" w:pos="7328"/>
+          <w:tab w:val="left" w:pos="8244"/>
+          <w:tab w:val="left" w:pos="9160"/>
+          <w:tab w:val="left" w:pos="10076"/>
+          <w:tab w:val="left" w:pos="10992"/>
+          <w:tab w:val="left" w:pos="11908"/>
+          <w:tab w:val="left" w:pos="12824"/>
+          <w:tab w:val="left" w:pos="13740"/>
+          <w:tab w:val="left" w:pos="14656"/>
+        </w:tabs>
+        <w:spacing w:after="0" w:line="240" w:lineRule="auto"/>
+        <w:rPr>
+          <w:rFonts w:eastAsia="Times New Roman" w:cstheme="minorHAnsi"/>
+          <w:noProof/>
+          <w:highlight w:val="cyan"/>
+          <w:lang w:eastAsia="en-IN"/>
+        </w:rPr>
+      </w:pPr>
+      <w:r>
+        <w:rPr>
+          <w:rFonts w:eastAsia="Times New Roman" w:cstheme="minorHAnsi"/>
+          <w:noProof/>
+          <w:highlight w:val="cyan"/>
+          <w:lang w:eastAsia="en-IN"/>
+        </w:rPr>
+        <w:t xml:space="preserve">               ) AS rn</w:t>
+      </w:r>
+    </w:p>
+    <w:p>
+      <w:pPr>
+        <w:tabs>
+          <w:tab w:val="left" w:pos="916"/>
+          <w:tab w:val="left" w:pos="1832"/>
+          <w:tab w:val="left" w:pos="2748"/>
+          <w:tab w:val="left" w:pos="3664"/>
+          <w:tab w:val="left" w:pos="4580"/>
+          <w:tab w:val="left" w:pos="5496"/>
+          <w:tab w:val="left" w:pos="6412"/>
+          <w:tab w:val="left" w:pos="7328"/>
+          <w:tab w:val="left" w:pos="8244"/>
+          <w:tab w:val="left" w:pos="9160"/>
+          <w:tab w:val="left" w:pos="10076"/>
+          <w:tab w:val="left" w:pos="10992"/>
+          <w:tab w:val="left" w:pos="11908"/>
+          <w:tab w:val="left" w:pos="12824"/>
+          <w:tab w:val="left" w:pos="13740"/>
+          <w:tab w:val="left" w:pos="14656"/>
+        </w:tabs>
+        <w:spacing w:after="0" w:line="240" w:lineRule="auto"/>
+        <w:rPr>
+          <w:rFonts w:eastAsia="Times New Roman" w:cstheme="minorHAnsi"/>
+          <w:noProof/>
+          <w:highlight w:val="cyan"/>
+          <w:lang w:eastAsia="en-IN"/>
+        </w:rPr>
+      </w:pPr>
+      <w:r>
+        <w:rPr>
+          <w:rFonts w:eastAsia="Times New Roman" w:cstheme="minorHAnsi"/>
+          <w:noProof/>
+          <w:highlight w:val="cyan"/>
+          <w:lang w:eastAsia="en-IN"/>
+        </w:rPr>
+        <w:t xml:space="preserve">        FROM employees</w:t>
+      </w:r>
+    </w:p>
+    <w:p>
+      <w:pPr>
+        <w:tabs>
+          <w:tab w:val="left" w:pos="916"/>
+          <w:tab w:val="left" w:pos="1832"/>
+          <w:tab w:val="left" w:pos="2748"/>
+          <w:tab w:val="left" w:pos="3664"/>
+          <w:tab w:val="left" w:pos="4580"/>
+          <w:tab w:val="left" w:pos="5496"/>
+          <w:tab w:val="left" w:pos="6412"/>
+          <w:tab w:val="left" w:pos="7328"/>
+          <w:tab w:val="left" w:pos="8244"/>
+          <w:tab w:val="left" w:pos="9160"/>
+          <w:tab w:val="left" w:pos="10076"/>
+          <w:tab w:val="left" w:pos="10992"/>
+          <w:tab w:val="left" w:pos="11908"/>
+          <w:tab w:val="left" w:pos="12824"/>
+          <w:tab w:val="left" w:pos="13740"/>
+          <w:tab w:val="left" w:pos="14656"/>
+        </w:tabs>
+        <w:spacing w:after="0" w:line="240" w:lineRule="auto"/>
+        <w:rPr>
+          <w:rFonts w:eastAsia="Times New Roman" w:cstheme="minorHAnsi"/>
+          <w:noProof/>
+          <w:lang w:eastAsia="en-IN"/>
+        </w:rPr>
+      </w:pPr>
+      <w:r>
+        <w:rPr>
+          <w:rFonts w:eastAsia="Times New Roman" w:cstheme="minorHAnsi"/>
+          <w:noProof/>
+          <w:highlight w:val="cyan"/>
+          <w:lang w:eastAsia="en-IN"/>
+        </w:rPr>
+        <w:t xml:space="preserve">    ) t</w:t>
+      </w:r>
+    </w:p>
+    <w:p>
+      <w:pPr>
+        <w:tabs>
+          <w:tab w:val="left" w:pos="916"/>
+          <w:tab w:val="left" w:pos="1832"/>
+          <w:tab w:val="left" w:pos="2748"/>
+          <w:tab w:val="left" w:pos="3664"/>
+          <w:tab w:val="left" w:pos="4580"/>
+          <w:tab w:val="left" w:pos="5496"/>
+          <w:tab w:val="left" w:pos="6412"/>
+          <w:tab w:val="left" w:pos="7328"/>
+          <w:tab w:val="left" w:pos="8244"/>
+          <w:tab w:val="left" w:pos="9160"/>
+          <w:tab w:val="left" w:pos="10076"/>
+          <w:tab w:val="left" w:pos="10992"/>
+          <w:tab w:val="left" w:pos="11908"/>
+          <w:tab w:val="left" w:pos="12824"/>
+          <w:tab w:val="left" w:pos="13740"/>
+          <w:tab w:val="left" w:pos="14656"/>
+        </w:tabs>
+        <w:spacing w:after="0" w:line="240" w:lineRule="auto"/>
+        <w:rPr>
+          <w:rFonts w:eastAsia="Times New Roman" w:cstheme="minorHAnsi"/>
+          <w:noProof/>
+          <w:lang w:eastAsia="en-IN"/>
+        </w:rPr>
+      </w:pPr>
+      <w:r>
+        <w:rPr>
+          <w:rFonts w:eastAsia="Times New Roman" w:cstheme="minorHAnsi"/>
+          <w:noProof/>
+          <w:lang w:eastAsia="en-IN"/>
+        </w:rPr>
+        <w:t xml:space="preserve">    WHERE rn &gt; 1</w:t>
+      </w:r>
+    </w:p>
+    <w:p>
+      <w:pPr>
+        <w:tabs>
+          <w:tab w:val="left" w:pos="916"/>
+          <w:tab w:val="left" w:pos="1832"/>
+          <w:tab w:val="left" w:pos="2748"/>
+          <w:tab w:val="left" w:pos="3664"/>
+          <w:tab w:val="left" w:pos="4580"/>
+          <w:tab w:val="left" w:pos="5496"/>
+          <w:tab w:val="left" w:pos="6412"/>
+          <w:tab w:val="left" w:pos="7328"/>
+          <w:tab w:val="left" w:pos="8244"/>
+          <w:tab w:val="left" w:pos="9160"/>
+          <w:tab w:val="left" w:pos="10076"/>
+          <w:tab w:val="left" w:pos="10992"/>
+          <w:tab w:val="left" w:pos="11908"/>
+          <w:tab w:val="left" w:pos="12824"/>
+          <w:tab w:val="left" w:pos="13740"/>
+          <w:tab w:val="left" w:pos="14656"/>
+        </w:tabs>
+        <w:spacing w:after="0" w:line="240" w:lineRule="auto"/>
+        <w:rPr>
+          <w:rFonts w:eastAsia="Times New Roman" w:cstheme="minorHAnsi"/>
+          <w:noProof/>
+          <w:lang w:eastAsia="en-IN"/>
+        </w:rPr>
+      </w:pPr>
+      <w:r>
+        <w:rPr>
+          <w:rFonts w:eastAsia="Times New Roman" w:cstheme="minorHAnsi"/>
+          <w:noProof/>
+          <w:lang w:eastAsia="en-IN"/>
+        </w:rPr>
+        <w:t>);</w:t>
+      </w:r>
+    </w:p>
+    <w:p>
+      <w:pPr>
+        <w:spacing w:after="0" w:line="240" w:lineRule="auto"/>
+        <w:rPr>
+          <w:rFonts w:eastAsia="Times New Roman" w:cstheme="minorHAnsi"/>
+          <w:lang w:eastAsia="en-IN"/>
+        </w:rPr>
+      </w:pPr>
+      <w:r>
+        <w:rPr>
+          <w:rFonts w:eastAsia="Times New Roman" w:cstheme="minorHAnsi"/>
+          <w:lang w:eastAsia="en-IN"/>
+        </w:rPr>
+        <w:pict>
+          <v:rect id="_x0000_i1037" style="width:0;height:1.5pt" o:hralign="center" o:hrstd="t" o:hr="t" fillcolor="#a0a0a0" stroked="f"/>
+        </w:pict>
+      </w:r>
+    </w:p>
+    <w:p>
+      <w:pPr>
+        <w:spacing w:before="100" w:beforeAutospacing="1" w:after="100" w:afterAutospacing="1" w:line="240" w:lineRule="auto"/>
+        <w:outlineLvl w:val="0"/>
+        <w:rPr>
+          <w:rFonts w:eastAsia="Times New Roman" w:cstheme="minorHAnsi"/>
+          <w:b/>
+          <w:bCs/>
+          <w:kern w:val="36"/>
+          <w:lang w:eastAsia="en-IN"/>
+        </w:rPr>
+      </w:pPr>
+      <w:r>
+        <w:rPr>
+          <w:rFonts w:eastAsia="Times New Roman" w:cstheme="minorHAnsi"/>
+          <w:b/>
+          <w:bCs/>
+          <w:kern w:val="36"/>
+          <w:lang w:eastAsia="en-IN"/>
+        </w:rPr>
+        <w:t>Step-by-Step Explanation (Interview Level)</w:t>
+      </w:r>
+    </w:p>
+    <w:p>
+      <w:pPr>
+        <w:spacing w:before="100" w:beforeAutospacing="1" w:after="100" w:afterAutospacing="1" w:line="240" w:lineRule="auto"/>
+        <w:outlineLvl w:val="2"/>
+        <w:rPr>
+          <w:rFonts w:eastAsia="Times New Roman" w:cstheme="minorHAnsi"/>
+          <w:b/>
+          <w:bCs/>
+          <w:lang w:eastAsia="en-IN"/>
+        </w:rPr>
+      </w:pPr>
+      <w:r>
+        <w:rPr>
+          <w:rFonts w:eastAsia="Times New Roman" w:cstheme="minorHAnsi"/>
+          <w:b/>
+          <w:bCs/>
+          <w:lang w:eastAsia="en-IN"/>
+        </w:rPr>
+        <w:t>1. PARTITION BY name, department</w:t>
+      </w:r>
+    </w:p>
+    <w:p>
+      <w:pPr>
+        <w:spacing w:before="100" w:beforeAutospacing="1" w:after="100" w:afterAutospacing="1" w:line="240" w:lineRule="auto"/>
+        <w:rPr>
+          <w:rFonts w:eastAsia="Times New Roman" w:cstheme="minorHAnsi"/>
+          <w:noProof/>
+          <w:lang w:eastAsia="en-IN"/>
+        </w:rPr>
+      </w:pPr>
+      <w:r>
+        <w:rPr>
+          <w:rFonts w:eastAsia="Times New Roman" w:cstheme="minorHAnsi"/>
+          <w:noProof/>
+          <w:lang w:eastAsia="en-IN"/>
+        </w:rPr>
+        <w:t>Groups employees who are logically duplicates.</w:t>
+      </w:r>
+    </w:p>
+    <w:p>
+      <w:pPr>
+        <w:spacing w:before="100" w:beforeAutospacing="1" w:after="100" w:afterAutospacing="1" w:line="240" w:lineRule="auto"/>
+        <w:rPr>
+          <w:rFonts w:eastAsia="Times New Roman" w:cstheme="minorHAnsi"/>
+          <w:lang w:eastAsia="en-IN"/>
+        </w:rPr>
+      </w:pPr>
+      <w:r>
+        <w:rPr>
+          <w:rFonts w:eastAsia="Times New Roman" w:cstheme="minorHAnsi"/>
+          <w:lang w:eastAsia="en-IN"/>
+        </w:rPr>
+        <w:t>Example:</w:t>
+      </w:r>
+    </w:p>
+    <w:p>
+      <w:pPr>
+        <w:tabs>
+          <w:tab w:val="left" w:pos="916"/>
+          <w:tab w:val="left" w:pos="1832"/>
+          <w:tab w:val="left" w:pos="2748"/>
+          <w:tab w:val="left" w:pos="3664"/>
+          <w:tab w:val="left" w:pos="4580"/>
+          <w:tab w:val="left" w:pos="5496"/>
+          <w:tab w:val="left" w:pos="6412"/>
+          <w:tab w:val="left" w:pos="7328"/>
+          <w:tab w:val="left" w:pos="8244"/>
+          <w:tab w:val="left" w:pos="9160"/>
+          <w:tab w:val="left" w:pos="10076"/>
+          <w:tab w:val="left" w:pos="10992"/>
+          <w:tab w:val="left" w:pos="11908"/>
+          <w:tab w:val="left" w:pos="12824"/>
+          <w:tab w:val="left" w:pos="13740"/>
+          <w:tab w:val="left" w:pos="14656"/>
+        </w:tabs>
+        <w:spacing w:after="0" w:line="240" w:lineRule="auto"/>
+        <w:rPr>
+          <w:rFonts w:eastAsia="Times New Roman" w:cstheme="minorHAnsi"/>
+          <w:noProof/>
+          <w:lang w:eastAsia="en-IN"/>
+        </w:rPr>
+      </w:pPr>
+      <w:r>
+        <w:rPr>
+          <w:rFonts w:eastAsia="Times New Roman" w:cstheme="minorHAnsi"/>
+          <w:noProof/>
+          <w:lang w:eastAsia="en-IN"/>
+        </w:rPr>
+        <w:t>IT → Amit, Ravi, Rahul</w:t>
+      </w:r>
+    </w:p>
+    <w:p>
+      <w:pPr>
+        <w:spacing w:after="0" w:line="240" w:lineRule="auto"/>
+        <w:rPr>
+          <w:rFonts w:eastAsia="Times New Roman" w:cstheme="minorHAnsi"/>
+          <w:noProof/>
+          <w:lang w:eastAsia="en-IN"/>
+        </w:rPr>
+      </w:pPr>
+      <w:r>
+        <w:rPr>
+          <w:rFonts w:eastAsia="Times New Roman" w:cstheme="minorHAnsi"/>
+          <w:noProof/>
+          <w:lang w:eastAsia="en-IN"/>
+        </w:rPr>
+        <w:pict>
+          <v:rect id="_x0000_i1038" style="width:0;height:1.5pt" o:hralign="center" o:hrstd="t" o:hr="t" fillcolor="#a0a0a0" stroked="f"/>
+        </w:pict>
+      </w:r>
+    </w:p>
+    <w:p>
+      <w:pPr>
+        <w:spacing w:before="100" w:beforeAutospacing="1" w:after="100" w:afterAutospacing="1" w:line="240" w:lineRule="auto"/>
+        <w:outlineLvl w:val="2"/>
+        <w:rPr>
+          <w:rFonts w:eastAsia="Times New Roman" w:cstheme="minorHAnsi"/>
+          <w:b/>
+          <w:bCs/>
+          <w:noProof/>
+          <w:lang w:eastAsia="en-IN"/>
+        </w:rPr>
+      </w:pPr>
+      <w:r>
+        <w:rPr>
+          <w:rFonts w:eastAsia="Times New Roman" w:cstheme="minorHAnsi"/>
+          <w:b/>
+          <w:bCs/>
+          <w:noProof/>
+          <w:lang w:eastAsia="en-IN"/>
+        </w:rPr>
+        <w:t>2. ORDER BY join_date</w:t>
+      </w:r>
+    </w:p>
+    <w:p>
+      <w:pPr>
+        <w:spacing w:before="100" w:beforeAutospacing="1" w:after="100" w:afterAutospacing="1" w:line="240" w:lineRule="auto"/>
+        <w:rPr>
+          <w:rFonts w:eastAsia="Times New Roman" w:cstheme="minorHAnsi"/>
+          <w:noProof/>
+          <w:lang w:eastAsia="en-IN"/>
+        </w:rPr>
+      </w:pPr>
+      <w:r>
+        <w:rPr>
+          <w:rFonts w:eastAsia="Times New Roman" w:cstheme="minorHAnsi"/>
+          <w:noProof/>
+          <w:lang w:eastAsia="en-IN"/>
+        </w:rPr>
+        <w:lastRenderedPageBreak/>
+        <w:t xml:space="preserve">Decides </w:t>
+      </w:r>
+      <w:r>
+        <w:rPr>
+          <w:rFonts w:eastAsia="Times New Roman" w:cstheme="minorHAnsi"/>
+          <w:b/>
+          <w:bCs/>
+          <w:noProof/>
+          <w:lang w:eastAsia="en-IN"/>
+        </w:rPr>
+        <w:t>which row to keep</w:t>
+      </w:r>
+      <w:r>
+        <w:rPr>
+          <w:rFonts w:eastAsia="Times New Roman" w:cstheme="minorHAnsi"/>
+          <w:noProof/>
+          <w:lang w:eastAsia="en-IN"/>
+        </w:rPr>
+        <w:t>.</w:t>
+      </w:r>
+    </w:p>
+    <w:p>
+      <w:pPr>
+        <w:numPr>
+          <w:ilvl w:val="0"/>
+          <w:numId w:val="5"/>
+        </w:numPr>
+        <w:spacing w:before="100" w:beforeAutospacing="1" w:after="100" w:afterAutospacing="1" w:line="240" w:lineRule="auto"/>
+        <w:rPr>
+          <w:rFonts w:eastAsia="Times New Roman" w:cstheme="minorHAnsi"/>
+          <w:noProof/>
+          <w:lang w:eastAsia="en-IN"/>
+        </w:rPr>
+      </w:pPr>
+      <w:r>
+        <w:rPr>
+          <w:rFonts w:eastAsia="Times New Roman" w:cstheme="minorHAnsi"/>
+          <w:noProof/>
+          <w:lang w:eastAsia="en-IN"/>
+        </w:rPr>
+        <w:t>Earliest join_date → rn = 1 (kept)</w:t>
+      </w:r>
+    </w:p>
+    <w:p>
+      <w:pPr>
+        <w:numPr>
+          <w:ilvl w:val="0"/>
+          <w:numId w:val="5"/>
+        </w:numPr>
+        <w:spacing w:before="100" w:beforeAutospacing="1" w:after="100" w:afterAutospacing="1" w:line="240" w:lineRule="auto"/>
+        <w:rPr>
+          <w:rFonts w:eastAsia="Times New Roman" w:cstheme="minorHAnsi"/>
+          <w:noProof/>
+          <w:lang w:eastAsia="en-IN"/>
+        </w:rPr>
+      </w:pPr>
+      <w:r>
+        <w:rPr>
+          <w:rFonts w:eastAsia="Times New Roman" w:cstheme="minorHAnsi"/>
+          <w:noProof/>
+          <w:lang w:eastAsia="en-IN"/>
+        </w:rPr>
+        <w:t>Later join_date → rn &gt; 1 (deleted)</w:t>
+      </w:r>
+    </w:p>
+    <w:p>
+      <w:pPr>
+        <w:spacing w:after="0" w:line="240" w:lineRule="auto"/>
+        <w:rPr>
+          <w:rFonts w:eastAsia="Times New Roman" w:cstheme="minorHAnsi"/>
+          <w:noProof/>
+          <w:lang w:eastAsia="en-IN"/>
+        </w:rPr>
+      </w:pPr>
+      <w:r>
+        <w:rPr>
+          <w:rFonts w:eastAsia="Times New Roman" w:cstheme="minorHAnsi"/>
+          <w:noProof/>
+          <w:lang w:eastAsia="en-IN"/>
+        </w:rPr>
+        <w:pict>
+          <v:rect id="_x0000_i1039" style="width:0;height:1.5pt" o:hralign="center" o:hrstd="t" o:hr="t" fillcolor="#a0a0a0" stroked="f"/>
+        </w:pict>
+      </w:r>
+    </w:p>
+    <w:p>
+      <w:pPr>
+        <w:spacing w:before="100" w:beforeAutospacing="1" w:after="100" w:afterAutospacing="1" w:line="240" w:lineRule="auto"/>
+        <w:outlineLvl w:val="2"/>
+        <w:rPr>
+          <w:rFonts w:eastAsia="Times New Roman" w:cstheme="minorHAnsi"/>
+          <w:b/>
+          <w:bCs/>
+          <w:noProof/>
+          <w:lang w:eastAsia="en-IN"/>
+        </w:rPr>
+      </w:pPr>
+      <w:r>
+        <w:rPr>
+          <w:rFonts w:eastAsia="Times New Roman" w:cstheme="minorHAnsi"/>
+          <w:b/>
+          <w:bCs/>
+          <w:noProof/>
+          <w:lang w:eastAsia="en-IN"/>
+        </w:rPr>
+        <w:t>3. ROW_NUMBER()</w:t>
+      </w:r>
+    </w:p>
+    <w:p>
+      <w:pPr>
+        <w:spacing w:before="100" w:beforeAutospacing="1" w:after="100" w:afterAutospacing="1" w:line="240" w:lineRule="auto"/>
+        <w:rPr>
+          <w:rFonts w:eastAsia="Times New Roman" w:cstheme="minorHAnsi"/>
+          <w:noProof/>
+          <w:lang w:eastAsia="en-IN"/>
+        </w:rPr>
+      </w:pPr>
+      <w:r>
+        <w:rPr>
+          <w:rFonts w:eastAsia="Times New Roman" w:cstheme="minorHAnsi"/>
+          <w:noProof/>
+          <w:lang w:eastAsia="en-IN"/>
+        </w:rPr>
+        <w:t>Assigns a unique number inside each duplicate group.</w:t>
+      </w:r>
+    </w:p>
+    <w:p>
+      <w:pPr>
+        <w:spacing w:after="0" w:line="240" w:lineRule="auto"/>
+        <w:rPr>
+          <w:rFonts w:eastAsia="Times New Roman" w:cstheme="minorHAnsi"/>
+          <w:lang w:eastAsia="en-IN"/>
+        </w:rPr>
+      </w:pPr>
+      <w:r>
+        <w:rPr>
+          <w:rFonts w:eastAsia="Times New Roman" w:cstheme="minorHAnsi"/>
+          <w:lang w:eastAsia="en-IN"/>
+        </w:rPr>
+        <w:pict>
+          <v:rect id="_x0000_i1040" style="width:0;height:1.5pt" o:hralign="center" o:hrstd="t" o:hr="t" fillcolor="#a0a0a0" stroked="f"/>
+        </w:pict>
+      </w:r>
+    </w:p>
+    <w:p>
+      <w:pPr>
+        <w:spacing w:before="100" w:beforeAutospacing="1" w:after="100" w:afterAutospacing="1" w:line="240" w:lineRule="auto"/>
+        <w:outlineLvl w:val="2"/>
+        <w:rPr>
+          <w:rFonts w:eastAsia="Times New Roman" w:cstheme="minorHAnsi"/>
+          <w:b/>
+          <w:bCs/>
+          <w:lang w:eastAsia="en-IN"/>
+        </w:rPr>
+      </w:pPr>
+      <w:r>
+        <w:rPr>
+          <w:rFonts w:eastAsia="Times New Roman" w:cstheme="minorHAnsi"/>
+          <w:b/>
+          <w:bCs/>
+          <w:lang w:eastAsia="en-IN"/>
+        </w:rPr>
+        <w:t>4</w:t>
+      </w:r>
+      <w:r>
+        <w:rPr>
+          <w:rFonts w:eastAsia="Times New Roman" w:cstheme="minorHAnsi"/>
+          <w:b/>
+          <w:bCs/>
+          <w:noProof/>
+          <w:lang w:eastAsia="en-IN"/>
+        </w:rPr>
+        <w:t>. emp_id IN (...)</w:t>
+      </w:r>
+    </w:p>
+    <w:p>
+      <w:pPr>
+        <w:spacing w:before="100" w:beforeAutospacing="1" w:after="100" w:afterAutospacing="1" w:line="240" w:lineRule="auto"/>
+        <w:rPr>
+          <w:rFonts w:eastAsia="Times New Roman" w:cstheme="minorHAnsi"/>
+          <w:lang w:eastAsia="en-IN"/>
+        </w:rPr>
+      </w:pPr>
+      <w:r>
+        <w:rPr>
+          <w:rFonts w:eastAsia="Times New Roman" w:cstheme="minorHAnsi"/>
+          <w:lang w:eastAsia="en-IN"/>
+        </w:rPr>
+        <w:t xml:space="preserve">Deletes </w:t>
+      </w:r>
+      <w:r>
+        <w:rPr>
+          <w:rFonts w:eastAsia="Times New Roman" w:cstheme="minorHAnsi"/>
+          <w:b/>
+          <w:bCs/>
+          <w:lang w:eastAsia="en-IN"/>
+        </w:rPr>
+        <w:t>exact rows</w:t>
+      </w:r>
+      <w:r>
+        <w:rPr>
+          <w:rFonts w:eastAsia="Times New Roman" w:cstheme="minorHAnsi"/>
+          <w:lang w:eastAsia="en-IN"/>
+        </w:rPr>
+        <w:t xml:space="preserve"> using primary key (safe &amp; fast).</w:t>
+      </w:r>
+    </w:p>
+    <w:p>
+      <w:pPr>
+        <w:spacing w:after="0" w:line="240" w:lineRule="auto"/>
+        <w:rPr>
+          <w:rFonts w:eastAsia="Times New Roman" w:cstheme="minorHAnsi"/>
+          <w:lang w:eastAsia="en-IN"/>
+        </w:rPr>
+      </w:pPr>
+      <w:r>
+        <w:rPr>
+          <w:rFonts w:eastAsia="Times New Roman" w:cstheme="minorHAnsi"/>
+          <w:lang w:eastAsia="en-IN"/>
+        </w:rPr>
+        <w:pict>
+          <v:rect id="_x0000_i1041" style="width:0;height:1.5pt" o:hralign="center" o:hrstd="t" o:hr="t" fillcolor="#a0a0a0" stroked="f"/>
+        </w:pict>
+      </w:r>
+    </w:p>
+    <w:p>
+      <w:pPr>
+        <w:spacing w:before="100" w:beforeAutospacing="1" w:after="100" w:afterAutospacing="1" w:line="240" w:lineRule="auto"/>
+        <w:outlineLvl w:val="0"/>
+        <w:rPr>
+          <w:rFonts w:eastAsia="Times New Roman" w:cstheme="minorHAnsi"/>
+          <w:b/>
+          <w:bCs/>
+          <w:noProof/>
+          <w:kern w:val="36"/>
+          <w:lang w:eastAsia="en-IN"/>
+        </w:rPr>
+      </w:pPr>
+      <w:r>
+        <w:rPr>
+          <w:rFonts w:eastAsia="Times New Roman" w:cstheme="minorHAnsi"/>
+          <w:b/>
+          <w:bCs/>
+          <w:noProof/>
+          <w:kern w:val="36"/>
+          <w:lang w:eastAsia="en-IN"/>
+        </w:rPr>
+        <w:t>ALWAYS Preview Before DELETE (Very Important)</w:t>
+      </w:r>
+    </w:p>
+    <w:p>
+      <w:pPr>
+        <w:spacing w:before="100" w:beforeAutospacing="1" w:after="100" w:afterAutospacing="1" w:line="240" w:lineRule="auto"/>
+        <w:rPr>
+          <w:rFonts w:eastAsia="Times New Roman" w:cstheme="minorHAnsi"/>
+          <w:noProof/>
+          <w:lang w:eastAsia="en-IN"/>
+        </w:rPr>
+      </w:pPr>
+      <w:r>
+        <w:rPr>
+          <w:rFonts w:eastAsia="Times New Roman" w:cstheme="minorHAnsi"/>
+          <w:noProof/>
+          <w:lang w:eastAsia="en-IN"/>
+        </w:rPr>
+        <w:t xml:space="preserve">Run this </w:t>
+      </w:r>
+      <w:r>
+        <w:rPr>
+          <w:rFonts w:eastAsia="Times New Roman" w:cstheme="minorHAnsi"/>
+          <w:b/>
+          <w:bCs/>
+          <w:noProof/>
+          <w:lang w:eastAsia="en-IN"/>
+        </w:rPr>
+        <w:t>first</w:t>
+      </w:r>
+      <w:r>
+        <w:rPr>
+          <w:rFonts w:eastAsia="Times New Roman" w:cstheme="minorHAnsi"/>
+          <w:noProof/>
+          <w:lang w:eastAsia="en-IN"/>
+        </w:rPr>
+        <w:t xml:space="preserve"> to see what will be deleted:</w:t>
+      </w:r>
+    </w:p>
+    <w:p>
+      <w:pPr>
+        <w:tabs>
+          <w:tab w:val="left" w:pos="916"/>
+          <w:tab w:val="left" w:pos="1832"/>
+          <w:tab w:val="left" w:pos="2748"/>
+          <w:tab w:val="left" w:pos="3664"/>
+          <w:tab w:val="left" w:pos="4580"/>
+          <w:tab w:val="left" w:pos="5496"/>
+          <w:tab w:val="left" w:pos="6412"/>
+          <w:tab w:val="left" w:pos="7328"/>
+          <w:tab w:val="left" w:pos="8244"/>
+          <w:tab w:val="left" w:pos="9160"/>
+          <w:tab w:val="left" w:pos="10076"/>
+          <w:tab w:val="left" w:pos="10992"/>
+          <w:tab w:val="left" w:pos="11908"/>
+          <w:tab w:val="left" w:pos="12824"/>
+          <w:tab w:val="left" w:pos="13740"/>
+          <w:tab w:val="left" w:pos="14656"/>
+        </w:tabs>
+        <w:spacing w:after="0" w:line="240" w:lineRule="auto"/>
+        <w:rPr>
+          <w:rFonts w:eastAsia="Times New Roman" w:cstheme="minorHAnsi"/>
+          <w:noProof/>
+          <w:lang w:eastAsia="en-IN"/>
+        </w:rPr>
+      </w:pPr>
+      <w:r>
+        <w:rPr>
+          <w:rFonts w:eastAsia="Times New Roman" w:cstheme="minorHAnsi"/>
+          <w:noProof/>
+          <w:lang w:eastAsia="en-IN"/>
+        </w:rPr>
+        <w:t>SELECT *</w:t>
+      </w:r>
+    </w:p>
+    <w:p>
+      <w:pPr>
+        <w:tabs>
+          <w:tab w:val="left" w:pos="916"/>
+          <w:tab w:val="left" w:pos="1832"/>
+          <w:tab w:val="left" w:pos="2748"/>
+          <w:tab w:val="left" w:pos="3664"/>
+          <w:tab w:val="left" w:pos="4580"/>
+          <w:tab w:val="left" w:pos="5496"/>
+          <w:tab w:val="left" w:pos="6412"/>
+          <w:tab w:val="left" w:pos="7328"/>
+          <w:tab w:val="left" w:pos="8244"/>
+          <w:tab w:val="left" w:pos="9160"/>
+          <w:tab w:val="left" w:pos="10076"/>
+          <w:tab w:val="left" w:pos="10992"/>
+          <w:tab w:val="left" w:pos="11908"/>
+          <w:tab w:val="left" w:pos="12824"/>
+          <w:tab w:val="left" w:pos="13740"/>
+          <w:tab w:val="left" w:pos="14656"/>
+        </w:tabs>
+        <w:spacing w:after="0" w:line="240" w:lineRule="auto"/>
+        <w:rPr>
+          <w:rFonts w:eastAsia="Times New Roman" w:cstheme="minorHAnsi"/>
+          <w:noProof/>
+          <w:lang w:eastAsia="en-IN"/>
+        </w:rPr>
+      </w:pPr>
+      <w:r>
+        <w:rPr>
+          <w:rFonts w:eastAsia="Times New Roman" w:cstheme="minorHAnsi"/>
+          <w:noProof/>
+          <w:lang w:eastAsia="en-IN"/>
+        </w:rPr>
+        <w:t>FROM (</w:t>
+      </w:r>
+    </w:p>
+    <w:p>
+      <w:pPr>
+        <w:tabs>
+          <w:tab w:val="left" w:pos="916"/>
+          <w:tab w:val="left" w:pos="1832"/>
+          <w:tab w:val="left" w:pos="2748"/>
+          <w:tab w:val="left" w:pos="3664"/>
+          <w:tab w:val="left" w:pos="4580"/>
+          <w:tab w:val="left" w:pos="5496"/>
+          <w:tab w:val="left" w:pos="6412"/>
+          <w:tab w:val="left" w:pos="7328"/>
+          <w:tab w:val="left" w:pos="8244"/>
+          <w:tab w:val="left" w:pos="9160"/>
+          <w:tab w:val="left" w:pos="10076"/>
+          <w:tab w:val="left" w:pos="10992"/>
+          <w:tab w:val="left" w:pos="11908"/>
+          <w:tab w:val="left" w:pos="12824"/>
+          <w:tab w:val="left" w:pos="13740"/>
+          <w:tab w:val="left" w:pos="14656"/>
+        </w:tabs>
+        <w:spacing w:after="0" w:line="240" w:lineRule="auto"/>
+        <w:rPr>
+          <w:rFonts w:eastAsia="Times New Roman" w:cstheme="minorHAnsi"/>
+          <w:noProof/>
+          <w:lang w:eastAsia="en-IN"/>
+        </w:rPr>
+      </w:pPr>
+      <w:r>
+        <w:rPr>
+          <w:rFonts w:eastAsia="Times New Roman" w:cstheme="minorHAnsi"/>
+          <w:noProof/>
+          <w:lang w:eastAsia="en-IN"/>
+        </w:rPr>
+        <w:t xml:space="preserve">    SELECT *,</w:t>
+      </w:r>
+    </w:p>
+    <w:p>
+      <w:pPr>
+        <w:tabs>
+          <w:tab w:val="left" w:pos="916"/>
+          <w:tab w:val="left" w:pos="1832"/>
+          <w:tab w:val="left" w:pos="2748"/>
+          <w:tab w:val="left" w:pos="3664"/>
+          <w:tab w:val="left" w:pos="4580"/>
+          <w:tab w:val="left" w:pos="5496"/>
+          <w:tab w:val="left" w:pos="6412"/>
+          <w:tab w:val="left" w:pos="7328"/>
+          <w:tab w:val="left" w:pos="8244"/>
+          <w:tab w:val="left" w:pos="9160"/>
+          <w:tab w:val="left" w:pos="10076"/>
+          <w:tab w:val="left" w:pos="10992"/>
+          <w:tab w:val="left" w:pos="11908"/>
+          <w:tab w:val="left" w:pos="12824"/>
+          <w:tab w:val="left" w:pos="13740"/>
+          <w:tab w:val="left" w:pos="14656"/>
+        </w:tabs>
+        <w:spacing w:after="0" w:line="240" w:lineRule="auto"/>
+        <w:rPr>
+          <w:rFonts w:eastAsia="Times New Roman" w:cstheme="minorHAnsi"/>
+          <w:noProof/>
+          <w:lang w:eastAsia="en-IN"/>
+        </w:rPr>
+      </w:pPr>
+      <w:r>
+        <w:rPr>
+          <w:rFonts w:eastAsia="Times New Roman" w:cstheme="minorHAnsi"/>
+          <w:noProof/>
+          <w:lang w:eastAsia="en-IN"/>
+        </w:rPr>
+        <w:t xml:space="preserve">           ROW_NUMBER() OVER (</w:t>
+      </w:r>
+    </w:p>
+    <w:p>
+      <w:pPr>
+        <w:tabs>
+          <w:tab w:val="left" w:pos="916"/>
+          <w:tab w:val="left" w:pos="1832"/>
+          <w:tab w:val="left" w:pos="2748"/>
+          <w:tab w:val="left" w:pos="3664"/>
+          <w:tab w:val="left" w:pos="4580"/>
+          <w:tab w:val="left" w:pos="5496"/>
+          <w:tab w:val="left" w:pos="6412"/>
+          <w:tab w:val="left" w:pos="7328"/>
+          <w:tab w:val="left" w:pos="8244"/>
+          <w:tab w:val="left" w:pos="9160"/>
+          <w:tab w:val="left" w:pos="10076"/>
+          <w:tab w:val="left" w:pos="10992"/>
+          <w:tab w:val="left" w:pos="11908"/>
+          <w:tab w:val="left" w:pos="12824"/>
+          <w:tab w:val="left" w:pos="13740"/>
+          <w:tab w:val="left" w:pos="14656"/>
+        </w:tabs>
+        <w:spacing w:after="0" w:line="240" w:lineRule="auto"/>
+        <w:rPr>
+          <w:rFonts w:eastAsia="Times New Roman" w:cstheme="minorHAnsi"/>
+          <w:noProof/>
+          <w:lang w:eastAsia="en-IN"/>
+        </w:rPr>
+      </w:pPr>
+      <w:r>
+        <w:rPr>
+          <w:rFonts w:eastAsia="Times New Roman" w:cstheme="minorHAnsi"/>
+          <w:noProof/>
+          <w:lang w:eastAsia="en-IN"/>
+        </w:rPr>
+        <w:t xml:space="preserve">               PARTITION BY name, department</w:t>
+      </w:r>
+    </w:p>
+    <w:p>
+      <w:pPr>
+        <w:tabs>
+          <w:tab w:val="left" w:pos="916"/>
+          <w:tab w:val="left" w:pos="1832"/>
+          <w:tab w:val="left" w:pos="2748"/>
+          <w:tab w:val="left" w:pos="3664"/>
+          <w:tab w:val="left" w:pos="4580"/>
+          <w:tab w:val="left" w:pos="5496"/>
+          <w:tab w:val="left" w:pos="6412"/>
+          <w:tab w:val="left" w:pos="7328"/>
+          <w:tab w:val="left" w:pos="8244"/>
+          <w:tab w:val="left" w:pos="9160"/>
+          <w:tab w:val="left" w:pos="10076"/>
+          <w:tab w:val="left" w:pos="10992"/>
+          <w:tab w:val="left" w:pos="11908"/>
+          <w:tab w:val="left" w:pos="12824"/>
+          <w:tab w:val="left" w:pos="13740"/>
+          <w:tab w:val="left" w:pos="14656"/>
+        </w:tabs>
+        <w:spacing w:after="0" w:line="240" w:lineRule="auto"/>
+        <w:rPr>
+          <w:rFonts w:eastAsia="Times New Roman" w:cstheme="minorHAnsi"/>
+          <w:noProof/>
+          <w:lang w:eastAsia="en-IN"/>
+        </w:rPr>
+      </w:pPr>
+      <w:r>
+        <w:rPr>
+          <w:rFonts w:eastAsia="Times New Roman" w:cstheme="minorHAnsi"/>
+          <w:noProof/>
+          <w:lang w:eastAsia="en-IN"/>
+        </w:rPr>
+        <w:t xml:space="preserve">               ORDER BY join_date</w:t>
+      </w:r>
+    </w:p>
+    <w:p>
+      <w:pPr>
+        <w:tabs>
+          <w:tab w:val="left" w:pos="916"/>
+          <w:tab w:val="left" w:pos="1832"/>
+          <w:tab w:val="left" w:pos="2748"/>
+          <w:tab w:val="left" w:pos="3664"/>
+          <w:tab w:val="left" w:pos="4580"/>
+          <w:tab w:val="left" w:pos="5496"/>
+          <w:tab w:val="left" w:pos="6412"/>
+          <w:tab w:val="left" w:pos="7328"/>
+          <w:tab w:val="left" w:pos="8244"/>
+          <w:tab w:val="left" w:pos="9160"/>
+          <w:tab w:val="left" w:pos="10076"/>
+          <w:tab w:val="left" w:pos="10992"/>
+          <w:tab w:val="left" w:pos="11908"/>
+          <w:tab w:val="left" w:pos="12824"/>
+          <w:tab w:val="left" w:pos="13740"/>
+          <w:tab w:val="left" w:pos="14656"/>
+        </w:tabs>
+        <w:spacing w:after="0" w:line="240" w:lineRule="auto"/>
+        <w:rPr>
+          <w:rFonts w:eastAsia="Times New Roman" w:cstheme="minorHAnsi"/>
+          <w:noProof/>
+          <w:lang w:eastAsia="en-IN"/>
+        </w:rPr>
+      </w:pPr>
+      <w:r>
+        <w:rPr>
+          <w:rFonts w:eastAsia="Times New Roman" w:cstheme="minorHAnsi"/>
+          <w:noProof/>
+          <w:lang w:eastAsia="en-IN"/>
+        </w:rPr>
+        <w:t xml:space="preserve">           ) AS rn</w:t>
+      </w:r>
+    </w:p>
+    <w:p>
+      <w:pPr>
+        <w:tabs>
+          <w:tab w:val="left" w:pos="916"/>
+          <w:tab w:val="left" w:pos="1832"/>
+          <w:tab w:val="left" w:pos="2748"/>
+          <w:tab w:val="left" w:pos="3664"/>
+          <w:tab w:val="left" w:pos="4580"/>
+          <w:tab w:val="left" w:pos="5496"/>
+          <w:tab w:val="left" w:pos="6412"/>
+          <w:tab w:val="left" w:pos="7328"/>
+          <w:tab w:val="left" w:pos="8244"/>
+          <w:tab w:val="left" w:pos="9160"/>
+          <w:tab w:val="left" w:pos="10076"/>
+          <w:tab w:val="left" w:pos="10992"/>
+          <w:tab w:val="left" w:pos="11908"/>
+          <w:tab w:val="left" w:pos="12824"/>
+          <w:tab w:val="left" w:pos="13740"/>
+          <w:tab w:val="left" w:pos="14656"/>
+        </w:tabs>
+        <w:spacing w:after="0" w:line="240" w:lineRule="auto"/>
+        <w:rPr>
+          <w:rFonts w:eastAsia="Times New Roman" w:cstheme="minorHAnsi"/>
+          <w:noProof/>
+          <w:lang w:eastAsia="en-IN"/>
+        </w:rPr>
+      </w:pPr>
+      <w:r>
+        <w:rPr>
+          <w:rFonts w:eastAsia="Times New Roman" w:cstheme="minorHAnsi"/>
+          <w:noProof/>
+          <w:lang w:eastAsia="en-IN"/>
+        </w:rPr>
+        <w:t xml:space="preserve">    FROM employees</w:t>
+      </w:r>
+    </w:p>
+    <w:p>
+      <w:pPr>
+        <w:tabs>
+          <w:tab w:val="left" w:pos="916"/>
+          <w:tab w:val="left" w:pos="1832"/>
+          <w:tab w:val="left" w:pos="2748"/>
+          <w:tab w:val="left" w:pos="3664"/>
+          <w:tab w:val="left" w:pos="4580"/>
+          <w:tab w:val="left" w:pos="5496"/>
+          <w:tab w:val="left" w:pos="6412"/>
+          <w:tab w:val="left" w:pos="7328"/>
+          <w:tab w:val="left" w:pos="8244"/>
+          <w:tab w:val="left" w:pos="9160"/>
+          <w:tab w:val="left" w:pos="10076"/>
+          <w:tab w:val="left" w:pos="10992"/>
+          <w:tab w:val="left" w:pos="11908"/>
+          <w:tab w:val="left" w:pos="12824"/>
+          <w:tab w:val="left" w:pos="13740"/>
+          <w:tab w:val="left" w:pos="14656"/>
+        </w:tabs>
+        <w:spacing w:after="0" w:line="240" w:lineRule="auto"/>
+        <w:rPr>
+          <w:rFonts w:eastAsia="Times New Roman" w:cstheme="minorHAnsi"/>
+          <w:noProof/>
+          <w:lang w:eastAsia="en-IN"/>
+        </w:rPr>
+      </w:pPr>
+      <w:r>
+        <w:rPr>
+          <w:rFonts w:eastAsia="Times New Roman" w:cstheme="minorHAnsi"/>
+          <w:noProof/>
+          <w:lang w:eastAsia="en-IN"/>
+        </w:rPr>
+        <w:t>) t</w:t>
+      </w:r>
+    </w:p>
+    <w:p>
+      <w:pPr>
+        <w:tabs>
+          <w:tab w:val="left" w:pos="916"/>
+          <w:tab w:val="left" w:pos="1832"/>
+          <w:tab w:val="left" w:pos="2748"/>
+          <w:tab w:val="left" w:pos="3664"/>
+          <w:tab w:val="left" w:pos="4580"/>
+          <w:tab w:val="left" w:pos="5496"/>
+          <w:tab w:val="left" w:pos="6412"/>
+          <w:tab w:val="left" w:pos="7328"/>
+          <w:tab w:val="left" w:pos="8244"/>
+          <w:tab w:val="left" w:pos="9160"/>
+          <w:tab w:val="left" w:pos="10076"/>
+          <w:tab w:val="left" w:pos="10992"/>
+          <w:tab w:val="left" w:pos="11908"/>
+          <w:tab w:val="left" w:pos="12824"/>
+          <w:tab w:val="left" w:pos="13740"/>
+          <w:tab w:val="left" w:pos="14656"/>
+        </w:tabs>
+        <w:spacing w:after="0" w:line="240" w:lineRule="auto"/>
+        <w:rPr>
+          <w:rFonts w:eastAsia="Times New Roman" w:cstheme="minorHAnsi"/>
+          <w:noProof/>
+          <w:lang w:eastAsia="en-IN"/>
+        </w:rPr>
+      </w:pPr>
+      <w:r>
+        <w:rPr>
+          <w:rFonts w:eastAsia="Times New Roman" w:cstheme="minorHAnsi"/>
+          <w:noProof/>
+          <w:lang w:eastAsia="en-IN"/>
+        </w:rPr>
+        <w:t>WHERE rn &gt; 1;</w:t>
+      </w:r>
+    </w:p>
+    <w:p>
+      <w:pPr>
+        <w:spacing w:before="100" w:beforeAutospacing="1" w:after="100" w:afterAutospacing="1" w:line="240" w:lineRule="auto"/>
+        <w:rPr>
+          <w:rFonts w:eastAsia="Times New Roman" w:cstheme="minorHAnsi"/>
+          <w:lang w:eastAsia="en-IN"/>
+        </w:rPr>
+      </w:pPr>
+      <w:r>
+        <w:rPr>
+          <w:rFonts w:eastAsia="Times New Roman" w:cstheme="minorHAnsi"/>
+          <w:lang w:eastAsia="en-IN"/>
+        </w:rPr>
+        <w:t>If result looks correct → then run DELETE.</w:t>
+      </w:r>
+    </w:p>
+    <w:p>
+      <w:pPr>
+        <w:spacing w:after="0" w:line="240" w:lineRule="auto"/>
+        <w:rPr>
+          <w:rFonts w:eastAsia="Times New Roman" w:cstheme="minorHAnsi"/>
+          <w:lang w:eastAsia="en-IN"/>
+        </w:rPr>
+      </w:pPr>
+      <w:r>
+        <w:rPr>
+          <w:rFonts w:eastAsia="Times New Roman" w:cstheme="minorHAnsi"/>
+          <w:lang w:eastAsia="en-IN"/>
+        </w:rPr>
+        <w:pict>
+          <v:rect id="_x0000_i1042" style="width:0;height:1.5pt" o:hralign="center" o:hrstd="t" o:hr="t" fillcolor="#a0a0a0" stroked="f"/>
+        </w:pict>
+      </w:r>
+    </w:p>
+    <w:p>
+      <w:pPr>
+        <w:spacing w:before="100" w:beforeAutospacing="1" w:after="100" w:afterAutospacing="1" w:line="240" w:lineRule="auto"/>
+        <w:outlineLvl w:val="0"/>
+        <w:rPr>
+          <w:rFonts w:eastAsia="Times New Roman" w:cstheme="minorHAnsi"/>
+          <w:b/>
+          <w:bCs/>
+          <w:kern w:val="36"/>
+          <w:lang w:eastAsia="en-IN"/>
+        </w:rPr>
+      </w:pPr>
+      <w:r>
+        <w:rPr>
+          <w:rFonts w:eastAsia="Times New Roman" w:cstheme="minorHAnsi"/>
+          <w:b/>
+          <w:bCs/>
+          <w:kern w:val="36"/>
+          <w:lang w:eastAsia="en-IN"/>
+        </w:rPr>
+        <w:t>If You Want to Keep Highest Salary Instead</w:t>
+      </w:r>
+    </w:p>
+    <w:p>
+      <w:pPr>
+        <w:tabs>
+          <w:tab w:val="left" w:pos="916"/>
+          <w:tab w:val="left" w:pos="1832"/>
+          <w:tab w:val="left" w:pos="2748"/>
+          <w:tab w:val="left" w:pos="3664"/>
+          <w:tab w:val="left" w:pos="4580"/>
+          <w:tab w:val="left" w:pos="5496"/>
+          <w:tab w:val="left" w:pos="6412"/>
+          <w:tab w:val="left" w:pos="7328"/>
+          <w:tab w:val="left" w:pos="8244"/>
+          <w:tab w:val="left" w:pos="9160"/>
+          <w:tab w:val="left" w:pos="10076"/>
+          <w:tab w:val="left" w:pos="10992"/>
+          <w:tab w:val="left" w:pos="11908"/>
+          <w:tab w:val="left" w:pos="12824"/>
+          <w:tab w:val="left" w:pos="13740"/>
+          <w:tab w:val="left" w:pos="14656"/>
+        </w:tabs>
+        <w:spacing w:after="0" w:line="240" w:lineRule="auto"/>
+        <w:rPr>
+          <w:rFonts w:eastAsia="Times New Roman" w:cstheme="minorHAnsi"/>
+          <w:lang w:eastAsia="en-IN"/>
+        </w:rPr>
+      </w:pPr>
+      <w:r>
+        <w:rPr>
+          <w:rFonts w:eastAsia="Times New Roman" w:cstheme="minorHAnsi"/>
+          <w:lang w:eastAsia="en-IN"/>
+        </w:rPr>
+        <w:t>ORDER BY salary DESC</w:t>
+      </w:r>
+    </w:p>
+    <w:p>
+      <w:pPr>
+        <w:spacing w:before="100" w:beforeAutospacing="1" w:after="100" w:afterAutospacing="1" w:line="240" w:lineRule="auto"/>
+        <w:rPr>
+          <w:rFonts w:eastAsia="Times New Roman" w:cstheme="minorHAnsi"/>
+          <w:lang w:eastAsia="en-IN"/>
+        </w:rPr>
+      </w:pPr>
+      <w:r>
+        <w:rPr>
+          <w:rFonts w:eastAsia="Times New Roman" w:cstheme="minorHAnsi"/>
+          <w:lang w:eastAsia="en-IN"/>
+        </w:rPr>
+        <w:t>Full query:</w:t>
+      </w:r>
+    </w:p>
+    <w:p>
+      <w:pPr>
+        <w:tabs>
+          <w:tab w:val="left" w:pos="916"/>
+          <w:tab w:val="left" w:pos="1832"/>
+          <w:tab w:val="left" w:pos="2748"/>
+          <w:tab w:val="left" w:pos="3664"/>
+          <w:tab w:val="left" w:pos="4580"/>
+          <w:tab w:val="left" w:pos="5496"/>
+          <w:tab w:val="left" w:pos="6412"/>
+          <w:tab w:val="left" w:pos="7328"/>
+          <w:tab w:val="left" w:pos="8244"/>
+          <w:tab w:val="left" w:pos="9160"/>
+          <w:tab w:val="left" w:pos="10076"/>
+          <w:tab w:val="left" w:pos="10992"/>
+          <w:tab w:val="left" w:pos="11908"/>
+          <w:tab w:val="left" w:pos="12824"/>
+          <w:tab w:val="left" w:pos="13740"/>
+          <w:tab w:val="left" w:pos="14656"/>
+        </w:tabs>
+        <w:spacing w:after="0" w:line="240" w:lineRule="auto"/>
+        <w:rPr>
+          <w:rFonts w:eastAsia="Times New Roman" w:cstheme="minorHAnsi"/>
+          <w:noProof/>
+          <w:lang w:eastAsia="en-IN"/>
+        </w:rPr>
+      </w:pPr>
+      <w:r>
+        <w:rPr>
+          <w:rFonts w:eastAsia="Times New Roman" w:cstheme="minorHAnsi"/>
+          <w:noProof/>
+          <w:lang w:eastAsia="en-IN"/>
+        </w:rPr>
+        <w:t>DELETE FROM employees</w:t>
+      </w:r>
+    </w:p>
+    <w:p>
+      <w:pPr>
+        <w:tabs>
+          <w:tab w:val="left" w:pos="916"/>
+          <w:tab w:val="left" w:pos="1832"/>
+          <w:tab w:val="left" w:pos="2748"/>
+          <w:tab w:val="left" w:pos="3664"/>
+          <w:tab w:val="left" w:pos="4580"/>
+          <w:tab w:val="left" w:pos="5496"/>
+          <w:tab w:val="left" w:pos="6412"/>
+          <w:tab w:val="left" w:pos="7328"/>
+          <w:tab w:val="left" w:pos="8244"/>
+          <w:tab w:val="left" w:pos="9160"/>
+          <w:tab w:val="left" w:pos="10076"/>
+          <w:tab w:val="left" w:pos="10992"/>
+          <w:tab w:val="left" w:pos="11908"/>
+          <w:tab w:val="left" w:pos="12824"/>
+          <w:tab w:val="left" w:pos="13740"/>
+          <w:tab w:val="left" w:pos="14656"/>
+        </w:tabs>
+        <w:spacing w:after="0" w:line="240" w:lineRule="auto"/>
+        <w:rPr>
+          <w:rFonts w:eastAsia="Times New Roman" w:cstheme="minorHAnsi"/>
+          <w:noProof/>
+          <w:lang w:eastAsia="en-IN"/>
+        </w:rPr>
+      </w:pPr>
+      <w:r>
+        <w:rPr>
+          <w:rFonts w:eastAsia="Times New Roman" w:cstheme="minorHAnsi"/>
+          <w:noProof/>
+          <w:lang w:eastAsia="en-IN"/>
+        </w:rPr>
+        <w:t>WHERE emp_id IN (</w:t>
+      </w:r>
+    </w:p>
+    <w:p>
+      <w:pPr>
+        <w:tabs>
+          <w:tab w:val="left" w:pos="916"/>
+          <w:tab w:val="left" w:pos="1832"/>
+          <w:tab w:val="left" w:pos="2748"/>
+          <w:tab w:val="left" w:pos="3664"/>
+          <w:tab w:val="left" w:pos="4580"/>
+          <w:tab w:val="left" w:pos="5496"/>
+          <w:tab w:val="left" w:pos="6412"/>
+          <w:tab w:val="left" w:pos="7328"/>
+          <w:tab w:val="left" w:pos="8244"/>
+          <w:tab w:val="left" w:pos="9160"/>
+          <w:tab w:val="left" w:pos="10076"/>
+          <w:tab w:val="left" w:pos="10992"/>
+          <w:tab w:val="left" w:pos="11908"/>
+          <w:tab w:val="left" w:pos="12824"/>
+          <w:tab w:val="left" w:pos="13740"/>
+          <w:tab w:val="left" w:pos="14656"/>
+        </w:tabs>
+        <w:spacing w:after="0" w:line="240" w:lineRule="auto"/>
+        <w:rPr>
+          <w:rFonts w:eastAsia="Times New Roman" w:cstheme="minorHAnsi"/>
+          <w:noProof/>
+          <w:lang w:eastAsia="en-IN"/>
+        </w:rPr>
+      </w:pPr>
+      <w:r>
+        <w:rPr>
+          <w:rFonts w:eastAsia="Times New Roman" w:cstheme="minorHAnsi"/>
+          <w:noProof/>
+          <w:lang w:eastAsia="en-IN"/>
+        </w:rPr>
+        <w:t xml:space="preserve">    SELECT emp_id</w:t>
+      </w:r>
+    </w:p>
+    <w:p>
+      <w:pPr>
+        <w:tabs>
+          <w:tab w:val="left" w:pos="916"/>
+          <w:tab w:val="left" w:pos="1832"/>
+          <w:tab w:val="left" w:pos="2748"/>
+          <w:tab w:val="left" w:pos="3664"/>
+          <w:tab w:val="left" w:pos="4580"/>
+          <w:tab w:val="left" w:pos="5496"/>
+          <w:tab w:val="left" w:pos="6412"/>
+          <w:tab w:val="left" w:pos="7328"/>
+          <w:tab w:val="left" w:pos="8244"/>
+          <w:tab w:val="left" w:pos="9160"/>
+          <w:tab w:val="left" w:pos="10076"/>
+          <w:tab w:val="left" w:pos="10992"/>
+          <w:tab w:val="left" w:pos="11908"/>
+          <w:tab w:val="left" w:pos="12824"/>
+          <w:tab w:val="left" w:pos="13740"/>
+          <w:tab w:val="left" w:pos="14656"/>
+        </w:tabs>
+        <w:spacing w:after="0" w:line="240" w:lineRule="auto"/>
+        <w:rPr>
+          <w:rFonts w:eastAsia="Times New Roman" w:cstheme="minorHAnsi"/>
+          <w:noProof/>
+          <w:lang w:eastAsia="en-IN"/>
+        </w:rPr>
+      </w:pPr>
+      <w:r>
+        <w:rPr>
+          <w:rFonts w:eastAsia="Times New Roman" w:cstheme="minorHAnsi"/>
+          <w:noProof/>
+          <w:lang w:eastAsia="en-IN"/>
+        </w:rPr>
+        <w:t xml:space="preserve">    FROM (</w:t>
+      </w:r>
+    </w:p>
+    <w:p>
+      <w:pPr>
+        <w:tabs>
+          <w:tab w:val="left" w:pos="916"/>
+          <w:tab w:val="left" w:pos="1832"/>
+          <w:tab w:val="left" w:pos="2748"/>
+          <w:tab w:val="left" w:pos="3664"/>
+          <w:tab w:val="left" w:pos="4580"/>
+          <w:tab w:val="left" w:pos="5496"/>
+          <w:tab w:val="left" w:pos="6412"/>
+          <w:tab w:val="left" w:pos="7328"/>
+          <w:tab w:val="left" w:pos="8244"/>
+          <w:tab w:val="left" w:pos="9160"/>
+          <w:tab w:val="left" w:pos="10076"/>
+          <w:tab w:val="left" w:pos="10992"/>
+          <w:tab w:val="left" w:pos="11908"/>
+          <w:tab w:val="left" w:pos="12824"/>
+          <w:tab w:val="left" w:pos="13740"/>
+          <w:tab w:val="left" w:pos="14656"/>
+        </w:tabs>
+        <w:spacing w:after="0" w:line="240" w:lineRule="auto"/>
+        <w:rPr>
+          <w:rFonts w:eastAsia="Times New Roman" w:cstheme="minorHAnsi"/>
+          <w:noProof/>
+          <w:lang w:eastAsia="en-IN"/>
+        </w:rPr>
+      </w:pPr>
+      <w:r>
+        <w:rPr>
+          <w:rFonts w:eastAsia="Times New Roman" w:cstheme="minorHAnsi"/>
+          <w:noProof/>
+          <w:lang w:eastAsia="en-IN"/>
+        </w:rPr>
+        <w:t xml:space="preserve">        SELECT emp_id,</w:t>
+      </w:r>
+    </w:p>
+    <w:p>
+      <w:pPr>
+        <w:tabs>
+          <w:tab w:val="left" w:pos="916"/>
+          <w:tab w:val="left" w:pos="1832"/>
+          <w:tab w:val="left" w:pos="2748"/>
+          <w:tab w:val="left" w:pos="3664"/>
+          <w:tab w:val="left" w:pos="4580"/>
+          <w:tab w:val="left" w:pos="5496"/>
+          <w:tab w:val="left" w:pos="6412"/>
+          <w:tab w:val="left" w:pos="7328"/>
+          <w:tab w:val="left" w:pos="8244"/>
+          <w:tab w:val="left" w:pos="9160"/>
+          <w:tab w:val="left" w:pos="10076"/>
+          <w:tab w:val="left" w:pos="10992"/>
+          <w:tab w:val="left" w:pos="11908"/>
+          <w:tab w:val="left" w:pos="12824"/>
+          <w:tab w:val="left" w:pos="13740"/>
+          <w:tab w:val="left" w:pos="14656"/>
+        </w:tabs>
+        <w:spacing w:after="0" w:line="240" w:lineRule="auto"/>
+        <w:rPr>
+          <w:rFonts w:eastAsia="Times New Roman" w:cstheme="minorHAnsi"/>
+          <w:noProof/>
+          <w:lang w:eastAsia="en-IN"/>
+        </w:rPr>
+      </w:pPr>
+      <w:r>
+        <w:rPr>
+          <w:rFonts w:eastAsia="Times New Roman" w:cstheme="minorHAnsi"/>
+          <w:noProof/>
+          <w:lang w:eastAsia="en-IN"/>
+        </w:rPr>
+        <w:t xml:space="preserve">               ROW_NUMBER() OVER (</w:t>
+      </w:r>
+    </w:p>
+    <w:p>
+      <w:pPr>
+        <w:tabs>
+          <w:tab w:val="left" w:pos="916"/>
+          <w:tab w:val="left" w:pos="1832"/>
+          <w:tab w:val="left" w:pos="2748"/>
+          <w:tab w:val="left" w:pos="3664"/>
+          <w:tab w:val="left" w:pos="4580"/>
+          <w:tab w:val="left" w:pos="5496"/>
+          <w:tab w:val="left" w:pos="6412"/>
+          <w:tab w:val="left" w:pos="7328"/>
+          <w:tab w:val="left" w:pos="8244"/>
+          <w:tab w:val="left" w:pos="9160"/>
+          <w:tab w:val="left" w:pos="10076"/>
+          <w:tab w:val="left" w:pos="10992"/>
+          <w:tab w:val="left" w:pos="11908"/>
+          <w:tab w:val="left" w:pos="12824"/>
+          <w:tab w:val="left" w:pos="13740"/>
+          <w:tab w:val="left" w:pos="14656"/>
+        </w:tabs>
+        <w:spacing w:after="0" w:line="240" w:lineRule="auto"/>
+        <w:rPr>
+          <w:rFonts w:eastAsia="Times New Roman" w:cstheme="minorHAnsi"/>
+          <w:noProof/>
+          <w:lang w:eastAsia="en-IN"/>
+        </w:rPr>
+      </w:pPr>
+      <w:r>
+        <w:rPr>
+          <w:rFonts w:eastAsia="Times New Roman" w:cstheme="minorHAnsi"/>
+          <w:noProof/>
+          <w:lang w:eastAsia="en-IN"/>
+        </w:rPr>
+        <w:t xml:space="preserve">                   PARTITION BY name, department</w:t>
+      </w:r>
+    </w:p>
+    <w:p>
+      <w:pPr>
+        <w:tabs>
+          <w:tab w:val="left" w:pos="916"/>
+          <w:tab w:val="left" w:pos="1832"/>
+          <w:tab w:val="left" w:pos="2748"/>
+          <w:tab w:val="left" w:pos="3664"/>
+          <w:tab w:val="left" w:pos="4580"/>
+          <w:tab w:val="left" w:pos="5496"/>
+          <w:tab w:val="left" w:pos="6412"/>
+          <w:tab w:val="left" w:pos="7328"/>
+          <w:tab w:val="left" w:pos="8244"/>
+          <w:tab w:val="left" w:pos="9160"/>
+          <w:tab w:val="left" w:pos="10076"/>
+          <w:tab w:val="left" w:pos="10992"/>
+          <w:tab w:val="left" w:pos="11908"/>
+          <w:tab w:val="left" w:pos="12824"/>
+          <w:tab w:val="left" w:pos="13740"/>
+          <w:tab w:val="left" w:pos="14656"/>
+        </w:tabs>
+        <w:spacing w:after="0" w:line="240" w:lineRule="auto"/>
+        <w:rPr>
+          <w:rFonts w:eastAsia="Times New Roman" w:cstheme="minorHAnsi"/>
+          <w:noProof/>
+          <w:lang w:eastAsia="en-IN"/>
+        </w:rPr>
+      </w:pPr>
+      <w:r>
+        <w:rPr>
+          <w:rFonts w:eastAsia="Times New Roman" w:cstheme="minorHAnsi"/>
+          <w:noProof/>
+          <w:lang w:eastAsia="en-IN"/>
+        </w:rPr>
+        <w:lastRenderedPageBreak/>
+        <w:t xml:space="preserve">                   ORDER BY salary DESC</w:t>
+      </w:r>
+    </w:p>
+    <w:p>
+      <w:pPr>
+        <w:tabs>
+          <w:tab w:val="left" w:pos="916"/>
+          <w:tab w:val="left" w:pos="1832"/>
+          <w:tab w:val="left" w:pos="2748"/>
+          <w:tab w:val="left" w:pos="3664"/>
+          <w:tab w:val="left" w:pos="4580"/>
+          <w:tab w:val="left" w:pos="5496"/>
+          <w:tab w:val="left" w:pos="6412"/>
+          <w:tab w:val="left" w:pos="7328"/>
+          <w:tab w:val="left" w:pos="8244"/>
+          <w:tab w:val="left" w:pos="9160"/>
+          <w:tab w:val="left" w:pos="10076"/>
+          <w:tab w:val="left" w:pos="10992"/>
+          <w:tab w:val="left" w:pos="11908"/>
+          <w:tab w:val="left" w:pos="12824"/>
+          <w:tab w:val="left" w:pos="13740"/>
+          <w:tab w:val="left" w:pos="14656"/>
+        </w:tabs>
+        <w:spacing w:after="0" w:line="240" w:lineRule="auto"/>
+        <w:rPr>
+          <w:rFonts w:eastAsia="Times New Roman" w:cstheme="minorHAnsi"/>
+          <w:noProof/>
+          <w:lang w:eastAsia="en-IN"/>
+        </w:rPr>
+      </w:pPr>
+      <w:r>
+        <w:rPr>
+          <w:rFonts w:eastAsia="Times New Roman" w:cstheme="minorHAnsi"/>
+          <w:noProof/>
+          <w:lang w:eastAsia="en-IN"/>
+        </w:rPr>
+        <w:t xml:space="preserve">               ) rn</w:t>
+      </w:r>
+    </w:p>
+    <w:p>
+      <w:pPr>
+        <w:tabs>
+          <w:tab w:val="left" w:pos="916"/>
+          <w:tab w:val="left" w:pos="1832"/>
+          <w:tab w:val="left" w:pos="2748"/>
+          <w:tab w:val="left" w:pos="3664"/>
+          <w:tab w:val="left" w:pos="4580"/>
+          <w:tab w:val="left" w:pos="5496"/>
+          <w:tab w:val="left" w:pos="6412"/>
+          <w:tab w:val="left" w:pos="7328"/>
+          <w:tab w:val="left" w:pos="8244"/>
+          <w:tab w:val="left" w:pos="9160"/>
+          <w:tab w:val="left" w:pos="10076"/>
+          <w:tab w:val="left" w:pos="10992"/>
+          <w:tab w:val="left" w:pos="11908"/>
+          <w:tab w:val="left" w:pos="12824"/>
+          <w:tab w:val="left" w:pos="13740"/>
+          <w:tab w:val="left" w:pos="14656"/>
+        </w:tabs>
+        <w:spacing w:after="0" w:line="240" w:lineRule="auto"/>
+        <w:rPr>
+          <w:rFonts w:eastAsia="Times New Roman" w:cstheme="minorHAnsi"/>
+          <w:noProof/>
+          <w:lang w:eastAsia="en-IN"/>
+        </w:rPr>
+      </w:pPr>
+      <w:r>
+        <w:rPr>
+          <w:rFonts w:eastAsia="Times New Roman" w:cstheme="minorHAnsi"/>
+          <w:noProof/>
+          <w:lang w:eastAsia="en-IN"/>
+        </w:rPr>
+        <w:t xml:space="preserve">        FROM employees</w:t>
+      </w:r>
+    </w:p>
+    <w:p>
+      <w:pPr>
+        <w:tabs>
+          <w:tab w:val="left" w:pos="916"/>
+          <w:tab w:val="left" w:pos="1832"/>
+          <w:tab w:val="left" w:pos="2748"/>
+          <w:tab w:val="left" w:pos="3664"/>
+          <w:tab w:val="left" w:pos="4580"/>
+          <w:tab w:val="left" w:pos="5496"/>
+          <w:tab w:val="left" w:pos="6412"/>
+          <w:tab w:val="left" w:pos="7328"/>
+          <w:tab w:val="left" w:pos="8244"/>
+          <w:tab w:val="left" w:pos="9160"/>
+          <w:tab w:val="left" w:pos="10076"/>
+          <w:tab w:val="left" w:pos="10992"/>
+          <w:tab w:val="left" w:pos="11908"/>
+          <w:tab w:val="left" w:pos="12824"/>
+          <w:tab w:val="left" w:pos="13740"/>
+          <w:tab w:val="left" w:pos="14656"/>
+        </w:tabs>
+        <w:spacing w:after="0" w:line="240" w:lineRule="auto"/>
+        <w:rPr>
+          <w:rFonts w:eastAsia="Times New Roman" w:cstheme="minorHAnsi"/>
+          <w:noProof/>
+          <w:lang w:eastAsia="en-IN"/>
+        </w:rPr>
+      </w:pPr>
+      <w:r>
+        <w:rPr>
+          <w:rFonts w:eastAsia="Times New Roman" w:cstheme="minorHAnsi"/>
+          <w:noProof/>
+          <w:lang w:eastAsia="en-IN"/>
+        </w:rPr>
+        <w:t xml:space="preserve">    ) t</w:t>
+      </w:r>
+    </w:p>
+    <w:p>
+      <w:pPr>
+        <w:tabs>
+          <w:tab w:val="left" w:pos="916"/>
+          <w:tab w:val="left" w:pos="1832"/>
+          <w:tab w:val="left" w:pos="2748"/>
+          <w:tab w:val="left" w:pos="3664"/>
+          <w:tab w:val="left" w:pos="4580"/>
+          <w:tab w:val="left" w:pos="5496"/>
+          <w:tab w:val="left" w:pos="6412"/>
+          <w:tab w:val="left" w:pos="7328"/>
+          <w:tab w:val="left" w:pos="8244"/>
+          <w:tab w:val="left" w:pos="9160"/>
+          <w:tab w:val="left" w:pos="10076"/>
+          <w:tab w:val="left" w:pos="10992"/>
+          <w:tab w:val="left" w:pos="11908"/>
+          <w:tab w:val="left" w:pos="12824"/>
+          <w:tab w:val="left" w:pos="13740"/>
+          <w:tab w:val="left" w:pos="14656"/>
+        </w:tabs>
+        <w:spacing w:after="0" w:line="240" w:lineRule="auto"/>
+        <w:rPr>
+          <w:rFonts w:eastAsia="Times New Roman" w:cstheme="minorHAnsi"/>
+          <w:noProof/>
+          <w:lang w:eastAsia="en-IN"/>
+        </w:rPr>
+      </w:pPr>
+      <w:r>
+        <w:rPr>
+          <w:rFonts w:eastAsia="Times New Roman" w:cstheme="minorHAnsi"/>
+          <w:noProof/>
+          <w:lang w:eastAsia="en-IN"/>
+        </w:rPr>
+        <w:t xml:space="preserve">    WHERE rn &gt; 1</w:t>
+      </w:r>
+    </w:p>
+    <w:p>
+      <w:pPr>
+        <w:tabs>
+          <w:tab w:val="left" w:pos="916"/>
+          <w:tab w:val="left" w:pos="1832"/>
+          <w:tab w:val="left" w:pos="2748"/>
+          <w:tab w:val="left" w:pos="3664"/>
+          <w:tab w:val="left" w:pos="4580"/>
+          <w:tab w:val="left" w:pos="5496"/>
+          <w:tab w:val="left" w:pos="6412"/>
+          <w:tab w:val="left" w:pos="7328"/>
+          <w:tab w:val="left" w:pos="8244"/>
+          <w:tab w:val="left" w:pos="9160"/>
+          <w:tab w:val="left" w:pos="10076"/>
+          <w:tab w:val="left" w:pos="10992"/>
+          <w:tab w:val="left" w:pos="11908"/>
+          <w:tab w:val="left" w:pos="12824"/>
+          <w:tab w:val="left" w:pos="13740"/>
+          <w:tab w:val="left" w:pos="14656"/>
+        </w:tabs>
+        <w:spacing w:after="0" w:line="240" w:lineRule="auto"/>
+        <w:rPr>
+          <w:rFonts w:eastAsia="Times New Roman" w:cstheme="minorHAnsi"/>
+          <w:noProof/>
+          <w:lang w:eastAsia="en-IN"/>
+        </w:rPr>
+      </w:pPr>
+      <w:r>
+        <w:rPr>
+          <w:rFonts w:eastAsia="Times New Roman" w:cstheme="minorHAnsi"/>
+          <w:noProof/>
+          <w:lang w:eastAsia="en-IN"/>
+        </w:rPr>
+        <w:t>);</w:t>
+      </w:r>
+    </w:p>
+    <w:p>
+      <w:pPr>
+        <w:spacing w:after="0" w:line="240" w:lineRule="auto"/>
+        <w:rPr>
+          <w:rFonts w:eastAsia="Times New Roman" w:cstheme="minorHAnsi"/>
+          <w:lang w:eastAsia="en-IN"/>
+        </w:rPr>
+      </w:pPr>
+      <w:r>
+        <w:rPr>
+          <w:rFonts w:eastAsia="Times New Roman" w:cstheme="minorHAnsi"/>
+          <w:lang w:eastAsia="en-IN"/>
+        </w:rPr>
+        <w:pict>
+          <v:rect id="_x0000_i1043" style="width:0;height:1.5pt" o:hralign="center" o:hrstd="t" o:hr="t" fillcolor="#a0a0a0" stroked="f"/>
+        </w:pict>
+      </w:r>
+    </w:p>
+    <w:p>
+      <w:pPr>
+        <w:spacing w:before="100" w:beforeAutospacing="1" w:after="100" w:afterAutospacing="1" w:line="240" w:lineRule="auto"/>
+        <w:outlineLvl w:val="0"/>
+        <w:rPr>
+          <w:rFonts w:eastAsia="Times New Roman" w:cstheme="minorHAnsi"/>
+          <w:b/>
+          <w:bCs/>
+          <w:kern w:val="36"/>
+          <w:lang w:eastAsia="en-IN"/>
+        </w:rPr>
+      </w:pPr>
+      <w:r>
+        <w:rPr>
+          <w:rFonts w:eastAsia="Times New Roman" w:cstheme="minorHAnsi"/>
+          <w:b/>
+          <w:bCs/>
+          <w:kern w:val="36"/>
+          <w:lang w:eastAsia="en-IN"/>
+        </w:rPr>
+        <w:t>If You Want Exact Duplicates Only</w:t>
+      </w:r>
+    </w:p>
+    <w:p>
+      <w:pPr>
+        <w:spacing w:before="100" w:beforeAutospacing="1" w:after="100" w:afterAutospacing="1" w:line="240" w:lineRule="auto"/>
+        <w:rPr>
+          <w:rFonts w:eastAsia="Times New Roman" w:cstheme="minorHAnsi"/>
+          <w:noProof/>
+          <w:lang w:eastAsia="en-IN"/>
+        </w:rPr>
+      </w:pPr>
+      <w:r>
+        <w:rPr>
+          <w:rFonts w:eastAsia="Times New Roman" w:cstheme="minorHAnsi"/>
+          <w:noProof/>
+          <w:lang w:eastAsia="en-IN"/>
+        </w:rPr>
+        <w:t>(name + department + salary + join_date)</w:t>
+      </w:r>
+    </w:p>
+    <w:p>
+      <w:pPr>
+        <w:tabs>
+          <w:tab w:val="left" w:pos="916"/>
+          <w:tab w:val="left" w:pos="1832"/>
+          <w:tab w:val="left" w:pos="2748"/>
+          <w:tab w:val="left" w:pos="3664"/>
+          <w:tab w:val="left" w:pos="4580"/>
+          <w:tab w:val="left" w:pos="5496"/>
+          <w:tab w:val="left" w:pos="6412"/>
+          <w:tab w:val="left" w:pos="7328"/>
+          <w:tab w:val="left" w:pos="8244"/>
+          <w:tab w:val="left" w:pos="9160"/>
+          <w:tab w:val="left" w:pos="10076"/>
+          <w:tab w:val="left" w:pos="10992"/>
+          <w:tab w:val="left" w:pos="11908"/>
+          <w:tab w:val="left" w:pos="12824"/>
+          <w:tab w:val="left" w:pos="13740"/>
+          <w:tab w:val="left" w:pos="14656"/>
+        </w:tabs>
+        <w:spacing w:after="0" w:line="240" w:lineRule="auto"/>
+        <w:rPr>
+          <w:rFonts w:eastAsia="Times New Roman" w:cstheme="minorHAnsi"/>
+          <w:noProof/>
+          <w:lang w:eastAsia="en-IN"/>
+        </w:rPr>
+      </w:pPr>
+      <w:r>
+        <w:rPr>
+          <w:rFonts w:eastAsia="Times New Roman" w:cstheme="minorHAnsi"/>
+          <w:noProof/>
+          <w:lang w:eastAsia="en-IN"/>
+        </w:rPr>
+        <w:t>PARTITION BY name, department, salary, join_date</w:t>
+      </w:r>
+    </w:p>
+    <w:p>
+      <w:pPr>
+        <w:spacing w:after="0" w:line="240" w:lineRule="auto"/>
+        <w:rPr>
+          <w:rFonts w:eastAsia="Times New Roman" w:cstheme="minorHAnsi"/>
+          <w:lang w:eastAsia="en-IN"/>
+        </w:rPr>
+      </w:pPr>
+      <w:r>
+        <w:rPr>
+          <w:rFonts w:eastAsia="Times New Roman" w:cstheme="minorHAnsi"/>
+          <w:lang w:eastAsia="en-IN"/>
+        </w:rPr>
+        <w:pict>
+          <v:rect id="_x0000_i1044" style="width:0;height:1.5pt" o:hralign="center" o:hrstd="t" o:hr="t" fillcolor="#a0a0a0" stroked="f"/>
+        </w:pict>
+      </w:r>
+    </w:p>
+    <w:p>
+      <w:pPr>
+        <w:spacing w:before="100" w:beforeAutospacing="1" w:after="100" w:afterAutospacing="1" w:line="240" w:lineRule="auto"/>
+        <w:outlineLvl w:val="0"/>
+        <w:rPr>
+          <w:rFonts w:eastAsia="Times New Roman" w:cstheme="minorHAnsi"/>
+          <w:b/>
+          <w:bCs/>
+          <w:kern w:val="36"/>
+          <w:lang w:eastAsia="en-IN"/>
+        </w:rPr>
+      </w:pPr>
+      <w:r>
+        <w:rPr>
+          <w:rFonts w:eastAsia="Times New Roman" w:cstheme="minorHAnsi"/>
+          <w:b/>
+          <w:bCs/>
+          <w:kern w:val="36"/>
+          <w:lang w:eastAsia="en-IN"/>
+        </w:rPr>
+        <w:t>Interview-Perfect Explanation (Say This)</w:t>
+      </w:r>
+    </w:p>
+    <w:p>
+      <w:pPr>
+        <w:spacing w:beforeAutospacing="1" w:after="100" w:afterAutospacing="1" w:line="240" w:lineRule="auto"/>
+        <w:rPr>
+          <w:rFonts w:eastAsia="Times New Roman" w:cstheme="minorHAnsi"/>
+          <w:lang w:eastAsia="en-IN"/>
+        </w:rPr>
+      </w:pPr>
+      <w:r>
+        <w:rPr>
+          <w:rFonts w:eastAsia="Times New Roman" w:cstheme="minorHAnsi"/>
+          <w:lang w:eastAsia="en-IN"/>
+        </w:rPr>
+        <w:t>I used ROW_NUMBER with PARTITION BY to identify duplicate employees and deleted rows with rank greater than one using the primary key to ensure safe deletion.</w:t>
+      </w:r>
+    </w:p>
+    <w:p>
+      <w:pPr>
+        <w:spacing w:after="0" w:line="240" w:lineRule="auto"/>
+        <w:rPr>
+          <w:rFonts w:eastAsia="Times New Roman" w:cstheme="minorHAnsi"/>
+          <w:lang w:eastAsia="en-IN"/>
+        </w:rPr>
+      </w:pPr>
+      <w:r>
+        <w:rPr>
+          <w:rFonts w:eastAsia="Times New Roman" w:cstheme="minorHAnsi"/>
+          <w:lang w:eastAsia="en-IN"/>
+        </w:rPr>
+        <w:pict>
+          <v:rect id="_x0000_i1045" style="width:0;height:1.5pt" o:hralign="center" o:hrstd="t" o:hr="t" fillcolor="#a0a0a0" stroked="f"/>
+        </w:pict>
+      </w:r>
+    </w:p>
+    <w:p>
+      <w:pPr>
+        <w:spacing w:before="100" w:beforeAutospacing="1" w:after="100" w:afterAutospacing="1" w:line="240" w:lineRule="auto"/>
+        <w:outlineLvl w:val="0"/>
+        <w:rPr>
+          <w:rFonts w:eastAsia="Times New Roman" w:cstheme="minorHAnsi"/>
+          <w:b/>
+          <w:bCs/>
+          <w:kern w:val="36"/>
+          <w:lang w:eastAsia="en-IN"/>
+        </w:rPr>
+      </w:pPr>
+      <w:r>
+        <w:rPr>
+          <w:rFonts w:eastAsia="Times New Roman" w:cstheme="minorHAnsi"/>
+          <w:b/>
+          <w:bCs/>
+          <w:kern w:val="36"/>
+          <w:lang w:eastAsia="en-IN"/>
+        </w:rPr>
+        <w:t xml:space="preserve">Best Practice </w:t>
+      </w:r>
+      <w:r>
+        <w:rPr>
+          <w:rFonts w:eastAsia="Times New Roman" w:cstheme="minorHAnsi"/>
+          <w:b/>
+          <w:bCs/>
+          <w:noProof/>
+          <w:kern w:val="36"/>
+          <w:lang w:eastAsia="en-IN"/>
+        </w:rPr>
+        <w:t>After Cleanup</w:t>
+      </w:r>
+      <w:r>
+        <w:rPr>
+          <w:rFonts w:eastAsia="Times New Roman" w:cstheme="minorHAnsi"/>
+          <w:b/>
+          <w:bCs/>
+          <w:kern w:val="36"/>
+          <w:lang w:eastAsia="en-IN"/>
+        </w:rPr>
+        <w:t xml:space="preserve"> (Strongly Recommended)</w:t>
+      </w:r>
+    </w:p>
+    <w:p>
+      <w:pPr>
+        <w:spacing w:before="100" w:beforeAutospacing="1" w:after="100" w:afterAutospacing="1" w:line="240" w:lineRule="auto"/>
+        <w:rPr>
+          <w:rFonts w:eastAsia="Times New Roman" w:cstheme="minorHAnsi"/>
+          <w:lang w:eastAsia="en-IN"/>
+        </w:rPr>
+      </w:pPr>
+      <w:r>
+        <w:rPr>
+          <w:rFonts w:eastAsia="Times New Roman" w:cstheme="minorHAnsi"/>
+          <w:lang w:eastAsia="en-IN"/>
+        </w:rPr>
+        <w:t>Prevent duplicates permanently:</w:t>
+      </w:r>
+    </w:p>
+    <w:p>
+      <w:pPr>
+        <w:tabs>
+          <w:tab w:val="left" w:pos="916"/>
+          <w:tab w:val="left" w:pos="1832"/>
+          <w:tab w:val="left" w:pos="2748"/>
+          <w:tab w:val="left" w:pos="3664"/>
+          <w:tab w:val="left" w:pos="4580"/>
+          <w:tab w:val="left" w:pos="5496"/>
+          <w:tab w:val="left" w:pos="6412"/>
+          <w:tab w:val="left" w:pos="7328"/>
+          <w:tab w:val="left" w:pos="8244"/>
+          <w:tab w:val="left" w:pos="9160"/>
+          <w:tab w:val="left" w:pos="10076"/>
+          <w:tab w:val="left" w:pos="10992"/>
+          <w:tab w:val="left" w:pos="11908"/>
+          <w:tab w:val="left" w:pos="12824"/>
+          <w:tab w:val="left" w:pos="13740"/>
+          <w:tab w:val="left" w:pos="14656"/>
+        </w:tabs>
+        <w:spacing w:after="0" w:line="240" w:lineRule="auto"/>
+        <w:rPr>
+          <w:rFonts w:eastAsia="Times New Roman" w:cstheme="minorHAnsi"/>
+          <w:lang w:eastAsia="en-IN"/>
+        </w:rPr>
+      </w:pPr>
+      <w:r>
+        <w:rPr>
+          <w:rFonts w:eastAsia="Times New Roman" w:cstheme="minorHAnsi"/>
+          <w:lang w:eastAsia="en-IN"/>
+        </w:rPr>
+        <w:t>ALTER TABLE employees</w:t>
+      </w:r>
+    </w:p>
+    <w:p>
+      <w:pPr>
+        <w:tabs>
+          <w:tab w:val="left" w:pos="916"/>
+          <w:tab w:val="left" w:pos="1832"/>
+          <w:tab w:val="left" w:pos="2748"/>
+          <w:tab w:val="left" w:pos="3664"/>
+          <w:tab w:val="left" w:pos="4580"/>
+          <w:tab w:val="left" w:pos="5496"/>
+          <w:tab w:val="left" w:pos="6412"/>
+          <w:tab w:val="left" w:pos="7328"/>
+          <w:tab w:val="left" w:pos="8244"/>
+          <w:tab w:val="left" w:pos="9160"/>
+          <w:tab w:val="left" w:pos="10076"/>
+          <w:tab w:val="left" w:pos="10992"/>
+          <w:tab w:val="left" w:pos="11908"/>
+          <w:tab w:val="left" w:pos="12824"/>
+          <w:tab w:val="left" w:pos="13740"/>
+          <w:tab w:val="left" w:pos="14656"/>
+        </w:tabs>
+        <w:spacing w:after="0" w:line="240" w:lineRule="auto"/>
+        <w:rPr>
+          <w:rFonts w:eastAsia="Times New Roman" w:cstheme="minorHAnsi"/>
+          <w:lang w:eastAsia="en-IN"/>
+        </w:rPr>
+      </w:pPr>
+      <w:r>
+        <w:rPr>
+          <w:rFonts w:eastAsia="Times New Roman" w:cstheme="minorHAnsi"/>
+          <w:lang w:eastAsia="en-IN"/>
+        </w:rPr>
+        <w:t xml:space="preserve">ADD </w:t>
+      </w:r>
+      <w:r>
+        <w:rPr>
+          <w:rFonts w:eastAsia="Times New Roman" w:cstheme="minorHAnsi"/>
+          <w:noProof/>
+          <w:lang w:eastAsia="en-IN"/>
+        </w:rPr>
+        <w:t>CONSTRAINT uq_emp UNIQUE</w:t>
+      </w:r>
+      <w:r>
+        <w:rPr>
+          <w:rFonts w:eastAsia="Times New Roman" w:cstheme="minorHAnsi"/>
+          <w:lang w:eastAsia="en-IN"/>
+        </w:rPr>
+        <w:t xml:space="preserve"> (name, department);</w:t>
+      </w:r>
+    </w:p>
+    <w:p>
+      <w:pPr>
+        <w:spacing w:after="0" w:line="240" w:lineRule="auto"/>
+        <w:rPr>
+          <w:rFonts w:eastAsia="Times New Roman" w:cstheme="minorHAnsi"/>
+          <w:lang w:eastAsia="en-IN"/>
+        </w:rPr>
+      </w:pPr>
+      <w:r>
+        <w:rPr>
+          <w:rFonts w:eastAsia="Times New Roman" w:cstheme="minorHAnsi"/>
+          <w:lang w:eastAsia="en-IN"/>
+        </w:rPr>
+        <w:pict>
+          <v:rect id="_x0000_i1046" style="width:0;height:1.5pt" o:hralign="center" o:hrstd="t" o:hr="t" fillcolor="#a0a0a0" stroked="f"/>
+        </w:pict>
+      </w:r>
+    </w:p>
+    <w:p>
+      <w:pPr>
+        <w:spacing w:before="100" w:beforeAutospacing="1" w:after="100" w:afterAutospacing="1" w:line="240" w:lineRule="auto"/>
+        <w:outlineLvl w:val="0"/>
+        <w:rPr>
+          <w:rFonts w:eastAsia="Times New Roman" w:cstheme="minorHAnsi"/>
+          <w:b/>
+          <w:bCs/>
+          <w:kern w:val="36"/>
+          <w:lang w:eastAsia="en-IN"/>
+        </w:rPr>
+      </w:pPr>
+      <w:r>
+        <w:rPr>
+          <w:rFonts w:eastAsia="Times New Roman" w:cstheme="minorHAnsi"/>
+          <w:b/>
+          <w:bCs/>
+          <w:kern w:val="36"/>
+          <w:lang w:eastAsia="en-IN"/>
+        </w:rPr>
+        <w:t>One-Line Memory Rule</w:t>
+      </w:r>
+    </w:p>
+    <w:p>
+      <w:pPr>
+        <w:spacing w:beforeAutospacing="1" w:after="100" w:afterAutospacing="1" w:line="240" w:lineRule="auto"/>
+        <w:rPr>
+          <w:rFonts w:eastAsia="Times New Roman" w:cstheme="minorHAnsi"/>
+          <w:lang w:eastAsia="en-IN"/>
+        </w:rPr>
+      </w:pPr>
+      <w:r>
+        <w:rPr>
+          <w:rFonts w:eastAsia="Times New Roman" w:cstheme="minorHAnsi"/>
+          <w:lang w:eastAsia="en-IN"/>
+        </w:rPr>
+        <w:t>Use ROW_NUMBER to find duplicates, primary key to delete them.</w:t>
+      </w:r>
+    </w:p>
+    <w:p>
+      <w:pPr>
+        <w:rPr>
+          <w:rFonts w:cstheme="minorHAnsi"/>
+        </w:rPr>
+      </w:pPr>
+    </w:p>
+    <w:p>
+      <w:pPr>
+        <w:rPr>
+          <w:rFonts w:cstheme="minorHAnsi"/>
+        </w:rPr>
+      </w:pPr>
+      <w:r>
+        <w:rPr>
+          <w:rFonts w:cstheme="minorHAnsi"/>
+        </w:rPr>
+        <w:t>++++++++++++++++++++++++++++++++++++++++++++++++++++++++++++++++++++++++++++++++++++++++++++++++++++++++++++++++++++++++++++++++++++++++++++++++++++++++++++++++++</w:t>
+      </w:r>
+    </w:p>
+    <w:p>
+      <w:pPr>
+        <w:rPr>
+          <w:rFonts w:cstheme="minorHAnsi"/>
+        </w:rPr>
+      </w:pPr>
+      <w:r>
+        <w:rPr>
+          <w:rFonts w:cstheme="minorHAnsi"/>
+        </w:rPr>
+        <w:t>Using CTE – common table expression</w:t>
+      </w:r>
+    </w:p>
+    <w:p>
+      <w:pPr>
+        <w:spacing w:before="100" w:beforeAutospacing="1" w:after="100" w:afterAutospacing="1" w:line="240" w:lineRule="auto"/>
+        <w:outlineLvl w:val="0"/>
+        <w:rPr>
+          <w:rFonts w:eastAsia="Times New Roman" w:cstheme="minorHAnsi"/>
+          <w:b/>
+          <w:bCs/>
+          <w:kern w:val="36"/>
+          <w:lang w:eastAsia="en-IN"/>
+        </w:rPr>
+      </w:pPr>
+      <w:r>
+        <w:rPr>
+          <w:rFonts w:eastAsia="Times New Roman" w:cstheme="minorHAnsi"/>
+          <w:b/>
+          <w:bCs/>
+          <w:kern w:val="36"/>
+          <w:lang w:eastAsia="en-IN"/>
+        </w:rPr>
+        <w:t>CTE Version of Your DELETE Query</w:t>
+      </w:r>
+    </w:p>
+    <w:p>
+      <w:pPr>
+        <w:tabs>
+          <w:tab w:val="left" w:pos="916"/>
+          <w:tab w:val="left" w:pos="1832"/>
+          <w:tab w:val="left" w:pos="2748"/>
+          <w:tab w:val="left" w:pos="3664"/>
+          <w:tab w:val="left" w:pos="4580"/>
+          <w:tab w:val="left" w:pos="5496"/>
+          <w:tab w:val="left" w:pos="6412"/>
+          <w:tab w:val="left" w:pos="7328"/>
+          <w:tab w:val="left" w:pos="8244"/>
+          <w:tab w:val="left" w:pos="9160"/>
+          <w:tab w:val="left" w:pos="10076"/>
+          <w:tab w:val="left" w:pos="10992"/>
+          <w:tab w:val="left" w:pos="11908"/>
+          <w:tab w:val="left" w:pos="12824"/>
+          <w:tab w:val="left" w:pos="13740"/>
+          <w:tab w:val="left" w:pos="14656"/>
+        </w:tabs>
+        <w:spacing w:after="0" w:line="240" w:lineRule="auto"/>
+        <w:rPr>
+          <w:rFonts w:eastAsia="Times New Roman" w:cstheme="minorHAnsi"/>
+          <w:noProof/>
+          <w:lang w:eastAsia="en-IN"/>
+        </w:rPr>
+      </w:pPr>
+      <w:r>
+        <w:rPr>
+          <w:rFonts w:eastAsia="Times New Roman" w:cstheme="minorHAnsi"/>
+          <w:noProof/>
+          <w:lang w:eastAsia="en-IN"/>
+        </w:rPr>
+        <w:t>WITH ranked_employees AS (</w:t>
+      </w:r>
+    </w:p>
+    <w:p>
+      <w:pPr>
+        <w:tabs>
+          <w:tab w:val="left" w:pos="916"/>
+          <w:tab w:val="left" w:pos="1832"/>
+          <w:tab w:val="left" w:pos="2748"/>
+          <w:tab w:val="left" w:pos="3664"/>
+          <w:tab w:val="left" w:pos="4580"/>
+          <w:tab w:val="left" w:pos="5496"/>
+          <w:tab w:val="left" w:pos="6412"/>
+          <w:tab w:val="left" w:pos="7328"/>
+          <w:tab w:val="left" w:pos="8244"/>
+          <w:tab w:val="left" w:pos="9160"/>
+          <w:tab w:val="left" w:pos="10076"/>
+          <w:tab w:val="left" w:pos="10992"/>
+          <w:tab w:val="left" w:pos="11908"/>
+          <w:tab w:val="left" w:pos="12824"/>
+          <w:tab w:val="left" w:pos="13740"/>
+          <w:tab w:val="left" w:pos="14656"/>
+        </w:tabs>
+        <w:spacing w:after="0" w:line="240" w:lineRule="auto"/>
+        <w:rPr>
+          <w:rFonts w:eastAsia="Times New Roman" w:cstheme="minorHAnsi"/>
+          <w:noProof/>
+          <w:lang w:eastAsia="en-IN"/>
+        </w:rPr>
+      </w:pPr>
+      <w:r>
+        <w:rPr>
+          <w:rFonts w:eastAsia="Times New Roman" w:cstheme="minorHAnsi"/>
+          <w:noProof/>
+          <w:lang w:eastAsia="en-IN"/>
+        </w:rPr>
+        <w:t xml:space="preserve">    SELECT emp_id,</w:t>
+      </w:r>
+    </w:p>
+    <w:p>
+      <w:pPr>
+        <w:tabs>
+          <w:tab w:val="left" w:pos="916"/>
+          <w:tab w:val="left" w:pos="1832"/>
+          <w:tab w:val="left" w:pos="2748"/>
+          <w:tab w:val="left" w:pos="3664"/>
+          <w:tab w:val="left" w:pos="4580"/>
+          <w:tab w:val="left" w:pos="5496"/>
+          <w:tab w:val="left" w:pos="6412"/>
+          <w:tab w:val="left" w:pos="7328"/>
+          <w:tab w:val="left" w:pos="8244"/>
+          <w:tab w:val="left" w:pos="9160"/>
+          <w:tab w:val="left" w:pos="10076"/>
+          <w:tab w:val="left" w:pos="10992"/>
+          <w:tab w:val="left" w:pos="11908"/>
+          <w:tab w:val="left" w:pos="12824"/>
+          <w:tab w:val="left" w:pos="13740"/>
+          <w:tab w:val="left" w:pos="14656"/>
+        </w:tabs>
+        <w:spacing w:after="0" w:line="240" w:lineRule="auto"/>
+        <w:rPr>
+          <w:rFonts w:eastAsia="Times New Roman" w:cstheme="minorHAnsi"/>
+          <w:noProof/>
+          <w:lang w:eastAsia="en-IN"/>
+        </w:rPr>
+      </w:pPr>
+      <w:r>
+        <w:rPr>
+          <w:rFonts w:eastAsia="Times New Roman" w:cstheme="minorHAnsi"/>
+          <w:noProof/>
+          <w:lang w:eastAsia="en-IN"/>
+        </w:rPr>
+        <w:t xml:space="preserve">           ROW_NUMBER() OVER (</w:t>
+      </w:r>
+    </w:p>
+    <w:p>
+      <w:pPr>
+        <w:tabs>
+          <w:tab w:val="left" w:pos="916"/>
+          <w:tab w:val="left" w:pos="1832"/>
+          <w:tab w:val="left" w:pos="2748"/>
+          <w:tab w:val="left" w:pos="3664"/>
+          <w:tab w:val="left" w:pos="4580"/>
+          <w:tab w:val="left" w:pos="5496"/>
+          <w:tab w:val="left" w:pos="6412"/>
+          <w:tab w:val="left" w:pos="7328"/>
+          <w:tab w:val="left" w:pos="8244"/>
+          <w:tab w:val="left" w:pos="9160"/>
+          <w:tab w:val="left" w:pos="10076"/>
+          <w:tab w:val="left" w:pos="10992"/>
+          <w:tab w:val="left" w:pos="11908"/>
+          <w:tab w:val="left" w:pos="12824"/>
+          <w:tab w:val="left" w:pos="13740"/>
+          <w:tab w:val="left" w:pos="14656"/>
+        </w:tabs>
+        <w:spacing w:after="0" w:line="240" w:lineRule="auto"/>
+        <w:rPr>
+          <w:rFonts w:eastAsia="Times New Roman" w:cstheme="minorHAnsi"/>
+          <w:noProof/>
+          <w:lang w:eastAsia="en-IN"/>
+        </w:rPr>
+      </w:pPr>
+      <w:r>
+        <w:rPr>
+          <w:rFonts w:eastAsia="Times New Roman" w:cstheme="minorHAnsi"/>
+          <w:noProof/>
+          <w:lang w:eastAsia="en-IN"/>
+        </w:rPr>
+        <w:t xml:space="preserve">               PARTITION BY name, department</w:t>
+      </w:r>
+    </w:p>
+    <w:p>
+      <w:pPr>
+        <w:tabs>
+          <w:tab w:val="left" w:pos="916"/>
+          <w:tab w:val="left" w:pos="1832"/>
+          <w:tab w:val="left" w:pos="2748"/>
+          <w:tab w:val="left" w:pos="3664"/>
+          <w:tab w:val="left" w:pos="4580"/>
+          <w:tab w:val="left" w:pos="5496"/>
+          <w:tab w:val="left" w:pos="6412"/>
+          <w:tab w:val="left" w:pos="7328"/>
+          <w:tab w:val="left" w:pos="8244"/>
+          <w:tab w:val="left" w:pos="9160"/>
+          <w:tab w:val="left" w:pos="10076"/>
+          <w:tab w:val="left" w:pos="10992"/>
+          <w:tab w:val="left" w:pos="11908"/>
+          <w:tab w:val="left" w:pos="12824"/>
+          <w:tab w:val="left" w:pos="13740"/>
+          <w:tab w:val="left" w:pos="14656"/>
+        </w:tabs>
+        <w:spacing w:after="0" w:line="240" w:lineRule="auto"/>
+        <w:rPr>
+          <w:rFonts w:eastAsia="Times New Roman" w:cstheme="minorHAnsi"/>
+          <w:noProof/>
+          <w:lang w:eastAsia="en-IN"/>
+        </w:rPr>
+      </w:pPr>
+      <w:r>
+        <w:rPr>
+          <w:rFonts w:eastAsia="Times New Roman" w:cstheme="minorHAnsi"/>
+          <w:noProof/>
+          <w:lang w:eastAsia="en-IN"/>
+        </w:rPr>
+        <w:t xml:space="preserve">               ORDER BY join_date</w:t>
+      </w:r>
+    </w:p>
+    <w:p>
+      <w:pPr>
+        <w:tabs>
+          <w:tab w:val="left" w:pos="916"/>
+          <w:tab w:val="left" w:pos="1832"/>
+          <w:tab w:val="left" w:pos="2748"/>
+          <w:tab w:val="left" w:pos="3664"/>
+          <w:tab w:val="left" w:pos="4580"/>
+          <w:tab w:val="left" w:pos="5496"/>
+          <w:tab w:val="left" w:pos="6412"/>
+          <w:tab w:val="left" w:pos="7328"/>
+          <w:tab w:val="left" w:pos="8244"/>
+          <w:tab w:val="left" w:pos="9160"/>
+          <w:tab w:val="left" w:pos="10076"/>
+          <w:tab w:val="left" w:pos="10992"/>
+          <w:tab w:val="left" w:pos="11908"/>
+          <w:tab w:val="left" w:pos="12824"/>
+          <w:tab w:val="left" w:pos="13740"/>
+          <w:tab w:val="left" w:pos="14656"/>
+        </w:tabs>
+        <w:spacing w:after="0" w:line="240" w:lineRule="auto"/>
+        <w:rPr>
+          <w:rFonts w:eastAsia="Times New Roman" w:cstheme="minorHAnsi"/>
+          <w:noProof/>
+          <w:lang w:eastAsia="en-IN"/>
+        </w:rPr>
+      </w:pPr>
+      <w:r>
+        <w:rPr>
+          <w:rFonts w:eastAsia="Times New Roman" w:cstheme="minorHAnsi"/>
+          <w:noProof/>
+          <w:lang w:eastAsia="en-IN"/>
+        </w:rPr>
+        <w:t xml:space="preserve">           ) AS rn</w:t>
+      </w:r>
+    </w:p>
+    <w:p>
+      <w:pPr>
+        <w:tabs>
+          <w:tab w:val="left" w:pos="916"/>
+          <w:tab w:val="left" w:pos="1832"/>
+          <w:tab w:val="left" w:pos="2748"/>
+          <w:tab w:val="left" w:pos="3664"/>
+          <w:tab w:val="left" w:pos="4580"/>
+          <w:tab w:val="left" w:pos="5496"/>
+          <w:tab w:val="left" w:pos="6412"/>
+          <w:tab w:val="left" w:pos="7328"/>
+          <w:tab w:val="left" w:pos="8244"/>
+          <w:tab w:val="left" w:pos="9160"/>
+          <w:tab w:val="left" w:pos="10076"/>
+          <w:tab w:val="left" w:pos="10992"/>
+          <w:tab w:val="left" w:pos="11908"/>
+          <w:tab w:val="left" w:pos="12824"/>
+          <w:tab w:val="left" w:pos="13740"/>
+          <w:tab w:val="left" w:pos="14656"/>
+        </w:tabs>
+        <w:spacing w:after="0" w:line="240" w:lineRule="auto"/>
+        <w:rPr>
+          <w:rFonts w:eastAsia="Times New Roman" w:cstheme="minorHAnsi"/>
+          <w:noProof/>
+          <w:lang w:eastAsia="en-IN"/>
+        </w:rPr>
+      </w:pPr>
+      <w:r>
+        <w:rPr>
+          <w:rFonts w:eastAsia="Times New Roman" w:cstheme="minorHAnsi"/>
+          <w:noProof/>
+          <w:lang w:eastAsia="en-IN"/>
+        </w:rPr>
+        <w:t xml:space="preserve">    FROM employees</w:t>
+      </w:r>
+    </w:p>
+    <w:p>
+      <w:pPr>
+        <w:tabs>
+          <w:tab w:val="left" w:pos="916"/>
+          <w:tab w:val="left" w:pos="1832"/>
+          <w:tab w:val="left" w:pos="2748"/>
+          <w:tab w:val="left" w:pos="3664"/>
+          <w:tab w:val="left" w:pos="4580"/>
+          <w:tab w:val="left" w:pos="5496"/>
+          <w:tab w:val="left" w:pos="6412"/>
+          <w:tab w:val="left" w:pos="7328"/>
+          <w:tab w:val="left" w:pos="8244"/>
+          <w:tab w:val="left" w:pos="9160"/>
+          <w:tab w:val="left" w:pos="10076"/>
+          <w:tab w:val="left" w:pos="10992"/>
+          <w:tab w:val="left" w:pos="11908"/>
+          <w:tab w:val="left" w:pos="12824"/>
+          <w:tab w:val="left" w:pos="13740"/>
+          <w:tab w:val="left" w:pos="14656"/>
+        </w:tabs>
+        <w:spacing w:after="0" w:line="240" w:lineRule="auto"/>
+        <w:rPr>
+          <w:rFonts w:eastAsia="Times New Roman" w:cstheme="minorHAnsi"/>
+          <w:noProof/>
+          <w:lang w:eastAsia="en-IN"/>
+        </w:rPr>
+      </w:pPr>
+      <w:r>
+        <w:rPr>
+          <w:rFonts w:eastAsia="Times New Roman" w:cstheme="minorHAnsi"/>
+          <w:noProof/>
+          <w:lang w:eastAsia="en-IN"/>
+        </w:rPr>
+        <w:t>)</w:t>
+      </w:r>
+    </w:p>
+    <w:p>
+      <w:pPr>
+        <w:tabs>
+          <w:tab w:val="left" w:pos="916"/>
+          <w:tab w:val="left" w:pos="1832"/>
+          <w:tab w:val="left" w:pos="2748"/>
+          <w:tab w:val="left" w:pos="3664"/>
+          <w:tab w:val="left" w:pos="4580"/>
+          <w:tab w:val="left" w:pos="5496"/>
+          <w:tab w:val="left" w:pos="6412"/>
+          <w:tab w:val="left" w:pos="7328"/>
+          <w:tab w:val="left" w:pos="8244"/>
+          <w:tab w:val="left" w:pos="9160"/>
+          <w:tab w:val="left" w:pos="10076"/>
+          <w:tab w:val="left" w:pos="10992"/>
+          <w:tab w:val="left" w:pos="11908"/>
+          <w:tab w:val="left" w:pos="12824"/>
+          <w:tab w:val="left" w:pos="13740"/>
+          <w:tab w:val="left" w:pos="14656"/>
+        </w:tabs>
+        <w:spacing w:after="0" w:line="240" w:lineRule="auto"/>
+        <w:rPr>
+          <w:rFonts w:eastAsia="Times New Roman" w:cstheme="minorHAnsi"/>
+          <w:noProof/>
+          <w:lang w:eastAsia="en-IN"/>
+        </w:rPr>
+      </w:pPr>
+      <w:r>
+        <w:rPr>
+          <w:rFonts w:eastAsia="Times New Roman" w:cstheme="minorHAnsi"/>
+          <w:noProof/>
+          <w:lang w:eastAsia="en-IN"/>
+        </w:rPr>
+        <w:lastRenderedPageBreak/>
+        <w:t>DELETE FROM employees</w:t>
+      </w:r>
+    </w:p>
+    <w:p>
+      <w:pPr>
+        <w:tabs>
+          <w:tab w:val="left" w:pos="916"/>
+          <w:tab w:val="left" w:pos="1832"/>
+          <w:tab w:val="left" w:pos="2748"/>
+          <w:tab w:val="left" w:pos="3664"/>
+          <w:tab w:val="left" w:pos="4580"/>
+          <w:tab w:val="left" w:pos="5496"/>
+          <w:tab w:val="left" w:pos="6412"/>
+          <w:tab w:val="left" w:pos="7328"/>
+          <w:tab w:val="left" w:pos="8244"/>
+          <w:tab w:val="left" w:pos="9160"/>
+          <w:tab w:val="left" w:pos="10076"/>
+          <w:tab w:val="left" w:pos="10992"/>
+          <w:tab w:val="left" w:pos="11908"/>
+          <w:tab w:val="left" w:pos="12824"/>
+          <w:tab w:val="left" w:pos="13740"/>
+          <w:tab w:val="left" w:pos="14656"/>
+        </w:tabs>
+        <w:spacing w:after="0" w:line="240" w:lineRule="auto"/>
+        <w:rPr>
+          <w:rFonts w:eastAsia="Times New Roman" w:cstheme="minorHAnsi"/>
+          <w:noProof/>
+          <w:lang w:eastAsia="en-IN"/>
+        </w:rPr>
+      </w:pPr>
+      <w:r>
+        <w:rPr>
+          <w:rFonts w:eastAsia="Times New Roman" w:cstheme="minorHAnsi"/>
+          <w:noProof/>
+          <w:lang w:eastAsia="en-IN"/>
+        </w:rPr>
+        <w:t>WHERE emp_id IN (</w:t>
+      </w:r>
+    </w:p>
+    <w:p>
+      <w:pPr>
+        <w:tabs>
+          <w:tab w:val="left" w:pos="916"/>
+          <w:tab w:val="left" w:pos="1832"/>
+          <w:tab w:val="left" w:pos="2748"/>
+          <w:tab w:val="left" w:pos="3664"/>
+          <w:tab w:val="left" w:pos="4580"/>
+          <w:tab w:val="left" w:pos="5496"/>
+          <w:tab w:val="left" w:pos="6412"/>
+          <w:tab w:val="left" w:pos="7328"/>
+          <w:tab w:val="left" w:pos="8244"/>
+          <w:tab w:val="left" w:pos="9160"/>
+          <w:tab w:val="left" w:pos="10076"/>
+          <w:tab w:val="left" w:pos="10992"/>
+          <w:tab w:val="left" w:pos="11908"/>
+          <w:tab w:val="left" w:pos="12824"/>
+          <w:tab w:val="left" w:pos="13740"/>
+          <w:tab w:val="left" w:pos="14656"/>
+        </w:tabs>
+        <w:spacing w:after="0" w:line="240" w:lineRule="auto"/>
+        <w:rPr>
+          <w:rFonts w:eastAsia="Times New Roman" w:cstheme="minorHAnsi"/>
+          <w:noProof/>
+          <w:lang w:eastAsia="en-IN"/>
+        </w:rPr>
+      </w:pPr>
+      <w:r>
+        <w:rPr>
+          <w:rFonts w:eastAsia="Times New Roman" w:cstheme="minorHAnsi"/>
+          <w:noProof/>
+          <w:lang w:eastAsia="en-IN"/>
+        </w:rPr>
+        <w:t xml:space="preserve">    SELECT emp_id</w:t>
+      </w:r>
+    </w:p>
+    <w:p>
+      <w:pPr>
+        <w:tabs>
+          <w:tab w:val="left" w:pos="916"/>
+          <w:tab w:val="left" w:pos="1832"/>
+          <w:tab w:val="left" w:pos="2748"/>
+          <w:tab w:val="left" w:pos="3664"/>
+          <w:tab w:val="left" w:pos="4580"/>
+          <w:tab w:val="left" w:pos="5496"/>
+          <w:tab w:val="left" w:pos="6412"/>
+          <w:tab w:val="left" w:pos="7328"/>
+          <w:tab w:val="left" w:pos="8244"/>
+          <w:tab w:val="left" w:pos="9160"/>
+          <w:tab w:val="left" w:pos="10076"/>
+          <w:tab w:val="left" w:pos="10992"/>
+          <w:tab w:val="left" w:pos="11908"/>
+          <w:tab w:val="left" w:pos="12824"/>
+          <w:tab w:val="left" w:pos="13740"/>
+          <w:tab w:val="left" w:pos="14656"/>
+        </w:tabs>
+        <w:spacing w:after="0" w:line="240" w:lineRule="auto"/>
+        <w:rPr>
+          <w:rFonts w:eastAsia="Times New Roman" w:cstheme="minorHAnsi"/>
+          <w:noProof/>
+          <w:lang w:eastAsia="en-IN"/>
+        </w:rPr>
+      </w:pPr>
+      <w:r>
+        <w:rPr>
+          <w:rFonts w:eastAsia="Times New Roman" w:cstheme="minorHAnsi"/>
+          <w:noProof/>
+          <w:lang w:eastAsia="en-IN"/>
+        </w:rPr>
+        <w:t xml:space="preserve">    FROM ranked_employees</w:t>
+      </w:r>
+    </w:p>
+    <w:p>
+      <w:pPr>
+        <w:tabs>
+          <w:tab w:val="left" w:pos="916"/>
+          <w:tab w:val="left" w:pos="1832"/>
+          <w:tab w:val="left" w:pos="2748"/>
+          <w:tab w:val="left" w:pos="3664"/>
+          <w:tab w:val="left" w:pos="4580"/>
+          <w:tab w:val="left" w:pos="5496"/>
+          <w:tab w:val="left" w:pos="6412"/>
+          <w:tab w:val="left" w:pos="7328"/>
+          <w:tab w:val="left" w:pos="8244"/>
+          <w:tab w:val="left" w:pos="9160"/>
+          <w:tab w:val="left" w:pos="10076"/>
+          <w:tab w:val="left" w:pos="10992"/>
+          <w:tab w:val="left" w:pos="11908"/>
+          <w:tab w:val="left" w:pos="12824"/>
+          <w:tab w:val="left" w:pos="13740"/>
+          <w:tab w:val="left" w:pos="14656"/>
+        </w:tabs>
+        <w:spacing w:after="0" w:line="240" w:lineRule="auto"/>
+        <w:rPr>
+          <w:rFonts w:eastAsia="Times New Roman" w:cstheme="minorHAnsi"/>
+          <w:noProof/>
+          <w:lang w:eastAsia="en-IN"/>
+        </w:rPr>
+      </w:pPr>
+      <w:r>
+        <w:rPr>
+          <w:rFonts w:eastAsia="Times New Roman" w:cstheme="minorHAnsi"/>
+          <w:noProof/>
+          <w:lang w:eastAsia="en-IN"/>
+        </w:rPr>
+        <w:t xml:space="preserve">    WHERE rn &gt; 1</w:t>
+      </w:r>
+    </w:p>
+    <w:p>
+      <w:pPr>
+        <w:tabs>
+          <w:tab w:val="left" w:pos="916"/>
+          <w:tab w:val="left" w:pos="1832"/>
+          <w:tab w:val="left" w:pos="2748"/>
+          <w:tab w:val="left" w:pos="3664"/>
+          <w:tab w:val="left" w:pos="4580"/>
+          <w:tab w:val="left" w:pos="5496"/>
+          <w:tab w:val="left" w:pos="6412"/>
+          <w:tab w:val="left" w:pos="7328"/>
+          <w:tab w:val="left" w:pos="8244"/>
+          <w:tab w:val="left" w:pos="9160"/>
+          <w:tab w:val="left" w:pos="10076"/>
+          <w:tab w:val="left" w:pos="10992"/>
+          <w:tab w:val="left" w:pos="11908"/>
+          <w:tab w:val="left" w:pos="12824"/>
+          <w:tab w:val="left" w:pos="13740"/>
+          <w:tab w:val="left" w:pos="14656"/>
+        </w:tabs>
+        <w:spacing w:after="0" w:line="240" w:lineRule="auto"/>
+        <w:rPr>
+          <w:rFonts w:eastAsia="Times New Roman" w:cstheme="minorHAnsi"/>
+          <w:noProof/>
+          <w:lang w:eastAsia="en-IN"/>
+        </w:rPr>
+      </w:pPr>
+      <w:r>
+        <w:rPr>
+          <w:rFonts w:eastAsia="Times New Roman" w:cstheme="minorHAnsi"/>
+          <w:noProof/>
+          <w:lang w:eastAsia="en-IN"/>
+        </w:rPr>
+        <w:t>);</w:t>
+      </w:r>
+    </w:p>
+    <w:p>
+      <w:pPr>
+        <w:spacing w:after="0" w:line="240" w:lineRule="auto"/>
+        <w:rPr>
+          <w:rFonts w:eastAsia="Times New Roman" w:cstheme="minorHAnsi"/>
+          <w:lang w:eastAsia="en-IN"/>
+        </w:rPr>
+      </w:pPr>
+      <w:r>
+        <w:rPr>
+          <w:rFonts w:eastAsia="Times New Roman" w:cstheme="minorHAnsi"/>
+          <w:lang w:eastAsia="en-IN"/>
+        </w:rPr>
+        <w:pict>
+          <v:rect id="_x0000_i1047" style="width:0;height:1.5pt" o:hralign="center" o:hrstd="t" o:hr="t" fillcolor="#a0a0a0" stroked="f"/>
+        </w:pict>
+      </w:r>
+    </w:p>
+    <w:p>
+      <w:pPr>
+        <w:spacing w:before="100" w:beforeAutospacing="1" w:after="100" w:afterAutospacing="1" w:line="240" w:lineRule="auto"/>
+        <w:outlineLvl w:val="0"/>
+        <w:rPr>
+          <w:rFonts w:eastAsia="Times New Roman" w:cstheme="minorHAnsi"/>
+          <w:b/>
+          <w:bCs/>
+          <w:kern w:val="36"/>
+          <w:lang w:eastAsia="en-IN"/>
+        </w:rPr>
+      </w:pPr>
+      <w:r>
+        <w:rPr>
+          <w:rFonts w:eastAsia="Times New Roman" w:cstheme="minorHAnsi"/>
+          <w:b/>
+          <w:bCs/>
+          <w:kern w:val="36"/>
+          <w:lang w:eastAsia="en-IN"/>
+        </w:rPr>
+        <w:t>How This Works (Step by Step)</w:t>
+      </w:r>
+    </w:p>
+    <w:p>
+      <w:pPr>
+        <w:spacing w:before="100" w:beforeAutospacing="1" w:after="100" w:afterAutospacing="1" w:line="240" w:lineRule="auto"/>
+        <w:outlineLvl w:val="1"/>
+        <w:rPr>
+          <w:rFonts w:eastAsia="Times New Roman" w:cstheme="minorHAnsi"/>
+          <w:b/>
+          <w:bCs/>
+          <w:noProof/>
+          <w:lang w:eastAsia="en-IN"/>
+        </w:rPr>
+      </w:pPr>
+      <w:r>
+        <w:rPr>
+          <w:rFonts w:eastAsia="Times New Roman" w:cstheme="minorHAnsi"/>
+          <w:b/>
+          <w:bCs/>
+          <w:noProof/>
+          <w:lang w:eastAsia="en-IN"/>
+        </w:rPr>
+        <w:t>1. CTE ranked_employees</w:t>
+      </w:r>
+    </w:p>
+    <w:p>
+      <w:pPr>
+        <w:tabs>
+          <w:tab w:val="left" w:pos="916"/>
+          <w:tab w:val="left" w:pos="1832"/>
+          <w:tab w:val="left" w:pos="2748"/>
+          <w:tab w:val="left" w:pos="3664"/>
+          <w:tab w:val="left" w:pos="4580"/>
+          <w:tab w:val="left" w:pos="5496"/>
+          <w:tab w:val="left" w:pos="6412"/>
+          <w:tab w:val="left" w:pos="7328"/>
+          <w:tab w:val="left" w:pos="8244"/>
+          <w:tab w:val="left" w:pos="9160"/>
+          <w:tab w:val="left" w:pos="10076"/>
+          <w:tab w:val="left" w:pos="10992"/>
+          <w:tab w:val="left" w:pos="11908"/>
+          <w:tab w:val="left" w:pos="12824"/>
+          <w:tab w:val="left" w:pos="13740"/>
+          <w:tab w:val="left" w:pos="14656"/>
+        </w:tabs>
+        <w:spacing w:after="0" w:line="240" w:lineRule="auto"/>
+        <w:rPr>
+          <w:rFonts w:eastAsia="Times New Roman" w:cstheme="minorHAnsi"/>
+          <w:noProof/>
+          <w:lang w:eastAsia="en-IN"/>
+        </w:rPr>
+      </w:pPr>
+      <w:r>
+        <w:rPr>
+          <w:rFonts w:eastAsia="Times New Roman" w:cstheme="minorHAnsi"/>
+          <w:noProof/>
+          <w:lang w:eastAsia="en-IN"/>
+        </w:rPr>
+        <w:t>WITH ranked_employees AS (</w:t>
+      </w:r>
+    </w:p>
+    <w:p>
+      <w:pPr>
+        <w:tabs>
+          <w:tab w:val="left" w:pos="916"/>
+          <w:tab w:val="left" w:pos="1832"/>
+          <w:tab w:val="left" w:pos="2748"/>
+          <w:tab w:val="left" w:pos="3664"/>
+          <w:tab w:val="left" w:pos="4580"/>
+          <w:tab w:val="left" w:pos="5496"/>
+          <w:tab w:val="left" w:pos="6412"/>
+          <w:tab w:val="left" w:pos="7328"/>
+          <w:tab w:val="left" w:pos="8244"/>
+          <w:tab w:val="left" w:pos="9160"/>
+          <w:tab w:val="left" w:pos="10076"/>
+          <w:tab w:val="left" w:pos="10992"/>
+          <w:tab w:val="left" w:pos="11908"/>
+          <w:tab w:val="left" w:pos="12824"/>
+          <w:tab w:val="left" w:pos="13740"/>
+          <w:tab w:val="left" w:pos="14656"/>
+        </w:tabs>
+        <w:spacing w:after="0" w:line="240" w:lineRule="auto"/>
+        <w:rPr>
+          <w:rFonts w:eastAsia="Times New Roman" w:cstheme="minorHAnsi"/>
+          <w:noProof/>
+          <w:lang w:eastAsia="en-IN"/>
+        </w:rPr>
+      </w:pPr>
+      <w:r>
+        <w:rPr>
+          <w:rFonts w:eastAsia="Times New Roman" w:cstheme="minorHAnsi"/>
+          <w:noProof/>
+          <w:lang w:eastAsia="en-IN"/>
+        </w:rPr>
+        <w:t xml:space="preserve">    SELECT emp_id,</w:t>
+      </w:r>
+    </w:p>
+    <w:p>
+      <w:pPr>
+        <w:tabs>
+          <w:tab w:val="left" w:pos="916"/>
+          <w:tab w:val="left" w:pos="1832"/>
+          <w:tab w:val="left" w:pos="2748"/>
+          <w:tab w:val="left" w:pos="3664"/>
+          <w:tab w:val="left" w:pos="4580"/>
+          <w:tab w:val="left" w:pos="5496"/>
+          <w:tab w:val="left" w:pos="6412"/>
+          <w:tab w:val="left" w:pos="7328"/>
+          <w:tab w:val="left" w:pos="8244"/>
+          <w:tab w:val="left" w:pos="9160"/>
+          <w:tab w:val="left" w:pos="10076"/>
+          <w:tab w:val="left" w:pos="10992"/>
+          <w:tab w:val="left" w:pos="11908"/>
+          <w:tab w:val="left" w:pos="12824"/>
+          <w:tab w:val="left" w:pos="13740"/>
+          <w:tab w:val="left" w:pos="14656"/>
+        </w:tabs>
+        <w:spacing w:after="0" w:line="240" w:lineRule="auto"/>
+        <w:rPr>
+          <w:rFonts w:eastAsia="Times New Roman" w:cstheme="minorHAnsi"/>
+          <w:noProof/>
+          <w:lang w:eastAsia="en-IN"/>
+        </w:rPr>
+      </w:pPr>
+      <w:r>
+        <w:rPr>
+          <w:rFonts w:eastAsia="Times New Roman" w:cstheme="minorHAnsi"/>
+          <w:noProof/>
+          <w:lang w:eastAsia="en-IN"/>
+        </w:rPr>
+        <w:t xml:space="preserve">           ROW_NUMBER() OVER (</w:t>
+      </w:r>
+      <w:bookmarkStart w:id="0" w:name="_GoBack"/>
+      <w:bookmarkEnd w:id="0"/>
+    </w:p>
+    <w:p>
+      <w:pPr>
+        <w:tabs>
+          <w:tab w:val="left" w:pos="916"/>
+          <w:tab w:val="left" w:pos="1832"/>
+          <w:tab w:val="left" w:pos="2748"/>
+          <w:tab w:val="left" w:pos="3664"/>
+          <w:tab w:val="left" w:pos="4580"/>
+          <w:tab w:val="left" w:pos="5496"/>
+          <w:tab w:val="left" w:pos="6412"/>
+          <w:tab w:val="left" w:pos="7328"/>
+          <w:tab w:val="left" w:pos="8244"/>
+          <w:tab w:val="left" w:pos="9160"/>
+          <w:tab w:val="left" w:pos="10076"/>
+          <w:tab w:val="left" w:pos="10992"/>
+          <w:tab w:val="left" w:pos="11908"/>
+          <w:tab w:val="left" w:pos="12824"/>
+          <w:tab w:val="left" w:pos="13740"/>
+          <w:tab w:val="left" w:pos="14656"/>
+        </w:tabs>
+        <w:spacing w:after="0" w:line="240" w:lineRule="auto"/>
+        <w:rPr>
+          <w:rFonts w:eastAsia="Times New Roman" w:cstheme="minorHAnsi"/>
+          <w:noProof/>
+          <w:lang w:eastAsia="en-IN"/>
+        </w:rPr>
+      </w:pPr>
+      <w:r>
+        <w:rPr>
+          <w:rFonts w:eastAsia="Times New Roman" w:cstheme="minorHAnsi"/>
+          <w:noProof/>
+          <w:lang w:eastAsia="en-IN"/>
+        </w:rPr>
+        <w:t xml:space="preserve">               PARTITION BY name, department</w:t>
+      </w:r>
+    </w:p>
+    <w:p>
+      <w:pPr>
+        <w:tabs>
+          <w:tab w:val="left" w:pos="916"/>
+          <w:tab w:val="left" w:pos="1832"/>
+          <w:tab w:val="left" w:pos="2748"/>
+          <w:tab w:val="left" w:pos="3664"/>
+          <w:tab w:val="left" w:pos="4580"/>
+          <w:tab w:val="left" w:pos="5496"/>
+          <w:tab w:val="left" w:pos="6412"/>
+          <w:tab w:val="left" w:pos="7328"/>
+          <w:tab w:val="left" w:pos="8244"/>
+          <w:tab w:val="left" w:pos="9160"/>
+          <w:tab w:val="left" w:pos="10076"/>
+          <w:tab w:val="left" w:pos="10992"/>
+          <w:tab w:val="left" w:pos="11908"/>
+          <w:tab w:val="left" w:pos="12824"/>
+          <w:tab w:val="left" w:pos="13740"/>
+          <w:tab w:val="left" w:pos="14656"/>
+        </w:tabs>
+        <w:spacing w:after="0" w:line="240" w:lineRule="auto"/>
+        <w:rPr>
+          <w:rFonts w:eastAsia="Times New Roman" w:cstheme="minorHAnsi"/>
+          <w:noProof/>
+          <w:lang w:eastAsia="en-IN"/>
+        </w:rPr>
+      </w:pPr>
+      <w:r>
+        <w:rPr>
+          <w:rFonts w:eastAsia="Times New Roman" w:cstheme="minorHAnsi"/>
+          <w:noProof/>
+          <w:lang w:eastAsia="en-IN"/>
+        </w:rPr>
+        <w:t xml:space="preserve">               ORDER BY join_date</w:t>
+      </w:r>
+    </w:p>
+    <w:p>
+      <w:pPr>
+        <w:tabs>
+          <w:tab w:val="left" w:pos="916"/>
+          <w:tab w:val="left" w:pos="1832"/>
+          <w:tab w:val="left" w:pos="2748"/>
+          <w:tab w:val="left" w:pos="3664"/>
+          <w:tab w:val="left" w:pos="4580"/>
+          <w:tab w:val="left" w:pos="5496"/>
+          <w:tab w:val="left" w:pos="6412"/>
+          <w:tab w:val="left" w:pos="7328"/>
+          <w:tab w:val="left" w:pos="8244"/>
+          <w:tab w:val="left" w:pos="9160"/>
+          <w:tab w:val="left" w:pos="10076"/>
+          <w:tab w:val="left" w:pos="10992"/>
+          <w:tab w:val="left" w:pos="11908"/>
+          <w:tab w:val="left" w:pos="12824"/>
+          <w:tab w:val="left" w:pos="13740"/>
+          <w:tab w:val="left" w:pos="14656"/>
+        </w:tabs>
+        <w:spacing w:after="0" w:line="240" w:lineRule="auto"/>
+        <w:rPr>
+          <w:rFonts w:eastAsia="Times New Roman" w:cstheme="minorHAnsi"/>
+          <w:noProof/>
+          <w:lang w:eastAsia="en-IN"/>
+        </w:rPr>
+      </w:pPr>
+      <w:r>
+        <w:rPr>
+          <w:rFonts w:eastAsia="Times New Roman" w:cstheme="minorHAnsi"/>
+          <w:noProof/>
+          <w:lang w:eastAsia="en-IN"/>
+        </w:rPr>
+        <w:t xml:space="preserve">           ) AS rn</w:t>
+      </w:r>
+    </w:p>
+    <w:p>
+      <w:pPr>
+        <w:tabs>
+          <w:tab w:val="left" w:pos="916"/>
+          <w:tab w:val="left" w:pos="1832"/>
+          <w:tab w:val="left" w:pos="2748"/>
+          <w:tab w:val="left" w:pos="3664"/>
+          <w:tab w:val="left" w:pos="4580"/>
+          <w:tab w:val="left" w:pos="5496"/>
+          <w:tab w:val="left" w:pos="6412"/>
+          <w:tab w:val="left" w:pos="7328"/>
+          <w:tab w:val="left" w:pos="8244"/>
+          <w:tab w:val="left" w:pos="9160"/>
+          <w:tab w:val="left" w:pos="10076"/>
+          <w:tab w:val="left" w:pos="10992"/>
+          <w:tab w:val="left" w:pos="11908"/>
+          <w:tab w:val="left" w:pos="12824"/>
+          <w:tab w:val="left" w:pos="13740"/>
+          <w:tab w:val="left" w:pos="14656"/>
+        </w:tabs>
+        <w:spacing w:after="0" w:line="240" w:lineRule="auto"/>
+        <w:rPr>
+          <w:rFonts w:eastAsia="Times New Roman" w:cstheme="minorHAnsi"/>
+          <w:noProof/>
+          <w:lang w:eastAsia="en-IN"/>
+        </w:rPr>
+      </w:pPr>
+      <w:r>
+        <w:rPr>
+          <w:rFonts w:eastAsia="Times New Roman" w:cstheme="minorHAnsi"/>
+          <w:noProof/>
+          <w:lang w:eastAsia="en-IN"/>
+        </w:rPr>
+        <w:t xml:space="preserve">    FROM employees</w:t>
+      </w:r>
+    </w:p>
+    <w:p>
+      <w:pPr>
+        <w:tabs>
+          <w:tab w:val="left" w:pos="916"/>
+          <w:tab w:val="left" w:pos="1832"/>
+          <w:tab w:val="left" w:pos="2748"/>
+          <w:tab w:val="left" w:pos="3664"/>
+          <w:tab w:val="left" w:pos="4580"/>
+          <w:tab w:val="left" w:pos="5496"/>
+          <w:tab w:val="left" w:pos="6412"/>
+          <w:tab w:val="left" w:pos="7328"/>
+          <w:tab w:val="left" w:pos="8244"/>
+          <w:tab w:val="left" w:pos="9160"/>
+          <w:tab w:val="left" w:pos="10076"/>
+          <w:tab w:val="left" w:pos="10992"/>
+          <w:tab w:val="left" w:pos="11908"/>
+          <w:tab w:val="left" w:pos="12824"/>
+          <w:tab w:val="left" w:pos="13740"/>
+          <w:tab w:val="left" w:pos="14656"/>
+        </w:tabs>
+        <w:spacing w:after="0" w:line="240" w:lineRule="auto"/>
+        <w:rPr>
+          <w:rFonts w:eastAsia="Times New Roman" w:cstheme="minorHAnsi"/>
+          <w:noProof/>
+          <w:lang w:eastAsia="en-IN"/>
+        </w:rPr>
+      </w:pPr>
+      <w:r>
+        <w:rPr>
+          <w:rFonts w:eastAsia="Times New Roman" w:cstheme="minorHAnsi"/>
+          <w:noProof/>
+          <w:lang w:eastAsia="en-IN"/>
+        </w:rPr>
+        <w:t>)</w:t>
+      </w:r>
+    </w:p>
+    <w:p>
+      <w:pPr>
+        <w:numPr>
+          <w:ilvl w:val="0"/>
+          <w:numId w:val="6"/>
+        </w:numPr>
+        <w:spacing w:before="100" w:beforeAutospacing="1" w:after="100" w:afterAutospacing="1" w:line="240" w:lineRule="auto"/>
+        <w:rPr>
+          <w:rFonts w:eastAsia="Times New Roman" w:cstheme="minorHAnsi"/>
+          <w:lang w:eastAsia="en-IN"/>
+        </w:rPr>
+      </w:pPr>
+      <w:r>
+        <w:rPr>
+          <w:rFonts w:eastAsia="Times New Roman" w:cstheme="minorHAnsi"/>
+          <w:lang w:eastAsia="en-IN"/>
+        </w:rPr>
+        <w:t>Groups employees by (name, department)</w:t>
+      </w:r>
+    </w:p>
+    <w:p>
+      <w:pPr>
+        <w:numPr>
+          <w:ilvl w:val="0"/>
+          <w:numId w:val="6"/>
+        </w:numPr>
+        <w:spacing w:before="100" w:beforeAutospacing="1" w:after="100" w:afterAutospacing="1" w:line="240" w:lineRule="auto"/>
+        <w:rPr>
+          <w:rFonts w:eastAsia="Times New Roman" w:cstheme="minorHAnsi"/>
+          <w:lang w:eastAsia="en-IN"/>
+        </w:rPr>
+      </w:pPr>
+      <w:r>
+        <w:rPr>
+          <w:rFonts w:eastAsia="Times New Roman" w:cstheme="minorHAnsi"/>
+          <w:lang w:eastAsia="en-IN"/>
+        </w:rPr>
+        <w:t>Assigns row numbers within each group</w:t>
+      </w:r>
+    </w:p>
+    <w:p>
+      <w:pPr>
+        <w:numPr>
+          <w:ilvl w:val="0"/>
+          <w:numId w:val="6"/>
+        </w:numPr>
+        <w:spacing w:before="100" w:beforeAutospacing="1" w:after="100" w:afterAutospacing="1" w:line="240" w:lineRule="auto"/>
+        <w:rPr>
+          <w:rFonts w:eastAsia="Times New Roman" w:cstheme="minorHAnsi"/>
+          <w:lang w:eastAsia="en-IN"/>
+        </w:rPr>
+      </w:pPr>
+      <w:proofErr w:type="spellStart"/>
+      <w:r>
+        <w:rPr>
+          <w:rFonts w:eastAsia="Times New Roman" w:cstheme="minorHAnsi"/>
+          <w:lang w:eastAsia="en-IN"/>
+        </w:rPr>
+        <w:t>rn</w:t>
+      </w:r>
+      <w:proofErr w:type="spellEnd"/>
+      <w:r>
+        <w:rPr>
+          <w:rFonts w:eastAsia="Times New Roman" w:cstheme="minorHAnsi"/>
+          <w:lang w:eastAsia="en-IN"/>
+        </w:rPr>
+        <w:t xml:space="preserve"> = 1 → row to keep</w:t>
+      </w:r>
+    </w:p>
+    <w:p>
+      <w:pPr>
+        <w:numPr>
+          <w:ilvl w:val="0"/>
+          <w:numId w:val="6"/>
+        </w:numPr>
+        <w:spacing w:before="100" w:beforeAutospacing="1" w:after="100" w:afterAutospacing="1" w:line="240" w:lineRule="auto"/>
+        <w:rPr>
+          <w:rFonts w:eastAsia="Times New Roman" w:cstheme="minorHAnsi"/>
+          <w:lang w:eastAsia="en-IN"/>
+        </w:rPr>
+      </w:pPr>
+      <w:proofErr w:type="spellStart"/>
+      <w:r>
+        <w:rPr>
+          <w:rFonts w:eastAsia="Times New Roman" w:cstheme="minorHAnsi"/>
+          <w:lang w:eastAsia="en-IN"/>
+        </w:rPr>
+        <w:t>rn</w:t>
+      </w:r>
+      <w:proofErr w:type="spellEnd"/>
+      <w:r>
+        <w:rPr>
+          <w:rFonts w:eastAsia="Times New Roman" w:cstheme="minorHAnsi"/>
+          <w:lang w:eastAsia="en-IN"/>
+        </w:rPr>
+        <w:t xml:space="preserve"> &gt; 1 → duplicates</w:t>
+      </w:r>
+    </w:p>
+    <w:p>
+      <w:pPr>
+        <w:spacing w:after="0" w:line="240" w:lineRule="auto"/>
+        <w:rPr>
+          <w:rFonts w:eastAsia="Times New Roman" w:cstheme="minorHAnsi"/>
+          <w:lang w:eastAsia="en-IN"/>
+        </w:rPr>
+      </w:pPr>
+      <w:r>
+        <w:rPr>
+          <w:rFonts w:eastAsia="Times New Roman" w:cstheme="minorHAnsi"/>
+          <w:lang w:eastAsia="en-IN"/>
+        </w:rPr>
+        <w:pict>
+          <v:rect id="_x0000_i1048" style="width:0;height:1.5pt" o:hralign="center" o:hrstd="t" o:hr="t" fillcolor="#a0a0a0" stroked="f"/>
+        </w:pict>
+      </w:r>
+    </w:p>
+    <w:p>
+      <w:pPr>
+        <w:spacing w:before="100" w:beforeAutospacing="1" w:after="100" w:afterAutospacing="1" w:line="240" w:lineRule="auto"/>
+        <w:outlineLvl w:val="1"/>
+        <w:rPr>
+          <w:rFonts w:eastAsia="Times New Roman" w:cstheme="minorHAnsi"/>
+          <w:b/>
+          <w:bCs/>
+          <w:lang w:eastAsia="en-IN"/>
+        </w:rPr>
+      </w:pPr>
+      <w:r>
+        <w:rPr>
+          <w:rFonts w:eastAsia="Times New Roman" w:cstheme="minorHAnsi"/>
+          <w:b/>
+          <w:bCs/>
+          <w:lang w:eastAsia="en-IN"/>
+        </w:rPr>
+        <w:t>2. DELETE Using Primary Key</w:t>
+      </w:r>
+    </w:p>
+    <w:p>
+      <w:pPr>
+        <w:tabs>
+          <w:tab w:val="left" w:pos="916"/>
+          <w:tab w:val="left" w:pos="1832"/>
+          <w:tab w:val="left" w:pos="2748"/>
+          <w:tab w:val="left" w:pos="3664"/>
+          <w:tab w:val="left" w:pos="4580"/>
+          <w:tab w:val="left" w:pos="5496"/>
+          <w:tab w:val="left" w:pos="6412"/>
+          <w:tab w:val="left" w:pos="7328"/>
+          <w:tab w:val="left" w:pos="8244"/>
+          <w:tab w:val="left" w:pos="9160"/>
+          <w:tab w:val="left" w:pos="10076"/>
+          <w:tab w:val="left" w:pos="10992"/>
+          <w:tab w:val="left" w:pos="11908"/>
+          <w:tab w:val="left" w:pos="12824"/>
+          <w:tab w:val="left" w:pos="13740"/>
+          <w:tab w:val="left" w:pos="14656"/>
+        </w:tabs>
+        <w:spacing w:after="0" w:line="240" w:lineRule="auto"/>
+        <w:rPr>
+          <w:rFonts w:eastAsia="Times New Roman" w:cstheme="minorHAnsi"/>
+          <w:lang w:eastAsia="en-IN"/>
+        </w:rPr>
+      </w:pPr>
+      <w:r>
+        <w:rPr>
+          <w:rFonts w:eastAsia="Times New Roman" w:cstheme="minorHAnsi"/>
+          <w:lang w:eastAsia="en-IN"/>
+        </w:rPr>
+        <w:t>DELETE FROM employees</w:t>
+      </w:r>
+    </w:p>
+    <w:p>
+      <w:pPr>
+        <w:tabs>
+          <w:tab w:val="left" w:pos="916"/>
+          <w:tab w:val="left" w:pos="1832"/>
+          <w:tab w:val="left" w:pos="2748"/>
+          <w:tab w:val="left" w:pos="3664"/>
+          <w:tab w:val="left" w:pos="4580"/>
+          <w:tab w:val="left" w:pos="5496"/>
+          <w:tab w:val="left" w:pos="6412"/>
+          <w:tab w:val="left" w:pos="7328"/>
+          <w:tab w:val="left" w:pos="8244"/>
+          <w:tab w:val="left" w:pos="9160"/>
+          <w:tab w:val="left" w:pos="10076"/>
+          <w:tab w:val="left" w:pos="10992"/>
+          <w:tab w:val="left" w:pos="11908"/>
+          <w:tab w:val="left" w:pos="12824"/>
+          <w:tab w:val="left" w:pos="13740"/>
+          <w:tab w:val="left" w:pos="14656"/>
+        </w:tabs>
+        <w:spacing w:after="0" w:line="240" w:lineRule="auto"/>
+        <w:rPr>
+          <w:rFonts w:eastAsia="Times New Roman" w:cstheme="minorHAnsi"/>
+          <w:lang w:eastAsia="en-IN"/>
+        </w:rPr>
+      </w:pPr>
+      <w:r>
+        <w:rPr>
+          <w:rFonts w:eastAsia="Times New Roman" w:cstheme="minorHAnsi"/>
+          <w:lang w:eastAsia="en-IN"/>
+        </w:rPr>
+        <w:t xml:space="preserve">WHERE </w:t>
+      </w:r>
+      <w:proofErr w:type="spellStart"/>
+      <w:r>
+        <w:rPr>
+          <w:rFonts w:eastAsia="Times New Roman" w:cstheme="minorHAnsi"/>
+          <w:lang w:eastAsia="en-IN"/>
+        </w:rPr>
+        <w:t>emp_id</w:t>
+      </w:r>
+      <w:proofErr w:type="spellEnd"/>
+      <w:r>
+        <w:rPr>
+          <w:rFonts w:eastAsia="Times New Roman" w:cstheme="minorHAnsi"/>
+          <w:lang w:eastAsia="en-IN"/>
+        </w:rPr>
+        <w:t xml:space="preserve"> IN (</w:t>
+      </w:r>
+    </w:p>
+    <w:p>
+      <w:pPr>
+        <w:tabs>
+          <w:tab w:val="left" w:pos="916"/>
+          <w:tab w:val="left" w:pos="1832"/>
+          <w:tab w:val="left" w:pos="2748"/>
+          <w:tab w:val="left" w:pos="3664"/>
+          <w:tab w:val="left" w:pos="4580"/>
+          <w:tab w:val="left" w:pos="5496"/>
+          <w:tab w:val="left" w:pos="6412"/>
+          <w:tab w:val="left" w:pos="7328"/>
+          <w:tab w:val="left" w:pos="8244"/>
+          <w:tab w:val="left" w:pos="9160"/>
+          <w:tab w:val="left" w:pos="10076"/>
+          <w:tab w:val="left" w:pos="10992"/>
+          <w:tab w:val="left" w:pos="11908"/>
+          <w:tab w:val="left" w:pos="12824"/>
+          <w:tab w:val="left" w:pos="13740"/>
+          <w:tab w:val="left" w:pos="14656"/>
+        </w:tabs>
+        <w:spacing w:after="0" w:line="240" w:lineRule="auto"/>
+        <w:rPr>
+          <w:rFonts w:eastAsia="Times New Roman" w:cstheme="minorHAnsi"/>
+          <w:lang w:eastAsia="en-IN"/>
+        </w:rPr>
+      </w:pPr>
+      <w:r>
+        <w:rPr>
+          <w:rFonts w:eastAsia="Times New Roman" w:cstheme="minorHAnsi"/>
+          <w:lang w:eastAsia="en-IN"/>
+        </w:rPr>
+        <w:t xml:space="preserve">    SELECT </w:t>
+      </w:r>
+      <w:proofErr w:type="spellStart"/>
+      <w:r>
+        <w:rPr>
+          <w:rFonts w:eastAsia="Times New Roman" w:cstheme="minorHAnsi"/>
+          <w:lang w:eastAsia="en-IN"/>
+        </w:rPr>
+        <w:t>emp_id</w:t>
+      </w:r>
+      <w:proofErr w:type="spellEnd"/>
+    </w:p>
+    <w:p>
+      <w:pPr>
+        <w:tabs>
+          <w:tab w:val="left" w:pos="916"/>
+          <w:tab w:val="left" w:pos="1832"/>
+          <w:tab w:val="left" w:pos="2748"/>
+          <w:tab w:val="left" w:pos="3664"/>
+          <w:tab w:val="left" w:pos="4580"/>
+          <w:tab w:val="left" w:pos="5496"/>
+          <w:tab w:val="left" w:pos="6412"/>
+          <w:tab w:val="left" w:pos="7328"/>
+          <w:tab w:val="left" w:pos="8244"/>
+          <w:tab w:val="left" w:pos="9160"/>
+          <w:tab w:val="left" w:pos="10076"/>
+          <w:tab w:val="left" w:pos="10992"/>
+          <w:tab w:val="left" w:pos="11908"/>
+          <w:tab w:val="left" w:pos="12824"/>
+          <w:tab w:val="left" w:pos="13740"/>
+          <w:tab w:val="left" w:pos="14656"/>
+        </w:tabs>
+        <w:spacing w:after="0" w:line="240" w:lineRule="auto"/>
+        <w:rPr>
+          <w:rFonts w:eastAsia="Times New Roman" w:cstheme="minorHAnsi"/>
+          <w:lang w:eastAsia="en-IN"/>
+        </w:rPr>
+      </w:pPr>
+      <w:r>
+        <w:rPr>
+          <w:rFonts w:eastAsia="Times New Roman" w:cstheme="minorHAnsi"/>
+          <w:lang w:eastAsia="en-IN"/>
+        </w:rPr>
+        <w:t xml:space="preserve">    FROM </w:t>
+      </w:r>
+      <w:proofErr w:type="spellStart"/>
+      <w:r>
+        <w:rPr>
+          <w:rFonts w:eastAsia="Times New Roman" w:cstheme="minorHAnsi"/>
+          <w:lang w:eastAsia="en-IN"/>
+        </w:rPr>
+        <w:t>ranked_employees</w:t>
+      </w:r>
+      <w:proofErr w:type="spellEnd"/>
+    </w:p>
+    <w:p>
+      <w:pPr>
+        <w:tabs>
+          <w:tab w:val="left" w:pos="916"/>
+          <w:tab w:val="left" w:pos="1832"/>
+          <w:tab w:val="left" w:pos="2748"/>
+          <w:tab w:val="left" w:pos="3664"/>
+          <w:tab w:val="left" w:pos="4580"/>
+          <w:tab w:val="left" w:pos="5496"/>
+          <w:tab w:val="left" w:pos="6412"/>
+          <w:tab w:val="left" w:pos="7328"/>
+          <w:tab w:val="left" w:pos="8244"/>
+          <w:tab w:val="left" w:pos="9160"/>
+          <w:tab w:val="left" w:pos="10076"/>
+          <w:tab w:val="left" w:pos="10992"/>
+          <w:tab w:val="left" w:pos="11908"/>
+          <w:tab w:val="left" w:pos="12824"/>
+          <w:tab w:val="left" w:pos="13740"/>
+          <w:tab w:val="left" w:pos="14656"/>
+        </w:tabs>
+        <w:spacing w:after="0" w:line="240" w:lineRule="auto"/>
+        <w:rPr>
+          <w:rFonts w:eastAsia="Times New Roman" w:cstheme="minorHAnsi"/>
+          <w:lang w:eastAsia="en-IN"/>
+        </w:rPr>
+      </w:pPr>
+      <w:r>
+        <w:rPr>
+          <w:rFonts w:eastAsia="Times New Roman" w:cstheme="minorHAnsi"/>
+          <w:lang w:eastAsia="en-IN"/>
+        </w:rPr>
+        <w:t xml:space="preserve">    WHERE </w:t>
+      </w:r>
+      <w:proofErr w:type="spellStart"/>
+      <w:r>
+        <w:rPr>
+          <w:rFonts w:eastAsia="Times New Roman" w:cstheme="minorHAnsi"/>
+          <w:lang w:eastAsia="en-IN"/>
+        </w:rPr>
+        <w:t>rn</w:t>
+      </w:r>
+      <w:proofErr w:type="spellEnd"/>
+      <w:r>
+        <w:rPr>
+          <w:rFonts w:eastAsia="Times New Roman" w:cstheme="minorHAnsi"/>
+          <w:lang w:eastAsia="en-IN"/>
+        </w:rPr>
+        <w:t xml:space="preserve"> &gt; 1</w:t>
+      </w:r>
+    </w:p>
+    <w:p>
+      <w:pPr>
+        <w:tabs>
+          <w:tab w:val="left" w:pos="916"/>
+          <w:tab w:val="left" w:pos="1832"/>
+          <w:tab w:val="left" w:pos="2748"/>
+          <w:tab w:val="left" w:pos="3664"/>
+          <w:tab w:val="left" w:pos="4580"/>
+          <w:tab w:val="left" w:pos="5496"/>
+          <w:tab w:val="left" w:pos="6412"/>
+          <w:tab w:val="left" w:pos="7328"/>
+          <w:tab w:val="left" w:pos="8244"/>
+          <w:tab w:val="left" w:pos="9160"/>
+          <w:tab w:val="left" w:pos="10076"/>
+          <w:tab w:val="left" w:pos="10992"/>
+          <w:tab w:val="left" w:pos="11908"/>
+          <w:tab w:val="left" w:pos="12824"/>
+          <w:tab w:val="left" w:pos="13740"/>
+          <w:tab w:val="left" w:pos="14656"/>
+        </w:tabs>
+        <w:spacing w:after="0" w:line="240" w:lineRule="auto"/>
+        <w:rPr>
+          <w:rFonts w:eastAsia="Times New Roman" w:cstheme="minorHAnsi"/>
+          <w:lang w:eastAsia="en-IN"/>
+        </w:rPr>
+      </w:pPr>
+      <w:r>
+        <w:rPr>
+          <w:rFonts w:eastAsia="Times New Roman" w:cstheme="minorHAnsi"/>
+          <w:lang w:eastAsia="en-IN"/>
+        </w:rPr>
+        <w:t>);</w:t>
+      </w:r>
+    </w:p>
+    <w:p>
+      <w:pPr>
+        <w:numPr>
+          <w:ilvl w:val="0"/>
+          <w:numId w:val="7"/>
+        </w:numPr>
+        <w:spacing w:before="100" w:beforeAutospacing="1" w:after="100" w:afterAutospacing="1" w:line="240" w:lineRule="auto"/>
+        <w:rPr>
+          <w:rFonts w:eastAsia="Times New Roman" w:cstheme="minorHAnsi"/>
+          <w:lang w:eastAsia="en-IN"/>
+        </w:rPr>
+      </w:pPr>
+      <w:r>
+        <w:rPr>
+          <w:rFonts w:eastAsia="Times New Roman" w:cstheme="minorHAnsi"/>
+          <w:lang w:eastAsia="en-IN"/>
+        </w:rPr>
+        <w:t>Deletes only duplicate rows</w:t>
+      </w:r>
+    </w:p>
+    <w:p>
+      <w:pPr>
+        <w:numPr>
+          <w:ilvl w:val="0"/>
+          <w:numId w:val="7"/>
+        </w:numPr>
+        <w:spacing w:before="100" w:beforeAutospacing="1" w:after="100" w:afterAutospacing="1" w:line="240" w:lineRule="auto"/>
+        <w:rPr>
+          <w:rFonts w:eastAsia="Times New Roman" w:cstheme="minorHAnsi"/>
+          <w:lang w:eastAsia="en-IN"/>
+        </w:rPr>
+      </w:pPr>
+      <w:r>
+        <w:rPr>
+          <w:rFonts w:eastAsia="Times New Roman" w:cstheme="minorHAnsi"/>
+          <w:lang w:eastAsia="en-IN"/>
+        </w:rPr>
+        <w:t xml:space="preserve">Uses </w:t>
+      </w:r>
+      <w:proofErr w:type="spellStart"/>
+      <w:r>
+        <w:rPr>
+          <w:rFonts w:eastAsia="Times New Roman" w:cstheme="minorHAnsi"/>
+          <w:lang w:eastAsia="en-IN"/>
+        </w:rPr>
+        <w:t>emp_id</w:t>
+      </w:r>
+      <w:proofErr w:type="spellEnd"/>
+      <w:r>
+        <w:rPr>
+          <w:rFonts w:eastAsia="Times New Roman" w:cstheme="minorHAnsi"/>
+          <w:lang w:eastAsia="en-IN"/>
+        </w:rPr>
+        <w:t xml:space="preserve"> (safe and efficient)</w:t>
+      </w:r>
+    </w:p>
+    <w:p>
+      <w:pPr>
+        <w:spacing w:after="0" w:line="240" w:lineRule="auto"/>
+        <w:rPr>
+          <w:rFonts w:eastAsia="Times New Roman" w:cstheme="minorHAnsi"/>
+          <w:lang w:eastAsia="en-IN"/>
+        </w:rPr>
+      </w:pPr>
+      <w:r>
+        <w:rPr>
+          <w:rFonts w:eastAsia="Times New Roman" w:cstheme="minorHAnsi"/>
+          <w:lang w:eastAsia="en-IN"/>
+        </w:rPr>
+        <w:pict>
+          <v:rect id="_x0000_i1049" style="width:0;height:1.5pt" o:hralign="center" o:hrstd="t" o:hr="t" fillcolor="#a0a0a0" stroked="f"/>
+        </w:pict>
+      </w:r>
+    </w:p>
+    <w:p>
+      <w:pPr>
+        <w:spacing w:before="100" w:beforeAutospacing="1" w:after="100" w:afterAutospacing="1" w:line="240" w:lineRule="auto"/>
+        <w:outlineLvl w:val="0"/>
+        <w:rPr>
+          <w:rFonts w:eastAsia="Times New Roman" w:cstheme="minorHAnsi"/>
+          <w:b/>
+          <w:bCs/>
+          <w:kern w:val="36"/>
+          <w:lang w:eastAsia="en-IN"/>
+        </w:rPr>
+      </w:pPr>
+      <w:r>
+        <w:rPr>
+          <w:rFonts w:eastAsia="Times New Roman" w:cstheme="minorHAnsi"/>
+          <w:b/>
+          <w:bCs/>
+          <w:kern w:val="36"/>
+          <w:lang w:eastAsia="en-IN"/>
+        </w:rPr>
+        <w:t xml:space="preserve">ALWAYS Preview </w:t>
+      </w:r>
+      <w:proofErr w:type="gramStart"/>
+      <w:r>
+        <w:rPr>
+          <w:rFonts w:eastAsia="Times New Roman" w:cstheme="minorHAnsi"/>
+          <w:b/>
+          <w:bCs/>
+          <w:kern w:val="36"/>
+          <w:lang w:eastAsia="en-IN"/>
+        </w:rPr>
+        <w:t>Before</w:t>
+      </w:r>
+      <w:proofErr w:type="gramEnd"/>
+      <w:r>
+        <w:rPr>
+          <w:rFonts w:eastAsia="Times New Roman" w:cstheme="minorHAnsi"/>
+          <w:b/>
+          <w:bCs/>
+          <w:kern w:val="36"/>
+          <w:lang w:eastAsia="en-IN"/>
+        </w:rPr>
+        <w:t xml:space="preserve"> DELETE (Very Important)</w:t>
+      </w:r>
+    </w:p>
+    <w:p>
+      <w:pPr>
+        <w:spacing w:before="100" w:beforeAutospacing="1" w:after="100" w:afterAutospacing="1" w:line="240" w:lineRule="auto"/>
+        <w:rPr>
+          <w:rFonts w:eastAsia="Times New Roman" w:cstheme="minorHAnsi"/>
+          <w:lang w:eastAsia="en-IN"/>
+        </w:rPr>
+      </w:pPr>
+      <w:r>
+        <w:rPr>
+          <w:rFonts w:eastAsia="Times New Roman" w:cstheme="minorHAnsi"/>
+          <w:lang w:eastAsia="en-IN"/>
+        </w:rPr>
+        <w:t>Run this first:</w:t>
+      </w:r>
+    </w:p>
+    <w:p>
+      <w:pPr>
+        <w:tabs>
+          <w:tab w:val="left" w:pos="916"/>
+          <w:tab w:val="left" w:pos="1832"/>
+          <w:tab w:val="left" w:pos="2748"/>
+          <w:tab w:val="left" w:pos="3664"/>
+          <w:tab w:val="left" w:pos="4580"/>
+          <w:tab w:val="left" w:pos="5496"/>
+          <w:tab w:val="left" w:pos="6412"/>
+          <w:tab w:val="left" w:pos="7328"/>
+          <w:tab w:val="left" w:pos="8244"/>
+          <w:tab w:val="left" w:pos="9160"/>
+          <w:tab w:val="left" w:pos="10076"/>
+          <w:tab w:val="left" w:pos="10992"/>
+          <w:tab w:val="left" w:pos="11908"/>
+          <w:tab w:val="left" w:pos="12824"/>
+          <w:tab w:val="left" w:pos="13740"/>
+          <w:tab w:val="left" w:pos="14656"/>
+        </w:tabs>
+        <w:spacing w:after="0" w:line="240" w:lineRule="auto"/>
+        <w:rPr>
+          <w:rFonts w:eastAsia="Times New Roman" w:cstheme="minorHAnsi"/>
+          <w:lang w:eastAsia="en-IN"/>
+        </w:rPr>
+      </w:pPr>
+      <w:r>
+        <w:rPr>
+          <w:rFonts w:eastAsia="Times New Roman" w:cstheme="minorHAnsi"/>
+          <w:lang w:eastAsia="en-IN"/>
+        </w:rPr>
+        <w:t xml:space="preserve">WITH </w:t>
+      </w:r>
+      <w:proofErr w:type="spellStart"/>
+      <w:r>
+        <w:rPr>
+          <w:rFonts w:eastAsia="Times New Roman" w:cstheme="minorHAnsi"/>
+          <w:lang w:eastAsia="en-IN"/>
+        </w:rPr>
+        <w:t>ranked_employees</w:t>
+      </w:r>
+      <w:proofErr w:type="spellEnd"/>
+      <w:r>
+        <w:rPr>
+          <w:rFonts w:eastAsia="Times New Roman" w:cstheme="minorHAnsi"/>
+          <w:lang w:eastAsia="en-IN"/>
+        </w:rPr>
+        <w:t xml:space="preserve"> AS (</w:t>
+      </w:r>
+    </w:p>
+    <w:p>
+      <w:pPr>
+        <w:tabs>
+          <w:tab w:val="left" w:pos="916"/>
+          <w:tab w:val="left" w:pos="1832"/>
+          <w:tab w:val="left" w:pos="2748"/>
+          <w:tab w:val="left" w:pos="3664"/>
+          <w:tab w:val="left" w:pos="4580"/>
+          <w:tab w:val="left" w:pos="5496"/>
+          <w:tab w:val="left" w:pos="6412"/>
+          <w:tab w:val="left" w:pos="7328"/>
+          <w:tab w:val="left" w:pos="8244"/>
+          <w:tab w:val="left" w:pos="9160"/>
+          <w:tab w:val="left" w:pos="10076"/>
+          <w:tab w:val="left" w:pos="10992"/>
+          <w:tab w:val="left" w:pos="11908"/>
+          <w:tab w:val="left" w:pos="12824"/>
+          <w:tab w:val="left" w:pos="13740"/>
+          <w:tab w:val="left" w:pos="14656"/>
+        </w:tabs>
+        <w:spacing w:after="0" w:line="240" w:lineRule="auto"/>
+        <w:rPr>
+          <w:rFonts w:eastAsia="Times New Roman" w:cstheme="minorHAnsi"/>
+          <w:lang w:eastAsia="en-IN"/>
+        </w:rPr>
+      </w:pPr>
+      <w:r>
+        <w:rPr>
+          <w:rFonts w:eastAsia="Times New Roman" w:cstheme="minorHAnsi"/>
+          <w:lang w:eastAsia="en-IN"/>
+        </w:rPr>
+        <w:t xml:space="preserve">    SELECT *,</w:t>
+      </w:r>
+    </w:p>
+    <w:p>
+      <w:pPr>
+        <w:tabs>
+          <w:tab w:val="left" w:pos="916"/>
+          <w:tab w:val="left" w:pos="1832"/>
+          <w:tab w:val="left" w:pos="2748"/>
+          <w:tab w:val="left" w:pos="3664"/>
+          <w:tab w:val="left" w:pos="4580"/>
+          <w:tab w:val="left" w:pos="5496"/>
+          <w:tab w:val="left" w:pos="6412"/>
+          <w:tab w:val="left" w:pos="7328"/>
+          <w:tab w:val="left" w:pos="8244"/>
+          <w:tab w:val="left" w:pos="9160"/>
+          <w:tab w:val="left" w:pos="10076"/>
+          <w:tab w:val="left" w:pos="10992"/>
+          <w:tab w:val="left" w:pos="11908"/>
+          <w:tab w:val="left" w:pos="12824"/>
+          <w:tab w:val="left" w:pos="13740"/>
+          <w:tab w:val="left" w:pos="14656"/>
+        </w:tabs>
+        <w:spacing w:after="0" w:line="240" w:lineRule="auto"/>
+        <w:rPr>
+          <w:rFonts w:eastAsia="Times New Roman" w:cstheme="minorHAnsi"/>
+          <w:lang w:eastAsia="en-IN"/>
+        </w:rPr>
+      </w:pPr>
+      <w:r>
+        <w:rPr>
+          <w:rFonts w:eastAsia="Times New Roman" w:cstheme="minorHAnsi"/>
+          <w:lang w:eastAsia="en-IN"/>
+        </w:rPr>
+        <w:t xml:space="preserve">           ROW_</w:t>
+      </w:r>
+      <w:proofErr w:type="gramStart"/>
+      <w:r>
+        <w:rPr>
+          <w:rFonts w:eastAsia="Times New Roman" w:cstheme="minorHAnsi"/>
+          <w:lang w:eastAsia="en-IN"/>
+        </w:rPr>
+        <w:t>NUMBER(</w:t>
+      </w:r>
+      <w:proofErr w:type="gramEnd"/>
+      <w:r>
+        <w:rPr>
+          <w:rFonts w:eastAsia="Times New Roman" w:cstheme="minorHAnsi"/>
+          <w:lang w:eastAsia="en-IN"/>
+        </w:rPr>
+        <w:t>) OVER (</w:t>
+      </w:r>
+    </w:p>
+    <w:p>
+      <w:pPr>
+        <w:tabs>
+          <w:tab w:val="left" w:pos="916"/>
+          <w:tab w:val="left" w:pos="1832"/>
+          <w:tab w:val="left" w:pos="2748"/>
+          <w:tab w:val="left" w:pos="3664"/>
+          <w:tab w:val="left" w:pos="4580"/>
+          <w:tab w:val="left" w:pos="5496"/>
+          <w:tab w:val="left" w:pos="6412"/>
+          <w:tab w:val="left" w:pos="7328"/>
+          <w:tab w:val="left" w:pos="8244"/>
+          <w:tab w:val="left" w:pos="9160"/>
+          <w:tab w:val="left" w:pos="10076"/>
+          <w:tab w:val="left" w:pos="10992"/>
+          <w:tab w:val="left" w:pos="11908"/>
+          <w:tab w:val="left" w:pos="12824"/>
+          <w:tab w:val="left" w:pos="13740"/>
+          <w:tab w:val="left" w:pos="14656"/>
+        </w:tabs>
+        <w:spacing w:after="0" w:line="240" w:lineRule="auto"/>
+        <w:rPr>
+          <w:rFonts w:eastAsia="Times New Roman" w:cstheme="minorHAnsi"/>
+          <w:lang w:eastAsia="en-IN"/>
+        </w:rPr>
+      </w:pPr>
+      <w:r>
+        <w:rPr>
+          <w:rFonts w:eastAsia="Times New Roman" w:cstheme="minorHAnsi"/>
+          <w:lang w:eastAsia="en-IN"/>
+        </w:rPr>
+        <w:t xml:space="preserve">               PARTITION BY name, department</w:t>
+      </w:r>
+    </w:p>
+    <w:p>
+      <w:pPr>
+        <w:tabs>
+          <w:tab w:val="left" w:pos="916"/>
+          <w:tab w:val="left" w:pos="1832"/>
+          <w:tab w:val="left" w:pos="2748"/>
+          <w:tab w:val="left" w:pos="3664"/>
+          <w:tab w:val="left" w:pos="4580"/>
+          <w:tab w:val="left" w:pos="5496"/>
+          <w:tab w:val="left" w:pos="6412"/>
+          <w:tab w:val="left" w:pos="7328"/>
+          <w:tab w:val="left" w:pos="8244"/>
+          <w:tab w:val="left" w:pos="9160"/>
+          <w:tab w:val="left" w:pos="10076"/>
+          <w:tab w:val="left" w:pos="10992"/>
+          <w:tab w:val="left" w:pos="11908"/>
+          <w:tab w:val="left" w:pos="12824"/>
+          <w:tab w:val="left" w:pos="13740"/>
+          <w:tab w:val="left" w:pos="14656"/>
+        </w:tabs>
+        <w:spacing w:after="0" w:line="240" w:lineRule="auto"/>
+        <w:rPr>
+          <w:rFonts w:eastAsia="Times New Roman" w:cstheme="minorHAnsi"/>
+          <w:lang w:eastAsia="en-IN"/>
+        </w:rPr>
+      </w:pPr>
+      <w:r>
+        <w:rPr>
+          <w:rFonts w:eastAsia="Times New Roman" w:cstheme="minorHAnsi"/>
+          <w:lang w:eastAsia="en-IN"/>
+        </w:rPr>
+        <w:t xml:space="preserve">               ORDER BY </w:t>
+      </w:r>
+      <w:proofErr w:type="spellStart"/>
+      <w:r>
+        <w:rPr>
+          <w:rFonts w:eastAsia="Times New Roman" w:cstheme="minorHAnsi"/>
+          <w:lang w:eastAsia="en-IN"/>
+        </w:rPr>
+        <w:t>join_date</w:t>
+      </w:r>
+      <w:proofErr w:type="spellEnd"/>
+    </w:p>
+    <w:p>
+      <w:pPr>
+        <w:tabs>
+          <w:tab w:val="left" w:pos="916"/>
+          <w:tab w:val="left" w:pos="1832"/>
+          <w:tab w:val="left" w:pos="2748"/>
+          <w:tab w:val="left" w:pos="3664"/>
+          <w:tab w:val="left" w:pos="4580"/>
+          <w:tab w:val="left" w:pos="5496"/>
+          <w:tab w:val="left" w:pos="6412"/>
+          <w:tab w:val="left" w:pos="7328"/>
+          <w:tab w:val="left" w:pos="8244"/>
+          <w:tab w:val="left" w:pos="9160"/>
+          <w:tab w:val="left" w:pos="10076"/>
+          <w:tab w:val="left" w:pos="10992"/>
+          <w:tab w:val="left" w:pos="11908"/>
+          <w:tab w:val="left" w:pos="12824"/>
+          <w:tab w:val="left" w:pos="13740"/>
+          <w:tab w:val="left" w:pos="14656"/>
+        </w:tabs>
+        <w:spacing w:after="0" w:line="240" w:lineRule="auto"/>
+        <w:rPr>
+          <w:rFonts w:eastAsia="Times New Roman" w:cstheme="minorHAnsi"/>
+          <w:lang w:eastAsia="en-IN"/>
+        </w:rPr>
+      </w:pPr>
+      <w:r>
+        <w:rPr>
+          <w:rFonts w:eastAsia="Times New Roman" w:cstheme="minorHAnsi"/>
+          <w:lang w:eastAsia="en-IN"/>
+        </w:rPr>
+        <w:lastRenderedPageBreak/>
+        <w:t xml:space="preserve">           ) AS </w:t>
+      </w:r>
+      <w:proofErr w:type="spellStart"/>
+      <w:r>
+        <w:rPr>
+          <w:rFonts w:eastAsia="Times New Roman" w:cstheme="minorHAnsi"/>
+          <w:lang w:eastAsia="en-IN"/>
+        </w:rPr>
+        <w:t>rn</w:t>
+      </w:r>
+      <w:proofErr w:type="spellEnd"/>
+    </w:p>
+    <w:p>
+      <w:pPr>
+        <w:tabs>
+          <w:tab w:val="left" w:pos="916"/>
+          <w:tab w:val="left" w:pos="1832"/>
+          <w:tab w:val="left" w:pos="2748"/>
+          <w:tab w:val="left" w:pos="3664"/>
+          <w:tab w:val="left" w:pos="4580"/>
+          <w:tab w:val="left" w:pos="5496"/>
+          <w:tab w:val="left" w:pos="6412"/>
+          <w:tab w:val="left" w:pos="7328"/>
+          <w:tab w:val="left" w:pos="8244"/>
+          <w:tab w:val="left" w:pos="9160"/>
+          <w:tab w:val="left" w:pos="10076"/>
+          <w:tab w:val="left" w:pos="10992"/>
+          <w:tab w:val="left" w:pos="11908"/>
+          <w:tab w:val="left" w:pos="12824"/>
+          <w:tab w:val="left" w:pos="13740"/>
+          <w:tab w:val="left" w:pos="14656"/>
+        </w:tabs>
+        <w:spacing w:after="0" w:line="240" w:lineRule="auto"/>
+        <w:rPr>
+          <w:rFonts w:eastAsia="Times New Roman" w:cstheme="minorHAnsi"/>
+          <w:lang w:eastAsia="en-IN"/>
+        </w:rPr>
+      </w:pPr>
+      <w:r>
+        <w:rPr>
+          <w:rFonts w:eastAsia="Times New Roman" w:cstheme="minorHAnsi"/>
+          <w:lang w:eastAsia="en-IN"/>
+        </w:rPr>
+        <w:t xml:space="preserve">    FROM employees</w:t>
+      </w:r>
+    </w:p>
+    <w:p>
+      <w:pPr>
+        <w:tabs>
+          <w:tab w:val="left" w:pos="916"/>
+          <w:tab w:val="left" w:pos="1832"/>
+          <w:tab w:val="left" w:pos="2748"/>
+          <w:tab w:val="left" w:pos="3664"/>
+          <w:tab w:val="left" w:pos="4580"/>
+          <w:tab w:val="left" w:pos="5496"/>
+          <w:tab w:val="left" w:pos="6412"/>
+          <w:tab w:val="left" w:pos="7328"/>
+          <w:tab w:val="left" w:pos="8244"/>
+          <w:tab w:val="left" w:pos="9160"/>
+          <w:tab w:val="left" w:pos="10076"/>
+          <w:tab w:val="left" w:pos="10992"/>
+          <w:tab w:val="left" w:pos="11908"/>
+          <w:tab w:val="left" w:pos="12824"/>
+          <w:tab w:val="left" w:pos="13740"/>
+          <w:tab w:val="left" w:pos="14656"/>
+        </w:tabs>
+        <w:spacing w:after="0" w:line="240" w:lineRule="auto"/>
+        <w:rPr>
+          <w:rFonts w:eastAsia="Times New Roman" w:cstheme="minorHAnsi"/>
+          <w:lang w:eastAsia="en-IN"/>
+        </w:rPr>
+      </w:pPr>
+      <w:r>
+        <w:rPr>
+          <w:rFonts w:eastAsia="Times New Roman" w:cstheme="minorHAnsi"/>
+          <w:lang w:eastAsia="en-IN"/>
+        </w:rPr>
+        <w:t>)</w:t>
+      </w:r>
+    </w:p>
+    <w:p>
+      <w:pPr>
+        <w:tabs>
+          <w:tab w:val="left" w:pos="916"/>
+          <w:tab w:val="left" w:pos="1832"/>
+          <w:tab w:val="left" w:pos="2748"/>
+          <w:tab w:val="left" w:pos="3664"/>
+          <w:tab w:val="left" w:pos="4580"/>
+          <w:tab w:val="left" w:pos="5496"/>
+          <w:tab w:val="left" w:pos="6412"/>
+          <w:tab w:val="left" w:pos="7328"/>
+          <w:tab w:val="left" w:pos="8244"/>
+          <w:tab w:val="left" w:pos="9160"/>
+          <w:tab w:val="left" w:pos="10076"/>
+          <w:tab w:val="left" w:pos="10992"/>
+          <w:tab w:val="left" w:pos="11908"/>
+          <w:tab w:val="left" w:pos="12824"/>
+          <w:tab w:val="left" w:pos="13740"/>
+          <w:tab w:val="left" w:pos="14656"/>
+        </w:tabs>
+        <w:spacing w:after="0" w:line="240" w:lineRule="auto"/>
+        <w:rPr>
+          <w:rFonts w:eastAsia="Times New Roman" w:cstheme="minorHAnsi"/>
+          <w:lang w:eastAsia="en-IN"/>
+        </w:rPr>
+      </w:pPr>
+      <w:r>
+        <w:rPr>
+          <w:rFonts w:eastAsia="Times New Roman" w:cstheme="minorHAnsi"/>
+          <w:lang w:eastAsia="en-IN"/>
+        </w:rPr>
+        <w:t>SELECT *</w:t>
+      </w:r>
+    </w:p>
+    <w:p>
+      <w:pPr>
+        <w:tabs>
+          <w:tab w:val="left" w:pos="916"/>
+          <w:tab w:val="left" w:pos="1832"/>
+          <w:tab w:val="left" w:pos="2748"/>
+          <w:tab w:val="left" w:pos="3664"/>
+          <w:tab w:val="left" w:pos="4580"/>
+          <w:tab w:val="left" w:pos="5496"/>
+          <w:tab w:val="left" w:pos="6412"/>
+          <w:tab w:val="left" w:pos="7328"/>
+          <w:tab w:val="left" w:pos="8244"/>
+          <w:tab w:val="left" w:pos="9160"/>
+          <w:tab w:val="left" w:pos="10076"/>
+          <w:tab w:val="left" w:pos="10992"/>
+          <w:tab w:val="left" w:pos="11908"/>
+          <w:tab w:val="left" w:pos="12824"/>
+          <w:tab w:val="left" w:pos="13740"/>
+          <w:tab w:val="left" w:pos="14656"/>
+        </w:tabs>
+        <w:spacing w:after="0" w:line="240" w:lineRule="auto"/>
+        <w:rPr>
+          <w:rFonts w:eastAsia="Times New Roman" w:cstheme="minorHAnsi"/>
+          <w:lang w:eastAsia="en-IN"/>
+        </w:rPr>
+      </w:pPr>
+      <w:r>
+        <w:rPr>
+          <w:rFonts w:eastAsia="Times New Roman" w:cstheme="minorHAnsi"/>
+          <w:lang w:eastAsia="en-IN"/>
+        </w:rPr>
+        <w:t xml:space="preserve">FROM </w:t>
+      </w:r>
+      <w:proofErr w:type="spellStart"/>
+      <w:r>
+        <w:rPr>
+          <w:rFonts w:eastAsia="Times New Roman" w:cstheme="minorHAnsi"/>
+          <w:lang w:eastAsia="en-IN"/>
+        </w:rPr>
+        <w:t>ranked_employees</w:t>
+      </w:r>
+      <w:proofErr w:type="spellEnd"/>
+    </w:p>
+    <w:p>
+      <w:pPr>
+        <w:tabs>
+          <w:tab w:val="left" w:pos="916"/>
+          <w:tab w:val="left" w:pos="1832"/>
+          <w:tab w:val="left" w:pos="2748"/>
+          <w:tab w:val="left" w:pos="3664"/>
+          <w:tab w:val="left" w:pos="4580"/>
+          <w:tab w:val="left" w:pos="5496"/>
+          <w:tab w:val="left" w:pos="6412"/>
+          <w:tab w:val="left" w:pos="7328"/>
+          <w:tab w:val="left" w:pos="8244"/>
+          <w:tab w:val="left" w:pos="9160"/>
+          <w:tab w:val="left" w:pos="10076"/>
+          <w:tab w:val="left" w:pos="10992"/>
+          <w:tab w:val="left" w:pos="11908"/>
+          <w:tab w:val="left" w:pos="12824"/>
+          <w:tab w:val="left" w:pos="13740"/>
+          <w:tab w:val="left" w:pos="14656"/>
+        </w:tabs>
+        <w:spacing w:after="0" w:line="240" w:lineRule="auto"/>
+        <w:rPr>
+          <w:rFonts w:eastAsia="Times New Roman" w:cstheme="minorHAnsi"/>
+          <w:lang w:eastAsia="en-IN"/>
+        </w:rPr>
+      </w:pPr>
+      <w:r>
+        <w:rPr>
+          <w:rFonts w:eastAsia="Times New Roman" w:cstheme="minorHAnsi"/>
+          <w:lang w:eastAsia="en-IN"/>
+        </w:rPr>
+        <w:t xml:space="preserve">WHERE </w:t>
+      </w:r>
+      <w:proofErr w:type="spellStart"/>
+      <w:r>
+        <w:rPr>
+          <w:rFonts w:eastAsia="Times New Roman" w:cstheme="minorHAnsi"/>
+          <w:lang w:eastAsia="en-IN"/>
+        </w:rPr>
+        <w:t>rn</w:t>
+      </w:r>
+      <w:proofErr w:type="spellEnd"/>
+      <w:r>
+        <w:rPr>
+          <w:rFonts w:eastAsia="Times New Roman" w:cstheme="minorHAnsi"/>
+          <w:lang w:eastAsia="en-IN"/>
+        </w:rPr>
+        <w:t xml:space="preserve"> &gt; 1;</w:t>
+      </w:r>
+    </w:p>
+    <w:p>
+      <w:pPr>
+        <w:spacing w:after="0" w:line="240" w:lineRule="auto"/>
+        <w:rPr>
+          <w:rFonts w:eastAsia="Times New Roman" w:cstheme="minorHAnsi"/>
+          <w:lang w:eastAsia="en-IN"/>
+        </w:rPr>
+      </w:pPr>
+      <w:r>
+        <w:rPr>
+          <w:rFonts w:eastAsia="Times New Roman" w:cstheme="minorHAnsi"/>
+          <w:lang w:eastAsia="en-IN"/>
+        </w:rPr>
+        <w:pict>
+          <v:rect id="_x0000_i1050" style="width:0;height:1.5pt" o:hralign="center" o:hrstd="t" o:hr="t" fillcolor="#a0a0a0" stroked="f"/>
+        </w:pict>
+      </w:r>
+    </w:p>
+    <w:p>
+      <w:pPr>
+        <w:spacing w:before="100" w:beforeAutospacing="1" w:after="100" w:afterAutospacing="1" w:line="240" w:lineRule="auto"/>
+        <w:outlineLvl w:val="0"/>
+        <w:rPr>
+          <w:rFonts w:eastAsia="Times New Roman" w:cstheme="minorHAnsi"/>
+          <w:b/>
+          <w:bCs/>
+          <w:kern w:val="36"/>
+          <w:lang w:eastAsia="en-IN"/>
+        </w:rPr>
+      </w:pPr>
+      <w:r>
+        <w:rPr>
+          <w:rFonts w:eastAsia="Times New Roman" w:cstheme="minorHAnsi"/>
+          <w:b/>
+          <w:bCs/>
+          <w:kern w:val="36"/>
+          <w:lang w:eastAsia="en-IN"/>
+        </w:rPr>
+        <w:t>Alternative CTE DELETE (</w:t>
+      </w:r>
+      <w:proofErr w:type="spellStart"/>
+      <w:r>
+        <w:rPr>
+          <w:rFonts w:eastAsia="Times New Roman" w:cstheme="minorHAnsi"/>
+          <w:b/>
+          <w:bCs/>
+          <w:kern w:val="36"/>
+          <w:lang w:eastAsia="en-IN"/>
+        </w:rPr>
+        <w:t>PostgreSQL</w:t>
+      </w:r>
+      <w:proofErr w:type="spellEnd"/>
+      <w:r>
+        <w:rPr>
+          <w:rFonts w:eastAsia="Times New Roman" w:cstheme="minorHAnsi"/>
+          <w:b/>
+          <w:bCs/>
+          <w:kern w:val="36"/>
+          <w:lang w:eastAsia="en-IN"/>
+        </w:rPr>
+        <w:t>-Specific, More Efficient)</w:t>
+      </w:r>
+    </w:p>
+    <w:p>
+      <w:pPr>
+        <w:spacing w:before="100" w:beforeAutospacing="1" w:after="100" w:afterAutospacing="1" w:line="240" w:lineRule="auto"/>
+        <w:rPr>
+          <w:rFonts w:eastAsia="Times New Roman" w:cstheme="minorHAnsi"/>
+          <w:lang w:eastAsia="en-IN"/>
+        </w:rPr>
+      </w:pPr>
+      <w:proofErr w:type="spellStart"/>
+      <w:r>
+        <w:rPr>
+          <w:rFonts w:eastAsia="Times New Roman" w:cstheme="minorHAnsi"/>
+          <w:lang w:eastAsia="en-IN"/>
+        </w:rPr>
+        <w:t>PostgreSQL</w:t>
+      </w:r>
+      <w:proofErr w:type="spellEnd"/>
+      <w:r>
+        <w:rPr>
+          <w:rFonts w:eastAsia="Times New Roman" w:cstheme="minorHAnsi"/>
+          <w:lang w:eastAsia="en-IN"/>
+        </w:rPr>
+        <w:t xml:space="preserve"> allows DELETE using CTE directly:</w:t>
+      </w:r>
+    </w:p>
+    <w:p>
+      <w:pPr>
+        <w:tabs>
+          <w:tab w:val="left" w:pos="916"/>
+          <w:tab w:val="left" w:pos="1832"/>
+          <w:tab w:val="left" w:pos="2748"/>
+          <w:tab w:val="left" w:pos="3664"/>
+          <w:tab w:val="left" w:pos="4580"/>
+          <w:tab w:val="left" w:pos="5496"/>
+          <w:tab w:val="left" w:pos="6412"/>
+          <w:tab w:val="left" w:pos="7328"/>
+          <w:tab w:val="left" w:pos="8244"/>
+          <w:tab w:val="left" w:pos="9160"/>
+          <w:tab w:val="left" w:pos="10076"/>
+          <w:tab w:val="left" w:pos="10992"/>
+          <w:tab w:val="left" w:pos="11908"/>
+          <w:tab w:val="left" w:pos="12824"/>
+          <w:tab w:val="left" w:pos="13740"/>
+          <w:tab w:val="left" w:pos="14656"/>
+        </w:tabs>
+        <w:spacing w:after="0" w:line="240" w:lineRule="auto"/>
+        <w:rPr>
+          <w:rFonts w:eastAsia="Times New Roman" w:cstheme="minorHAnsi"/>
+          <w:lang w:eastAsia="en-IN"/>
+        </w:rPr>
+      </w:pPr>
+      <w:r>
+        <w:rPr>
+          <w:rFonts w:eastAsia="Times New Roman" w:cstheme="minorHAnsi"/>
+          <w:lang w:eastAsia="en-IN"/>
+        </w:rPr>
+        <w:t xml:space="preserve">WITH </w:t>
+      </w:r>
+      <w:proofErr w:type="spellStart"/>
+      <w:r>
+        <w:rPr>
+          <w:rFonts w:eastAsia="Times New Roman" w:cstheme="minorHAnsi"/>
+          <w:lang w:eastAsia="en-IN"/>
+        </w:rPr>
+        <w:t>ranked_employees</w:t>
+      </w:r>
+      <w:proofErr w:type="spellEnd"/>
+      <w:r>
+        <w:rPr>
+          <w:rFonts w:eastAsia="Times New Roman" w:cstheme="minorHAnsi"/>
+          <w:lang w:eastAsia="en-IN"/>
+        </w:rPr>
+        <w:t xml:space="preserve"> AS (</w:t>
+      </w:r>
+    </w:p>
+    <w:p>
+      <w:pPr>
+        <w:tabs>
+          <w:tab w:val="left" w:pos="916"/>
+          <w:tab w:val="left" w:pos="1832"/>
+          <w:tab w:val="left" w:pos="2748"/>
+          <w:tab w:val="left" w:pos="3664"/>
+          <w:tab w:val="left" w:pos="4580"/>
+          <w:tab w:val="left" w:pos="5496"/>
+          <w:tab w:val="left" w:pos="6412"/>
+          <w:tab w:val="left" w:pos="7328"/>
+          <w:tab w:val="left" w:pos="8244"/>
+          <w:tab w:val="left" w:pos="9160"/>
+          <w:tab w:val="left" w:pos="10076"/>
+          <w:tab w:val="left" w:pos="10992"/>
+          <w:tab w:val="left" w:pos="11908"/>
+          <w:tab w:val="left" w:pos="12824"/>
+          <w:tab w:val="left" w:pos="13740"/>
+          <w:tab w:val="left" w:pos="14656"/>
+        </w:tabs>
+        <w:spacing w:after="0" w:line="240" w:lineRule="auto"/>
+        <w:rPr>
+          <w:rFonts w:eastAsia="Times New Roman" w:cstheme="minorHAnsi"/>
+          <w:lang w:eastAsia="en-IN"/>
+        </w:rPr>
+      </w:pPr>
+      <w:r>
+        <w:rPr>
+          <w:rFonts w:eastAsia="Times New Roman" w:cstheme="minorHAnsi"/>
+          <w:lang w:eastAsia="en-IN"/>
+        </w:rPr>
+        <w:t xml:space="preserve">    SELECT </w:t>
+      </w:r>
+      <w:proofErr w:type="spellStart"/>
+      <w:r>
+        <w:rPr>
+          <w:rFonts w:eastAsia="Times New Roman" w:cstheme="minorHAnsi"/>
+          <w:lang w:eastAsia="en-IN"/>
+        </w:rPr>
+        <w:t>emp_id</w:t>
+      </w:r>
+      <w:proofErr w:type="spellEnd"/>
+    </w:p>
+    <w:p>
+      <w:pPr>
+        <w:tabs>
+          <w:tab w:val="left" w:pos="916"/>
+          <w:tab w:val="left" w:pos="1832"/>
+          <w:tab w:val="left" w:pos="2748"/>
+          <w:tab w:val="left" w:pos="3664"/>
+          <w:tab w:val="left" w:pos="4580"/>
+          <w:tab w:val="left" w:pos="5496"/>
+          <w:tab w:val="left" w:pos="6412"/>
+          <w:tab w:val="left" w:pos="7328"/>
+          <w:tab w:val="left" w:pos="8244"/>
+          <w:tab w:val="left" w:pos="9160"/>
+          <w:tab w:val="left" w:pos="10076"/>
+          <w:tab w:val="left" w:pos="10992"/>
+          <w:tab w:val="left" w:pos="11908"/>
+          <w:tab w:val="left" w:pos="12824"/>
+          <w:tab w:val="left" w:pos="13740"/>
+          <w:tab w:val="left" w:pos="14656"/>
+        </w:tabs>
+        <w:spacing w:after="0" w:line="240" w:lineRule="auto"/>
+        <w:rPr>
+          <w:rFonts w:eastAsia="Times New Roman" w:cstheme="minorHAnsi"/>
+          <w:lang w:eastAsia="en-IN"/>
+        </w:rPr>
+      </w:pPr>
+      <w:r>
+        <w:rPr>
+          <w:rFonts w:eastAsia="Times New Roman" w:cstheme="minorHAnsi"/>
+          <w:lang w:eastAsia="en-IN"/>
+        </w:rPr>
+        <w:t xml:space="preserve">    FROM (</w:t>
+      </w:r>
+    </w:p>
+    <w:p>
+      <w:pPr>
+        <w:tabs>
+          <w:tab w:val="left" w:pos="916"/>
+          <w:tab w:val="left" w:pos="1832"/>
+          <w:tab w:val="left" w:pos="2748"/>
+          <w:tab w:val="left" w:pos="3664"/>
+          <w:tab w:val="left" w:pos="4580"/>
+          <w:tab w:val="left" w:pos="5496"/>
+          <w:tab w:val="left" w:pos="6412"/>
+          <w:tab w:val="left" w:pos="7328"/>
+          <w:tab w:val="left" w:pos="8244"/>
+          <w:tab w:val="left" w:pos="9160"/>
+          <w:tab w:val="left" w:pos="10076"/>
+          <w:tab w:val="left" w:pos="10992"/>
+          <w:tab w:val="left" w:pos="11908"/>
+          <w:tab w:val="left" w:pos="12824"/>
+          <w:tab w:val="left" w:pos="13740"/>
+          <w:tab w:val="left" w:pos="14656"/>
+        </w:tabs>
+        <w:spacing w:after="0" w:line="240" w:lineRule="auto"/>
+        <w:rPr>
+          <w:rFonts w:eastAsia="Times New Roman" w:cstheme="minorHAnsi"/>
+          <w:lang w:eastAsia="en-IN"/>
+        </w:rPr>
+      </w:pPr>
+      <w:r>
+        <w:rPr>
+          <w:rFonts w:eastAsia="Times New Roman" w:cstheme="minorHAnsi"/>
+          <w:lang w:eastAsia="en-IN"/>
+        </w:rPr>
+        <w:t xml:space="preserve">        SELECT </w:t>
+      </w:r>
+      <w:proofErr w:type="spellStart"/>
+      <w:r>
+        <w:rPr>
+          <w:rFonts w:eastAsia="Times New Roman" w:cstheme="minorHAnsi"/>
+          <w:lang w:eastAsia="en-IN"/>
+        </w:rPr>
+        <w:t>emp_id</w:t>
+      </w:r>
+      <w:proofErr w:type="spellEnd"/>
+      <w:r>
+        <w:rPr>
+          <w:rFonts w:eastAsia="Times New Roman" w:cstheme="minorHAnsi"/>
+          <w:lang w:eastAsia="en-IN"/>
+        </w:rPr>
+        <w:t>,</w:t>
+      </w:r>
+    </w:p>
+    <w:p>
+      <w:pPr>
+        <w:tabs>
+          <w:tab w:val="left" w:pos="916"/>
+          <w:tab w:val="left" w:pos="1832"/>
+          <w:tab w:val="left" w:pos="2748"/>
+          <w:tab w:val="left" w:pos="3664"/>
+          <w:tab w:val="left" w:pos="4580"/>
+          <w:tab w:val="left" w:pos="5496"/>
+          <w:tab w:val="left" w:pos="6412"/>
+          <w:tab w:val="left" w:pos="7328"/>
+          <w:tab w:val="left" w:pos="8244"/>
+          <w:tab w:val="left" w:pos="9160"/>
+          <w:tab w:val="left" w:pos="10076"/>
+          <w:tab w:val="left" w:pos="10992"/>
+          <w:tab w:val="left" w:pos="11908"/>
+          <w:tab w:val="left" w:pos="12824"/>
+          <w:tab w:val="left" w:pos="13740"/>
+          <w:tab w:val="left" w:pos="14656"/>
+        </w:tabs>
+        <w:spacing w:after="0" w:line="240" w:lineRule="auto"/>
+        <w:rPr>
+          <w:rFonts w:eastAsia="Times New Roman" w:cstheme="minorHAnsi"/>
+          <w:lang w:eastAsia="en-IN"/>
+        </w:rPr>
+      </w:pPr>
+      <w:r>
+        <w:rPr>
+          <w:rFonts w:eastAsia="Times New Roman" w:cstheme="minorHAnsi"/>
+          <w:lang w:eastAsia="en-IN"/>
+        </w:rPr>
+        <w:t xml:space="preserve">               ROW_</w:t>
+      </w:r>
+      <w:proofErr w:type="gramStart"/>
+      <w:r>
+        <w:rPr>
+          <w:rFonts w:eastAsia="Times New Roman" w:cstheme="minorHAnsi"/>
+          <w:lang w:eastAsia="en-IN"/>
+        </w:rPr>
+        <w:t>NUMBER(</w:t>
+      </w:r>
+      <w:proofErr w:type="gramEnd"/>
+      <w:r>
+        <w:rPr>
+          <w:rFonts w:eastAsia="Times New Roman" w:cstheme="minorHAnsi"/>
+          <w:lang w:eastAsia="en-IN"/>
+        </w:rPr>
+        <w:t>) OVER (</w:t>
+      </w:r>
+    </w:p>
+    <w:p>
+      <w:pPr>
+        <w:tabs>
+          <w:tab w:val="left" w:pos="916"/>
+          <w:tab w:val="left" w:pos="1832"/>
+          <w:tab w:val="left" w:pos="2748"/>
+          <w:tab w:val="left" w:pos="3664"/>
+          <w:tab w:val="left" w:pos="4580"/>
+          <w:tab w:val="left" w:pos="5496"/>
+          <w:tab w:val="left" w:pos="6412"/>
+          <w:tab w:val="left" w:pos="7328"/>
+          <w:tab w:val="left" w:pos="8244"/>
+          <w:tab w:val="left" w:pos="9160"/>
+          <w:tab w:val="left" w:pos="10076"/>
+          <w:tab w:val="left" w:pos="10992"/>
+          <w:tab w:val="left" w:pos="11908"/>
+          <w:tab w:val="left" w:pos="12824"/>
+          <w:tab w:val="left" w:pos="13740"/>
+          <w:tab w:val="left" w:pos="14656"/>
+        </w:tabs>
+        <w:spacing w:after="0" w:line="240" w:lineRule="auto"/>
+        <w:rPr>
+          <w:rFonts w:eastAsia="Times New Roman" w:cstheme="minorHAnsi"/>
+          <w:lang w:eastAsia="en-IN"/>
+        </w:rPr>
+      </w:pPr>
+      <w:r>
+        <w:rPr>
+          <w:rFonts w:eastAsia="Times New Roman" w:cstheme="minorHAnsi"/>
+          <w:lang w:eastAsia="en-IN"/>
+        </w:rPr>
+        <w:t xml:space="preserve">                   PARTITION BY name, department</w:t>
+      </w:r>
+    </w:p>
+    <w:p>
+      <w:pPr>
+        <w:tabs>
+          <w:tab w:val="left" w:pos="916"/>
+          <w:tab w:val="left" w:pos="1832"/>
+          <w:tab w:val="left" w:pos="2748"/>
+          <w:tab w:val="left" w:pos="3664"/>
+          <w:tab w:val="left" w:pos="4580"/>
+          <w:tab w:val="left" w:pos="5496"/>
+          <w:tab w:val="left" w:pos="6412"/>
+          <w:tab w:val="left" w:pos="7328"/>
+          <w:tab w:val="left" w:pos="8244"/>
+          <w:tab w:val="left" w:pos="9160"/>
+          <w:tab w:val="left" w:pos="10076"/>
+          <w:tab w:val="left" w:pos="10992"/>
+          <w:tab w:val="left" w:pos="11908"/>
+          <w:tab w:val="left" w:pos="12824"/>
+          <w:tab w:val="left" w:pos="13740"/>
+          <w:tab w:val="left" w:pos="14656"/>
+        </w:tabs>
+        <w:spacing w:after="0" w:line="240" w:lineRule="auto"/>
+        <w:rPr>
+          <w:rFonts w:eastAsia="Times New Roman" w:cstheme="minorHAnsi"/>
+          <w:lang w:eastAsia="en-IN"/>
+        </w:rPr>
+      </w:pPr>
+      <w:r>
+        <w:rPr>
+          <w:rFonts w:eastAsia="Times New Roman" w:cstheme="minorHAnsi"/>
+          <w:lang w:eastAsia="en-IN"/>
+        </w:rPr>
+        <w:t xml:space="preserve">                   ORDER BY </w:t>
+      </w:r>
+      <w:proofErr w:type="spellStart"/>
+      <w:r>
+        <w:rPr>
+          <w:rFonts w:eastAsia="Times New Roman" w:cstheme="minorHAnsi"/>
+          <w:lang w:eastAsia="en-IN"/>
+        </w:rPr>
+        <w:t>join_date</w:t>
+      </w:r>
+      <w:proofErr w:type="spellEnd"/>
+    </w:p>
+    <w:p>
+      <w:pPr>
+        <w:tabs>
+          <w:tab w:val="left" w:pos="916"/>
+          <w:tab w:val="left" w:pos="1832"/>
+          <w:tab w:val="left" w:pos="2748"/>
+          <w:tab w:val="left" w:pos="3664"/>
+          <w:tab w:val="left" w:pos="4580"/>
+          <w:tab w:val="left" w:pos="5496"/>
+          <w:tab w:val="left" w:pos="6412"/>
+          <w:tab w:val="left" w:pos="7328"/>
+          <w:tab w:val="left" w:pos="8244"/>
+          <w:tab w:val="left" w:pos="9160"/>
+          <w:tab w:val="left" w:pos="10076"/>
+          <w:tab w:val="left" w:pos="10992"/>
+          <w:tab w:val="left" w:pos="11908"/>
+          <w:tab w:val="left" w:pos="12824"/>
+          <w:tab w:val="left" w:pos="13740"/>
+          <w:tab w:val="left" w:pos="14656"/>
+        </w:tabs>
+        <w:spacing w:after="0" w:line="240" w:lineRule="auto"/>
+        <w:rPr>
+          <w:rFonts w:eastAsia="Times New Roman" w:cstheme="minorHAnsi"/>
+          <w:lang w:eastAsia="en-IN"/>
+        </w:rPr>
+      </w:pPr>
+      <w:r>
+        <w:rPr>
+          <w:rFonts w:eastAsia="Times New Roman" w:cstheme="minorHAnsi"/>
+          <w:lang w:eastAsia="en-IN"/>
+        </w:rPr>
+        <w:t xml:space="preserve">               ) </w:t>
+      </w:r>
+      <w:proofErr w:type="spellStart"/>
+      <w:r>
+        <w:rPr>
+          <w:rFonts w:eastAsia="Times New Roman" w:cstheme="minorHAnsi"/>
+          <w:lang w:eastAsia="en-IN"/>
+        </w:rPr>
+        <w:t>rn</w:t>
+      </w:r>
+      <w:proofErr w:type="spellEnd"/>
+    </w:p>
+    <w:p>
+      <w:pPr>
+        <w:tabs>
+          <w:tab w:val="left" w:pos="916"/>
+          <w:tab w:val="left" w:pos="1832"/>
+          <w:tab w:val="left" w:pos="2748"/>
+          <w:tab w:val="left" w:pos="3664"/>
+          <w:tab w:val="left" w:pos="4580"/>
+          <w:tab w:val="left" w:pos="5496"/>
+          <w:tab w:val="left" w:pos="6412"/>
+          <w:tab w:val="left" w:pos="7328"/>
+          <w:tab w:val="left" w:pos="8244"/>
+          <w:tab w:val="left" w:pos="9160"/>
+          <w:tab w:val="left" w:pos="10076"/>
+          <w:tab w:val="left" w:pos="10992"/>
+          <w:tab w:val="left" w:pos="11908"/>
+          <w:tab w:val="left" w:pos="12824"/>
+          <w:tab w:val="left" w:pos="13740"/>
+          <w:tab w:val="left" w:pos="14656"/>
+        </w:tabs>
+        <w:spacing w:after="0" w:line="240" w:lineRule="auto"/>
+        <w:rPr>
+          <w:rFonts w:eastAsia="Times New Roman" w:cstheme="minorHAnsi"/>
+          <w:lang w:eastAsia="en-IN"/>
+        </w:rPr>
+      </w:pPr>
+      <w:r>
+        <w:rPr>
+          <w:rFonts w:eastAsia="Times New Roman" w:cstheme="minorHAnsi"/>
+          <w:lang w:eastAsia="en-IN"/>
+        </w:rPr>
+        <w:t xml:space="preserve">        FROM employees</w:t>
+      </w:r>
+    </w:p>
+    <w:p>
+      <w:pPr>
+        <w:tabs>
+          <w:tab w:val="left" w:pos="916"/>
+          <w:tab w:val="left" w:pos="1832"/>
+          <w:tab w:val="left" w:pos="2748"/>
+          <w:tab w:val="left" w:pos="3664"/>
+          <w:tab w:val="left" w:pos="4580"/>
+          <w:tab w:val="left" w:pos="5496"/>
+          <w:tab w:val="left" w:pos="6412"/>
+          <w:tab w:val="left" w:pos="7328"/>
+          <w:tab w:val="left" w:pos="8244"/>
+          <w:tab w:val="left" w:pos="9160"/>
+          <w:tab w:val="left" w:pos="10076"/>
+          <w:tab w:val="left" w:pos="10992"/>
+          <w:tab w:val="left" w:pos="11908"/>
+          <w:tab w:val="left" w:pos="12824"/>
+          <w:tab w:val="left" w:pos="13740"/>
+          <w:tab w:val="left" w:pos="14656"/>
+        </w:tabs>
+        <w:spacing w:after="0" w:line="240" w:lineRule="auto"/>
+        <w:rPr>
+          <w:rFonts w:eastAsia="Times New Roman" w:cstheme="minorHAnsi"/>
+          <w:lang w:eastAsia="en-IN"/>
+        </w:rPr>
+      </w:pPr>
+      <w:r>
+        <w:rPr>
+          <w:rFonts w:eastAsia="Times New Roman" w:cstheme="minorHAnsi"/>
+          <w:lang w:eastAsia="en-IN"/>
+        </w:rPr>
+        <w:t xml:space="preserve">    ) t</w:t>
+      </w:r>
+    </w:p>
+    <w:p>
+      <w:pPr>
+        <w:tabs>
+          <w:tab w:val="left" w:pos="916"/>
+          <w:tab w:val="left" w:pos="1832"/>
+          <w:tab w:val="left" w:pos="2748"/>
+          <w:tab w:val="left" w:pos="3664"/>
+          <w:tab w:val="left" w:pos="4580"/>
+          <w:tab w:val="left" w:pos="5496"/>
+          <w:tab w:val="left" w:pos="6412"/>
+          <w:tab w:val="left" w:pos="7328"/>
+          <w:tab w:val="left" w:pos="8244"/>
+          <w:tab w:val="left" w:pos="9160"/>
+          <w:tab w:val="left" w:pos="10076"/>
+          <w:tab w:val="left" w:pos="10992"/>
+          <w:tab w:val="left" w:pos="11908"/>
+          <w:tab w:val="left" w:pos="12824"/>
+          <w:tab w:val="left" w:pos="13740"/>
+          <w:tab w:val="left" w:pos="14656"/>
+        </w:tabs>
+        <w:spacing w:after="0" w:line="240" w:lineRule="auto"/>
+        <w:rPr>
+          <w:rFonts w:eastAsia="Times New Roman" w:cstheme="minorHAnsi"/>
+          <w:lang w:eastAsia="en-IN"/>
+        </w:rPr>
+      </w:pPr>
+      <w:r>
+        <w:rPr>
+          <w:rFonts w:eastAsia="Times New Roman" w:cstheme="minorHAnsi"/>
+          <w:lang w:eastAsia="en-IN"/>
+        </w:rPr>
+        <w:t xml:space="preserve">    WHERE </w:t>
+      </w:r>
+      <w:proofErr w:type="spellStart"/>
+      <w:r>
+        <w:rPr>
+          <w:rFonts w:eastAsia="Times New Roman" w:cstheme="minorHAnsi"/>
+          <w:lang w:eastAsia="en-IN"/>
+        </w:rPr>
+        <w:t>rn</w:t>
+      </w:r>
+      <w:proofErr w:type="spellEnd"/>
+      <w:r>
+        <w:rPr>
+          <w:rFonts w:eastAsia="Times New Roman" w:cstheme="minorHAnsi"/>
+          <w:lang w:eastAsia="en-IN"/>
+        </w:rPr>
+        <w:t xml:space="preserve"> &gt; 1</w:t>
+      </w:r>
+    </w:p>
+    <w:p>
+      <w:pPr>
+        <w:tabs>
+          <w:tab w:val="left" w:pos="916"/>
+          <w:tab w:val="left" w:pos="1832"/>
+          <w:tab w:val="left" w:pos="2748"/>
+          <w:tab w:val="left" w:pos="3664"/>
+          <w:tab w:val="left" w:pos="4580"/>
+          <w:tab w:val="left" w:pos="5496"/>
+          <w:tab w:val="left" w:pos="6412"/>
+          <w:tab w:val="left" w:pos="7328"/>
+          <w:tab w:val="left" w:pos="8244"/>
+          <w:tab w:val="left" w:pos="9160"/>
+          <w:tab w:val="left" w:pos="10076"/>
+          <w:tab w:val="left" w:pos="10992"/>
+          <w:tab w:val="left" w:pos="11908"/>
+          <w:tab w:val="left" w:pos="12824"/>
+          <w:tab w:val="left" w:pos="13740"/>
+          <w:tab w:val="left" w:pos="14656"/>
+        </w:tabs>
+        <w:spacing w:after="0" w:line="240" w:lineRule="auto"/>
+        <w:rPr>
+          <w:rFonts w:eastAsia="Times New Roman" w:cstheme="minorHAnsi"/>
+          <w:lang w:eastAsia="en-IN"/>
+        </w:rPr>
+      </w:pPr>
+      <w:r>
+        <w:rPr>
+          <w:rFonts w:eastAsia="Times New Roman" w:cstheme="minorHAnsi"/>
+          <w:lang w:eastAsia="en-IN"/>
+        </w:rPr>
+        <w:t>)</w:t>
+      </w:r>
+    </w:p>
+    <w:p>
+      <w:pPr>
+        <w:tabs>
+          <w:tab w:val="left" w:pos="916"/>
+          <w:tab w:val="left" w:pos="1832"/>
+          <w:tab w:val="left" w:pos="2748"/>
+          <w:tab w:val="left" w:pos="3664"/>
+          <w:tab w:val="left" w:pos="4580"/>
+          <w:tab w:val="left" w:pos="5496"/>
+          <w:tab w:val="left" w:pos="6412"/>
+          <w:tab w:val="left" w:pos="7328"/>
+          <w:tab w:val="left" w:pos="8244"/>
+          <w:tab w:val="left" w:pos="9160"/>
+          <w:tab w:val="left" w:pos="10076"/>
+          <w:tab w:val="left" w:pos="10992"/>
+          <w:tab w:val="left" w:pos="11908"/>
+          <w:tab w:val="left" w:pos="12824"/>
+          <w:tab w:val="left" w:pos="13740"/>
+          <w:tab w:val="left" w:pos="14656"/>
+        </w:tabs>
+        <w:spacing w:after="0" w:line="240" w:lineRule="auto"/>
+        <w:rPr>
+          <w:rFonts w:eastAsia="Times New Roman" w:cstheme="minorHAnsi"/>
+          <w:lang w:eastAsia="en-IN"/>
+        </w:rPr>
+      </w:pPr>
+      <w:r>
+        <w:rPr>
+          <w:rFonts w:eastAsia="Times New Roman" w:cstheme="minorHAnsi"/>
+          <w:lang w:eastAsia="en-IN"/>
+        </w:rPr>
+        <w:t>DELETE FROM employees</w:t>
+      </w:r>
+    </w:p>
+    <w:p>
+      <w:pPr>
+        <w:tabs>
+          <w:tab w:val="left" w:pos="916"/>
+          <w:tab w:val="left" w:pos="1832"/>
+          <w:tab w:val="left" w:pos="2748"/>
+          <w:tab w:val="left" w:pos="3664"/>
+          <w:tab w:val="left" w:pos="4580"/>
+          <w:tab w:val="left" w:pos="5496"/>
+          <w:tab w:val="left" w:pos="6412"/>
+          <w:tab w:val="left" w:pos="7328"/>
+          <w:tab w:val="left" w:pos="8244"/>
+          <w:tab w:val="left" w:pos="9160"/>
+          <w:tab w:val="left" w:pos="10076"/>
+          <w:tab w:val="left" w:pos="10992"/>
+          <w:tab w:val="left" w:pos="11908"/>
+          <w:tab w:val="left" w:pos="12824"/>
+          <w:tab w:val="left" w:pos="13740"/>
+          <w:tab w:val="left" w:pos="14656"/>
+        </w:tabs>
+        <w:spacing w:after="0" w:line="240" w:lineRule="auto"/>
+        <w:rPr>
+          <w:rFonts w:eastAsia="Times New Roman" w:cstheme="minorHAnsi"/>
+          <w:lang w:eastAsia="en-IN"/>
+        </w:rPr>
+      </w:pPr>
+      <w:r>
+        <w:rPr>
+          <w:rFonts w:eastAsia="Times New Roman" w:cstheme="minorHAnsi"/>
+          <w:lang w:eastAsia="en-IN"/>
+        </w:rPr>
+        <w:t xml:space="preserve">WHERE </w:t>
+      </w:r>
+      <w:proofErr w:type="spellStart"/>
+      <w:r>
+        <w:rPr>
+          <w:rFonts w:eastAsia="Times New Roman" w:cstheme="minorHAnsi"/>
+          <w:lang w:eastAsia="en-IN"/>
+        </w:rPr>
+        <w:t>emp_id</w:t>
+      </w:r>
+      <w:proofErr w:type="spellEnd"/>
+      <w:r>
+        <w:rPr>
+          <w:rFonts w:eastAsia="Times New Roman" w:cstheme="minorHAnsi"/>
+          <w:lang w:eastAsia="en-IN"/>
+        </w:rPr>
+        <w:t xml:space="preserve"> IN (SELECT </w:t>
+      </w:r>
+      <w:proofErr w:type="spellStart"/>
+      <w:r>
+        <w:rPr>
+          <w:rFonts w:eastAsia="Times New Roman" w:cstheme="minorHAnsi"/>
+          <w:lang w:eastAsia="en-IN"/>
+        </w:rPr>
+        <w:t>emp_id</w:t>
+      </w:r>
+      <w:proofErr w:type="spellEnd"/>
+      <w:r>
+        <w:rPr>
+          <w:rFonts w:eastAsia="Times New Roman" w:cstheme="minorHAnsi"/>
+          <w:lang w:eastAsia="en-IN"/>
+        </w:rPr>
+        <w:t xml:space="preserve"> FROM </w:t>
+      </w:r>
+      <w:proofErr w:type="spellStart"/>
+      <w:r>
+        <w:rPr>
+          <w:rFonts w:eastAsia="Times New Roman" w:cstheme="minorHAnsi"/>
+          <w:lang w:eastAsia="en-IN"/>
+        </w:rPr>
+        <w:t>ranked_employees</w:t>
+      </w:r>
+      <w:proofErr w:type="spellEnd"/>
+      <w:r>
+        <w:rPr>
+          <w:rFonts w:eastAsia="Times New Roman" w:cstheme="minorHAnsi"/>
+          <w:lang w:eastAsia="en-IN"/>
+        </w:rPr>
+        <w:t>);</w:t>
+      </w:r>
+    </w:p>
+    <w:p>
+      <w:pPr>
+        <w:spacing w:after="0" w:line="240" w:lineRule="auto"/>
+        <w:rPr>
+          <w:rFonts w:eastAsia="Times New Roman" w:cstheme="minorHAnsi"/>
+          <w:lang w:eastAsia="en-IN"/>
+        </w:rPr>
+      </w:pPr>
+      <w:r>
+        <w:rPr>
+          <w:rFonts w:eastAsia="Times New Roman" w:cstheme="minorHAnsi"/>
+          <w:lang w:eastAsia="en-IN"/>
+        </w:rPr>
+        <w:pict>
+          <v:rect id="_x0000_i1051" style="width:0;height:1.5pt" o:hralign="center" o:hrstd="t" o:hr="t" fillcolor="#a0a0a0" stroked="f"/>
+        </w:pict>
+      </w:r>
+    </w:p>
+    <w:p>
+      <w:pPr>
+        <w:spacing w:before="100" w:beforeAutospacing="1" w:after="100" w:afterAutospacing="1" w:line="240" w:lineRule="auto"/>
+        <w:outlineLvl w:val="0"/>
+        <w:rPr>
+          <w:rFonts w:eastAsia="Times New Roman" w:cstheme="minorHAnsi"/>
+          <w:b/>
+          <w:bCs/>
+          <w:kern w:val="36"/>
+          <w:lang w:eastAsia="en-IN"/>
+        </w:rPr>
+      </w:pPr>
+      <w:r>
+        <w:rPr>
+          <w:rFonts w:eastAsia="Times New Roman" w:cstheme="minorHAnsi"/>
+          <w:b/>
+          <w:bCs/>
+          <w:kern w:val="36"/>
+          <w:lang w:eastAsia="en-IN"/>
+        </w:rPr>
+        <w:t>Why CTE Version Is Better (Interview Point)</w:t>
+      </w:r>
+    </w:p>
+    <w:p>
+      <w:pPr>
+        <w:numPr>
+          <w:ilvl w:val="0"/>
+          <w:numId w:val="8"/>
+        </w:numPr>
+        <w:spacing w:before="100" w:beforeAutospacing="1" w:after="100" w:afterAutospacing="1" w:line="240" w:lineRule="auto"/>
+        <w:rPr>
+          <w:rFonts w:eastAsia="Times New Roman" w:cstheme="minorHAnsi"/>
+          <w:lang w:eastAsia="en-IN"/>
+        </w:rPr>
+      </w:pPr>
+      <w:r>
+        <w:rPr>
+          <w:rFonts w:eastAsia="Times New Roman" w:cstheme="minorHAnsi"/>
+          <w:lang w:eastAsia="en-IN"/>
+        </w:rPr>
+        <w:t>Readable</w:t>
+      </w:r>
+    </w:p>
+    <w:p>
+      <w:pPr>
+        <w:numPr>
+          <w:ilvl w:val="0"/>
+          <w:numId w:val="8"/>
+        </w:numPr>
+        <w:spacing w:before="100" w:beforeAutospacing="1" w:after="100" w:afterAutospacing="1" w:line="240" w:lineRule="auto"/>
+        <w:rPr>
+          <w:rFonts w:eastAsia="Times New Roman" w:cstheme="minorHAnsi"/>
+          <w:lang w:eastAsia="en-IN"/>
+        </w:rPr>
+      </w:pPr>
+      <w:r>
+        <w:rPr>
+          <w:rFonts w:eastAsia="Times New Roman" w:cstheme="minorHAnsi"/>
+          <w:lang w:eastAsia="en-IN"/>
+        </w:rPr>
+        <w:t>Easier to debug</w:t>
+      </w:r>
+    </w:p>
+    <w:p>
+      <w:pPr>
+        <w:numPr>
+          <w:ilvl w:val="0"/>
+          <w:numId w:val="8"/>
+        </w:numPr>
+        <w:spacing w:before="100" w:beforeAutospacing="1" w:after="100" w:afterAutospacing="1" w:line="240" w:lineRule="auto"/>
+        <w:rPr>
+          <w:rFonts w:eastAsia="Times New Roman" w:cstheme="minorHAnsi"/>
+          <w:lang w:eastAsia="en-IN"/>
+        </w:rPr>
+      </w:pPr>
+      <w:r>
+        <w:rPr>
+          <w:rFonts w:eastAsia="Times New Roman" w:cstheme="minorHAnsi"/>
+          <w:lang w:eastAsia="en-IN"/>
+        </w:rPr>
+        <w:t>Logic separated from action</w:t>
+      </w:r>
+    </w:p>
+    <w:p>
+      <w:pPr>
+        <w:numPr>
+          <w:ilvl w:val="0"/>
+          <w:numId w:val="8"/>
+        </w:numPr>
+        <w:spacing w:before="100" w:beforeAutospacing="1" w:after="100" w:afterAutospacing="1" w:line="240" w:lineRule="auto"/>
+        <w:rPr>
+          <w:rFonts w:eastAsia="Times New Roman" w:cstheme="minorHAnsi"/>
+          <w:lang w:eastAsia="en-IN"/>
+        </w:rPr>
+      </w:pPr>
+      <w:r>
+        <w:rPr>
+          <w:rFonts w:eastAsia="Times New Roman" w:cstheme="minorHAnsi"/>
+          <w:lang w:eastAsia="en-IN"/>
+        </w:rPr>
+        <w:t>Preferred in interviews</w:t>
+      </w:r>
+    </w:p>
+    <w:p>
+      <w:pPr>
+        <w:spacing w:after="0" w:line="240" w:lineRule="auto"/>
+        <w:rPr>
+          <w:rFonts w:eastAsia="Times New Roman" w:cstheme="minorHAnsi"/>
+          <w:lang w:eastAsia="en-IN"/>
+        </w:rPr>
+      </w:pPr>
+      <w:r>
+        <w:rPr>
+          <w:rFonts w:eastAsia="Times New Roman" w:cstheme="minorHAnsi"/>
+          <w:lang w:eastAsia="en-IN"/>
+        </w:rPr>
+        <w:pict>
+          <v:rect id="_x0000_i1052" style="width:0;height:1.5pt" o:hralign="center" o:hrstd="t" o:hr="t" fillcolor="#a0a0a0" stroked="f"/>
+        </w:pict>
+      </w:r>
+    </w:p>
+    <w:p>
+      <w:pPr>
+        <w:spacing w:before="100" w:beforeAutospacing="1" w:after="100" w:afterAutospacing="1" w:line="240" w:lineRule="auto"/>
+        <w:outlineLvl w:val="0"/>
+        <w:rPr>
+          <w:rFonts w:eastAsia="Times New Roman" w:cstheme="minorHAnsi"/>
+          <w:b/>
+          <w:bCs/>
+          <w:kern w:val="36"/>
+          <w:lang w:eastAsia="en-IN"/>
+        </w:rPr>
+      </w:pPr>
+      <w:r>
+        <w:rPr>
+          <w:rFonts w:eastAsia="Times New Roman" w:cstheme="minorHAnsi"/>
+          <w:b/>
+          <w:bCs/>
+          <w:kern w:val="36"/>
+          <w:lang w:eastAsia="en-IN"/>
+        </w:rPr>
+        <w:t>Interview-Perfect Explanation (Say This)</w:t>
+      </w:r>
+    </w:p>
+    <w:p>
+      <w:pPr>
+        <w:spacing w:beforeAutospacing="1" w:after="100" w:afterAutospacing="1" w:line="240" w:lineRule="auto"/>
+        <w:rPr>
+          <w:rFonts w:eastAsia="Times New Roman" w:cstheme="minorHAnsi"/>
+          <w:lang w:eastAsia="en-IN"/>
+        </w:rPr>
+      </w:pPr>
+      <w:r>
+        <w:rPr>
+          <w:rFonts w:eastAsia="Times New Roman" w:cstheme="minorHAnsi"/>
+          <w:lang w:eastAsia="en-IN"/>
+        </w:rPr>
+        <w:t>I used a CTE to rank employees within each name and department and then deleted records with rank greater than one using the primary key.</w:t>
+      </w:r>
+    </w:p>
+    <w:p>
+      <w:pPr>
+        <w:spacing w:after="0" w:line="240" w:lineRule="auto"/>
+        <w:rPr>
+          <w:rFonts w:eastAsia="Times New Roman" w:cstheme="minorHAnsi"/>
+          <w:lang w:eastAsia="en-IN"/>
+        </w:rPr>
+      </w:pPr>
+      <w:r>
+        <w:rPr>
+          <w:rFonts w:eastAsia="Times New Roman" w:cstheme="minorHAnsi"/>
+          <w:lang w:eastAsia="en-IN"/>
+        </w:rPr>
+        <w:pict>
+          <v:rect id="_x0000_i1053" style="width:0;height:1.5pt" o:hralign="center" o:hrstd="t" o:hr="t" fillcolor="#a0a0a0" stroked="f"/>
+        </w:pict>
+      </w:r>
+    </w:p>
+    <w:p>
+      <w:pPr>
+        <w:spacing w:before="100" w:beforeAutospacing="1" w:after="100" w:afterAutospacing="1" w:line="240" w:lineRule="auto"/>
+        <w:outlineLvl w:val="0"/>
+        <w:rPr>
+          <w:rFonts w:eastAsia="Times New Roman" w:cstheme="minorHAnsi"/>
+          <w:b/>
+          <w:bCs/>
+          <w:kern w:val="36"/>
+          <w:lang w:eastAsia="en-IN"/>
+        </w:rPr>
+      </w:pPr>
+      <w:r>
+        <w:rPr>
+          <w:rFonts w:eastAsia="Times New Roman" w:cstheme="minorHAnsi"/>
+          <w:b/>
+          <w:bCs/>
+          <w:kern w:val="36"/>
+          <w:lang w:eastAsia="en-IN"/>
+        </w:rPr>
+        <w:t>One-Line Memory Rule</w:t>
+      </w:r>
+    </w:p>
+    <w:p>
+      <w:pPr>
+        <w:spacing w:beforeAutospacing="1" w:after="100" w:afterAutospacing="1" w:line="240" w:lineRule="auto"/>
+        <w:rPr>
+          <w:rFonts w:eastAsia="Times New Roman" w:cstheme="minorHAnsi"/>
+          <w:lang w:eastAsia="en-IN"/>
+        </w:rPr>
+      </w:pPr>
+      <w:r>
+        <w:rPr>
+          <w:rFonts w:eastAsia="Times New Roman" w:cstheme="minorHAnsi"/>
+          <w:lang w:eastAsia="en-IN"/>
+        </w:rPr>
+        <w:t xml:space="preserve">CTE = prepare data first, </w:t>
+      </w:r>
+      <w:proofErr w:type="gramStart"/>
+      <w:r>
+        <w:rPr>
+          <w:rFonts w:eastAsia="Times New Roman" w:cstheme="minorHAnsi"/>
+          <w:lang w:eastAsia="en-IN"/>
+        </w:rPr>
+        <w:t>then</w:t>
+      </w:r>
+      <w:proofErr w:type="gramEnd"/>
+      <w:r>
+        <w:rPr>
+          <w:rFonts w:eastAsia="Times New Roman" w:cstheme="minorHAnsi"/>
+          <w:lang w:eastAsia="en-IN"/>
+        </w:rPr>
+        <w:t xml:space="preserve"> act on it.</w:t>
+      </w:r>
+    </w:p>
+    <w:p>
+      <w:pPr>
+        <w:rPr>
+          <w:rFonts w:cstheme="minorHAnsi"/>
         </w:rPr>
       </w:pPr>
     </w:p>
@@ -3956,9 +8578,9 @@
 <file path=word/numbering.xml><?xml version="1.0" encoding="utf-8"?>
 <w:numbering xmlns:wpc="http://schemas.microsoft.com/office/word/2010/wordprocessingCanvas" xmlns:mc="http://schemas.openxmlformats.org/markup-compatibility/2006" xmlns:o="urn:schemas-microsoft-com:office:office" xmlns:r="http://schemas.openxmlformats.org/officeDocument/2006/relationships" xmlns:m="http://schemas.openxmlformats.org/officeDocument/2006/math" xmlns:v="urn:schemas-microsoft-com:vml" xmlns:wp14="http://schemas.microsoft.com/office/word/2010/wordprocessingDrawing" xmlns:wp="http://schemas.openxmlformats.org/drawingml/2006/wordprocessingDrawing" xmlns:w10="urn:schemas-microsoft-com:office:word" xmlns:w="http://schemas.openxmlformats.org/wordprocessingml/2006/main" xmlns:w14="http://schemas.microsoft.com/office/word/2010/wordml" xmlns:wpg="http://schemas.microsoft.com/office/word/2010/wordprocessingGroup" xmlns:wpi="http://schemas.microsoft.com/office/word/2010/wordprocessingInk" xmlns:wne="http://schemas.microsoft.com/office/word/2006/wordml" xmlns:wps="http://schemas.microsoft.com/office/word/2010/wordprocessingShape" mc:Ignorable="w14 wp14">
   <w:abstractNum w:abstractNumId="0">
-    <w:nsid w:val="1335795B"/>
+    <w:nsid w:val="00340B17"/>
     <w:multiLevelType w:val="multilevel"/>
-    <w:tmpl w:val="D5245662"/>
+    <w:tmpl w:val="3AF8C8CE"/>
     <w:lvl w:ilvl="0">
       <w:start w:val="1"/>
       <w:numFmt w:val="bullet"/>
@@ -4105,6 +8727,155 @@
     </w:lvl>
   </w:abstractNum>
   <w:abstractNum w:abstractNumId="1">
+    <w:nsid w:val="1335795B"/>
+    <w:multiLevelType w:val="multilevel"/>
+    <w:tmpl w:val="D5245662"/>
+    <w:lvl w:ilvl="0">
+      <w:start w:val="1"/>
+      <w:numFmt w:val="bullet"/>
+      <w:lvlText w:val=""/>
+      <w:lvlJc w:val="left"/>
+      <w:pPr>
+        <w:tabs>
+          <w:tab w:val="num" w:pos="720"/>
+        </w:tabs>
+        <w:ind w:left="720" w:hanging="360"/>
+      </w:pPr>
+      <w:rPr>
+        <w:rFonts w:ascii="Symbol" w:hAnsi="Symbol" w:hint="default"/>
+        <w:sz w:val="20"/>
+      </w:rPr>
+    </w:lvl>
+    <w:lvl w:ilvl="1" w:tentative="1">
+      <w:start w:val="1"/>
+      <w:numFmt w:val="bullet"/>
+      <w:lvlText w:val="o"/>
+      <w:lvlJc w:val="left"/>
+      <w:pPr>
+        <w:tabs>
+          <w:tab w:val="num" w:pos="1440"/>
+        </w:tabs>
+        <w:ind w:left="1440" w:hanging="360"/>
+      </w:pPr>
+      <w:rPr>
+        <w:rFonts w:ascii="Courier New" w:hAnsi="Courier New" w:hint="default"/>
+        <w:sz w:val="20"/>
+      </w:rPr>
+    </w:lvl>
+    <w:lvl w:ilvl="2" w:tentative="1">
+      <w:start w:val="1"/>
+      <w:numFmt w:val="bullet"/>
+      <w:lvlText w:val=""/>
+      <w:lvlJc w:val="left"/>
+      <w:pPr>
+        <w:tabs>
+          <w:tab w:val="num" w:pos="2160"/>
+        </w:tabs>
+        <w:ind w:left="2160" w:hanging="360"/>
+      </w:pPr>
+      <w:rPr>
+        <w:rFonts w:ascii="Wingdings" w:hAnsi="Wingdings" w:hint="default"/>
+        <w:sz w:val="20"/>
+      </w:rPr>
+    </w:lvl>
+    <w:lvl w:ilvl="3" w:tentative="1">
+      <w:start w:val="1"/>
+      <w:numFmt w:val="bullet"/>
+      <w:lvlText w:val=""/>
+      <w:lvlJc w:val="left"/>
+      <w:pPr>
+        <w:tabs>
+          <w:tab w:val="num" w:pos="2880"/>
+        </w:tabs>
+        <w:ind w:left="2880" w:hanging="360"/>
+      </w:pPr>
+      <w:rPr>
+        <w:rFonts w:ascii="Wingdings" w:hAnsi="Wingdings" w:hint="default"/>
+        <w:sz w:val="20"/>
+      </w:rPr>
+    </w:lvl>
+    <w:lvl w:ilvl="4" w:tentative="1">
+      <w:start w:val="1"/>
+      <w:numFmt w:val="bullet"/>
+      <w:lvlText w:val=""/>
+      <w:lvlJc w:val="left"/>
+      <w:pPr>
+        <w:tabs>
+          <w:tab w:val="num" w:pos="3600"/>
+        </w:tabs>
+        <w:ind w:left="3600" w:hanging="360"/>
+      </w:pPr>
+      <w:rPr>
+        <w:rFonts w:ascii="Wingdings" w:hAnsi="Wingdings" w:hint="default"/>
+        <w:sz w:val="20"/>
+      </w:rPr>
+    </w:lvl>
+    <w:lvl w:ilvl="5" w:tentative="1">
+      <w:start w:val="1"/>
+      <w:numFmt w:val="bullet"/>
+      <w:lvlText w:val=""/>
+      <w:lvlJc w:val="left"/>
+      <w:pPr>
+        <w:tabs>
+          <w:tab w:val="num" w:pos="4320"/>
+        </w:tabs>
+        <w:ind w:left="4320" w:hanging="360"/>
+      </w:pPr>
+      <w:rPr>
+        <w:rFonts w:ascii="Wingdings" w:hAnsi="Wingdings" w:hint="default"/>
+        <w:sz w:val="20"/>
+      </w:rPr>
+    </w:lvl>
+    <w:lvl w:ilvl="6" w:tentative="1">
+      <w:start w:val="1"/>
+      <w:numFmt w:val="bullet"/>
+      <w:lvlText w:val=""/>
+      <w:lvlJc w:val="left"/>
+      <w:pPr>
+        <w:tabs>
+          <w:tab w:val="num" w:pos="5040"/>
+        </w:tabs>
+        <w:ind w:left="5040" w:hanging="360"/>
+      </w:pPr>
+      <w:rPr>
+        <w:rFonts w:ascii="Wingdings" w:hAnsi="Wingdings" w:hint="default"/>
+        <w:sz w:val="20"/>
+      </w:rPr>
+    </w:lvl>
+    <w:lvl w:ilvl="7" w:tentative="1">
+      <w:start w:val="1"/>
+      <w:numFmt w:val="bullet"/>
+      <w:lvlText w:val=""/>
+      <w:lvlJc w:val="left"/>
+      <w:pPr>
+        <w:tabs>
+          <w:tab w:val="num" w:pos="5760"/>
+        </w:tabs>
+        <w:ind w:left="5760" w:hanging="360"/>
+      </w:pPr>
+      <w:rPr>
+        <w:rFonts w:ascii="Wingdings" w:hAnsi="Wingdings" w:hint="default"/>
+        <w:sz w:val="20"/>
+      </w:rPr>
+    </w:lvl>
+    <w:lvl w:ilvl="8" w:tentative="1">
+      <w:start w:val="1"/>
+      <w:numFmt w:val="bullet"/>
+      <w:lvlText w:val=""/>
+      <w:lvlJc w:val="left"/>
+      <w:pPr>
+        <w:tabs>
+          <w:tab w:val="num" w:pos="6480"/>
+        </w:tabs>
+        <w:ind w:left="6480" w:hanging="360"/>
+      </w:pPr>
+      <w:rPr>
+        <w:rFonts w:ascii="Wingdings" w:hAnsi="Wingdings" w:hint="default"/>
+        <w:sz w:val="20"/>
+      </w:rPr>
+    </w:lvl>
+  </w:abstractNum>
+  <w:abstractNum w:abstractNumId="2">
     <w:nsid w:val="1B9978F0"/>
     <w:multiLevelType w:val="multilevel"/>
     <w:tmpl w:val="B9765D7C"/>
@@ -4217,7 +8988,454 @@
       </w:pPr>
     </w:lvl>
   </w:abstractNum>
-  <w:abstractNum w:abstractNumId="2">
+  <w:abstractNum w:abstractNumId="3">
+    <w:nsid w:val="365E00A2"/>
+    <w:multiLevelType w:val="multilevel"/>
+    <w:tmpl w:val="FD3EEDF4"/>
+    <w:lvl w:ilvl="0">
+      <w:start w:val="1"/>
+      <w:numFmt w:val="bullet"/>
+      <w:lvlText w:val=""/>
+      <w:lvlJc w:val="left"/>
+      <w:pPr>
+        <w:tabs>
+          <w:tab w:val="num" w:pos="720"/>
+        </w:tabs>
+        <w:ind w:left="720" w:hanging="360"/>
+      </w:pPr>
+      <w:rPr>
+        <w:rFonts w:ascii="Symbol" w:hAnsi="Symbol" w:hint="default"/>
+        <w:sz w:val="20"/>
+      </w:rPr>
+    </w:lvl>
+    <w:lvl w:ilvl="1" w:tentative="1">
+      <w:start w:val="1"/>
+      <w:numFmt w:val="bullet"/>
+      <w:lvlText w:val="o"/>
+      <w:lvlJc w:val="left"/>
+      <w:pPr>
+        <w:tabs>
+          <w:tab w:val="num" w:pos="1440"/>
+        </w:tabs>
+        <w:ind w:left="1440" w:hanging="360"/>
+      </w:pPr>
+      <w:rPr>
+        <w:rFonts w:ascii="Courier New" w:hAnsi="Courier New" w:hint="default"/>
+        <w:sz w:val="20"/>
+      </w:rPr>
+    </w:lvl>
+    <w:lvl w:ilvl="2" w:tentative="1">
+      <w:start w:val="1"/>
+      <w:numFmt w:val="bullet"/>
+      <w:lvlText w:val=""/>
+      <w:lvlJc w:val="left"/>
+      <w:pPr>
+        <w:tabs>
+          <w:tab w:val="num" w:pos="2160"/>
+        </w:tabs>
+        <w:ind w:left="2160" w:hanging="360"/>
+      </w:pPr>
+      <w:rPr>
+        <w:rFonts w:ascii="Wingdings" w:hAnsi="Wingdings" w:hint="default"/>
+        <w:sz w:val="20"/>
+      </w:rPr>
+    </w:lvl>
+    <w:lvl w:ilvl="3" w:tentative="1">
+      <w:start w:val="1"/>
+      <w:numFmt w:val="bullet"/>
+      <w:lvlText w:val=""/>
+      <w:lvlJc w:val="left"/>
+      <w:pPr>
+        <w:tabs>
+          <w:tab w:val="num" w:pos="2880"/>
+        </w:tabs>
+        <w:ind w:left="2880" w:hanging="360"/>
+      </w:pPr>
+      <w:rPr>
+        <w:rFonts w:ascii="Wingdings" w:hAnsi="Wingdings" w:hint="default"/>
+        <w:sz w:val="20"/>
+      </w:rPr>
+    </w:lvl>
+    <w:lvl w:ilvl="4" w:tentative="1">
+      <w:start w:val="1"/>
+      <w:numFmt w:val="bullet"/>
+      <w:lvlText w:val=""/>
+      <w:lvlJc w:val="left"/>
+      <w:pPr>
+        <w:tabs>
+          <w:tab w:val="num" w:pos="3600"/>
+        </w:tabs>
+        <w:ind w:left="3600" w:hanging="360"/>
+      </w:pPr>
+      <w:rPr>
+        <w:rFonts w:ascii="Wingdings" w:hAnsi="Wingdings" w:hint="default"/>
+        <w:sz w:val="20"/>
+      </w:rPr>
+    </w:lvl>
+    <w:lvl w:ilvl="5" w:tentative="1">
+      <w:start w:val="1"/>
+      <w:numFmt w:val="bullet"/>
+      <w:lvlText w:val=""/>
+      <w:lvlJc w:val="left"/>
+      <w:pPr>
+        <w:tabs>
+          <w:tab w:val="num" w:pos="4320"/>
+        </w:tabs>
+        <w:ind w:left="4320" w:hanging="360"/>
+      </w:pPr>
+      <w:rPr>
+        <w:rFonts w:ascii="Wingdings" w:hAnsi="Wingdings" w:hint="default"/>
+        <w:sz w:val="20"/>
+      </w:rPr>
+    </w:lvl>
+    <w:lvl w:ilvl="6" w:tentative="1">
+      <w:start w:val="1"/>
+      <w:numFmt w:val="bullet"/>
+      <w:lvlText w:val=""/>
+      <w:lvlJc w:val="left"/>
+      <w:pPr>
+        <w:tabs>
+          <w:tab w:val="num" w:pos="5040"/>
+        </w:tabs>
+        <w:ind w:left="5040" w:hanging="360"/>
+      </w:pPr>
+      <w:rPr>
+        <w:rFonts w:ascii="Wingdings" w:hAnsi="Wingdings" w:hint="default"/>
+        <w:sz w:val="20"/>
+      </w:rPr>
+    </w:lvl>
+    <w:lvl w:ilvl="7" w:tentative="1">
+      <w:start w:val="1"/>
+      <w:numFmt w:val="bullet"/>
+      <w:lvlText w:val=""/>
+      <w:lvlJc w:val="left"/>
+      <w:pPr>
+        <w:tabs>
+          <w:tab w:val="num" w:pos="5760"/>
+        </w:tabs>
+        <w:ind w:left="5760" w:hanging="360"/>
+      </w:pPr>
+      <w:rPr>
+        <w:rFonts w:ascii="Wingdings" w:hAnsi="Wingdings" w:hint="default"/>
+        <w:sz w:val="20"/>
+      </w:rPr>
+    </w:lvl>
+    <w:lvl w:ilvl="8" w:tentative="1">
+      <w:start w:val="1"/>
+      <w:numFmt w:val="bullet"/>
+      <w:lvlText w:val=""/>
+      <w:lvlJc w:val="left"/>
+      <w:pPr>
+        <w:tabs>
+          <w:tab w:val="num" w:pos="6480"/>
+        </w:tabs>
+        <w:ind w:left="6480" w:hanging="360"/>
+      </w:pPr>
+      <w:rPr>
+        <w:rFonts w:ascii="Wingdings" w:hAnsi="Wingdings" w:hint="default"/>
+        <w:sz w:val="20"/>
+      </w:rPr>
+    </w:lvl>
+  </w:abstractNum>
+  <w:abstractNum w:abstractNumId="4">
+    <w:nsid w:val="4FAA0100"/>
+    <w:multiLevelType w:val="multilevel"/>
+    <w:tmpl w:val="2FB8F96C"/>
+    <w:lvl w:ilvl="0">
+      <w:start w:val="1"/>
+      <w:numFmt w:val="bullet"/>
+      <w:lvlText w:val=""/>
+      <w:lvlJc w:val="left"/>
+      <w:pPr>
+        <w:tabs>
+          <w:tab w:val="num" w:pos="720"/>
+        </w:tabs>
+        <w:ind w:left="720" w:hanging="360"/>
+      </w:pPr>
+      <w:rPr>
+        <w:rFonts w:ascii="Symbol" w:hAnsi="Symbol" w:hint="default"/>
+        <w:sz w:val="20"/>
+      </w:rPr>
+    </w:lvl>
+    <w:lvl w:ilvl="1" w:tentative="1">
+      <w:start w:val="1"/>
+      <w:numFmt w:val="bullet"/>
+      <w:lvlText w:val="o"/>
+      <w:lvlJc w:val="left"/>
+      <w:pPr>
+        <w:tabs>
+          <w:tab w:val="num" w:pos="1440"/>
+        </w:tabs>
+        <w:ind w:left="1440" w:hanging="360"/>
+      </w:pPr>
+      <w:rPr>
+        <w:rFonts w:ascii="Courier New" w:hAnsi="Courier New" w:hint="default"/>
+        <w:sz w:val="20"/>
+      </w:rPr>
+    </w:lvl>
+    <w:lvl w:ilvl="2" w:tentative="1">
+      <w:start w:val="1"/>
+      <w:numFmt w:val="bullet"/>
+      <w:lvlText w:val=""/>
+      <w:lvlJc w:val="left"/>
+      <w:pPr>
+        <w:tabs>
+          <w:tab w:val="num" w:pos="2160"/>
+        </w:tabs>
+        <w:ind w:left="2160" w:hanging="360"/>
+      </w:pPr>
+      <w:rPr>
+        <w:rFonts w:ascii="Wingdings" w:hAnsi="Wingdings" w:hint="default"/>
+        <w:sz w:val="20"/>
+      </w:rPr>
+    </w:lvl>
+    <w:lvl w:ilvl="3" w:tentative="1">
+      <w:start w:val="1"/>
+      <w:numFmt w:val="bullet"/>
+      <w:lvlText w:val=""/>
+      <w:lvlJc w:val="left"/>
+      <w:pPr>
+        <w:tabs>
+          <w:tab w:val="num" w:pos="2880"/>
+        </w:tabs>
+        <w:ind w:left="2880" w:hanging="360"/>
+      </w:pPr>
+      <w:rPr>
+        <w:rFonts w:ascii="Wingdings" w:hAnsi="Wingdings" w:hint="default"/>
+        <w:sz w:val="20"/>
+      </w:rPr>
+    </w:lvl>
+    <w:lvl w:ilvl="4" w:tentative="1">
+      <w:start w:val="1"/>
+      <w:numFmt w:val="bullet"/>
+      <w:lvlText w:val=""/>
+      <w:lvlJc w:val="left"/>
+      <w:pPr>
+        <w:tabs>
+          <w:tab w:val="num" w:pos="3600"/>
+        </w:tabs>
+        <w:ind w:left="3600" w:hanging="360"/>
+      </w:pPr>
+      <w:rPr>
+        <w:rFonts w:ascii="Wingdings" w:hAnsi="Wingdings" w:hint="default"/>
+        <w:sz w:val="20"/>
+      </w:rPr>
+    </w:lvl>
+    <w:lvl w:ilvl="5" w:tentative="1">
+      <w:start w:val="1"/>
+      <w:numFmt w:val="bullet"/>
+      <w:lvlText w:val=""/>
+      <w:lvlJc w:val="left"/>
+      <w:pPr>
+        <w:tabs>
+          <w:tab w:val="num" w:pos="4320"/>
+        </w:tabs>
+        <w:ind w:left="4320" w:hanging="360"/>
+      </w:pPr>
+      <w:rPr>
+        <w:rFonts w:ascii="Wingdings" w:hAnsi="Wingdings" w:hint="default"/>
+        <w:sz w:val="20"/>
+      </w:rPr>
+    </w:lvl>
+    <w:lvl w:ilvl="6" w:tentative="1">
+      <w:start w:val="1"/>
+      <w:numFmt w:val="bullet"/>
+      <w:lvlText w:val=""/>
+      <w:lvlJc w:val="left"/>
+      <w:pPr>
+        <w:tabs>
+          <w:tab w:val="num" w:pos="5040"/>
+        </w:tabs>
+        <w:ind w:left="5040" w:hanging="360"/>
+      </w:pPr>
+      <w:rPr>
+        <w:rFonts w:ascii="Wingdings" w:hAnsi="Wingdings" w:hint="default"/>
+        <w:sz w:val="20"/>
+      </w:rPr>
+    </w:lvl>
+    <w:lvl w:ilvl="7" w:tentative="1">
+      <w:start w:val="1"/>
+      <w:numFmt w:val="bullet"/>
+      <w:lvlText w:val=""/>
+      <w:lvlJc w:val="left"/>
+      <w:pPr>
+        <w:tabs>
+          <w:tab w:val="num" w:pos="5760"/>
+        </w:tabs>
+        <w:ind w:left="5760" w:hanging="360"/>
+      </w:pPr>
+      <w:rPr>
+        <w:rFonts w:ascii="Wingdings" w:hAnsi="Wingdings" w:hint="default"/>
+        <w:sz w:val="20"/>
+      </w:rPr>
+    </w:lvl>
+    <w:lvl w:ilvl="8" w:tentative="1">
+      <w:start w:val="1"/>
+      <w:numFmt w:val="bullet"/>
+      <w:lvlText w:val=""/>
+      <w:lvlJc w:val="left"/>
+      <w:pPr>
+        <w:tabs>
+          <w:tab w:val="num" w:pos="6480"/>
+        </w:tabs>
+        <w:ind w:left="6480" w:hanging="360"/>
+      </w:pPr>
+      <w:rPr>
+        <w:rFonts w:ascii="Wingdings" w:hAnsi="Wingdings" w:hint="default"/>
+        <w:sz w:val="20"/>
+      </w:rPr>
+    </w:lvl>
+  </w:abstractNum>
+  <w:abstractNum w:abstractNumId="5">
+    <w:nsid w:val="59224620"/>
+    <w:multiLevelType w:val="multilevel"/>
+    <w:tmpl w:val="DC786B3E"/>
+    <w:lvl w:ilvl="0">
+      <w:start w:val="1"/>
+      <w:numFmt w:val="bullet"/>
+      <w:lvlText w:val=""/>
+      <w:lvlJc w:val="left"/>
+      <w:pPr>
+        <w:tabs>
+          <w:tab w:val="num" w:pos="720"/>
+        </w:tabs>
+        <w:ind w:left="720" w:hanging="360"/>
+      </w:pPr>
+      <w:rPr>
+        <w:rFonts w:ascii="Symbol" w:hAnsi="Symbol" w:hint="default"/>
+        <w:sz w:val="20"/>
+      </w:rPr>
+    </w:lvl>
+    <w:lvl w:ilvl="1" w:tentative="1">
+      <w:start w:val="1"/>
+      <w:numFmt w:val="bullet"/>
+      <w:lvlText w:val="o"/>
+      <w:lvlJc w:val="left"/>
+      <w:pPr>
+        <w:tabs>
+          <w:tab w:val="num" w:pos="1440"/>
+        </w:tabs>
+        <w:ind w:left="1440" w:hanging="360"/>
+      </w:pPr>
+      <w:rPr>
+        <w:rFonts w:ascii="Courier New" w:hAnsi="Courier New" w:hint="default"/>
+        <w:sz w:val="20"/>
+      </w:rPr>
+    </w:lvl>
+    <w:lvl w:ilvl="2" w:tentative="1">
+      <w:start w:val="1"/>
+      <w:numFmt w:val="bullet"/>
+      <w:lvlText w:val=""/>
+      <w:lvlJc w:val="left"/>
+      <w:pPr>
+        <w:tabs>
+          <w:tab w:val="num" w:pos="2160"/>
+        </w:tabs>
+        <w:ind w:left="2160" w:hanging="360"/>
+      </w:pPr>
+      <w:rPr>
+        <w:rFonts w:ascii="Wingdings" w:hAnsi="Wingdings" w:hint="default"/>
+        <w:sz w:val="20"/>
+      </w:rPr>
+    </w:lvl>
+    <w:lvl w:ilvl="3" w:tentative="1">
+      <w:start w:val="1"/>
+      <w:numFmt w:val="bullet"/>
+      <w:lvlText w:val=""/>
+      <w:lvlJc w:val="left"/>
+      <w:pPr>
+        <w:tabs>
+          <w:tab w:val="num" w:pos="2880"/>
+        </w:tabs>
+        <w:ind w:left="2880" w:hanging="360"/>
+      </w:pPr>
+      <w:rPr>
+        <w:rFonts w:ascii="Wingdings" w:hAnsi="Wingdings" w:hint="default"/>
+        <w:sz w:val="20"/>
+      </w:rPr>
+    </w:lvl>
+    <w:lvl w:ilvl="4" w:tentative="1">
+      <w:start w:val="1"/>
+      <w:numFmt w:val="bullet"/>
+      <w:lvlText w:val=""/>
+      <w:lvlJc w:val="left"/>
+      <w:pPr>
+        <w:tabs>
+          <w:tab w:val="num" w:pos="3600"/>
+        </w:tabs>
+        <w:ind w:left="3600" w:hanging="360"/>
+      </w:pPr>
+      <w:rPr>
+        <w:rFonts w:ascii="Wingdings" w:hAnsi="Wingdings" w:hint="default"/>
+        <w:sz w:val="20"/>
+      </w:rPr>
+    </w:lvl>
+    <w:lvl w:ilvl="5" w:tentative="1">
+      <w:start w:val="1"/>
+      <w:numFmt w:val="bullet"/>
+      <w:lvlText w:val=""/>
+      <w:lvlJc w:val="left"/>
+      <w:pPr>
+        <w:tabs>
+          <w:tab w:val="num" w:pos="4320"/>
+        </w:tabs>
+        <w:ind w:left="4320" w:hanging="360"/>
+      </w:pPr>
+      <w:rPr>
+        <w:rFonts w:ascii="Wingdings" w:hAnsi="Wingdings" w:hint="default"/>
+        <w:sz w:val="20"/>
+      </w:rPr>
+    </w:lvl>
+    <w:lvl w:ilvl="6" w:tentative="1">
+      <w:start w:val="1"/>
+      <w:numFmt w:val="bullet"/>
+      <w:lvlText w:val=""/>
+      <w:lvlJc w:val="left"/>
+      <w:pPr>
+        <w:tabs>
+          <w:tab w:val="num" w:pos="5040"/>
+        </w:tabs>
+        <w:ind w:left="5040" w:hanging="360"/>
+      </w:pPr>
+      <w:rPr>
+        <w:rFonts w:ascii="Wingdings" w:hAnsi="Wingdings" w:hint="default"/>
+        <w:sz w:val="20"/>
+      </w:rPr>
+    </w:lvl>
+    <w:lvl w:ilvl="7" w:tentative="1">
+      <w:start w:val="1"/>
+      <w:numFmt w:val="bullet"/>
+      <w:lvlText w:val=""/>
+      <w:lvlJc w:val="left"/>
+      <w:pPr>
+        <w:tabs>
+          <w:tab w:val="num" w:pos="5760"/>
+        </w:tabs>
+        <w:ind w:left="5760" w:hanging="360"/>
+      </w:pPr>
+      <w:rPr>
+        <w:rFonts w:ascii="Wingdings" w:hAnsi="Wingdings" w:hint="default"/>
+        <w:sz w:val="20"/>
+      </w:rPr>
+    </w:lvl>
+    <w:lvl w:ilvl="8" w:tentative="1">
+      <w:start w:val="1"/>
+      <w:numFmt w:val="bullet"/>
+      <w:lvlText w:val=""/>
+      <w:lvlJc w:val="left"/>
+      <w:pPr>
+        <w:tabs>
+          <w:tab w:val="num" w:pos="6480"/>
+        </w:tabs>
+        <w:ind w:left="6480" w:hanging="360"/>
+      </w:pPr>
+      <w:rPr>
+        <w:rFonts w:ascii="Wingdings" w:hAnsi="Wingdings" w:hint="default"/>
+        <w:sz w:val="20"/>
+      </w:rPr>
+    </w:lvl>
+  </w:abstractNum>
+  <w:abstractNum w:abstractNumId="6">
     <w:nsid w:val="59CC4265"/>
     <w:multiLevelType w:val="multilevel"/>
     <w:tmpl w:val="E10E5276"/>
@@ -4366,7 +9584,7 @@
       </w:rPr>
     </w:lvl>
   </w:abstractNum>
-  <w:abstractNum w:abstractNumId="3">
+  <w:abstractNum w:abstractNumId="7">
     <w:nsid w:val="74873C05"/>
     <w:multiLevelType w:val="multilevel"/>
     <w:tmpl w:val="AB7AE108"/>
@@ -4516,16 +9734,28 @@
     </w:lvl>
   </w:abstractNum>
   <w:num w:numId="1">
+    <w:abstractNumId w:val="6"/>
+  </w:num>
+  <w:num w:numId="2">
+    <w:abstractNumId w:val="7"/>
+  </w:num>
+  <w:num w:numId="3">
+    <w:abstractNumId w:val="1"/>
+  </w:num>
+  <w:num w:numId="4">
     <w:abstractNumId w:val="2"/>
   </w:num>
-  <w:num w:numId="2">
-    <w:abstractNumId w:val="3"/>
-  </w:num>
-  <w:num w:numId="3">
+  <w:num w:numId="5">
     <w:abstractNumId w:val="0"/>
   </w:num>
-  <w:num w:numId="4">
-    <w:abstractNumId w:val="1"/>
+  <w:num w:numId="6">
+    <w:abstractNumId w:val="4"/>
+  </w:num>
+  <w:num w:numId="7">
+    <w:abstractNumId w:val="5"/>
+  </w:num>
+  <w:num w:numId="8">
+    <w:abstractNumId w:val="3"/>
   </w:num>
 </w:numbering>
 </file>

--- a/Duplicate_handle.docx
+++ b/Duplicate_handle.docx
@@ -6445,8 +6445,6 @@
         </w:rPr>
         <w:t xml:space="preserve">           ROW_NUMBER() OVER (</w:t>
       </w:r>
-      <w:bookmarkStart w:id="0" w:name="_GoBack"/>
-      <w:bookmarkEnd w:id="0"/>
     </w:p>
     <w:p>
       <w:pPr>
@@ -6822,198 +6820,158 @@
         <w:spacing w:after="0" w:line="240" w:lineRule="auto"/>
         <w:rPr>
           <w:rFonts w:eastAsia="Times New Roman" w:cstheme="minorHAnsi"/>
-          <w:lang w:eastAsia="en-IN"/>
-        </w:rPr>
-      </w:pPr>
-      <w:r>
-        <w:rPr>
-          <w:rFonts w:eastAsia="Times New Roman" w:cstheme="minorHAnsi"/>
-          <w:lang w:eastAsia="en-IN"/>
-        </w:rPr>
-        <w:t xml:space="preserve">WHERE </w:t>
-      </w:r>
-      <w:proofErr w:type="spellStart"/>
-      <w:r>
-        <w:rPr>
-          <w:rFonts w:eastAsia="Times New Roman" w:cstheme="minorHAnsi"/>
-          <w:lang w:eastAsia="en-IN"/>
-        </w:rPr>
-        <w:t>emp_id</w:t>
-      </w:r>
-      <w:proofErr w:type="spellEnd"/>
-      <w:r>
-        <w:rPr>
-          <w:rFonts w:eastAsia="Times New Roman" w:cstheme="minorHAnsi"/>
-          <w:lang w:eastAsia="en-IN"/>
-        </w:rPr>
-        <w:t xml:space="preserve"> IN (</w:t>
-      </w:r>
-    </w:p>
-    <w:p>
-      <w:pPr>
-        <w:tabs>
-          <w:tab w:val="left" w:pos="916"/>
-          <w:tab w:val="left" w:pos="1832"/>
-          <w:tab w:val="left" w:pos="2748"/>
-          <w:tab w:val="left" w:pos="3664"/>
-          <w:tab w:val="left" w:pos="4580"/>
-          <w:tab w:val="left" w:pos="5496"/>
-          <w:tab w:val="left" w:pos="6412"/>
-          <w:tab w:val="left" w:pos="7328"/>
-          <w:tab w:val="left" w:pos="8244"/>
-          <w:tab w:val="left" w:pos="9160"/>
-          <w:tab w:val="left" w:pos="10076"/>
-          <w:tab w:val="left" w:pos="10992"/>
-          <w:tab w:val="left" w:pos="11908"/>
-          <w:tab w:val="left" w:pos="12824"/>
-          <w:tab w:val="left" w:pos="13740"/>
-          <w:tab w:val="left" w:pos="14656"/>
-        </w:tabs>
-        <w:spacing w:after="0" w:line="240" w:lineRule="auto"/>
-        <w:rPr>
-          <w:rFonts w:eastAsia="Times New Roman" w:cstheme="minorHAnsi"/>
-          <w:lang w:eastAsia="en-IN"/>
-        </w:rPr>
-      </w:pPr>
-      <w:r>
-        <w:rPr>
-          <w:rFonts w:eastAsia="Times New Roman" w:cstheme="minorHAnsi"/>
-          <w:lang w:eastAsia="en-IN"/>
-        </w:rPr>
-        <w:t xml:space="preserve">    SELECT </w:t>
-      </w:r>
-      <w:proofErr w:type="spellStart"/>
-      <w:r>
-        <w:rPr>
-          <w:rFonts w:eastAsia="Times New Roman" w:cstheme="minorHAnsi"/>
-          <w:lang w:eastAsia="en-IN"/>
-        </w:rPr>
-        <w:t>emp_id</w:t>
-      </w:r>
-      <w:proofErr w:type="spellEnd"/>
-    </w:p>
-    <w:p>
-      <w:pPr>
-        <w:tabs>
-          <w:tab w:val="left" w:pos="916"/>
-          <w:tab w:val="left" w:pos="1832"/>
-          <w:tab w:val="left" w:pos="2748"/>
-          <w:tab w:val="left" w:pos="3664"/>
-          <w:tab w:val="left" w:pos="4580"/>
-          <w:tab w:val="left" w:pos="5496"/>
-          <w:tab w:val="left" w:pos="6412"/>
-          <w:tab w:val="left" w:pos="7328"/>
-          <w:tab w:val="left" w:pos="8244"/>
-          <w:tab w:val="left" w:pos="9160"/>
-          <w:tab w:val="left" w:pos="10076"/>
-          <w:tab w:val="left" w:pos="10992"/>
-          <w:tab w:val="left" w:pos="11908"/>
-          <w:tab w:val="left" w:pos="12824"/>
-          <w:tab w:val="left" w:pos="13740"/>
-          <w:tab w:val="left" w:pos="14656"/>
-        </w:tabs>
-        <w:spacing w:after="0" w:line="240" w:lineRule="auto"/>
-        <w:rPr>
-          <w:rFonts w:eastAsia="Times New Roman" w:cstheme="minorHAnsi"/>
-          <w:lang w:eastAsia="en-IN"/>
-        </w:rPr>
-      </w:pPr>
-      <w:r>
-        <w:rPr>
-          <w:rFonts w:eastAsia="Times New Roman" w:cstheme="minorHAnsi"/>
-          <w:lang w:eastAsia="en-IN"/>
-        </w:rPr>
-        <w:t xml:space="preserve">    FROM </w:t>
-      </w:r>
-      <w:proofErr w:type="spellStart"/>
-      <w:r>
-        <w:rPr>
-          <w:rFonts w:eastAsia="Times New Roman" w:cstheme="minorHAnsi"/>
-          <w:lang w:eastAsia="en-IN"/>
-        </w:rPr>
-        <w:t>ranked_employees</w:t>
-      </w:r>
-      <w:proofErr w:type="spellEnd"/>
-    </w:p>
-    <w:p>
-      <w:pPr>
-        <w:tabs>
-          <w:tab w:val="left" w:pos="916"/>
-          <w:tab w:val="left" w:pos="1832"/>
-          <w:tab w:val="left" w:pos="2748"/>
-          <w:tab w:val="left" w:pos="3664"/>
-          <w:tab w:val="left" w:pos="4580"/>
-          <w:tab w:val="left" w:pos="5496"/>
-          <w:tab w:val="left" w:pos="6412"/>
-          <w:tab w:val="left" w:pos="7328"/>
-          <w:tab w:val="left" w:pos="8244"/>
-          <w:tab w:val="left" w:pos="9160"/>
-          <w:tab w:val="left" w:pos="10076"/>
-          <w:tab w:val="left" w:pos="10992"/>
-          <w:tab w:val="left" w:pos="11908"/>
-          <w:tab w:val="left" w:pos="12824"/>
-          <w:tab w:val="left" w:pos="13740"/>
-          <w:tab w:val="left" w:pos="14656"/>
-        </w:tabs>
-        <w:spacing w:after="0" w:line="240" w:lineRule="auto"/>
-        <w:rPr>
-          <w:rFonts w:eastAsia="Times New Roman" w:cstheme="minorHAnsi"/>
-          <w:lang w:eastAsia="en-IN"/>
-        </w:rPr>
-      </w:pPr>
-      <w:r>
-        <w:rPr>
-          <w:rFonts w:eastAsia="Times New Roman" w:cstheme="minorHAnsi"/>
-          <w:lang w:eastAsia="en-IN"/>
-        </w:rPr>
-        <w:t xml:space="preserve">    WHERE </w:t>
-      </w:r>
-      <w:proofErr w:type="spellStart"/>
-      <w:r>
-        <w:rPr>
-          <w:rFonts w:eastAsia="Times New Roman" w:cstheme="minorHAnsi"/>
-          <w:lang w:eastAsia="en-IN"/>
-        </w:rPr>
-        <w:t>rn</w:t>
-      </w:r>
-      <w:proofErr w:type="spellEnd"/>
-      <w:r>
-        <w:rPr>
-          <w:rFonts w:eastAsia="Times New Roman" w:cstheme="minorHAnsi"/>
-          <w:lang w:eastAsia="en-IN"/>
-        </w:rPr>
-        <w:t xml:space="preserve"> &gt; 1</w:t>
-      </w:r>
-    </w:p>
-    <w:p>
-      <w:pPr>
-        <w:tabs>
-          <w:tab w:val="left" w:pos="916"/>
-          <w:tab w:val="left" w:pos="1832"/>
-          <w:tab w:val="left" w:pos="2748"/>
-          <w:tab w:val="left" w:pos="3664"/>
-          <w:tab w:val="left" w:pos="4580"/>
-          <w:tab w:val="left" w:pos="5496"/>
-          <w:tab w:val="left" w:pos="6412"/>
-          <w:tab w:val="left" w:pos="7328"/>
-          <w:tab w:val="left" w:pos="8244"/>
-          <w:tab w:val="left" w:pos="9160"/>
-          <w:tab w:val="left" w:pos="10076"/>
-          <w:tab w:val="left" w:pos="10992"/>
-          <w:tab w:val="left" w:pos="11908"/>
-          <w:tab w:val="left" w:pos="12824"/>
-          <w:tab w:val="left" w:pos="13740"/>
-          <w:tab w:val="left" w:pos="14656"/>
-        </w:tabs>
-        <w:spacing w:after="0" w:line="240" w:lineRule="auto"/>
-        <w:rPr>
-          <w:rFonts w:eastAsia="Times New Roman" w:cstheme="minorHAnsi"/>
-          <w:lang w:eastAsia="en-IN"/>
-        </w:rPr>
-      </w:pPr>
-      <w:r>
-        <w:rPr>
-          <w:rFonts w:eastAsia="Times New Roman" w:cstheme="minorHAnsi"/>
+          <w:noProof/>
+          <w:lang w:eastAsia="en-IN"/>
+        </w:rPr>
+      </w:pPr>
+      <w:r>
+        <w:rPr>
+          <w:rFonts w:eastAsia="Times New Roman" w:cstheme="minorHAnsi"/>
+          <w:noProof/>
+          <w:lang w:eastAsia="en-IN"/>
+        </w:rPr>
+        <w:t>WHERE emp_id IN (</w:t>
+      </w:r>
+    </w:p>
+    <w:p>
+      <w:pPr>
+        <w:tabs>
+          <w:tab w:val="left" w:pos="916"/>
+          <w:tab w:val="left" w:pos="1832"/>
+          <w:tab w:val="left" w:pos="2748"/>
+          <w:tab w:val="left" w:pos="3664"/>
+          <w:tab w:val="left" w:pos="4580"/>
+          <w:tab w:val="left" w:pos="5496"/>
+          <w:tab w:val="left" w:pos="6412"/>
+          <w:tab w:val="left" w:pos="7328"/>
+          <w:tab w:val="left" w:pos="8244"/>
+          <w:tab w:val="left" w:pos="9160"/>
+          <w:tab w:val="left" w:pos="10076"/>
+          <w:tab w:val="left" w:pos="10992"/>
+          <w:tab w:val="left" w:pos="11908"/>
+          <w:tab w:val="left" w:pos="12824"/>
+          <w:tab w:val="left" w:pos="13740"/>
+          <w:tab w:val="left" w:pos="14656"/>
+        </w:tabs>
+        <w:spacing w:after="0" w:line="240" w:lineRule="auto"/>
+        <w:rPr>
+          <w:rFonts w:eastAsia="Times New Roman" w:cstheme="minorHAnsi"/>
+          <w:noProof/>
+          <w:lang w:eastAsia="en-IN"/>
+        </w:rPr>
+      </w:pPr>
+      <w:r>
+        <w:rPr>
+          <w:rFonts w:eastAsia="Times New Roman" w:cstheme="minorHAnsi"/>
+          <w:noProof/>
+          <w:lang w:eastAsia="en-IN"/>
+        </w:rPr>
+        <w:t xml:space="preserve">    SELECT emp_id</w:t>
+      </w:r>
+    </w:p>
+    <w:p>
+      <w:pPr>
+        <w:tabs>
+          <w:tab w:val="left" w:pos="916"/>
+          <w:tab w:val="left" w:pos="1832"/>
+          <w:tab w:val="left" w:pos="2748"/>
+          <w:tab w:val="left" w:pos="3664"/>
+          <w:tab w:val="left" w:pos="4580"/>
+          <w:tab w:val="left" w:pos="5496"/>
+          <w:tab w:val="left" w:pos="6412"/>
+          <w:tab w:val="left" w:pos="7328"/>
+          <w:tab w:val="left" w:pos="8244"/>
+          <w:tab w:val="left" w:pos="9160"/>
+          <w:tab w:val="left" w:pos="10076"/>
+          <w:tab w:val="left" w:pos="10992"/>
+          <w:tab w:val="left" w:pos="11908"/>
+          <w:tab w:val="left" w:pos="12824"/>
+          <w:tab w:val="left" w:pos="13740"/>
+          <w:tab w:val="left" w:pos="14656"/>
+        </w:tabs>
+        <w:spacing w:after="0" w:line="240" w:lineRule="auto"/>
+        <w:rPr>
+          <w:rFonts w:eastAsia="Times New Roman" w:cstheme="minorHAnsi"/>
+          <w:noProof/>
+          <w:lang w:eastAsia="en-IN"/>
+        </w:rPr>
+      </w:pPr>
+      <w:r>
+        <w:rPr>
+          <w:rFonts w:eastAsia="Times New Roman" w:cstheme="minorHAnsi"/>
+          <w:noProof/>
+          <w:lang w:eastAsia="en-IN"/>
+        </w:rPr>
+        <w:t xml:space="preserve">    FROM ranked_employees</w:t>
+      </w:r>
+    </w:p>
+    <w:p>
+      <w:pPr>
+        <w:tabs>
+          <w:tab w:val="left" w:pos="916"/>
+          <w:tab w:val="left" w:pos="1832"/>
+          <w:tab w:val="left" w:pos="2748"/>
+          <w:tab w:val="left" w:pos="3664"/>
+          <w:tab w:val="left" w:pos="4580"/>
+          <w:tab w:val="left" w:pos="5496"/>
+          <w:tab w:val="left" w:pos="6412"/>
+          <w:tab w:val="left" w:pos="7328"/>
+          <w:tab w:val="left" w:pos="8244"/>
+          <w:tab w:val="left" w:pos="9160"/>
+          <w:tab w:val="left" w:pos="10076"/>
+          <w:tab w:val="left" w:pos="10992"/>
+          <w:tab w:val="left" w:pos="11908"/>
+          <w:tab w:val="left" w:pos="12824"/>
+          <w:tab w:val="left" w:pos="13740"/>
+          <w:tab w:val="left" w:pos="14656"/>
+        </w:tabs>
+        <w:spacing w:after="0" w:line="240" w:lineRule="auto"/>
+        <w:rPr>
+          <w:rFonts w:eastAsia="Times New Roman" w:cstheme="minorHAnsi"/>
+          <w:noProof/>
+          <w:lang w:eastAsia="en-IN"/>
+        </w:rPr>
+      </w:pPr>
+      <w:r>
+        <w:rPr>
+          <w:rFonts w:eastAsia="Times New Roman" w:cstheme="minorHAnsi"/>
+          <w:noProof/>
+          <w:lang w:eastAsia="en-IN"/>
+        </w:rPr>
+        <w:t xml:space="preserve">    WHERE rn &gt; 1</w:t>
+      </w:r>
+    </w:p>
+    <w:p>
+      <w:pPr>
+        <w:tabs>
+          <w:tab w:val="left" w:pos="916"/>
+          <w:tab w:val="left" w:pos="1832"/>
+          <w:tab w:val="left" w:pos="2748"/>
+          <w:tab w:val="left" w:pos="3664"/>
+          <w:tab w:val="left" w:pos="4580"/>
+          <w:tab w:val="left" w:pos="5496"/>
+          <w:tab w:val="left" w:pos="6412"/>
+          <w:tab w:val="left" w:pos="7328"/>
+          <w:tab w:val="left" w:pos="8244"/>
+          <w:tab w:val="left" w:pos="9160"/>
+          <w:tab w:val="left" w:pos="10076"/>
+          <w:tab w:val="left" w:pos="10992"/>
+          <w:tab w:val="left" w:pos="11908"/>
+          <w:tab w:val="left" w:pos="12824"/>
+          <w:tab w:val="left" w:pos="13740"/>
+          <w:tab w:val="left" w:pos="14656"/>
+        </w:tabs>
+        <w:spacing w:after="0" w:line="240" w:lineRule="auto"/>
+        <w:rPr>
+          <w:rFonts w:eastAsia="Times New Roman" w:cstheme="minorHAnsi"/>
+          <w:noProof/>
+          <w:lang w:eastAsia="en-IN"/>
+        </w:rPr>
+      </w:pPr>
+      <w:r>
+        <w:rPr>
+          <w:rFonts w:eastAsia="Times New Roman" w:cstheme="minorHAnsi"/>
+          <w:noProof/>
           <w:lang w:eastAsia="en-IN"/>
         </w:rPr>
         <w:t>);</w:t>
@@ -7028,12 +6986,14 @@
         <w:spacing w:before="100" w:beforeAutospacing="1" w:after="100" w:afterAutospacing="1" w:line="240" w:lineRule="auto"/>
         <w:rPr>
           <w:rFonts w:eastAsia="Times New Roman" w:cstheme="minorHAnsi"/>
-          <w:lang w:eastAsia="en-IN"/>
-        </w:rPr>
-      </w:pPr>
-      <w:r>
-        <w:rPr>
-          <w:rFonts w:eastAsia="Times New Roman" w:cstheme="minorHAnsi"/>
+          <w:noProof/>
+          <w:lang w:eastAsia="en-IN"/>
+        </w:rPr>
+      </w:pPr>
+      <w:r>
+        <w:rPr>
+          <w:rFonts w:eastAsia="Times New Roman" w:cstheme="minorHAnsi"/>
+          <w:noProof/>
           <w:lang w:eastAsia="en-IN"/>
         </w:rPr>
         <w:t>Deletes only duplicate rows</w:t>
@@ -7048,32 +7008,20 @@
         <w:spacing w:before="100" w:beforeAutospacing="1" w:after="100" w:afterAutospacing="1" w:line="240" w:lineRule="auto"/>
         <w:rPr>
           <w:rFonts w:eastAsia="Times New Roman" w:cstheme="minorHAnsi"/>
-          <w:lang w:eastAsia="en-IN"/>
-        </w:rPr>
-      </w:pPr>
-      <w:r>
-        <w:rPr>
-          <w:rFonts w:eastAsia="Times New Roman" w:cstheme="minorHAnsi"/>
-          <w:lang w:eastAsia="en-IN"/>
-        </w:rPr>
-        <w:t xml:space="preserve">Uses </w:t>
-      </w:r>
-      <w:proofErr w:type="spellStart"/>
-      <w:r>
-        <w:rPr>
-          <w:rFonts w:eastAsia="Times New Roman" w:cstheme="minorHAnsi"/>
-          <w:lang w:eastAsia="en-IN"/>
-        </w:rPr>
-        <w:t>emp_id</w:t>
-      </w:r>
-      <w:proofErr w:type="spellEnd"/>
-      <w:r>
-        <w:rPr>
-          <w:rFonts w:eastAsia="Times New Roman" w:cstheme="minorHAnsi"/>
-          <w:lang w:eastAsia="en-IN"/>
-        </w:rPr>
-        <w:t xml:space="preserve"> (safe and efficient)</w:t>
-      </w:r>
+          <w:noProof/>
+          <w:lang w:eastAsia="en-IN"/>
+        </w:rPr>
+      </w:pPr>
+      <w:r>
+        <w:rPr>
+          <w:rFonts w:eastAsia="Times New Roman" w:cstheme="minorHAnsi"/>
+          <w:noProof/>
+          <w:lang w:eastAsia="en-IN"/>
+        </w:rPr>
+        <w:t>Uses emp_id (safe and efficient)</w:t>
+      </w:r>
+      <w:bookmarkStart w:id="0" w:name="_GoBack"/>
+      <w:bookmarkEnd w:id="0"/>
     </w:p>
     <w:p>
       <w:pPr>
